--- a/TS-Kramam/TS-5.6/TS 5.6 Sanskrit Krama Paatam Corrections.docx
+++ b/TS-Kramam/TS-5.6/TS 5.6 Sanskrit Krama Paatam Corrections.docx
@@ -44,6 +44,7 @@
         </w:rPr>
         <w:t xml:space="preserve"> Paatam – TS </w:t>
       </w:r>
+      <w:proofErr w:type="gramStart"/>
       <w:r>
         <w:rPr>
           <w:b/>
@@ -72,7 +73,18 @@
           <w:szCs w:val="32"/>
           <w:u w:val="single"/>
         </w:rPr>
-        <w:t xml:space="preserve">Sanskrit </w:t>
+        <w:t>Sanskrit</w:t>
+      </w:r>
+      <w:proofErr w:type="gramEnd"/>
+      <w:r>
+        <w:rPr>
+          <w:b/>
+          <w:bCs/>
+          <w:sz w:val="32"/>
+          <w:szCs w:val="32"/>
+          <w:u w:val="single"/>
+        </w:rPr>
+        <w:t xml:space="preserve"> </w:t>
       </w:r>
       <w:r>
         <w:rPr>
@@ -102,7 +114,18 @@
           <w:szCs w:val="32"/>
           <w:u w:val="single"/>
         </w:rPr>
-        <w:t xml:space="preserve">Observed till </w:t>
+        <w:t xml:space="preserve">Observed </w:t>
+      </w:r>
+      <w:proofErr w:type="gramStart"/>
+      <w:r>
+        <w:rPr>
+          <w:b/>
+          <w:bCs/>
+          <w:sz w:val="32"/>
+          <w:szCs w:val="32"/>
+          <w:u w:val="single"/>
+        </w:rPr>
+        <w:t xml:space="preserve">till </w:t>
       </w:r>
       <w:r>
         <w:rPr>
@@ -115,6 +138,7 @@
         </w:rPr>
         <w:t>????</w:t>
       </w:r>
+      <w:proofErr w:type="gramEnd"/>
     </w:p>
     <w:p>
       <w:pPr>
@@ -150,14 +174,14 @@
         <w:tblLook w:val="04A0" w:firstRow="1" w:lastRow="0" w:firstColumn="1" w:lastColumn="0" w:noHBand="0" w:noVBand="1"/>
       </w:tblPr>
       <w:tblGrid>
-        <w:gridCol w:w="4048"/>
-        <w:gridCol w:w="4819"/>
-        <w:gridCol w:w="5103"/>
+        <w:gridCol w:w="3764"/>
+        <w:gridCol w:w="4678"/>
+        <w:gridCol w:w="5528"/>
       </w:tblGrid>
       <w:tr>
         <w:tc>
           <w:tcPr>
-            <w:tcW w:w="4048" w:type="dxa"/>
+            <w:tcW w:w="3764" w:type="dxa"/>
           </w:tcPr>
           <w:p>
             <w:pPr>
@@ -196,7 +220,7 @@
         </w:tc>
         <w:tc>
           <w:tcPr>
-            <w:tcW w:w="4819" w:type="dxa"/>
+            <w:tcW w:w="4678" w:type="dxa"/>
           </w:tcPr>
           <w:p>
             <w:pPr>
@@ -218,7 +242,7 @@
         </w:tc>
         <w:tc>
           <w:tcPr>
-            <w:tcW w:w="5103" w:type="dxa"/>
+            <w:tcW w:w="5528" w:type="dxa"/>
           </w:tcPr>
           <w:p>
             <w:pPr>
@@ -266,9 +290,9 @@
         <w:tblLook w:val="04A0" w:firstRow="1" w:lastRow="0" w:firstColumn="1" w:lastColumn="0" w:noHBand="0" w:noVBand="1"/>
       </w:tblPr>
       <w:tblGrid>
-        <w:gridCol w:w="4048"/>
-        <w:gridCol w:w="4819"/>
-        <w:gridCol w:w="5103"/>
+        <w:gridCol w:w="3764"/>
+        <w:gridCol w:w="4678"/>
+        <w:gridCol w:w="5528"/>
       </w:tblGrid>
       <w:tr>
         <w:trPr>
@@ -276,8 +300,7 @@
         </w:trPr>
         <w:tc>
           <w:tcPr>
-            <w:tcW w:w="4048" w:type="dxa"/>
-            <w:shd w:val="clear" w:color="auto" w:fill="auto"/>
+            <w:tcW w:w="3764" w:type="dxa"/>
           </w:tcPr>
           <w:p>
             <w:pPr>
@@ -398,8 +421,7 @@
         </w:tc>
         <w:tc>
           <w:tcPr>
-            <w:tcW w:w="4819" w:type="dxa"/>
-            <w:shd w:val="clear" w:color="auto" w:fill="auto"/>
+            <w:tcW w:w="4678" w:type="dxa"/>
           </w:tcPr>
           <w:p>
             <w:pPr>
@@ -408,7 +430,6 @@
               <w:autoSpaceDN w:val="0"/>
               <w:adjustRightInd w:val="0"/>
               <w:spacing w:before="0" w:line="240" w:lineRule="auto"/>
-              <w:jc w:val="center"/>
               <w:rPr>
                 <w:rFonts w:ascii="BRH Devanagari Extra" w:hAnsi="BRH Devanagari Extra" w:cs="BRH Devanagari Extra"/>
                 <w:color w:val="000000"/>
@@ -494,9 +515,293 @@
         </w:tc>
         <w:tc>
           <w:tcPr>
-            <w:tcW w:w="5103" w:type="dxa"/>
-            <w:shd w:val="clear" w:color="auto" w:fill="auto"/>
+            <w:tcW w:w="5528" w:type="dxa"/>
           </w:tcPr>
+          <w:p>
+            <w:pPr>
+              <w:widowControl w:val="0"/>
+              <w:autoSpaceDE w:val="0"/>
+              <w:autoSpaceDN w:val="0"/>
+              <w:adjustRightInd w:val="0"/>
+              <w:spacing w:before="0" w:line="240" w:lineRule="auto"/>
+              <w:rPr>
+                <w:rFonts w:ascii="BRH Devanagari Extra" w:hAnsi="BRH Devanagari Extra" w:cs="BRH Devanagari Extra"/>
+                <w:color w:val="000000"/>
+                <w:sz w:val="36"/>
+                <w:szCs w:val="40"/>
+                <w:lang w:bidi="ml-IN"/>
+              </w:rPr>
+            </w:pPr>
+            <w:r>
+              <w:rPr>
+                <w:rFonts w:ascii="BRH Devanagari Extra" w:hAnsi="BRH Devanagari Extra" w:cs="BRH Devanagari Extra"/>
+                <w:color w:val="000000"/>
+                <w:sz w:val="40"/>
+                <w:szCs w:val="40"/>
+                <w:lang w:bidi="ml-IN"/>
+              </w:rPr>
+              <w:t>C</w:t>
+            </w:r>
+            <w:r>
+              <w:rPr>
+                <w:rFonts w:ascii="BRH Malayalam Extra" w:hAnsi="BRH Malayalam Extra" w:cs="BRH Devanagari Extra"/>
+                <w:b/>
+                <w:color w:val="000000"/>
+                <w:sz w:val="32"/>
+                <w:szCs w:val="40"/>
+                <w:lang w:bidi="ml-IN"/>
+              </w:rPr>
+              <w:t>–</w:t>
+            </w:r>
+            <w:r>
+              <w:rPr>
+                <w:rFonts w:ascii="BRH Devanagari Extra" w:hAnsi="BRH Devanagari Extra" w:cs="BRH Devanagari Extra"/>
+                <w:color w:val="000000"/>
+                <w:sz w:val="40"/>
+                <w:szCs w:val="40"/>
+                <w:lang w:bidi="ml-IN"/>
+              </w:rPr>
+              <w:t>Wû lÉþÈ | lÉ</w:t>
+            </w:r>
+            <w:r>
+              <w:rPr>
+                <w:rFonts w:ascii="BRH Malayalam Extra" w:hAnsi="BRH Malayalam Extra" w:cs="BRH Devanagari Extra"/>
+                <w:b/>
+                <w:color w:val="000000"/>
+                <w:sz w:val="32"/>
+                <w:szCs w:val="40"/>
+                <w:lang w:bidi="ml-IN"/>
+              </w:rPr>
+              <w:t>–</w:t>
+            </w:r>
+            <w:r>
+              <w:rPr>
+                <w:rFonts w:ascii="BRH Devanagari Extra" w:hAnsi="BRH Devanagari Extra" w:cs="BRH Devanagari Extra"/>
+                <w:color w:val="000000"/>
+                <w:sz w:val="40"/>
+                <w:szCs w:val="40"/>
+                <w:lang w:bidi="ml-IN"/>
+              </w:rPr>
+              <w:t xml:space="preserve"> C</w:t>
+            </w:r>
+            <w:r>
+              <w:rPr>
+                <w:rFonts w:ascii="BRH Devanagari Extra" w:hAnsi="BRH Devanagari Extra" w:cs="BRH Devanagari Extra"/>
+                <w:color w:val="000000"/>
+                <w:sz w:val="40"/>
+                <w:szCs w:val="40"/>
+                <w:highlight w:val="green"/>
+                <w:lang w:bidi="ml-IN"/>
+              </w:rPr>
+              <w:t>ÌiÉþ lÉ</w:t>
+            </w:r>
+            <w:r>
+              <w:rPr>
+                <w:rFonts w:ascii="BRH Devanagari Extra" w:hAnsi="BRH Devanagari Extra" w:cs="BRH Devanagari Extra"/>
+                <w:color w:val="000000"/>
+                <w:sz w:val="40"/>
+                <w:szCs w:val="40"/>
+                <w:lang w:bidi="ml-IN"/>
+              </w:rPr>
+              <w:t>È ||</w:t>
+            </w:r>
+          </w:p>
+        </w:tc>
+      </w:tr>
+      <w:tr>
+        <w:trPr>
+          <w:trHeight w:val="1740"/>
+        </w:trPr>
+        <w:tc>
+          <w:tcPr>
+            <w:tcW w:w="3764" w:type="dxa"/>
+          </w:tcPr>
+          <w:p>
+            <w:pPr>
+              <w:widowControl w:val="0"/>
+              <w:tabs>
+                <w:tab w:val="left" w:pos="993"/>
+              </w:tabs>
+              <w:autoSpaceDE w:val="0"/>
+              <w:autoSpaceDN w:val="0"/>
+              <w:adjustRightInd w:val="0"/>
+              <w:spacing w:before="0" w:line="252" w:lineRule="auto"/>
+              <w:ind w:right="297"/>
+              <w:rPr>
+                <w:rFonts w:cs="Arial"/>
+                <w:b/>
+                <w:sz w:val="28"/>
+                <w:szCs w:val="32"/>
+              </w:rPr>
+            </w:pPr>
+            <w:r>
+              <w:rPr>
+                <w:rFonts w:cs="Arial"/>
+                <w:b/>
+                <w:sz w:val="28"/>
+                <w:szCs w:val="32"/>
+              </w:rPr>
+              <w:t>T.S.5.6.</w:t>
+            </w:r>
+            <w:r>
+              <w:rPr>
+                <w:rFonts w:cs="Arial"/>
+                <w:b/>
+                <w:sz w:val="28"/>
+                <w:szCs w:val="32"/>
+              </w:rPr>
+              <w:t>3.2</w:t>
+            </w:r>
+            <w:r>
+              <w:rPr>
+                <w:rFonts w:cs="Arial"/>
+                <w:b/>
+                <w:sz w:val="28"/>
+                <w:szCs w:val="32"/>
+              </w:rPr>
+              <w:t xml:space="preserve"> – Kramam</w:t>
+            </w:r>
+          </w:p>
+          <w:p>
+            <w:pPr>
+              <w:widowControl w:val="0"/>
+              <w:tabs>
+                <w:tab w:val="left" w:pos="993"/>
+              </w:tabs>
+              <w:autoSpaceDE w:val="0"/>
+              <w:autoSpaceDN w:val="0"/>
+              <w:adjustRightInd w:val="0"/>
+              <w:spacing w:before="0" w:line="252" w:lineRule="auto"/>
+              <w:ind w:right="297"/>
+              <w:rPr>
+                <w:rFonts w:cs="Arial"/>
+                <w:b/>
+                <w:sz w:val="28"/>
+                <w:szCs w:val="32"/>
+                <w:lang w:val="en-IN"/>
+              </w:rPr>
+            </w:pPr>
+            <w:r>
+              <w:rPr>
+                <w:rFonts w:cs="Arial"/>
+                <w:b/>
+                <w:sz w:val="28"/>
+                <w:szCs w:val="32"/>
+                <w:lang w:val="en-IN"/>
+              </w:rPr>
+              <w:t>Krama Vaakyam No.– 33</w:t>
+            </w:r>
+          </w:p>
+          <w:p>
+            <w:pPr>
+              <w:widowControl w:val="0"/>
+              <w:tabs>
+                <w:tab w:val="left" w:pos="993"/>
+              </w:tabs>
+              <w:autoSpaceDE w:val="0"/>
+              <w:autoSpaceDN w:val="0"/>
+              <w:adjustRightInd w:val="0"/>
+              <w:spacing w:before="0" w:line="252" w:lineRule="auto"/>
+              <w:ind w:right="297"/>
+              <w:rPr>
+                <w:rFonts w:cs="Arial"/>
+                <w:b/>
+                <w:sz w:val="28"/>
+                <w:szCs w:val="32"/>
+              </w:rPr>
+            </w:pPr>
+            <w:r>
+              <w:rPr>
+                <w:rFonts w:cs="Arial"/>
+                <w:b/>
+                <w:sz w:val="28"/>
+                <w:szCs w:val="32"/>
+                <w:lang w:val="it-IT"/>
+              </w:rPr>
+              <w:t>Panchaati No</w:t>
+            </w:r>
+            <w:r>
+              <w:rPr>
+                <w:rFonts w:cs="Arial"/>
+                <w:b/>
+                <w:szCs w:val="32"/>
+                <w:lang w:val="it-IT"/>
+              </w:rPr>
+              <w:t xml:space="preserve">. - </w:t>
+            </w:r>
+            <w:r>
+              <w:rPr>
+                <w:rFonts w:cs="Arial"/>
+                <w:b/>
+                <w:sz w:val="28"/>
+                <w:szCs w:val="32"/>
+                <w:lang w:val="it-IT"/>
+              </w:rPr>
+              <w:t>1</w:t>
+            </w:r>
+            <w:r>
+              <w:rPr>
+                <w:rFonts w:cs="Arial"/>
+                <w:b/>
+                <w:sz w:val="28"/>
+                <w:szCs w:val="32"/>
+                <w:lang w:val="it-IT"/>
+              </w:rPr>
+              <w:t>2</w:t>
+            </w:r>
+          </w:p>
+        </w:tc>
+        <w:tc>
+          <w:tcPr>
+            <w:tcW w:w="4678" w:type="dxa"/>
+          </w:tcPr>
+          <w:p>
+            <w:pPr>
+              <w:widowControl w:val="0"/>
+              <w:autoSpaceDE w:val="0"/>
+              <w:autoSpaceDN w:val="0"/>
+              <w:adjustRightInd w:val="0"/>
+              <w:spacing w:before="0" w:line="240" w:lineRule="auto"/>
+              <w:rPr>
+                <w:rFonts w:ascii="BRH Devanagari Extra" w:hAnsi="BRH Devanagari Extra" w:cs="BRH Devanagari Extra"/>
+                <w:color w:val="000000"/>
+                <w:sz w:val="40"/>
+                <w:szCs w:val="40"/>
+                <w:lang w:bidi="ml-IN"/>
+              </w:rPr>
+            </w:pPr>
+            <w:r>
+              <w:rPr>
+                <w:rFonts w:ascii="BRH Devanagari Extra" w:hAnsi="BRH Devanagari Extra" w:cs="BRH Devanagari Extra"/>
+                <w:color w:val="000000"/>
+                <w:sz w:val="40"/>
+                <w:szCs w:val="40"/>
+                <w:lang w:bidi="ml-IN"/>
+              </w:rPr>
+              <w:t>A³ÉþxrÉÉ³ÉxrÉÉ</w:t>
+            </w:r>
+            <w:r>
+              <w:rPr>
+                <w:rFonts w:ascii="BRH Malayalam Extra" w:hAnsi="BRH Malayalam Extra" w:cs="BRH Devanagari Extra"/>
+                <w:b/>
+                <w:color w:val="000000"/>
+                <w:sz w:val="32"/>
+                <w:szCs w:val="40"/>
+                <w:lang w:bidi="ml-IN"/>
+              </w:rPr>
+              <w:t>–</w:t>
+            </w:r>
+            <w:r>
+              <w:rPr>
+                <w:rFonts w:ascii="BRH Devanagari Extra" w:hAnsi="BRH Devanagari Extra" w:cs="BRH Devanagari Extra"/>
+                <w:color w:val="000000"/>
+                <w:sz w:val="40"/>
+                <w:szCs w:val="40"/>
+                <w:lang w:bidi="ml-IN"/>
+              </w:rPr>
+              <w:t xml:space="preserve">ÍpÉ | </w:t>
+            </w:r>
+          </w:p>
           <w:p>
             <w:pPr>
               <w:widowControl w:val="0"/>
@@ -506,64 +811,205 @@
               <w:spacing w:before="0" w:line="240" w:lineRule="auto"/>
               <w:jc w:val="center"/>
               <w:rPr>
-                <w:rFonts w:ascii="BRH Devanagari Extra" w:hAnsi="BRH Devanagari Extra" w:cs="BRH Devanagari Extra"/>
-                <w:color w:val="000000"/>
-                <w:sz w:val="36"/>
-                <w:szCs w:val="40"/>
-                <w:lang w:bidi="ml-IN"/>
-              </w:rPr>
-            </w:pPr>
-            <w:r>
-              <w:rPr>
-                <w:rFonts w:ascii="BRH Devanagari Extra" w:hAnsi="BRH Devanagari Extra" w:cs="BRH Devanagari Extra"/>
-                <w:color w:val="000000"/>
-                <w:sz w:val="40"/>
-                <w:szCs w:val="40"/>
-                <w:lang w:bidi="ml-IN"/>
-              </w:rPr>
-              <w:t>C</w:t>
-            </w:r>
-            <w:r>
-              <w:rPr>
-                <w:rFonts w:ascii="BRH Malayalam Extra" w:hAnsi="BRH Malayalam Extra" w:cs="BRH Devanagari Extra"/>
-                <w:b/>
-                <w:color w:val="000000"/>
-                <w:sz w:val="32"/>
-                <w:szCs w:val="40"/>
-                <w:lang w:bidi="ml-IN"/>
-              </w:rPr>
-              <w:t>–</w:t>
-            </w:r>
-            <w:r>
-              <w:rPr>
-                <w:rFonts w:ascii="BRH Devanagari Extra" w:hAnsi="BRH Devanagari Extra" w:cs="BRH Devanagari Extra"/>
-                <w:color w:val="000000"/>
-                <w:sz w:val="40"/>
-                <w:szCs w:val="40"/>
-                <w:lang w:bidi="ml-IN"/>
-              </w:rPr>
-              <w:t>Wû lÉþÈ | lÉ</w:t>
-            </w:r>
-            <w:r>
-              <w:rPr>
-                <w:rFonts w:ascii="BRH Malayalam Extra" w:hAnsi="BRH Malayalam Extra" w:cs="BRH Devanagari Extra"/>
-                <w:b/>
-                <w:color w:val="000000"/>
-                <w:sz w:val="32"/>
-                <w:szCs w:val="40"/>
-                <w:lang w:bidi="ml-IN"/>
-              </w:rPr>
-              <w:t>–</w:t>
-            </w:r>
-            <w:r>
-              <w:rPr>
-                <w:rFonts w:ascii="BRH Devanagari Extra" w:hAnsi="BRH Devanagari Extra" w:cs="BRH Devanagari Extra"/>
-                <w:color w:val="000000"/>
-                <w:sz w:val="40"/>
-                <w:szCs w:val="40"/>
-                <w:lang w:bidi="ml-IN"/>
-              </w:rPr>
-              <w:t xml:space="preserve"> C</w:t>
+                <w:rFonts w:ascii="Latha" w:hAnsi="Latha" w:cs="Latha"/>
+                <w:sz w:val="28"/>
+                <w:szCs w:val="28"/>
+                <w:cs/>
+                <w:lang w:bidi="ta-IN"/>
+              </w:rPr>
+            </w:pPr>
+            <w:r>
+              <w:rPr>
+                <w:rFonts w:ascii="BRH Devanagari Extra" w:hAnsi="BRH Devanagari Extra" w:cs="BRH Devanagari Extra"/>
+                <w:color w:val="000000"/>
+                <w:sz w:val="40"/>
+                <w:szCs w:val="40"/>
+                <w:lang w:bidi="ml-IN"/>
+              </w:rPr>
+              <w:t>A</w:t>
+            </w:r>
+            <w:r>
+              <w:rPr>
+                <w:rFonts w:ascii="BRH Devanagari Extra" w:hAnsi="BRH Devanagari Extra" w:cs="BRH Devanagari Extra"/>
+                <w:color w:val="000000"/>
+                <w:sz w:val="40"/>
+                <w:szCs w:val="40"/>
+                <w:highlight w:val="yellow"/>
+                <w:lang w:bidi="ml-IN"/>
+              </w:rPr>
+              <w:t>lr</w:t>
+            </w:r>
+            <w:r>
+              <w:rPr>
+                <w:rFonts w:ascii="BRH Devanagari Extra" w:hAnsi="BRH Devanagari Extra" w:cs="BRH Devanagari Extra"/>
+                <w:color w:val="000000"/>
+                <w:sz w:val="40"/>
+                <w:szCs w:val="40"/>
+                <w:lang w:bidi="ml-IN"/>
+              </w:rPr>
+              <w:t>ÉþxrÉÉ³É</w:t>
+            </w:r>
+            <w:r>
+              <w:rPr>
+                <w:rFonts w:ascii="BRH Malayalam Extra" w:hAnsi="BRH Malayalam Extra" w:cs="BRH Devanagari Extra"/>
+                <w:b/>
+                <w:color w:val="000000"/>
+                <w:sz w:val="32"/>
+                <w:szCs w:val="40"/>
+                <w:lang w:bidi="ml-IN"/>
+              </w:rPr>
+              <w:t>–</w:t>
+            </w:r>
+            <w:r>
+              <w:rPr>
+                <w:rFonts w:ascii="BRH Devanagari Extra" w:hAnsi="BRH Devanagari Extra" w:cs="BRH Devanagari Extra"/>
+                <w:color w:val="000000"/>
+                <w:sz w:val="40"/>
+                <w:szCs w:val="40"/>
+                <w:lang w:bidi="ml-IN"/>
+              </w:rPr>
+              <w:t>xrÉåirÉ³ÉþxrÉ-A</w:t>
+            </w:r>
+            <w:r>
+              <w:rPr>
+                <w:rFonts w:ascii="BRH Malayalam Extra" w:hAnsi="BRH Malayalam Extra" w:cs="BRH Devanagari Extra"/>
+                <w:b/>
+                <w:color w:val="000000"/>
+                <w:sz w:val="32"/>
+                <w:szCs w:val="40"/>
+                <w:lang w:bidi="ml-IN"/>
+              </w:rPr>
+              <w:t>–</w:t>
+            </w:r>
+            <w:r>
+              <w:rPr>
+                <w:rFonts w:ascii="BRH Devanagari Extra" w:hAnsi="BRH Devanagari Extra" w:cs="BRH Devanagari Extra"/>
+                <w:color w:val="000000"/>
+                <w:sz w:val="40"/>
+                <w:szCs w:val="40"/>
+                <w:lang w:bidi="ml-IN"/>
+              </w:rPr>
+              <w:t>³É</w:t>
+            </w:r>
+            <w:r>
+              <w:rPr>
+                <w:rFonts w:ascii="BRH Malayalam Extra" w:hAnsi="BRH Malayalam Extra" w:cs="BRH Devanagari Extra"/>
+                <w:b/>
+                <w:color w:val="000000"/>
+                <w:sz w:val="32"/>
+                <w:szCs w:val="40"/>
+                <w:lang w:bidi="ml-IN"/>
+              </w:rPr>
+              <w:t>–</w:t>
+            </w:r>
+            <w:r>
+              <w:rPr>
+                <w:rFonts w:ascii="BRH Devanagari Extra" w:hAnsi="BRH Devanagari Extra" w:cs="BRH Devanagari Extra"/>
+                <w:color w:val="000000"/>
+                <w:sz w:val="40"/>
+                <w:szCs w:val="40"/>
+                <w:lang w:bidi="ml-IN"/>
+              </w:rPr>
+              <w:t>xrÉ</w:t>
+            </w:r>
+            <w:r>
+              <w:rPr>
+                <w:rFonts w:ascii="BRH Malayalam Extra" w:hAnsi="BRH Malayalam Extra" w:cs="BRH Devanagari Extra"/>
+                <w:b/>
+                <w:color w:val="000000"/>
+                <w:sz w:val="32"/>
+                <w:szCs w:val="40"/>
+                <w:lang w:bidi="ml-IN"/>
+              </w:rPr>
+              <w:t>–</w:t>
+            </w:r>
+            <w:r>
+              <w:rPr>
+                <w:rFonts w:ascii="BRH Devanagari Extra" w:hAnsi="BRH Devanagari Extra" w:cs="BRH Devanagari Extra"/>
+                <w:color w:val="000000"/>
+                <w:sz w:val="40"/>
+                <w:szCs w:val="40"/>
+                <w:lang w:bidi="ml-IN"/>
+              </w:rPr>
+              <w:t xml:space="preserve"> |</w:t>
+            </w:r>
+          </w:p>
+        </w:tc>
+        <w:tc>
+          <w:tcPr>
+            <w:tcW w:w="5528" w:type="dxa"/>
+          </w:tcPr>
+          <w:p>
+            <w:pPr>
+              <w:widowControl w:val="0"/>
+              <w:autoSpaceDE w:val="0"/>
+              <w:autoSpaceDN w:val="0"/>
+              <w:adjustRightInd w:val="0"/>
+              <w:spacing w:before="0" w:line="240" w:lineRule="auto"/>
+              <w:rPr>
+                <w:rFonts w:ascii="BRH Devanagari Extra" w:hAnsi="BRH Devanagari Extra" w:cs="BRH Devanagari Extra"/>
+                <w:color w:val="000000"/>
+                <w:sz w:val="40"/>
+                <w:szCs w:val="40"/>
+                <w:lang w:val="it-IT" w:bidi="ml-IN"/>
+              </w:rPr>
+            </w:pPr>
+            <w:r>
+              <w:rPr>
+                <w:rFonts w:ascii="BRH Devanagari Extra" w:hAnsi="BRH Devanagari Extra" w:cs="BRH Devanagari Extra"/>
+                <w:color w:val="000000"/>
+                <w:sz w:val="40"/>
+                <w:szCs w:val="40"/>
+                <w:lang w:val="it-IT" w:bidi="ml-IN"/>
+              </w:rPr>
+              <w:t>A³ÉþxrÉÉ³ÉxrÉÉ</w:t>
+            </w:r>
+            <w:r>
+              <w:rPr>
+                <w:rFonts w:ascii="BRH Malayalam Extra" w:hAnsi="BRH Malayalam Extra" w:cs="BRH Devanagari Extra"/>
+                <w:b/>
+                <w:color w:val="000000"/>
+                <w:sz w:val="32"/>
+                <w:szCs w:val="40"/>
+                <w:lang w:val="it-IT" w:bidi="ml-IN"/>
+              </w:rPr>
+              <w:t>–</w:t>
+            </w:r>
+            <w:r>
+              <w:rPr>
+                <w:rFonts w:ascii="BRH Devanagari Extra" w:hAnsi="BRH Devanagari Extra" w:cs="BRH Devanagari Extra"/>
+                <w:color w:val="000000"/>
+                <w:sz w:val="40"/>
+                <w:szCs w:val="40"/>
+                <w:lang w:val="it-IT" w:bidi="ml-IN"/>
+              </w:rPr>
+              <w:t xml:space="preserve">ÍpÉ | </w:t>
+            </w:r>
+          </w:p>
+          <w:p>
+            <w:pPr>
+              <w:widowControl w:val="0"/>
+              <w:autoSpaceDE w:val="0"/>
+              <w:autoSpaceDN w:val="0"/>
+              <w:adjustRightInd w:val="0"/>
+              <w:spacing w:before="0" w:line="240" w:lineRule="auto"/>
+              <w:rPr>
+                <w:rFonts w:ascii="Latha" w:hAnsi="Latha" w:cs="Latha"/>
+                <w:sz w:val="28"/>
+                <w:szCs w:val="28"/>
+                <w:cs/>
+                <w:lang w:bidi="ta-IN"/>
+              </w:rPr>
+            </w:pPr>
+            <w:r>
+              <w:rPr>
+                <w:rFonts w:ascii="BRH Devanagari Extra" w:hAnsi="BRH Devanagari Extra" w:cs="BRH Devanagari Extra"/>
+                <w:color w:val="000000"/>
+                <w:sz w:val="40"/>
+                <w:szCs w:val="40"/>
+                <w:lang w:val="it-IT" w:bidi="ml-IN"/>
+              </w:rPr>
+              <w:t>A</w:t>
             </w:r>
             <w:r>
               <w:rPr>
@@ -572,20 +1018,177 @@
                 <w:sz w:val="40"/>
                 <w:szCs w:val="40"/>
                 <w:highlight w:val="green"/>
-                <w:lang w:bidi="ml-IN"/>
-              </w:rPr>
-              <w:t>ÌiÉþ lÉ</w:t>
-            </w:r>
-            <w:r>
-              <w:rPr>
-                <w:rFonts w:ascii="BRH Devanagari Extra" w:hAnsi="BRH Devanagari Extra" w:cs="BRH Devanagari Extra"/>
-                <w:color w:val="000000"/>
-                <w:sz w:val="40"/>
-                <w:szCs w:val="40"/>
-                <w:lang w:bidi="ml-IN"/>
-              </w:rPr>
-              <w:t>È ||</w:t>
-            </w:r>
+                <w:lang w:val="it-IT" w:bidi="ml-IN"/>
+              </w:rPr>
+              <w:t>³É</w:t>
+            </w:r>
+            <w:r>
+              <w:rPr>
+                <w:rFonts w:ascii="BRH Devanagari Extra" w:hAnsi="BRH Devanagari Extra" w:cs="BRH Devanagari Extra"/>
+                <w:color w:val="000000"/>
+                <w:sz w:val="40"/>
+                <w:szCs w:val="40"/>
+                <w:lang w:val="it-IT" w:bidi="ml-IN"/>
+              </w:rPr>
+              <w:t>þxrÉÉ³É</w:t>
+            </w:r>
+            <w:r>
+              <w:rPr>
+                <w:rFonts w:ascii="BRH Malayalam Extra" w:hAnsi="BRH Malayalam Extra" w:cs="BRH Devanagari Extra"/>
+                <w:b/>
+                <w:color w:val="000000"/>
+                <w:sz w:val="32"/>
+                <w:szCs w:val="40"/>
+                <w:lang w:val="it-IT" w:bidi="ml-IN"/>
+              </w:rPr>
+              <w:t>–</w:t>
+            </w:r>
+            <w:r>
+              <w:rPr>
+                <w:rFonts w:ascii="BRH Devanagari Extra" w:hAnsi="BRH Devanagari Extra" w:cs="BRH Devanagari Extra"/>
+                <w:color w:val="000000"/>
+                <w:sz w:val="40"/>
+                <w:szCs w:val="40"/>
+                <w:lang w:val="it-IT" w:bidi="ml-IN"/>
+              </w:rPr>
+              <w:t>xrÉåirÉ³ÉþxrÉ-A</w:t>
+            </w:r>
+            <w:r>
+              <w:rPr>
+                <w:rFonts w:ascii="BRH Malayalam Extra" w:hAnsi="BRH Malayalam Extra" w:cs="BRH Devanagari Extra"/>
+                <w:b/>
+                <w:color w:val="000000"/>
+                <w:sz w:val="32"/>
+                <w:szCs w:val="40"/>
+                <w:lang w:val="it-IT" w:bidi="ml-IN"/>
+              </w:rPr>
+              <w:t>–</w:t>
+            </w:r>
+            <w:r>
+              <w:rPr>
+                <w:rFonts w:ascii="BRH Devanagari Extra" w:hAnsi="BRH Devanagari Extra" w:cs="BRH Devanagari Extra"/>
+                <w:color w:val="000000"/>
+                <w:sz w:val="40"/>
+                <w:szCs w:val="40"/>
+                <w:lang w:val="it-IT" w:bidi="ml-IN"/>
+              </w:rPr>
+              <w:t>³É</w:t>
+            </w:r>
+            <w:r>
+              <w:rPr>
+                <w:rFonts w:ascii="BRH Malayalam Extra" w:hAnsi="BRH Malayalam Extra" w:cs="BRH Devanagari Extra"/>
+                <w:b/>
+                <w:color w:val="000000"/>
+                <w:sz w:val="32"/>
+                <w:szCs w:val="40"/>
+                <w:lang w:val="it-IT" w:bidi="ml-IN"/>
+              </w:rPr>
+              <w:t>–</w:t>
+            </w:r>
+            <w:r>
+              <w:rPr>
+                <w:rFonts w:ascii="BRH Devanagari Extra" w:hAnsi="BRH Devanagari Extra" w:cs="BRH Devanagari Extra"/>
+                <w:color w:val="000000"/>
+                <w:sz w:val="40"/>
+                <w:szCs w:val="40"/>
+                <w:lang w:val="it-IT" w:bidi="ml-IN"/>
+              </w:rPr>
+              <w:t>xrÉ</w:t>
+            </w:r>
+            <w:r>
+              <w:rPr>
+                <w:rFonts w:ascii="BRH Malayalam Extra" w:hAnsi="BRH Malayalam Extra" w:cs="BRH Devanagari Extra"/>
+                <w:b/>
+                <w:color w:val="000000"/>
+                <w:sz w:val="32"/>
+                <w:szCs w:val="40"/>
+                <w:lang w:val="it-IT" w:bidi="ml-IN"/>
+              </w:rPr>
+              <w:t>–</w:t>
+            </w:r>
+            <w:r>
+              <w:rPr>
+                <w:rFonts w:ascii="BRH Devanagari Extra" w:hAnsi="BRH Devanagari Extra" w:cs="BRH Devanagari Extra"/>
+                <w:color w:val="000000"/>
+                <w:sz w:val="40"/>
+                <w:szCs w:val="40"/>
+                <w:lang w:val="it-IT" w:bidi="ml-IN"/>
+              </w:rPr>
+              <w:t xml:space="preserve"> |</w:t>
+            </w:r>
+          </w:p>
+        </w:tc>
+      </w:tr>
+      <w:tr>
+        <w:trPr>
+          <w:trHeight w:val="918"/>
+        </w:trPr>
+        <w:tc>
+          <w:tcPr>
+            <w:tcW w:w="3764" w:type="dxa"/>
+          </w:tcPr>
+          <w:p>
+            <w:pPr>
+              <w:widowControl w:val="0"/>
+              <w:tabs>
+                <w:tab w:val="left" w:pos="993"/>
+              </w:tabs>
+              <w:autoSpaceDE w:val="0"/>
+              <w:autoSpaceDN w:val="0"/>
+              <w:adjustRightInd w:val="0"/>
+              <w:spacing w:before="0" w:line="252" w:lineRule="auto"/>
+              <w:ind w:right="297"/>
+              <w:rPr>
+                <w:rFonts w:cs="Arial"/>
+                <w:b/>
+                <w:sz w:val="28"/>
+                <w:szCs w:val="32"/>
+              </w:rPr>
+            </w:pPr>
+          </w:p>
+        </w:tc>
+        <w:tc>
+          <w:tcPr>
+            <w:tcW w:w="4678" w:type="dxa"/>
+          </w:tcPr>
+          <w:p>
+            <w:pPr>
+              <w:widowControl w:val="0"/>
+              <w:autoSpaceDE w:val="0"/>
+              <w:autoSpaceDN w:val="0"/>
+              <w:adjustRightInd w:val="0"/>
+              <w:spacing w:before="0" w:line="240" w:lineRule="auto"/>
+              <w:jc w:val="center"/>
+              <w:rPr>
+                <w:rFonts w:ascii="BRH Devanagari Extra" w:hAnsi="BRH Devanagari Extra" w:cs="BRH Devanagari Extra"/>
+                <w:color w:val="000000"/>
+                <w:sz w:val="40"/>
+                <w:szCs w:val="40"/>
+                <w:lang w:val="it-IT" w:bidi="ml-IN"/>
+              </w:rPr>
+            </w:pPr>
+          </w:p>
+        </w:tc>
+        <w:tc>
+          <w:tcPr>
+            <w:tcW w:w="5528" w:type="dxa"/>
+          </w:tcPr>
+          <w:p>
+            <w:pPr>
+              <w:widowControl w:val="0"/>
+              <w:autoSpaceDE w:val="0"/>
+              <w:autoSpaceDN w:val="0"/>
+              <w:adjustRightInd w:val="0"/>
+              <w:spacing w:before="0" w:line="240" w:lineRule="auto"/>
+              <w:jc w:val="center"/>
+              <w:rPr>
+                <w:rFonts w:ascii="BRH Devanagari Extra" w:hAnsi="BRH Devanagari Extra" w:cs="BRH Devanagari Extra"/>
+                <w:color w:val="000000"/>
+                <w:sz w:val="40"/>
+                <w:szCs w:val="40"/>
+                <w:lang w:val="it-IT" w:bidi="ml-IN"/>
+              </w:rPr>
+            </w:pPr>
           </w:p>
         </w:tc>
       </w:tr>
@@ -720,6 +1323,7 @@
         </w:rPr>
         <w:t xml:space="preserve"> Paatam – TS </w:t>
       </w:r>
+      <w:proofErr w:type="gramStart"/>
       <w:r>
         <w:rPr>
           <w:b/>
@@ -750,6 +1354,7 @@
         </w:rPr>
         <w:t>Sanskrit</w:t>
       </w:r>
+      <w:proofErr w:type="gramEnd"/>
       <w:r>
         <w:rPr>
           <w:b/>
@@ -968,7 +1573,6 @@
         <w:tc>
           <w:tcPr>
             <w:tcW w:w="4048" w:type="dxa"/>
-            <w:shd w:val="clear" w:color="auto" w:fill="auto"/>
           </w:tcPr>
           <w:p>
             <w:pPr>
@@ -994,6 +1598,7 @@
                 <w:szCs w:val="36"/>
                 <w:lang w:bidi="ml-IN"/>
               </w:rPr>
+              <w:lastRenderedPageBreak/>
               <w:t>None</w:t>
             </w:r>
           </w:p>
@@ -1001,7 +1606,6 @@
         <w:tc>
           <w:tcPr>
             <w:tcW w:w="4819" w:type="dxa"/>
-            <w:shd w:val="clear" w:color="auto" w:fill="auto"/>
           </w:tcPr>
           <w:p>
             <w:pPr>
@@ -1034,7 +1638,6 @@
         <w:tc>
           <w:tcPr>
             <w:tcW w:w="5103" w:type="dxa"/>
-            <w:shd w:val="clear" w:color="auto" w:fill="auto"/>
           </w:tcPr>
           <w:p>
             <w:pPr>
@@ -1366,7 +1969,6 @@
                 <w:sz w:val="28"/>
                 <w:szCs w:val="32"/>
               </w:rPr>
-              <w:lastRenderedPageBreak/>
               <w:t>T.S.5.6.1.1 – Kramam</w:t>
             </w:r>
           </w:p>
@@ -2985,6 +3587,7 @@
                 <w:sz w:val="28"/>
                 <w:szCs w:val="32"/>
               </w:rPr>
+              <w:lastRenderedPageBreak/>
               <w:t>T.S.5.6.3.3 – Kramam</w:t>
             </w:r>
           </w:p>
@@ -3667,7 +4270,6 @@
                 <w:sz w:val="28"/>
                 <w:szCs w:val="32"/>
               </w:rPr>
-              <w:lastRenderedPageBreak/>
               <w:t>T.S.5.6.5.3 – Kramam</w:t>
             </w:r>
           </w:p>
@@ -5222,6 +5824,7 @@
                 <w:sz w:val="28"/>
                 <w:szCs w:val="32"/>
               </w:rPr>
+              <w:lastRenderedPageBreak/>
               <w:t>T.S.5.6.11.1 – Kramam</w:t>
             </w:r>
           </w:p>
@@ -5927,7 +6530,6 @@
                 <w:sz w:val="28"/>
                 <w:szCs w:val="32"/>
               </w:rPr>
-              <w:lastRenderedPageBreak/>
               <w:t>Panchaati No</w:t>
             </w:r>
             <w:r>
@@ -5976,7 +6578,6 @@
                 <w:szCs w:val="40"/>
                 <w:lang w:bidi="ml-IN"/>
               </w:rPr>
-              <w:lastRenderedPageBreak/>
               <w:t>UÉ</w:t>
             </w:r>
             <w:r>
@@ -6087,7 +6688,6 @@
                 <w:highlight w:val="yellow"/>
                 <w:lang w:bidi="ml-IN"/>
               </w:rPr>
-              <w:lastRenderedPageBreak/>
               <w:t>§É</w:t>
             </w:r>
             <w:r>
@@ -6150,7 +6750,6 @@
                 <w:szCs w:val="40"/>
                 <w:lang w:bidi="ml-IN"/>
               </w:rPr>
-              <w:lastRenderedPageBreak/>
               <w:t>UÉ</w:t>
             </w:r>
             <w:r>
@@ -6259,7 +6858,6 @@
                 <w:szCs w:val="40"/>
                 <w:highlight w:val="green"/>
               </w:rPr>
-              <w:lastRenderedPageBreak/>
               <w:t>§Éçr</w:t>
             </w:r>
             <w:r>
@@ -6393,7 +6991,6 @@
                 <w:sz w:val="28"/>
                 <w:szCs w:val="32"/>
               </w:rPr>
-              <w:lastRenderedPageBreak/>
               <w:t>T.S.5.6.16.1 – Kramam</w:t>
             </w:r>
           </w:p>
@@ -6865,7 +7462,16 @@
           <w:bCs/>
           <w:sz w:val="32"/>
         </w:rPr>
-        <w:t>replaced with</w:t>
+        <w:t xml:space="preserve">replaced </w:t>
+      </w:r>
+      <w:proofErr w:type="gramStart"/>
+      <w:r>
+        <w:rPr>
+          <w:b/>
+          <w:bCs/>
+          <w:sz w:val="32"/>
+        </w:rPr>
+        <w:t>with</w:t>
       </w:r>
       <w:r>
         <w:rPr>
@@ -6887,6 +7493,7 @@
         </w:rPr>
         <w:t>"</w:t>
       </w:r>
+      <w:proofErr w:type="gramEnd"/>
       <w:r>
         <w:rPr>
           <w:rFonts w:ascii="BRH Devanagari" w:hAnsi="BRH Devanagari" w:cs="BRH Devanagari"/>

--- a/TS-Kramam/TS-5.6/TS 5.6 Sanskrit Krama Paatam Corrections.docx
+++ b/TS-Kramam/TS-5.6/TS 5.6 Sanskrit Krama Paatam Corrections.docx
@@ -188,12 +188,16 @@
               <w:spacing w:before="0" w:line="240" w:lineRule="auto"/>
               <w:jc w:val="center"/>
               <w:rPr>
-                <w:sz w:val="32"/>
-                <w:szCs w:val="32"/>
-              </w:rPr>
-            </w:pPr>
-            <w:r>
-              <w:rPr>
+                <w:b/>
+                <w:bCs/>
+                <w:sz w:val="32"/>
+                <w:szCs w:val="32"/>
+              </w:rPr>
+            </w:pPr>
+            <w:r>
+              <w:rPr>
+                <w:b/>
+                <w:bCs/>
                 <w:sz w:val="32"/>
                 <w:szCs w:val="32"/>
               </w:rPr>
@@ -205,12 +209,16 @@
               <w:spacing w:before="0" w:line="240" w:lineRule="auto"/>
               <w:jc w:val="center"/>
               <w:rPr>
-                <w:sz w:val="32"/>
-                <w:szCs w:val="32"/>
-              </w:rPr>
-            </w:pPr>
-            <w:r>
-              <w:rPr>
+                <w:b/>
+                <w:bCs/>
+                <w:sz w:val="32"/>
+                <w:szCs w:val="32"/>
+              </w:rPr>
+            </w:pPr>
+            <w:r>
+              <w:rPr>
+                <w:b/>
+                <w:bCs/>
                 <w:sz w:val="32"/>
                 <w:szCs w:val="32"/>
               </w:rPr>
@@ -227,12 +235,16 @@
               <w:spacing w:before="0" w:line="240" w:lineRule="auto"/>
               <w:jc w:val="center"/>
               <w:rPr>
-                <w:sz w:val="32"/>
-                <w:szCs w:val="32"/>
-              </w:rPr>
-            </w:pPr>
-            <w:r>
-              <w:rPr>
+                <w:b/>
+                <w:bCs/>
+                <w:sz w:val="32"/>
+                <w:szCs w:val="32"/>
+              </w:rPr>
+            </w:pPr>
+            <w:r>
+              <w:rPr>
+                <w:b/>
+                <w:bCs/>
                 <w:sz w:val="32"/>
                 <w:szCs w:val="32"/>
               </w:rPr>
@@ -250,12 +262,16 @@
               <w:ind w:right="-18"/>
               <w:jc w:val="center"/>
               <w:rPr>
-                <w:sz w:val="32"/>
-                <w:szCs w:val="32"/>
-              </w:rPr>
-            </w:pPr>
-            <w:r>
-              <w:rPr>
+                <w:b/>
+                <w:bCs/>
+                <w:sz w:val="32"/>
+                <w:szCs w:val="32"/>
+              </w:rPr>
+            </w:pPr>
+            <w:r>
+              <w:rPr>
+                <w:b/>
+                <w:bCs/>
                 <w:sz w:val="32"/>
                 <w:szCs w:val="32"/>
               </w:rPr>
@@ -467,7 +483,29 @@
                 <w:szCs w:val="40"/>
                 <w:lang w:bidi="ml-IN"/>
               </w:rPr>
-              <w:t>Wû lÉþÈ | lÉ</w:t>
+              <w:t xml:space="preserve">Wû </w:t>
+            </w:r>
+            <w:proofErr w:type="spellStart"/>
+            <w:r>
+              <w:rPr>
+                <w:rFonts w:ascii="BRH Devanagari Extra" w:hAnsi="BRH Devanagari Extra" w:cs="BRH Devanagari Extra"/>
+                <w:color w:val="000000"/>
+                <w:sz w:val="40"/>
+                <w:szCs w:val="40"/>
+                <w:lang w:bidi="ml-IN"/>
+              </w:rPr>
+              <w:t>lÉþÈ</w:t>
+            </w:r>
+            <w:proofErr w:type="spellEnd"/>
+            <w:r>
+              <w:rPr>
+                <w:rFonts w:ascii="BRH Devanagari Extra" w:hAnsi="BRH Devanagari Extra" w:cs="BRH Devanagari Extra"/>
+                <w:color w:val="000000"/>
+                <w:sz w:val="40"/>
+                <w:szCs w:val="40"/>
+                <w:lang w:bidi="ml-IN"/>
+              </w:rPr>
+              <w:t xml:space="preserve"> | lÉ</w:t>
             </w:r>
             <w:r>
               <w:rPr>
@@ -488,7 +526,18 @@
                 <w:szCs w:val="40"/>
                 <w:lang w:bidi="ml-IN"/>
               </w:rPr>
-              <w:t xml:space="preserve"> C</w:t>
+              <w:t xml:space="preserve"> </w:t>
+            </w:r>
+            <w:proofErr w:type="spellStart"/>
+            <w:r>
+              <w:rPr>
+                <w:rFonts w:ascii="BRH Devanagari Extra" w:hAnsi="BRH Devanagari Extra" w:cs="BRH Devanagari Extra"/>
+                <w:color w:val="000000"/>
+                <w:sz w:val="40"/>
+                <w:szCs w:val="40"/>
+                <w:lang w:bidi="ml-IN"/>
+              </w:rPr>
+              <w:t>C</w:t>
             </w:r>
             <w:r>
               <w:rPr>
@@ -499,8 +548,33 @@
                 <w:highlight w:val="yellow"/>
                 <w:lang w:bidi="ml-IN"/>
               </w:rPr>
-              <w:t>ÌiÉ lÉþÈ</w:t>
-            </w:r>
+              <w:t>ÌiÉ</w:t>
+            </w:r>
+            <w:proofErr w:type="spellEnd"/>
+            <w:r>
+              <w:rPr>
+                <w:rFonts w:ascii="BRH Devanagari Extra" w:hAnsi="BRH Devanagari Extra" w:cs="BRH Devanagari Extra"/>
+                <w:color w:val="000000"/>
+                <w:sz w:val="40"/>
+                <w:szCs w:val="40"/>
+                <w:highlight w:val="yellow"/>
+                <w:lang w:bidi="ml-IN"/>
+              </w:rPr>
+              <w:t xml:space="preserve"> </w:t>
+            </w:r>
+            <w:proofErr w:type="spellStart"/>
+            <w:r>
+              <w:rPr>
+                <w:rFonts w:ascii="BRH Devanagari Extra" w:hAnsi="BRH Devanagari Extra" w:cs="BRH Devanagari Extra"/>
+                <w:color w:val="000000"/>
+                <w:sz w:val="40"/>
+                <w:szCs w:val="40"/>
+                <w:highlight w:val="yellow"/>
+                <w:lang w:bidi="ml-IN"/>
+              </w:rPr>
+              <w:t>lÉþÈ</w:t>
+            </w:r>
+            <w:proofErr w:type="spellEnd"/>
             <w:r>
               <w:rPr>
                 <w:rFonts w:ascii="BRH Devanagari Extra" w:hAnsi="BRH Devanagari Extra" w:cs="BRH Devanagari Extra"/>
@@ -561,7 +635,29 @@
                 <w:szCs w:val="40"/>
                 <w:lang w:bidi="ml-IN"/>
               </w:rPr>
-              <w:t>Wû lÉþÈ | lÉ</w:t>
+              <w:t xml:space="preserve">Wû </w:t>
+            </w:r>
+            <w:proofErr w:type="spellStart"/>
+            <w:r>
+              <w:rPr>
+                <w:rFonts w:ascii="BRH Devanagari Extra" w:hAnsi="BRH Devanagari Extra" w:cs="BRH Devanagari Extra"/>
+                <w:color w:val="000000"/>
+                <w:sz w:val="40"/>
+                <w:szCs w:val="40"/>
+                <w:lang w:bidi="ml-IN"/>
+              </w:rPr>
+              <w:t>lÉþÈ</w:t>
+            </w:r>
+            <w:proofErr w:type="spellEnd"/>
+            <w:r>
+              <w:rPr>
+                <w:rFonts w:ascii="BRH Devanagari Extra" w:hAnsi="BRH Devanagari Extra" w:cs="BRH Devanagari Extra"/>
+                <w:color w:val="000000"/>
+                <w:sz w:val="40"/>
+                <w:szCs w:val="40"/>
+                <w:lang w:bidi="ml-IN"/>
+              </w:rPr>
+              <w:t xml:space="preserve"> | lÉ</w:t>
             </w:r>
             <w:r>
               <w:rPr>
@@ -582,7 +678,18 @@
                 <w:szCs w:val="40"/>
                 <w:lang w:bidi="ml-IN"/>
               </w:rPr>
-              <w:t xml:space="preserve"> C</w:t>
+              <w:t xml:space="preserve"> </w:t>
+            </w:r>
+            <w:proofErr w:type="spellStart"/>
+            <w:r>
+              <w:rPr>
+                <w:rFonts w:ascii="BRH Devanagari Extra" w:hAnsi="BRH Devanagari Extra" w:cs="BRH Devanagari Extra"/>
+                <w:color w:val="000000"/>
+                <w:sz w:val="40"/>
+                <w:szCs w:val="40"/>
+                <w:lang w:bidi="ml-IN"/>
+              </w:rPr>
+              <w:t>C</w:t>
             </w:r>
             <w:r>
               <w:rPr>
@@ -593,17 +700,52 @@
                 <w:highlight w:val="green"/>
                 <w:lang w:bidi="ml-IN"/>
               </w:rPr>
-              <w:t>ÌiÉþ lÉ</w:t>
-            </w:r>
-            <w:r>
-              <w:rPr>
-                <w:rFonts w:ascii="BRH Devanagari Extra" w:hAnsi="BRH Devanagari Extra" w:cs="BRH Devanagari Extra"/>
-                <w:color w:val="000000"/>
-                <w:sz w:val="40"/>
-                <w:szCs w:val="40"/>
-                <w:lang w:bidi="ml-IN"/>
-              </w:rPr>
-              <w:t>È ||</w:t>
+              <w:t>ÌiÉþ</w:t>
+            </w:r>
+            <w:proofErr w:type="spellEnd"/>
+            <w:r>
+              <w:rPr>
+                <w:rFonts w:ascii="BRH Devanagari Extra" w:hAnsi="BRH Devanagari Extra" w:cs="BRH Devanagari Extra"/>
+                <w:color w:val="000000"/>
+                <w:sz w:val="40"/>
+                <w:szCs w:val="40"/>
+                <w:highlight w:val="green"/>
+                <w:lang w:bidi="ml-IN"/>
+              </w:rPr>
+              <w:t xml:space="preserve"> </w:t>
+            </w:r>
+            <w:proofErr w:type="spellStart"/>
+            <w:r>
+              <w:rPr>
+                <w:rFonts w:ascii="BRH Devanagari Extra" w:hAnsi="BRH Devanagari Extra" w:cs="BRH Devanagari Extra"/>
+                <w:color w:val="000000"/>
+                <w:sz w:val="40"/>
+                <w:szCs w:val="40"/>
+                <w:highlight w:val="green"/>
+                <w:lang w:bidi="ml-IN"/>
+              </w:rPr>
+              <w:t>lÉ</w:t>
+            </w:r>
+            <w:r>
+              <w:rPr>
+                <w:rFonts w:ascii="BRH Devanagari Extra" w:hAnsi="BRH Devanagari Extra" w:cs="BRH Devanagari Extra"/>
+                <w:color w:val="000000"/>
+                <w:sz w:val="40"/>
+                <w:szCs w:val="40"/>
+                <w:lang w:bidi="ml-IN"/>
+              </w:rPr>
+              <w:t>È</w:t>
+            </w:r>
+            <w:proofErr w:type="spellEnd"/>
+            <w:r>
+              <w:rPr>
+                <w:rFonts w:ascii="BRH Devanagari Extra" w:hAnsi="BRH Devanagari Extra" w:cs="BRH Devanagari Extra"/>
+                <w:color w:val="000000"/>
+                <w:sz w:val="40"/>
+                <w:szCs w:val="40"/>
+                <w:lang w:bidi="ml-IN"/>
+              </w:rPr>
+              <w:t xml:space="preserve"> ||</w:t>
             </w:r>
           </w:p>
         </w:tc>
@@ -791,15 +933,27 @@
               </w:rPr>
               <w:t>–</w:t>
             </w:r>
-            <w:r>
-              <w:rPr>
-                <w:rFonts w:ascii="BRH Devanagari Extra" w:hAnsi="BRH Devanagari Extra" w:cs="BRH Devanagari Extra"/>
-                <w:color w:val="000000"/>
-                <w:sz w:val="40"/>
-                <w:szCs w:val="40"/>
-                <w:lang w:bidi="ml-IN"/>
-              </w:rPr>
-              <w:t xml:space="preserve">ÍpÉ | </w:t>
+            <w:proofErr w:type="spellStart"/>
+            <w:r>
+              <w:rPr>
+                <w:rFonts w:ascii="BRH Devanagari Extra" w:hAnsi="BRH Devanagari Extra" w:cs="BRH Devanagari Extra"/>
+                <w:color w:val="000000"/>
+                <w:sz w:val="40"/>
+                <w:szCs w:val="40"/>
+                <w:lang w:bidi="ml-IN"/>
+              </w:rPr>
+              <w:t>ÍpÉ</w:t>
+            </w:r>
+            <w:proofErr w:type="spellEnd"/>
+            <w:r>
+              <w:rPr>
+                <w:rFonts w:ascii="BRH Devanagari Extra" w:hAnsi="BRH Devanagari Extra" w:cs="BRH Devanagari Extra"/>
+                <w:color w:val="000000"/>
+                <w:sz w:val="40"/>
+                <w:szCs w:val="40"/>
+                <w:lang w:bidi="ml-IN"/>
+              </w:rPr>
+              <w:t xml:space="preserve"> | </w:t>
             </w:r>
           </w:p>
           <w:p>
@@ -902,6 +1056,7 @@
               </w:rPr>
               <w:t>–</w:t>
             </w:r>
+            <w:proofErr w:type="spellStart"/>
             <w:r>
               <w:rPr>
                 <w:rFonts w:ascii="BRH Devanagari Extra" w:hAnsi="BRH Devanagari Extra" w:cs="BRH Devanagari Extra"/>
@@ -912,6 +1067,7 @@
               </w:rPr>
               <w:t>xrÉ</w:t>
             </w:r>
+            <w:proofErr w:type="spellEnd"/>
             <w:r>
               <w:rPr>
                 <w:rFonts w:ascii="BRH Malayalam Extra" w:hAnsi="BRH Malayalam Extra" w:cs="BRH Devanagari Extra"/>
@@ -2065,6 +2221,7 @@
                 <w:lang w:val="en-IN" w:eastAsia="en-IN" w:bidi="ml-IN"/>
               </w:rPr>
             </w:pPr>
+            <w:proofErr w:type="spellStart"/>
             <w:r>
               <w:rPr>
                 <w:rFonts w:ascii="BRH Devanagari Extra" w:hAnsi="BRH Devanagari Extra" w:cs="BRH Devanagari Extra"/>
@@ -2075,6 +2232,7 @@
               </w:rPr>
               <w:t>pÉuÉ</w:t>
             </w:r>
+            <w:proofErr w:type="spellEnd"/>
             <w:r>
               <w:rPr>
                 <w:rFonts w:ascii="BRH Malayalam Extra" w:hAnsi="BRH Malayalam Extra" w:cs="BRH Devanagari Extra"/>
@@ -2087,6 +2245,7 @@
               </w:rPr>
               <w:t>–</w:t>
             </w:r>
+            <w:proofErr w:type="spellStart"/>
             <w:r>
               <w:rPr>
                 <w:rFonts w:ascii="BRH Devanagari Extra" w:hAnsi="BRH Devanagari Extra" w:cs="BRH Devanagari Extra"/>
@@ -2108,6 +2267,7 @@
               </w:rPr>
               <w:t>ÌiÉ</w:t>
             </w:r>
+            <w:proofErr w:type="spellEnd"/>
             <w:r>
               <w:rPr>
                 <w:rFonts w:ascii="BRH Malayalam Extra" w:hAnsi="BRH Malayalam Extra" w:cs="BRH Devanagari Extra"/>
@@ -2127,7 +2287,29 @@
                 <w:szCs w:val="40"/>
                 <w:lang w:bidi="ml-IN"/>
               </w:rPr>
-              <w:t xml:space="preserve"> pÉuÉþÎliÉ ||</w:t>
+              <w:t xml:space="preserve"> </w:t>
+            </w:r>
+            <w:proofErr w:type="spellStart"/>
+            <w:r>
+              <w:rPr>
+                <w:rFonts w:ascii="BRH Devanagari Extra" w:hAnsi="BRH Devanagari Extra" w:cs="BRH Devanagari Extra"/>
+                <w:color w:val="000000"/>
+                <w:sz w:val="40"/>
+                <w:szCs w:val="40"/>
+                <w:lang w:bidi="ml-IN"/>
+              </w:rPr>
+              <w:t>pÉuÉþÎliÉ</w:t>
+            </w:r>
+            <w:proofErr w:type="spellEnd"/>
+            <w:r>
+              <w:rPr>
+                <w:rFonts w:ascii="BRH Devanagari Extra" w:hAnsi="BRH Devanagari Extra" w:cs="BRH Devanagari Extra"/>
+                <w:color w:val="000000"/>
+                <w:sz w:val="40"/>
+                <w:szCs w:val="40"/>
+                <w:lang w:bidi="ml-IN"/>
+              </w:rPr>
+              <w:t xml:space="preserve"> ||</w:t>
             </w:r>
           </w:p>
         </w:tc>
@@ -2150,6 +2332,7 @@
                 <w:lang w:val="en-IN" w:eastAsia="en-IN" w:bidi="ml-IN"/>
               </w:rPr>
             </w:pPr>
+            <w:proofErr w:type="spellStart"/>
             <w:r>
               <w:rPr>
                 <w:rFonts w:ascii="BRH Devanagari Extra" w:hAnsi="BRH Devanagari Extra" w:cs="BRH Devanagari Extra"/>
@@ -2160,6 +2343,7 @@
               </w:rPr>
               <w:t>pÉuÉ</w:t>
             </w:r>
+            <w:proofErr w:type="spellEnd"/>
             <w:r>
               <w:rPr>
                 <w:rFonts w:ascii="BRH Malayalam Extra" w:hAnsi="BRH Malayalam Extra" w:cs="BRH Devanagari Extra"/>
@@ -2171,6 +2355,7 @@
               </w:rPr>
               <w:t>–</w:t>
             </w:r>
+            <w:proofErr w:type="spellStart"/>
             <w:r>
               <w:rPr>
                 <w:rFonts w:ascii="BRH Devanagari Extra" w:hAnsi="BRH Devanagari Extra" w:cs="BRH Devanagari Extra"/>
@@ -2192,6 +2377,7 @@
               </w:rPr>
               <w:t>ÌiÉ</w:t>
             </w:r>
+            <w:proofErr w:type="spellEnd"/>
             <w:r>
               <w:rPr>
                 <w:rFonts w:ascii="BRH Malayalam Extra" w:hAnsi="BRH Malayalam Extra" w:cs="BRH Devanagari Extra"/>
@@ -2211,7 +2397,29 @@
                 <w:szCs w:val="40"/>
                 <w:lang w:bidi="ml-IN"/>
               </w:rPr>
-              <w:t xml:space="preserve"> pÉuÉþÎliÉ ||</w:t>
+              <w:t xml:space="preserve"> </w:t>
+            </w:r>
+            <w:proofErr w:type="spellStart"/>
+            <w:r>
+              <w:rPr>
+                <w:rFonts w:ascii="BRH Devanagari Extra" w:hAnsi="BRH Devanagari Extra" w:cs="BRH Devanagari Extra"/>
+                <w:color w:val="000000"/>
+                <w:sz w:val="40"/>
+                <w:szCs w:val="40"/>
+                <w:lang w:bidi="ml-IN"/>
+              </w:rPr>
+              <w:t>pÉuÉþÎliÉ</w:t>
+            </w:r>
+            <w:proofErr w:type="spellEnd"/>
+            <w:r>
+              <w:rPr>
+                <w:rFonts w:ascii="BRH Devanagari Extra" w:hAnsi="BRH Devanagari Extra" w:cs="BRH Devanagari Extra"/>
+                <w:color w:val="000000"/>
+                <w:sz w:val="40"/>
+                <w:szCs w:val="40"/>
+                <w:lang w:bidi="ml-IN"/>
+              </w:rPr>
+              <w:t xml:space="preserve"> ||</w:t>
             </w:r>
           </w:p>
         </w:tc>
@@ -2366,6 +2574,7 @@
               </w:rPr>
               <w:t>–</w:t>
             </w:r>
+            <w:proofErr w:type="spellStart"/>
             <w:r>
               <w:rPr>
                 <w:rFonts w:ascii="BRH Devanagari Extra" w:hAnsi="BRH Devanagari Extra" w:cs="BRH Devanagari Extra"/>
@@ -2387,6 +2596,7 @@
               </w:rPr>
               <w:t>xiÉ</w:t>
             </w:r>
+            <w:proofErr w:type="spellEnd"/>
             <w:r>
               <w:rPr>
                 <w:rFonts w:ascii="BRH Malayalam Extra" w:hAnsi="BRH Malayalam Extra" w:cs="BRH Devanagari Extra"/>
@@ -2399,16 +2609,40 @@
               </w:rPr>
               <w:t>–</w:t>
             </w:r>
-            <w:r>
-              <w:rPr>
-                <w:rFonts w:ascii="BRH Devanagari Extra" w:hAnsi="BRH Devanagari Extra" w:cs="BRH Devanagari Extra"/>
-                <w:color w:val="000000"/>
-                <w:sz w:val="40"/>
-                <w:szCs w:val="40"/>
-                <w:lang w:bidi="ml-IN"/>
-              </w:rPr>
-              <w:t>xqÉÉÿiÉç | iÉxqÉÉ</w:t>
-            </w:r>
+            <w:proofErr w:type="spellStart"/>
+            <w:r>
+              <w:rPr>
+                <w:rFonts w:ascii="BRH Devanagari Extra" w:hAnsi="BRH Devanagari Extra" w:cs="BRH Devanagari Extra"/>
+                <w:color w:val="000000"/>
+                <w:sz w:val="40"/>
+                <w:szCs w:val="40"/>
+                <w:lang w:bidi="ml-IN"/>
+              </w:rPr>
+              <w:t>xqÉÉÿiÉç</w:t>
+            </w:r>
+            <w:proofErr w:type="spellEnd"/>
+            <w:r>
+              <w:rPr>
+                <w:rFonts w:ascii="BRH Devanagari Extra" w:hAnsi="BRH Devanagari Extra" w:cs="BRH Devanagari Extra"/>
+                <w:color w:val="000000"/>
+                <w:sz w:val="40"/>
+                <w:szCs w:val="40"/>
+                <w:lang w:bidi="ml-IN"/>
+              </w:rPr>
+              <w:t xml:space="preserve"> | </w:t>
+            </w:r>
+            <w:proofErr w:type="spellStart"/>
+            <w:r>
+              <w:rPr>
+                <w:rFonts w:ascii="BRH Devanagari Extra" w:hAnsi="BRH Devanagari Extra" w:cs="BRH Devanagari Extra"/>
+                <w:color w:val="000000"/>
+                <w:sz w:val="40"/>
+                <w:szCs w:val="40"/>
+                <w:lang w:bidi="ml-IN"/>
+              </w:rPr>
+              <w:t>iÉxqÉÉ</w:t>
+            </w:r>
+            <w:proofErr w:type="spellEnd"/>
             <w:r>
               <w:rPr>
                 <w:rFonts w:ascii="BRH Malayalam Extra" w:hAnsi="BRH Malayalam Extra" w:cs="BRH Devanagari Extra"/>
@@ -2420,15 +2654,27 @@
               </w:rPr>
               <w:t>–</w:t>
             </w:r>
-            <w:r>
-              <w:rPr>
-                <w:rFonts w:ascii="BRH Devanagari Extra" w:hAnsi="BRH Devanagari Extra" w:cs="BRH Devanagari Extra"/>
-                <w:color w:val="000000"/>
-                <w:sz w:val="40"/>
-                <w:szCs w:val="40"/>
-                <w:lang w:bidi="ml-IN"/>
-              </w:rPr>
-              <w:t>SÉmÉþÈ |</w:t>
+            <w:proofErr w:type="spellStart"/>
+            <w:r>
+              <w:rPr>
+                <w:rFonts w:ascii="BRH Devanagari Extra" w:hAnsi="BRH Devanagari Extra" w:cs="BRH Devanagari Extra"/>
+                <w:color w:val="000000"/>
+                <w:sz w:val="40"/>
+                <w:szCs w:val="40"/>
+                <w:lang w:bidi="ml-IN"/>
+              </w:rPr>
+              <w:t>SÉmÉþÈ</w:t>
+            </w:r>
+            <w:proofErr w:type="spellEnd"/>
+            <w:r>
+              <w:rPr>
+                <w:rFonts w:ascii="BRH Devanagari Extra" w:hAnsi="BRH Devanagari Extra" w:cs="BRH Devanagari Extra"/>
+                <w:color w:val="000000"/>
+                <w:sz w:val="40"/>
+                <w:szCs w:val="40"/>
+                <w:lang w:bidi="ml-IN"/>
+              </w:rPr>
+              <w:t xml:space="preserve"> |</w:t>
             </w:r>
           </w:p>
         </w:tc>
@@ -2472,6 +2718,7 @@
               </w:rPr>
               <w:t>–</w:t>
             </w:r>
+            <w:proofErr w:type="spellStart"/>
             <w:r>
               <w:rPr>
                 <w:rFonts w:ascii="BRH Devanagari Extra" w:hAnsi="BRH Devanagari Extra" w:cs="BRH Devanagari Extra"/>
@@ -2501,8 +2748,31 @@
                 <w:szCs w:val="40"/>
                 <w:lang w:bidi="ml-IN"/>
               </w:rPr>
-              <w:t>xqÉÉÿiÉç | iÉxqÉÉ</w:t>
-            </w:r>
+              <w:t>xqÉÉÿiÉç</w:t>
+            </w:r>
+            <w:proofErr w:type="spellEnd"/>
+            <w:r>
+              <w:rPr>
+                <w:rFonts w:ascii="BRH Devanagari Extra" w:hAnsi="BRH Devanagari Extra" w:cs="BRH Devanagari Extra"/>
+                <w:color w:val="000000"/>
+                <w:sz w:val="40"/>
+                <w:szCs w:val="40"/>
+                <w:lang w:bidi="ml-IN"/>
+              </w:rPr>
+              <w:t xml:space="preserve"> | </w:t>
+            </w:r>
+            <w:proofErr w:type="spellStart"/>
+            <w:r>
+              <w:rPr>
+                <w:rFonts w:ascii="BRH Devanagari Extra" w:hAnsi="BRH Devanagari Extra" w:cs="BRH Devanagari Extra"/>
+                <w:color w:val="000000"/>
+                <w:sz w:val="40"/>
+                <w:szCs w:val="40"/>
+                <w:lang w:bidi="ml-IN"/>
+              </w:rPr>
+              <w:t>iÉxqÉÉ</w:t>
+            </w:r>
+            <w:proofErr w:type="spellEnd"/>
             <w:r>
               <w:rPr>
                 <w:rFonts w:ascii="BRH Malayalam Extra" w:hAnsi="BRH Malayalam Extra" w:cs="BRH Devanagari Extra"/>
@@ -2514,15 +2784,27 @@
               </w:rPr>
               <w:t>–</w:t>
             </w:r>
-            <w:r>
-              <w:rPr>
-                <w:rFonts w:ascii="BRH Devanagari Extra" w:hAnsi="BRH Devanagari Extra" w:cs="BRH Devanagari Extra"/>
-                <w:color w:val="000000"/>
-                <w:sz w:val="40"/>
-                <w:szCs w:val="40"/>
-                <w:lang w:bidi="ml-IN"/>
-              </w:rPr>
-              <w:t>SÉmÉþÈ |</w:t>
+            <w:proofErr w:type="spellStart"/>
+            <w:r>
+              <w:rPr>
+                <w:rFonts w:ascii="BRH Devanagari Extra" w:hAnsi="BRH Devanagari Extra" w:cs="BRH Devanagari Extra"/>
+                <w:color w:val="000000"/>
+                <w:sz w:val="40"/>
+                <w:szCs w:val="40"/>
+                <w:lang w:bidi="ml-IN"/>
+              </w:rPr>
+              <w:t>SÉmÉþÈ</w:t>
+            </w:r>
+            <w:proofErr w:type="spellEnd"/>
+            <w:r>
+              <w:rPr>
+                <w:rFonts w:ascii="BRH Devanagari Extra" w:hAnsi="BRH Devanagari Extra" w:cs="BRH Devanagari Extra"/>
+                <w:color w:val="000000"/>
+                <w:sz w:val="40"/>
+                <w:szCs w:val="40"/>
+                <w:lang w:bidi="ml-IN"/>
+              </w:rPr>
+              <w:t xml:space="preserve"> |</w:t>
             </w:r>
           </w:p>
         </w:tc>
@@ -2687,6 +2969,7 @@
               </w:rPr>
               <w:t xml:space="preserve"> </w:t>
             </w:r>
+            <w:proofErr w:type="spellStart"/>
             <w:r>
               <w:rPr>
                 <w:rFonts w:ascii="BRH Devanagari Extra" w:hAnsi="BRH Devanagari Extra" w:cs="BRH Devanagari Extra"/>
@@ -2698,6 +2981,7 @@
               </w:rPr>
               <w:t>lÉÈ</w:t>
             </w:r>
+            <w:proofErr w:type="spellEnd"/>
             <w:r>
               <w:rPr>
                 <w:rFonts w:ascii="BRH Devanagari Extra" w:hAnsi="BRH Devanagari Extra" w:cs="BRH Devanagari Extra"/>
@@ -2727,7 +3011,51 @@
                 <w:szCs w:val="40"/>
                 <w:lang w:bidi="ml-IN"/>
               </w:rPr>
-              <w:t xml:space="preserve"> CÌiÉþ lÉÈ ||</w:t>
+              <w:t xml:space="preserve"> </w:t>
+            </w:r>
+            <w:proofErr w:type="spellStart"/>
+            <w:r>
+              <w:rPr>
+                <w:rFonts w:ascii="BRH Devanagari Extra" w:hAnsi="BRH Devanagari Extra" w:cs="BRH Devanagari Extra"/>
+                <w:color w:val="000000"/>
+                <w:sz w:val="40"/>
+                <w:szCs w:val="40"/>
+                <w:lang w:bidi="ml-IN"/>
+              </w:rPr>
+              <w:t>CÌiÉþ</w:t>
+            </w:r>
+            <w:proofErr w:type="spellEnd"/>
+            <w:r>
+              <w:rPr>
+                <w:rFonts w:ascii="BRH Devanagari Extra" w:hAnsi="BRH Devanagari Extra" w:cs="BRH Devanagari Extra"/>
+                <w:color w:val="000000"/>
+                <w:sz w:val="40"/>
+                <w:szCs w:val="40"/>
+                <w:lang w:bidi="ml-IN"/>
+              </w:rPr>
+              <w:t xml:space="preserve"> </w:t>
+            </w:r>
+            <w:proofErr w:type="spellStart"/>
+            <w:r>
+              <w:rPr>
+                <w:rFonts w:ascii="BRH Devanagari Extra" w:hAnsi="BRH Devanagari Extra" w:cs="BRH Devanagari Extra"/>
+                <w:color w:val="000000"/>
+                <w:sz w:val="40"/>
+                <w:szCs w:val="40"/>
+                <w:lang w:bidi="ml-IN"/>
+              </w:rPr>
+              <w:t>lÉÈ</w:t>
+            </w:r>
+            <w:proofErr w:type="spellEnd"/>
+            <w:r>
+              <w:rPr>
+                <w:rFonts w:ascii="BRH Devanagari Extra" w:hAnsi="BRH Devanagari Extra" w:cs="BRH Devanagari Extra"/>
+                <w:color w:val="000000"/>
+                <w:sz w:val="40"/>
+                <w:szCs w:val="40"/>
+                <w:lang w:bidi="ml-IN"/>
+              </w:rPr>
+              <w:t xml:space="preserve"> ||</w:t>
             </w:r>
           </w:p>
         </w:tc>
@@ -2833,7 +3161,51 @@
                 <w:szCs w:val="40"/>
                 <w:lang w:bidi="ml-IN"/>
               </w:rPr>
-              <w:t xml:space="preserve"> CÌiÉþ lÉÈ ||</w:t>
+              <w:t xml:space="preserve"> </w:t>
+            </w:r>
+            <w:proofErr w:type="spellStart"/>
+            <w:r>
+              <w:rPr>
+                <w:rFonts w:ascii="BRH Devanagari Extra" w:hAnsi="BRH Devanagari Extra" w:cs="BRH Devanagari Extra"/>
+                <w:color w:val="000000"/>
+                <w:sz w:val="40"/>
+                <w:szCs w:val="40"/>
+                <w:lang w:bidi="ml-IN"/>
+              </w:rPr>
+              <w:t>CÌiÉþ</w:t>
+            </w:r>
+            <w:proofErr w:type="spellEnd"/>
+            <w:r>
+              <w:rPr>
+                <w:rFonts w:ascii="BRH Devanagari Extra" w:hAnsi="BRH Devanagari Extra" w:cs="BRH Devanagari Extra"/>
+                <w:color w:val="000000"/>
+                <w:sz w:val="40"/>
+                <w:szCs w:val="40"/>
+                <w:lang w:bidi="ml-IN"/>
+              </w:rPr>
+              <w:t xml:space="preserve"> </w:t>
+            </w:r>
+            <w:proofErr w:type="spellStart"/>
+            <w:r>
+              <w:rPr>
+                <w:rFonts w:ascii="BRH Devanagari Extra" w:hAnsi="BRH Devanagari Extra" w:cs="BRH Devanagari Extra"/>
+                <w:color w:val="000000"/>
+                <w:sz w:val="40"/>
+                <w:szCs w:val="40"/>
+                <w:lang w:bidi="ml-IN"/>
+              </w:rPr>
+              <w:t>lÉÈ</w:t>
+            </w:r>
+            <w:proofErr w:type="spellEnd"/>
+            <w:r>
+              <w:rPr>
+                <w:rFonts w:ascii="BRH Devanagari Extra" w:hAnsi="BRH Devanagari Extra" w:cs="BRH Devanagari Extra"/>
+                <w:color w:val="000000"/>
+                <w:sz w:val="40"/>
+                <w:szCs w:val="40"/>
+                <w:lang w:bidi="ml-IN"/>
+              </w:rPr>
+              <w:t xml:space="preserve"> ||</w:t>
             </w:r>
           </w:p>
         </w:tc>
@@ -2988,6 +3360,7 @@
               </w:rPr>
               <w:t>–</w:t>
             </w:r>
+            <w:proofErr w:type="spellStart"/>
             <w:r>
               <w:rPr>
                 <w:rFonts w:ascii="BRH Devanagari Extra" w:hAnsi="BRH Devanagari Extra" w:cs="BRH Devanagari Extra"/>
@@ -2998,6 +3371,7 @@
               </w:rPr>
               <w:t>lÉÉ</w:t>
             </w:r>
+            <w:proofErr w:type="spellEnd"/>
             <w:r>
               <w:rPr>
                 <w:rFonts w:ascii="BRH Malayalam Extra" w:hAnsi="BRH Malayalam Extra" w:cs="BRH Devanagari Extra"/>
@@ -3030,15 +3404,27 @@
               </w:rPr>
               <w:t>–</w:t>
             </w:r>
-            <w:r>
-              <w:rPr>
-                <w:rFonts w:ascii="BRH Devanagari Extra" w:hAnsi="BRH Devanagari Extra" w:cs="BRH Devanagari Extra"/>
-                <w:color w:val="000000"/>
-                <w:sz w:val="40"/>
-                <w:szCs w:val="40"/>
-                <w:lang w:bidi="ml-IN"/>
-              </w:rPr>
-              <w:t>uÉqÉç | L</w:t>
+            <w:proofErr w:type="spellStart"/>
+            <w:r>
+              <w:rPr>
+                <w:rFonts w:ascii="BRH Devanagari Extra" w:hAnsi="BRH Devanagari Extra" w:cs="BRH Devanagari Extra"/>
+                <w:color w:val="000000"/>
+                <w:sz w:val="40"/>
+                <w:szCs w:val="40"/>
+                <w:lang w:bidi="ml-IN"/>
+              </w:rPr>
+              <w:t>uÉqÉç</w:t>
+            </w:r>
+            <w:proofErr w:type="spellEnd"/>
+            <w:r>
+              <w:rPr>
+                <w:rFonts w:ascii="BRH Devanagari Extra" w:hAnsi="BRH Devanagari Extra" w:cs="BRH Devanagari Extra"/>
+                <w:color w:val="000000"/>
+                <w:sz w:val="40"/>
+                <w:szCs w:val="40"/>
+                <w:lang w:bidi="ml-IN"/>
+              </w:rPr>
+              <w:t xml:space="preserve"> | L</w:t>
             </w:r>
             <w:r>
               <w:rPr>
@@ -3051,6 +3437,7 @@
               </w:rPr>
               <w:t>–</w:t>
             </w:r>
+            <w:proofErr w:type="spellStart"/>
             <w:r>
               <w:rPr>
                 <w:rFonts w:ascii="BRH Devanagari Extra" w:hAnsi="BRH Devanagari Extra" w:cs="BRH Devanagari Extra"/>
@@ -3070,7 +3457,40 @@
                 <w:szCs w:val="40"/>
                 <w:lang w:bidi="ml-IN"/>
               </w:rPr>
-              <w:t>ç ÆuÉåSþ |</w:t>
+              <w:t>ç</w:t>
+            </w:r>
+            <w:proofErr w:type="spellEnd"/>
+            <w:r>
+              <w:rPr>
+                <w:rFonts w:ascii="BRH Devanagari Extra" w:hAnsi="BRH Devanagari Extra" w:cs="BRH Devanagari Extra"/>
+                <w:color w:val="000000"/>
+                <w:sz w:val="40"/>
+                <w:szCs w:val="40"/>
+                <w:lang w:bidi="ml-IN"/>
+              </w:rPr>
+              <w:t xml:space="preserve"> </w:t>
+            </w:r>
+            <w:proofErr w:type="spellStart"/>
+            <w:r>
+              <w:rPr>
+                <w:rFonts w:ascii="BRH Devanagari Extra" w:hAnsi="BRH Devanagari Extra" w:cs="BRH Devanagari Extra"/>
+                <w:color w:val="000000"/>
+                <w:sz w:val="40"/>
+                <w:szCs w:val="40"/>
+                <w:lang w:bidi="ml-IN"/>
+              </w:rPr>
+              <w:t>ÆuÉåSþ</w:t>
+            </w:r>
+            <w:proofErr w:type="spellEnd"/>
+            <w:r>
+              <w:rPr>
+                <w:rFonts w:ascii="BRH Devanagari Extra" w:hAnsi="BRH Devanagari Extra" w:cs="BRH Devanagari Extra"/>
+                <w:color w:val="000000"/>
+                <w:sz w:val="40"/>
+                <w:szCs w:val="40"/>
+                <w:lang w:bidi="ml-IN"/>
+              </w:rPr>
+              <w:t xml:space="preserve"> |</w:t>
             </w:r>
           </w:p>
         </w:tc>
@@ -3114,6 +3534,7 @@
               </w:rPr>
               <w:t>–</w:t>
             </w:r>
+            <w:proofErr w:type="spellStart"/>
             <w:r>
               <w:rPr>
                 <w:rFonts w:ascii="BRH Devanagari Extra" w:hAnsi="BRH Devanagari Extra" w:cs="BRH Devanagari Extra"/>
@@ -3124,6 +3545,7 @@
               </w:rPr>
               <w:t>lÉÉ</w:t>
             </w:r>
+            <w:proofErr w:type="spellEnd"/>
             <w:r>
               <w:rPr>
                 <w:rFonts w:ascii="BRH Malayalam Extra" w:hAnsi="BRH Malayalam Extra" w:cs="BRH Devanagari Extra"/>
@@ -3156,15 +3578,27 @@
               </w:rPr>
               <w:t>–</w:t>
             </w:r>
-            <w:r>
-              <w:rPr>
-                <w:rFonts w:ascii="BRH Devanagari Extra" w:hAnsi="BRH Devanagari Extra" w:cs="BRH Devanagari Extra"/>
-                <w:color w:val="000000"/>
-                <w:sz w:val="40"/>
-                <w:szCs w:val="40"/>
-                <w:lang w:bidi="ml-IN"/>
-              </w:rPr>
-              <w:t>uÉqÉç | L</w:t>
+            <w:proofErr w:type="spellStart"/>
+            <w:r>
+              <w:rPr>
+                <w:rFonts w:ascii="BRH Devanagari Extra" w:hAnsi="BRH Devanagari Extra" w:cs="BRH Devanagari Extra"/>
+                <w:color w:val="000000"/>
+                <w:sz w:val="40"/>
+                <w:szCs w:val="40"/>
+                <w:lang w:bidi="ml-IN"/>
+              </w:rPr>
+              <w:t>uÉqÉç</w:t>
+            </w:r>
+            <w:proofErr w:type="spellEnd"/>
+            <w:r>
+              <w:rPr>
+                <w:rFonts w:ascii="BRH Devanagari Extra" w:hAnsi="BRH Devanagari Extra" w:cs="BRH Devanagari Extra"/>
+                <w:color w:val="000000"/>
+                <w:sz w:val="40"/>
+                <w:szCs w:val="40"/>
+                <w:lang w:bidi="ml-IN"/>
+              </w:rPr>
+              <w:t xml:space="preserve"> | L</w:t>
             </w:r>
             <w:r>
               <w:rPr>
@@ -3178,6 +3612,7 @@
               </w:rPr>
               <w:t>–</w:t>
             </w:r>
+            <w:proofErr w:type="spellStart"/>
             <w:r>
               <w:rPr>
                 <w:rFonts w:ascii="BRH Devanagari Extra" w:hAnsi="BRH Devanagari Extra" w:cs="BRH Devanagari Extra"/>
@@ -3197,7 +3632,40 @@
                 <w:szCs w:val="40"/>
                 <w:lang w:bidi="ml-IN"/>
               </w:rPr>
-              <w:t>ç ÆuÉåSþ |</w:t>
+              <w:t>ç</w:t>
+            </w:r>
+            <w:proofErr w:type="spellEnd"/>
+            <w:r>
+              <w:rPr>
+                <w:rFonts w:ascii="BRH Devanagari Extra" w:hAnsi="BRH Devanagari Extra" w:cs="BRH Devanagari Extra"/>
+                <w:color w:val="000000"/>
+                <w:sz w:val="40"/>
+                <w:szCs w:val="40"/>
+                <w:lang w:bidi="ml-IN"/>
+              </w:rPr>
+              <w:t xml:space="preserve"> </w:t>
+            </w:r>
+            <w:proofErr w:type="spellStart"/>
+            <w:r>
+              <w:rPr>
+                <w:rFonts w:ascii="BRH Devanagari Extra" w:hAnsi="BRH Devanagari Extra" w:cs="BRH Devanagari Extra"/>
+                <w:color w:val="000000"/>
+                <w:sz w:val="40"/>
+                <w:szCs w:val="40"/>
+                <w:lang w:bidi="ml-IN"/>
+              </w:rPr>
+              <w:t>ÆuÉåSþ</w:t>
+            </w:r>
+            <w:proofErr w:type="spellEnd"/>
+            <w:r>
+              <w:rPr>
+                <w:rFonts w:ascii="BRH Devanagari Extra" w:hAnsi="BRH Devanagari Extra" w:cs="BRH Devanagari Extra"/>
+                <w:color w:val="000000"/>
+                <w:sz w:val="40"/>
+                <w:szCs w:val="40"/>
+                <w:lang w:bidi="ml-IN"/>
+              </w:rPr>
+              <w:t xml:space="preserve"> |</w:t>
             </w:r>
           </w:p>
         </w:tc>
@@ -3352,6 +3820,7 @@
               </w:rPr>
               <w:t>–</w:t>
             </w:r>
+            <w:proofErr w:type="spellStart"/>
             <w:r>
               <w:rPr>
                 <w:rFonts w:ascii="BRH Devanagari Extra" w:hAnsi="BRH Devanagari Extra" w:cs="BRH Devanagari Extra"/>
@@ -3362,6 +3831,7 @@
               </w:rPr>
               <w:t>kÉÉ</w:t>
             </w:r>
+            <w:proofErr w:type="spellEnd"/>
             <w:r>
               <w:rPr>
                 <w:rFonts w:ascii="BRH Malayalam Extra" w:hAnsi="BRH Malayalam Extra" w:cs="BRH Devanagari Extra"/>
@@ -3373,15 +3843,38 @@
               </w:rPr>
               <w:t>–</w:t>
             </w:r>
-            <w:r>
-              <w:rPr>
-                <w:rFonts w:ascii="BRH Devanagari Extra" w:hAnsi="BRH Devanagari Extra" w:cs="BRH Devanagari Extra"/>
-                <w:color w:val="000000"/>
-                <w:sz w:val="40"/>
-                <w:szCs w:val="40"/>
-                <w:lang w:bidi="ml-IN"/>
-              </w:rPr>
-              <w:t>irÉ§ÉÉÿ§É | A</w:t>
+            <w:proofErr w:type="spellStart"/>
+            <w:r>
+              <w:rPr>
+                <w:rFonts w:ascii="BRH Devanagari Extra" w:hAnsi="BRH Devanagari Extra" w:cs="BRH Devanagari Extra"/>
+                <w:color w:val="000000"/>
+                <w:sz w:val="40"/>
+                <w:szCs w:val="40"/>
+                <w:lang w:bidi="ml-IN"/>
+              </w:rPr>
+              <w:t>irÉ§ÉÉÿ§É</w:t>
+            </w:r>
+            <w:proofErr w:type="spellEnd"/>
+            <w:r>
+              <w:rPr>
+                <w:rFonts w:ascii="BRH Devanagari Extra" w:hAnsi="BRH Devanagari Extra" w:cs="BRH Devanagari Extra"/>
+                <w:color w:val="000000"/>
+                <w:sz w:val="40"/>
+                <w:szCs w:val="40"/>
+                <w:lang w:bidi="ml-IN"/>
+              </w:rPr>
+              <w:t xml:space="preserve"> | </w:t>
+            </w:r>
+            <w:proofErr w:type="spellStart"/>
+            <w:r>
+              <w:rPr>
+                <w:rFonts w:ascii="BRH Devanagari Extra" w:hAnsi="BRH Devanagari Extra" w:cs="BRH Devanagari Extra"/>
+                <w:color w:val="000000"/>
+                <w:sz w:val="40"/>
+                <w:szCs w:val="40"/>
+                <w:lang w:bidi="ml-IN"/>
+              </w:rPr>
+              <w:t>A</w:t>
             </w:r>
             <w:r>
               <w:rPr>
@@ -3404,6 +3897,7 @@
               </w:rPr>
               <w:t>ÿ§É</w:t>
             </w:r>
+            <w:proofErr w:type="spellEnd"/>
             <w:r>
               <w:rPr>
                 <w:rFonts w:ascii="BRH Malayalam Extra" w:hAnsi="BRH Malayalam Extra" w:cs="BRH Devanagari Extra"/>
@@ -3423,7 +3917,29 @@
                 <w:szCs w:val="40"/>
                 <w:lang w:bidi="ml-IN"/>
               </w:rPr>
-              <w:t xml:space="preserve"> uÉæ |</w:t>
+              <w:t xml:space="preserve"> </w:t>
+            </w:r>
+            <w:proofErr w:type="spellStart"/>
+            <w:r>
+              <w:rPr>
+                <w:rFonts w:ascii="BRH Devanagari Extra" w:hAnsi="BRH Devanagari Extra" w:cs="BRH Devanagari Extra"/>
+                <w:color w:val="000000"/>
+                <w:sz w:val="40"/>
+                <w:szCs w:val="40"/>
+                <w:lang w:bidi="ml-IN"/>
+              </w:rPr>
+              <w:t>uÉæ</w:t>
+            </w:r>
+            <w:proofErr w:type="spellEnd"/>
+            <w:r>
+              <w:rPr>
+                <w:rFonts w:ascii="BRH Devanagari Extra" w:hAnsi="BRH Devanagari Extra" w:cs="BRH Devanagari Extra"/>
+                <w:color w:val="000000"/>
+                <w:sz w:val="40"/>
+                <w:szCs w:val="40"/>
+                <w:lang w:bidi="ml-IN"/>
+              </w:rPr>
+              <w:t xml:space="preserve"> |</w:t>
             </w:r>
           </w:p>
         </w:tc>
@@ -3467,6 +3983,7 @@
               </w:rPr>
               <w:t>–</w:t>
             </w:r>
+            <w:proofErr w:type="spellStart"/>
             <w:r>
               <w:rPr>
                 <w:rFonts w:ascii="BRH Devanagari Extra" w:hAnsi="BRH Devanagari Extra" w:cs="BRH Devanagari Extra"/>
@@ -3477,6 +3994,7 @@
               </w:rPr>
               <w:t>kÉÉ</w:t>
             </w:r>
+            <w:proofErr w:type="spellEnd"/>
             <w:r>
               <w:rPr>
                 <w:rFonts w:ascii="BRH Malayalam Extra" w:hAnsi="BRH Malayalam Extra" w:cs="BRH Devanagari Extra"/>
@@ -3488,15 +4006,38 @@
               </w:rPr>
               <w:t>–</w:t>
             </w:r>
-            <w:r>
-              <w:rPr>
-                <w:rFonts w:ascii="BRH Devanagari Extra" w:hAnsi="BRH Devanagari Extra" w:cs="BRH Devanagari Extra"/>
-                <w:color w:val="000000"/>
-                <w:sz w:val="40"/>
-                <w:szCs w:val="40"/>
-                <w:lang w:bidi="ml-IN"/>
-              </w:rPr>
-              <w:t>irÉ§ÉÉÿ§É | A</w:t>
+            <w:proofErr w:type="spellStart"/>
+            <w:r>
+              <w:rPr>
+                <w:rFonts w:ascii="BRH Devanagari Extra" w:hAnsi="BRH Devanagari Extra" w:cs="BRH Devanagari Extra"/>
+                <w:color w:val="000000"/>
+                <w:sz w:val="40"/>
+                <w:szCs w:val="40"/>
+                <w:lang w:bidi="ml-IN"/>
+              </w:rPr>
+              <w:t>irÉ§ÉÉÿ§É</w:t>
+            </w:r>
+            <w:proofErr w:type="spellEnd"/>
+            <w:r>
+              <w:rPr>
+                <w:rFonts w:ascii="BRH Devanagari Extra" w:hAnsi="BRH Devanagari Extra" w:cs="BRH Devanagari Extra"/>
+                <w:color w:val="000000"/>
+                <w:sz w:val="40"/>
+                <w:szCs w:val="40"/>
+                <w:lang w:bidi="ml-IN"/>
+              </w:rPr>
+              <w:t xml:space="preserve"> | </w:t>
+            </w:r>
+            <w:proofErr w:type="spellStart"/>
+            <w:r>
+              <w:rPr>
+                <w:rFonts w:ascii="BRH Devanagari Extra" w:hAnsi="BRH Devanagari Extra" w:cs="BRH Devanagari Extra"/>
+                <w:color w:val="000000"/>
+                <w:sz w:val="40"/>
+                <w:szCs w:val="40"/>
+                <w:lang w:bidi="ml-IN"/>
+              </w:rPr>
+              <w:t>A</w:t>
             </w:r>
             <w:r>
               <w:rPr>
@@ -3530,6 +4071,7 @@
               </w:rPr>
               <w:t>§É</w:t>
             </w:r>
+            <w:proofErr w:type="spellEnd"/>
             <w:r>
               <w:rPr>
                 <w:rFonts w:ascii="BRH Malayalam Extra" w:hAnsi="BRH Malayalam Extra" w:cs="BRH Devanagari Extra"/>
@@ -3549,7 +4091,29 @@
                 <w:szCs w:val="40"/>
                 <w:lang w:bidi="ml-IN"/>
               </w:rPr>
-              <w:t xml:space="preserve"> uÉæ |</w:t>
+              <w:t xml:space="preserve"> </w:t>
+            </w:r>
+            <w:proofErr w:type="spellStart"/>
+            <w:r>
+              <w:rPr>
+                <w:rFonts w:ascii="BRH Devanagari Extra" w:hAnsi="BRH Devanagari Extra" w:cs="BRH Devanagari Extra"/>
+                <w:color w:val="000000"/>
+                <w:sz w:val="40"/>
+                <w:szCs w:val="40"/>
+                <w:lang w:bidi="ml-IN"/>
+              </w:rPr>
+              <w:t>uÉæ</w:t>
+            </w:r>
+            <w:proofErr w:type="spellEnd"/>
+            <w:r>
+              <w:rPr>
+                <w:rFonts w:ascii="BRH Devanagari Extra" w:hAnsi="BRH Devanagari Extra" w:cs="BRH Devanagari Extra"/>
+                <w:color w:val="000000"/>
+                <w:sz w:val="40"/>
+                <w:szCs w:val="40"/>
+                <w:lang w:bidi="ml-IN"/>
+              </w:rPr>
+              <w:t xml:space="preserve"> |</w:t>
             </w:r>
           </w:p>
         </w:tc>
@@ -3747,6 +4311,7 @@
               </w:rPr>
               <w:t>–</w:t>
             </w:r>
+            <w:proofErr w:type="spellStart"/>
             <w:r>
               <w:rPr>
                 <w:rFonts w:ascii="BRH Devanagari Extra" w:hAnsi="BRH Devanagari Extra" w:cs="BRH Devanagari Extra"/>
@@ -3757,6 +4322,7 @@
               </w:rPr>
               <w:t>ÎxqÉ</w:t>
             </w:r>
+            <w:proofErr w:type="spellEnd"/>
             <w:r>
               <w:rPr>
                 <w:rFonts w:ascii="BRH Malayalam Extra" w:hAnsi="BRH Malayalam Extra" w:cs="BRH Devanagari Extra"/>
@@ -3883,6 +4449,7 @@
               </w:rPr>
               <w:t>–</w:t>
             </w:r>
+            <w:proofErr w:type="spellStart"/>
             <w:r>
               <w:rPr>
                 <w:rFonts w:ascii="BRH Devanagari Extra" w:hAnsi="BRH Devanagari Extra" w:cs="BRH Devanagari Extra"/>
@@ -3893,6 +4460,7 @@
               </w:rPr>
               <w:t>ÎxqÉ</w:t>
             </w:r>
+            <w:proofErr w:type="spellEnd"/>
             <w:r>
               <w:rPr>
                 <w:rFonts w:ascii="BRH Malayalam Extra" w:hAnsi="BRH Malayalam Extra" w:cs="BRH Devanagari Extra"/>
@@ -4067,15 +4635,27 @@
                 <w:lang w:val="en-IN" w:eastAsia="en-IN" w:bidi="ml-IN"/>
               </w:rPr>
             </w:pPr>
-            <w:r>
-              <w:rPr>
-                <w:rFonts w:ascii="BRH Devanagari Extra" w:hAnsi="BRH Devanagari Extra" w:cs="BRH Devanagari Extra"/>
-                <w:color w:val="000000"/>
-                <w:sz w:val="40"/>
-                <w:szCs w:val="40"/>
-                <w:lang w:bidi="ml-IN"/>
-              </w:rPr>
-              <w:t>AÂþhÉÏÍpÉÈ xÉ</w:t>
+            <w:proofErr w:type="spellStart"/>
+            <w:r>
+              <w:rPr>
+                <w:rFonts w:ascii="BRH Devanagari Extra" w:hAnsi="BRH Devanagari Extra" w:cs="BRH Devanagari Extra"/>
+                <w:color w:val="000000"/>
+                <w:sz w:val="40"/>
+                <w:szCs w:val="40"/>
+                <w:lang w:bidi="ml-IN"/>
+              </w:rPr>
+              <w:t>AÂþhÉÏÍpÉÈ</w:t>
+            </w:r>
+            <w:proofErr w:type="spellEnd"/>
+            <w:r>
+              <w:rPr>
+                <w:rFonts w:ascii="BRH Devanagari Extra" w:hAnsi="BRH Devanagari Extra" w:cs="BRH Devanagari Extra"/>
+                <w:color w:val="000000"/>
+                <w:sz w:val="40"/>
+                <w:szCs w:val="40"/>
+                <w:lang w:bidi="ml-IN"/>
+              </w:rPr>
+              <w:t xml:space="preserve"> xÉ</w:t>
             </w:r>
             <w:r>
               <w:rPr>
@@ -4088,15 +4668,27 @@
               </w:rPr>
               <w:t>–</w:t>
             </w:r>
-            <w:r>
-              <w:rPr>
-                <w:rFonts w:ascii="BRH Devanagari Extra" w:hAnsi="BRH Devanagari Extra" w:cs="BRH Devanagari Extra"/>
-                <w:color w:val="000000"/>
-                <w:sz w:val="40"/>
-                <w:szCs w:val="40"/>
-                <w:lang w:bidi="ml-IN"/>
-              </w:rPr>
-              <w:t>eÉÔÈ | xÉ</w:t>
+            <w:proofErr w:type="spellStart"/>
+            <w:r>
+              <w:rPr>
+                <w:rFonts w:ascii="BRH Devanagari Extra" w:hAnsi="BRH Devanagari Extra" w:cs="BRH Devanagari Extra"/>
+                <w:color w:val="000000"/>
+                <w:sz w:val="40"/>
+                <w:szCs w:val="40"/>
+                <w:lang w:bidi="ml-IN"/>
+              </w:rPr>
+              <w:t>eÉÔÈ</w:t>
+            </w:r>
+            <w:proofErr w:type="spellEnd"/>
+            <w:r>
+              <w:rPr>
+                <w:rFonts w:ascii="BRH Devanagari Extra" w:hAnsi="BRH Devanagari Extra" w:cs="BRH Devanagari Extra"/>
+                <w:color w:val="000000"/>
+                <w:sz w:val="40"/>
+                <w:szCs w:val="40"/>
+                <w:lang w:bidi="ml-IN"/>
+              </w:rPr>
+              <w:t xml:space="preserve"> | xÉ</w:t>
             </w:r>
             <w:r>
               <w:rPr>
@@ -4109,15 +4701,38 @@
               </w:rPr>
               <w:t>–</w:t>
             </w:r>
-            <w:r>
-              <w:rPr>
-                <w:rFonts w:ascii="BRH Devanagari Extra" w:hAnsi="BRH Devanagari Extra" w:cs="BRH Devanagari Extra"/>
-                <w:color w:val="000000"/>
-                <w:sz w:val="40"/>
-                <w:szCs w:val="40"/>
-                <w:lang w:bidi="ml-IN"/>
-              </w:rPr>
-              <w:t>eÉÔÈ xÉÔ</w:t>
+            <w:proofErr w:type="spellStart"/>
+            <w:r>
+              <w:rPr>
+                <w:rFonts w:ascii="BRH Devanagari Extra" w:hAnsi="BRH Devanagari Extra" w:cs="BRH Devanagari Extra"/>
+                <w:color w:val="000000"/>
+                <w:sz w:val="40"/>
+                <w:szCs w:val="40"/>
+                <w:lang w:bidi="ml-IN"/>
+              </w:rPr>
+              <w:t>eÉÔÈ</w:t>
+            </w:r>
+            <w:proofErr w:type="spellEnd"/>
+            <w:r>
+              <w:rPr>
+                <w:rFonts w:ascii="BRH Devanagari Extra" w:hAnsi="BRH Devanagari Extra" w:cs="BRH Devanagari Extra"/>
+                <w:color w:val="000000"/>
+                <w:sz w:val="40"/>
+                <w:szCs w:val="40"/>
+                <w:lang w:bidi="ml-IN"/>
+              </w:rPr>
+              <w:t xml:space="preserve"> </w:t>
+            </w:r>
+            <w:proofErr w:type="spellStart"/>
+            <w:r>
+              <w:rPr>
+                <w:rFonts w:ascii="BRH Devanagari Extra" w:hAnsi="BRH Devanagari Extra" w:cs="BRH Devanagari Extra"/>
+                <w:color w:val="000000"/>
+                <w:sz w:val="40"/>
+                <w:szCs w:val="40"/>
+                <w:lang w:bidi="ml-IN"/>
+              </w:rPr>
+              <w:t>xÉÔ</w:t>
             </w:r>
             <w:r>
               <w:rPr>
@@ -4138,7 +4753,18 @@
                 <w:szCs w:val="40"/>
                 <w:lang w:bidi="ml-IN"/>
               </w:rPr>
-              <w:t>ïþ |</w:t>
+              <w:t>ïþ</w:t>
+            </w:r>
+            <w:proofErr w:type="spellEnd"/>
+            <w:r>
+              <w:rPr>
+                <w:rFonts w:ascii="BRH Devanagari Extra" w:hAnsi="BRH Devanagari Extra" w:cs="BRH Devanagari Extra"/>
+                <w:color w:val="000000"/>
+                <w:sz w:val="40"/>
+                <w:szCs w:val="40"/>
+                <w:lang w:bidi="ml-IN"/>
+              </w:rPr>
+              <w:t xml:space="preserve"> |</w:t>
             </w:r>
           </w:p>
         </w:tc>
@@ -4161,15 +4787,27 @@
                 <w:lang w:val="en-IN" w:eastAsia="en-IN" w:bidi="ml-IN"/>
               </w:rPr>
             </w:pPr>
-            <w:r>
-              <w:rPr>
-                <w:rFonts w:ascii="BRH Devanagari Extra" w:hAnsi="BRH Devanagari Extra" w:cs="BRH Devanagari Extra"/>
-                <w:color w:val="000000"/>
-                <w:sz w:val="40"/>
-                <w:szCs w:val="40"/>
-                <w:lang w:bidi="ml-IN"/>
-              </w:rPr>
-              <w:t>AÂþhÉÏÍpÉÈ xÉ</w:t>
+            <w:proofErr w:type="spellStart"/>
+            <w:r>
+              <w:rPr>
+                <w:rFonts w:ascii="BRH Devanagari Extra" w:hAnsi="BRH Devanagari Extra" w:cs="BRH Devanagari Extra"/>
+                <w:color w:val="000000"/>
+                <w:sz w:val="40"/>
+                <w:szCs w:val="40"/>
+                <w:lang w:bidi="ml-IN"/>
+              </w:rPr>
+              <w:t>AÂþhÉÏÍpÉÈ</w:t>
+            </w:r>
+            <w:proofErr w:type="spellEnd"/>
+            <w:r>
+              <w:rPr>
+                <w:rFonts w:ascii="BRH Devanagari Extra" w:hAnsi="BRH Devanagari Extra" w:cs="BRH Devanagari Extra"/>
+                <w:color w:val="000000"/>
+                <w:sz w:val="40"/>
+                <w:szCs w:val="40"/>
+                <w:lang w:bidi="ml-IN"/>
+              </w:rPr>
+              <w:t xml:space="preserve"> xÉ</w:t>
             </w:r>
             <w:r>
               <w:rPr>
@@ -4182,15 +4820,27 @@
               </w:rPr>
               <w:t>–</w:t>
             </w:r>
-            <w:r>
-              <w:rPr>
-                <w:rFonts w:ascii="BRH Devanagari Extra" w:hAnsi="BRH Devanagari Extra" w:cs="BRH Devanagari Extra"/>
-                <w:color w:val="000000"/>
-                <w:sz w:val="40"/>
-                <w:szCs w:val="40"/>
-                <w:lang w:bidi="ml-IN"/>
-              </w:rPr>
-              <w:t>eÉÔÈ | xÉ</w:t>
+            <w:proofErr w:type="spellStart"/>
+            <w:r>
+              <w:rPr>
+                <w:rFonts w:ascii="BRH Devanagari Extra" w:hAnsi="BRH Devanagari Extra" w:cs="BRH Devanagari Extra"/>
+                <w:color w:val="000000"/>
+                <w:sz w:val="40"/>
+                <w:szCs w:val="40"/>
+                <w:lang w:bidi="ml-IN"/>
+              </w:rPr>
+              <w:t>eÉÔÈ</w:t>
+            </w:r>
+            <w:proofErr w:type="spellEnd"/>
+            <w:r>
+              <w:rPr>
+                <w:rFonts w:ascii="BRH Devanagari Extra" w:hAnsi="BRH Devanagari Extra" w:cs="BRH Devanagari Extra"/>
+                <w:color w:val="000000"/>
+                <w:sz w:val="40"/>
+                <w:szCs w:val="40"/>
+                <w:lang w:bidi="ml-IN"/>
+              </w:rPr>
+              <w:t xml:space="preserve"> | xÉ</w:t>
             </w:r>
             <w:r>
               <w:rPr>
@@ -4203,15 +4853,38 @@
               </w:rPr>
               <w:t>–</w:t>
             </w:r>
-            <w:r>
-              <w:rPr>
-                <w:rFonts w:ascii="BRH Devanagari Extra" w:hAnsi="BRH Devanagari Extra" w:cs="BRH Devanagari Extra"/>
-                <w:color w:val="000000"/>
-                <w:sz w:val="40"/>
-                <w:szCs w:val="40"/>
-                <w:lang w:bidi="ml-IN"/>
-              </w:rPr>
-              <w:t>eÉÔÈ xÉÔ</w:t>
+            <w:proofErr w:type="spellStart"/>
+            <w:r>
+              <w:rPr>
+                <w:rFonts w:ascii="BRH Devanagari Extra" w:hAnsi="BRH Devanagari Extra" w:cs="BRH Devanagari Extra"/>
+                <w:color w:val="000000"/>
+                <w:sz w:val="40"/>
+                <w:szCs w:val="40"/>
+                <w:lang w:bidi="ml-IN"/>
+              </w:rPr>
+              <w:t>eÉÔÈ</w:t>
+            </w:r>
+            <w:proofErr w:type="spellEnd"/>
+            <w:r>
+              <w:rPr>
+                <w:rFonts w:ascii="BRH Devanagari Extra" w:hAnsi="BRH Devanagari Extra" w:cs="BRH Devanagari Extra"/>
+                <w:color w:val="000000"/>
+                <w:sz w:val="40"/>
+                <w:szCs w:val="40"/>
+                <w:lang w:bidi="ml-IN"/>
+              </w:rPr>
+              <w:t xml:space="preserve"> </w:t>
+            </w:r>
+            <w:proofErr w:type="spellStart"/>
+            <w:r>
+              <w:rPr>
+                <w:rFonts w:ascii="BRH Devanagari Extra" w:hAnsi="BRH Devanagari Extra" w:cs="BRH Devanagari Extra"/>
+                <w:color w:val="000000"/>
+                <w:sz w:val="40"/>
+                <w:szCs w:val="40"/>
+                <w:lang w:bidi="ml-IN"/>
+              </w:rPr>
+              <w:t>xÉÔ</w:t>
             </w:r>
             <w:r>
               <w:rPr>
@@ -4224,6 +4897,7 @@
               </w:rPr>
               <w:t>rÉïþÈ</w:t>
             </w:r>
+            <w:proofErr w:type="spellEnd"/>
             <w:r>
               <w:rPr>
                 <w:rFonts w:ascii="BRH Devanagari Extra" w:hAnsi="BRH Devanagari Extra" w:cs="BRH Devanagari Extra"/>
@@ -4366,6 +5040,7 @@
                 <w:lang w:val="en-IN" w:eastAsia="en-IN" w:bidi="ml-IN"/>
               </w:rPr>
             </w:pPr>
+            <w:proofErr w:type="spellStart"/>
             <w:r>
               <w:rPr>
                 <w:rFonts w:ascii="BRH Devanagari Extra" w:hAnsi="BRH Devanagari Extra" w:cs="BRH Devanagari Extra"/>
@@ -4385,17 +5060,51 @@
                 <w:highlight w:val="yellow"/>
                 <w:lang w:bidi="ml-IN"/>
               </w:rPr>
-              <w:t>NûlÉç.</w:t>
-            </w:r>
-            <w:r>
-              <w:rPr>
-                <w:rFonts w:ascii="BRH Devanagari Extra" w:hAnsi="BRH Devanagari Extra" w:cs="BRH Devanagari Extra"/>
-                <w:color w:val="000000"/>
-                <w:sz w:val="40"/>
-                <w:szCs w:val="40"/>
-                <w:lang w:bidi="ml-IN"/>
-              </w:rPr>
-              <w:t xml:space="preserve"> rÉÈ | rÉ L</w:t>
+              <w:t>NûlÉç</w:t>
+            </w:r>
+            <w:proofErr w:type="spellEnd"/>
+            <w:r>
+              <w:rPr>
+                <w:rFonts w:ascii="BRH Devanagari Extra" w:hAnsi="BRH Devanagari Extra" w:cs="BRH Devanagari Extra"/>
+                <w:color w:val="000000"/>
+                <w:sz w:val="40"/>
+                <w:szCs w:val="40"/>
+                <w:highlight w:val="yellow"/>
+                <w:lang w:bidi="ml-IN"/>
+              </w:rPr>
+              <w:t>.</w:t>
+            </w:r>
+            <w:r>
+              <w:rPr>
+                <w:rFonts w:ascii="BRH Devanagari Extra" w:hAnsi="BRH Devanagari Extra" w:cs="BRH Devanagari Extra"/>
+                <w:color w:val="000000"/>
+                <w:sz w:val="40"/>
+                <w:szCs w:val="40"/>
+                <w:lang w:bidi="ml-IN"/>
+              </w:rPr>
+              <w:t xml:space="preserve"> </w:t>
+            </w:r>
+            <w:proofErr w:type="spellStart"/>
+            <w:r>
+              <w:rPr>
+                <w:rFonts w:ascii="BRH Devanagari Extra" w:hAnsi="BRH Devanagari Extra" w:cs="BRH Devanagari Extra"/>
+                <w:color w:val="000000"/>
+                <w:sz w:val="40"/>
+                <w:szCs w:val="40"/>
+                <w:lang w:bidi="ml-IN"/>
+              </w:rPr>
+              <w:t>rÉÈ</w:t>
+            </w:r>
+            <w:proofErr w:type="spellEnd"/>
+            <w:r>
+              <w:rPr>
+                <w:rFonts w:ascii="BRH Devanagari Extra" w:hAnsi="BRH Devanagari Extra" w:cs="BRH Devanagari Extra"/>
+                <w:color w:val="000000"/>
+                <w:sz w:val="40"/>
+                <w:szCs w:val="40"/>
+                <w:lang w:bidi="ml-IN"/>
+              </w:rPr>
+              <w:t xml:space="preserve"> | rÉ L</w:t>
             </w:r>
             <w:r>
               <w:rPr>
@@ -4408,15 +5117,27 @@
               </w:rPr>
               <w:t>–</w:t>
             </w:r>
-            <w:r>
-              <w:rPr>
-                <w:rFonts w:ascii="BRH Devanagari Extra" w:hAnsi="BRH Devanagari Extra" w:cs="BRH Devanagari Extra"/>
-                <w:color w:val="000000"/>
-                <w:sz w:val="40"/>
-                <w:szCs w:val="40"/>
-                <w:lang w:bidi="ml-IN"/>
-              </w:rPr>
-              <w:t>uÉqÉç |</w:t>
+            <w:proofErr w:type="spellStart"/>
+            <w:r>
+              <w:rPr>
+                <w:rFonts w:ascii="BRH Devanagari Extra" w:hAnsi="BRH Devanagari Extra" w:cs="BRH Devanagari Extra"/>
+                <w:color w:val="000000"/>
+                <w:sz w:val="40"/>
+                <w:szCs w:val="40"/>
+                <w:lang w:bidi="ml-IN"/>
+              </w:rPr>
+              <w:t>uÉqÉç</w:t>
+            </w:r>
+            <w:proofErr w:type="spellEnd"/>
+            <w:r>
+              <w:rPr>
+                <w:rFonts w:ascii="BRH Devanagari Extra" w:hAnsi="BRH Devanagari Extra" w:cs="BRH Devanagari Extra"/>
+                <w:color w:val="000000"/>
+                <w:sz w:val="40"/>
+                <w:szCs w:val="40"/>
+                <w:lang w:bidi="ml-IN"/>
+              </w:rPr>
+              <w:t xml:space="preserve"> |</w:t>
             </w:r>
           </w:p>
         </w:tc>
@@ -4439,6 +5160,7 @@
                 <w:lang w:val="en-IN" w:eastAsia="en-IN" w:bidi="ml-IN"/>
               </w:rPr>
             </w:pPr>
+            <w:proofErr w:type="spellStart"/>
             <w:r>
               <w:rPr>
                 <w:rFonts w:ascii="BRH Devanagari Extra" w:hAnsi="BRH Devanagari Extra" w:cs="BRH Devanagari Extra"/>
@@ -4460,6 +5182,7 @@
               </w:rPr>
               <w:t>þcN</w:t>
             </w:r>
+            <w:proofErr w:type="spellEnd"/>
             <w:r>
               <w:rPr>
                 <w:rFonts w:ascii="BRH Malayalam Extra" w:hAnsi="BRH Malayalam Extra" w:cs="BRH Devanagari Extra"/>
@@ -4472,6 +5195,7 @@
               </w:rPr>
               <w:t>–</w:t>
             </w:r>
+            <w:proofErr w:type="spellStart"/>
             <w:r>
               <w:rPr>
                 <w:rFonts w:ascii="BRH Devanagari Extra" w:hAnsi="BRH Devanagari Extra" w:cs="BRH Devanagari Extra"/>
@@ -4483,6 +5207,7 @@
               </w:rPr>
               <w:t>ûlÉç</w:t>
             </w:r>
+            <w:proofErr w:type="spellEnd"/>
             <w:r>
               <w:rPr>
                 <w:rFonts w:ascii="BRH Malayalam Extra" w:hAnsi="BRH Malayalam Extra" w:cs="BRH Devanagari Extra"/>
@@ -4514,7 +5239,29 @@
                 <w:szCs w:val="40"/>
                 <w:lang w:bidi="ml-IN"/>
               </w:rPr>
-              <w:t xml:space="preserve"> rÉÈ | rÉ L</w:t>
+              <w:t xml:space="preserve"> </w:t>
+            </w:r>
+            <w:proofErr w:type="spellStart"/>
+            <w:r>
+              <w:rPr>
+                <w:rFonts w:ascii="BRH Devanagari Extra" w:hAnsi="BRH Devanagari Extra" w:cs="BRH Devanagari Extra"/>
+                <w:color w:val="000000"/>
+                <w:sz w:val="40"/>
+                <w:szCs w:val="40"/>
+                <w:lang w:bidi="ml-IN"/>
+              </w:rPr>
+              <w:t>rÉÈ</w:t>
+            </w:r>
+            <w:proofErr w:type="spellEnd"/>
+            <w:r>
+              <w:rPr>
+                <w:rFonts w:ascii="BRH Devanagari Extra" w:hAnsi="BRH Devanagari Extra" w:cs="BRH Devanagari Extra"/>
+                <w:color w:val="000000"/>
+                <w:sz w:val="40"/>
+                <w:szCs w:val="40"/>
+                <w:lang w:bidi="ml-IN"/>
+              </w:rPr>
+              <w:t xml:space="preserve"> | rÉ L</w:t>
             </w:r>
             <w:r>
               <w:rPr>
@@ -4527,15 +5274,27 @@
               </w:rPr>
               <w:t>–</w:t>
             </w:r>
-            <w:r>
-              <w:rPr>
-                <w:rFonts w:ascii="BRH Devanagari Extra" w:hAnsi="BRH Devanagari Extra" w:cs="BRH Devanagari Extra"/>
-                <w:color w:val="000000"/>
-                <w:sz w:val="40"/>
-                <w:szCs w:val="40"/>
-                <w:lang w:bidi="ml-IN"/>
-              </w:rPr>
-              <w:t>uÉqÉç |</w:t>
+            <w:proofErr w:type="spellStart"/>
+            <w:r>
+              <w:rPr>
+                <w:rFonts w:ascii="BRH Devanagari Extra" w:hAnsi="BRH Devanagari Extra" w:cs="BRH Devanagari Extra"/>
+                <w:color w:val="000000"/>
+                <w:sz w:val="40"/>
+                <w:szCs w:val="40"/>
+                <w:lang w:bidi="ml-IN"/>
+              </w:rPr>
+              <w:t>uÉqÉç</w:t>
+            </w:r>
+            <w:proofErr w:type="spellEnd"/>
+            <w:r>
+              <w:rPr>
+                <w:rFonts w:ascii="BRH Devanagari Extra" w:hAnsi="BRH Devanagari Extra" w:cs="BRH Devanagari Extra"/>
+                <w:color w:val="000000"/>
+                <w:sz w:val="40"/>
+                <w:szCs w:val="40"/>
+                <w:lang w:bidi="ml-IN"/>
+              </w:rPr>
+              <w:t xml:space="preserve"> |</w:t>
             </w:r>
           </w:p>
         </w:tc>
@@ -4690,6 +5449,7 @@
               </w:rPr>
               <w:t>–</w:t>
             </w:r>
+            <w:proofErr w:type="spellStart"/>
             <w:r>
               <w:rPr>
                 <w:rFonts w:ascii="BRH Devanagari Extra" w:hAnsi="BRH Devanagari Extra" w:cs="BRH Devanagari Extra"/>
@@ -4700,6 +5460,7 @@
               </w:rPr>
               <w:t>iqÉlÉÉ</w:t>
             </w:r>
+            <w:proofErr w:type="spellEnd"/>
             <w:r>
               <w:rPr>
                 <w:rFonts w:ascii="BRH Malayalam Extra" w:hAnsi="BRH Malayalam Extra" w:cs="BRH Devanagari Extra"/>
@@ -4711,15 +5472,27 @@
               </w:rPr>
               <w:t>–</w:t>
             </w:r>
-            <w:r>
-              <w:rPr>
-                <w:rFonts w:ascii="BRH Devanagari Extra" w:hAnsi="BRH Devanagari Extra" w:cs="BRH Devanagari Extra"/>
-                <w:color w:val="000000"/>
-                <w:sz w:val="40"/>
-                <w:szCs w:val="40"/>
-                <w:lang w:bidi="ml-IN"/>
-              </w:rPr>
-              <w:t xml:space="preserve">ÅprÉÉUÉåþWûÌiÉ | </w:t>
+            <w:proofErr w:type="spellStart"/>
+            <w:r>
+              <w:rPr>
+                <w:rFonts w:ascii="BRH Devanagari Extra" w:hAnsi="BRH Devanagari Extra" w:cs="BRH Devanagari Extra"/>
+                <w:color w:val="000000"/>
+                <w:sz w:val="40"/>
+                <w:szCs w:val="40"/>
+                <w:lang w:bidi="ml-IN"/>
+              </w:rPr>
+              <w:t>ÅprÉÉUÉåþWûÌiÉ</w:t>
+            </w:r>
+            <w:proofErr w:type="spellEnd"/>
+            <w:r>
+              <w:rPr>
+                <w:rFonts w:ascii="BRH Devanagari Extra" w:hAnsi="BRH Devanagari Extra" w:cs="BRH Devanagari Extra"/>
+                <w:color w:val="000000"/>
+                <w:sz w:val="40"/>
+                <w:szCs w:val="40"/>
+                <w:lang w:bidi="ml-IN"/>
+              </w:rPr>
+              <w:t xml:space="preserve"> | </w:t>
             </w:r>
           </w:p>
           <w:p>
@@ -4758,6 +5531,7 @@
               </w:rPr>
               <w:t>–</w:t>
             </w:r>
+            <w:proofErr w:type="spellStart"/>
             <w:r>
               <w:rPr>
                 <w:rFonts w:ascii="BRH Devanagari Extra" w:hAnsi="BRH Devanagari Extra" w:cs="BRH Devanagari Extra"/>
@@ -4789,6 +5563,7 @@
               </w:rPr>
               <w:t>û</w:t>
             </w:r>
+            <w:proofErr w:type="spellEnd"/>
             <w:r>
               <w:rPr>
                 <w:rFonts w:ascii="BRH Malayalam Extra" w:hAnsi="BRH Malayalam Extra" w:cs="BRH Devanagari Extra"/>
@@ -4800,15 +5575,49 @@
               </w:rPr>
               <w:t>–</w:t>
             </w:r>
-            <w:r>
-              <w:rPr>
-                <w:rFonts w:ascii="BRH Devanagari Extra" w:hAnsi="BRH Devanagari Extra" w:cs="BRH Devanagari Extra"/>
-                <w:color w:val="000000"/>
-                <w:sz w:val="40"/>
-                <w:szCs w:val="40"/>
-                <w:lang w:bidi="ml-IN"/>
-              </w:rPr>
-              <w:t>ÌiÉ iÉxqÉÉÿiÉç |</w:t>
+            <w:proofErr w:type="spellStart"/>
+            <w:r>
+              <w:rPr>
+                <w:rFonts w:ascii="BRH Devanagari Extra" w:hAnsi="BRH Devanagari Extra" w:cs="BRH Devanagari Extra"/>
+                <w:color w:val="000000"/>
+                <w:sz w:val="40"/>
+                <w:szCs w:val="40"/>
+                <w:lang w:bidi="ml-IN"/>
+              </w:rPr>
+              <w:t>ÌiÉ</w:t>
+            </w:r>
+            <w:proofErr w:type="spellEnd"/>
+            <w:r>
+              <w:rPr>
+                <w:rFonts w:ascii="BRH Devanagari Extra" w:hAnsi="BRH Devanagari Extra" w:cs="BRH Devanagari Extra"/>
+                <w:color w:val="000000"/>
+                <w:sz w:val="40"/>
+                <w:szCs w:val="40"/>
+                <w:lang w:bidi="ml-IN"/>
+              </w:rPr>
+              <w:t xml:space="preserve"> </w:t>
+            </w:r>
+            <w:proofErr w:type="spellStart"/>
+            <w:r>
+              <w:rPr>
+                <w:rFonts w:ascii="BRH Devanagari Extra" w:hAnsi="BRH Devanagari Extra" w:cs="BRH Devanagari Extra"/>
+                <w:color w:val="000000"/>
+                <w:sz w:val="40"/>
+                <w:szCs w:val="40"/>
+                <w:lang w:bidi="ml-IN"/>
+              </w:rPr>
+              <w:t>iÉxqÉÉÿiÉç</w:t>
+            </w:r>
+            <w:proofErr w:type="spellEnd"/>
+            <w:r>
+              <w:rPr>
+                <w:rFonts w:ascii="BRH Devanagari Extra" w:hAnsi="BRH Devanagari Extra" w:cs="BRH Devanagari Extra"/>
+                <w:color w:val="000000"/>
+                <w:sz w:val="40"/>
+                <w:szCs w:val="40"/>
+                <w:lang w:bidi="ml-IN"/>
+              </w:rPr>
+              <w:t xml:space="preserve"> |</w:t>
             </w:r>
           </w:p>
         </w:tc>
@@ -4852,6 +5661,7 @@
               </w:rPr>
               <w:t>–</w:t>
             </w:r>
+            <w:proofErr w:type="spellStart"/>
             <w:r>
               <w:rPr>
                 <w:rFonts w:ascii="BRH Devanagari Extra" w:hAnsi="BRH Devanagari Extra" w:cs="BRH Devanagari Extra"/>
@@ -4862,6 +5672,7 @@
               </w:rPr>
               <w:t>iqÉlÉÉ</w:t>
             </w:r>
+            <w:proofErr w:type="spellEnd"/>
             <w:r>
               <w:rPr>
                 <w:rFonts w:ascii="BRH Malayalam Extra" w:hAnsi="BRH Malayalam Extra" w:cs="BRH Devanagari Extra"/>
@@ -4873,15 +5684,27 @@
               </w:rPr>
               <w:t>–</w:t>
             </w:r>
-            <w:r>
-              <w:rPr>
-                <w:rFonts w:ascii="BRH Devanagari Extra" w:hAnsi="BRH Devanagari Extra" w:cs="BRH Devanagari Extra"/>
-                <w:color w:val="000000"/>
-                <w:sz w:val="40"/>
-                <w:szCs w:val="40"/>
-                <w:lang w:bidi="ml-IN"/>
-              </w:rPr>
-              <w:t xml:space="preserve">ÅprÉÉUÉåþWûÌiÉ | </w:t>
+            <w:proofErr w:type="spellStart"/>
+            <w:r>
+              <w:rPr>
+                <w:rFonts w:ascii="BRH Devanagari Extra" w:hAnsi="BRH Devanagari Extra" w:cs="BRH Devanagari Extra"/>
+                <w:color w:val="000000"/>
+                <w:sz w:val="40"/>
+                <w:szCs w:val="40"/>
+                <w:lang w:bidi="ml-IN"/>
+              </w:rPr>
+              <w:t>ÅprÉÉUÉåþWûÌiÉ</w:t>
+            </w:r>
+            <w:proofErr w:type="spellEnd"/>
+            <w:r>
+              <w:rPr>
+                <w:rFonts w:ascii="BRH Devanagari Extra" w:hAnsi="BRH Devanagari Extra" w:cs="BRH Devanagari Extra"/>
+                <w:color w:val="000000"/>
+                <w:sz w:val="40"/>
+                <w:szCs w:val="40"/>
+                <w:lang w:bidi="ml-IN"/>
+              </w:rPr>
+              <w:t xml:space="preserve"> | </w:t>
             </w:r>
           </w:p>
           <w:p>
@@ -4920,6 +5743,7 @@
               </w:rPr>
               <w:t>–</w:t>
             </w:r>
+            <w:proofErr w:type="spellStart"/>
             <w:r>
               <w:rPr>
                 <w:rFonts w:ascii="BRH Devanagari Extra" w:hAnsi="BRH Devanagari Extra" w:cs="BRH Devanagari Extra"/>
@@ -4941,6 +5765,7 @@
               </w:rPr>
               <w:t>ÌiÉ</w:t>
             </w:r>
+            <w:proofErr w:type="spellEnd"/>
             <w:r>
               <w:rPr>
                 <w:rFonts w:ascii="BRH Malayalam Extra" w:hAnsi="BRH Malayalam Extra" w:cs="BRH Devanagari Extra"/>
@@ -4961,7 +5786,29 @@
                 <w:szCs w:val="40"/>
                 <w:lang w:bidi="ml-IN"/>
               </w:rPr>
-              <w:t xml:space="preserve"> iÉxqÉÉÿiÉç |</w:t>
+              <w:t xml:space="preserve"> </w:t>
+            </w:r>
+            <w:proofErr w:type="spellStart"/>
+            <w:r>
+              <w:rPr>
+                <w:rFonts w:ascii="BRH Devanagari Extra" w:hAnsi="BRH Devanagari Extra" w:cs="BRH Devanagari Extra"/>
+                <w:color w:val="000000"/>
+                <w:sz w:val="40"/>
+                <w:szCs w:val="40"/>
+                <w:lang w:bidi="ml-IN"/>
+              </w:rPr>
+              <w:t>iÉxqÉÉÿiÉç</w:t>
+            </w:r>
+            <w:proofErr w:type="spellEnd"/>
+            <w:r>
+              <w:rPr>
+                <w:rFonts w:ascii="BRH Devanagari Extra" w:hAnsi="BRH Devanagari Extra" w:cs="BRH Devanagari Extra"/>
+                <w:color w:val="000000"/>
+                <w:sz w:val="40"/>
+                <w:szCs w:val="40"/>
+                <w:lang w:bidi="ml-IN"/>
+              </w:rPr>
+              <w:t xml:space="preserve"> |</w:t>
             </w:r>
           </w:p>
         </w:tc>
@@ -5094,16 +5941,51 @@
                 <w:szCs w:val="40"/>
               </w:rPr>
             </w:pPr>
-            <w:r>
-              <w:rPr>
-                <w:rFonts w:ascii="BRH Devanagari Extra" w:hAnsi="BRH Devanagari Extra" w:cs="BRH Devanagari Extra"/>
-                <w:color w:val="000000"/>
-                <w:sz w:val="40"/>
-                <w:szCs w:val="40"/>
-                <w:lang w:bidi="ml-IN"/>
-              </w:rPr>
-              <w:t xml:space="preserve">wÉQèû uÉæ | </w:t>
-            </w:r>
+            <w:proofErr w:type="spellStart"/>
+            <w:r>
+              <w:rPr>
+                <w:rFonts w:ascii="BRH Devanagari Extra" w:hAnsi="BRH Devanagari Extra" w:cs="BRH Devanagari Extra"/>
+                <w:color w:val="000000"/>
+                <w:sz w:val="40"/>
+                <w:szCs w:val="40"/>
+                <w:lang w:bidi="ml-IN"/>
+              </w:rPr>
+              <w:t>wÉQèû</w:t>
+            </w:r>
+            <w:proofErr w:type="spellEnd"/>
+            <w:r>
+              <w:rPr>
+                <w:rFonts w:ascii="BRH Devanagari Extra" w:hAnsi="BRH Devanagari Extra" w:cs="BRH Devanagari Extra"/>
+                <w:color w:val="000000"/>
+                <w:sz w:val="40"/>
+                <w:szCs w:val="40"/>
+                <w:lang w:bidi="ml-IN"/>
+              </w:rPr>
+              <w:t xml:space="preserve"> </w:t>
+            </w:r>
+            <w:proofErr w:type="spellStart"/>
+            <w:r>
+              <w:rPr>
+                <w:rFonts w:ascii="BRH Devanagari Extra" w:hAnsi="BRH Devanagari Extra" w:cs="BRH Devanagari Extra"/>
+                <w:color w:val="000000"/>
+                <w:sz w:val="40"/>
+                <w:szCs w:val="40"/>
+                <w:lang w:bidi="ml-IN"/>
+              </w:rPr>
+              <w:t>uÉæ</w:t>
+            </w:r>
+            <w:proofErr w:type="spellEnd"/>
+            <w:r>
+              <w:rPr>
+                <w:rFonts w:ascii="BRH Devanagari Extra" w:hAnsi="BRH Devanagari Extra" w:cs="BRH Devanagari Extra"/>
+                <w:color w:val="000000"/>
+                <w:sz w:val="40"/>
+                <w:szCs w:val="40"/>
+                <w:lang w:bidi="ml-IN"/>
+              </w:rPr>
+              <w:t xml:space="preserve"> | </w:t>
+            </w:r>
+            <w:proofErr w:type="spellStart"/>
             <w:r>
               <w:rPr>
                 <w:rFonts w:ascii="BRH Devanagari Extra" w:hAnsi="BRH Devanagari Extra" w:cs="BRH Devanagari Extra"/>
@@ -5115,6 +5997,7 @@
               </w:rPr>
               <w:t>uÉÉ</w:t>
             </w:r>
+            <w:proofErr w:type="spellEnd"/>
             <w:r>
               <w:rPr>
                 <w:rFonts w:ascii="BRH Malayalam Extra" w:hAnsi="BRH Malayalam Extra" w:cs="BRH Devanagari Extra"/>
@@ -5148,15 +6031,27 @@
               </w:rPr>
               <w:t>–</w:t>
             </w:r>
-            <w:r>
-              <w:rPr>
-                <w:rFonts w:ascii="BRH Devanagari Extra" w:hAnsi="BRH Devanagari Extra" w:cs="BRH Devanagari Extra"/>
-                <w:color w:val="000000"/>
-                <w:sz w:val="40"/>
-                <w:szCs w:val="40"/>
-                <w:lang w:bidi="ml-IN"/>
-              </w:rPr>
-              <w:t>iÉuÉþÈ |</w:t>
+            <w:proofErr w:type="spellStart"/>
+            <w:r>
+              <w:rPr>
+                <w:rFonts w:ascii="BRH Devanagari Extra" w:hAnsi="BRH Devanagari Extra" w:cs="BRH Devanagari Extra"/>
+                <w:color w:val="000000"/>
+                <w:sz w:val="40"/>
+                <w:szCs w:val="40"/>
+                <w:lang w:bidi="ml-IN"/>
+              </w:rPr>
+              <w:t>iÉuÉþÈ</w:t>
+            </w:r>
+            <w:proofErr w:type="spellEnd"/>
+            <w:r>
+              <w:rPr>
+                <w:rFonts w:ascii="BRH Devanagari Extra" w:hAnsi="BRH Devanagari Extra" w:cs="BRH Devanagari Extra"/>
+                <w:color w:val="000000"/>
+                <w:sz w:val="40"/>
+                <w:szCs w:val="40"/>
+                <w:lang w:bidi="ml-IN"/>
+              </w:rPr>
+              <w:t xml:space="preserve"> |</w:t>
             </w:r>
           </w:p>
         </w:tc>
@@ -5178,16 +6073,51 @@
                 <w:szCs w:val="40"/>
               </w:rPr>
             </w:pPr>
-            <w:r>
-              <w:rPr>
-                <w:rFonts w:ascii="BRH Devanagari Extra" w:hAnsi="BRH Devanagari Extra" w:cs="BRH Devanagari Extra"/>
-                <w:color w:val="000000"/>
-                <w:sz w:val="40"/>
-                <w:szCs w:val="40"/>
-                <w:lang w:bidi="ml-IN"/>
-              </w:rPr>
-              <w:t xml:space="preserve">wÉQèû uÉæ | </w:t>
-            </w:r>
+            <w:proofErr w:type="spellStart"/>
+            <w:r>
+              <w:rPr>
+                <w:rFonts w:ascii="BRH Devanagari Extra" w:hAnsi="BRH Devanagari Extra" w:cs="BRH Devanagari Extra"/>
+                <w:color w:val="000000"/>
+                <w:sz w:val="40"/>
+                <w:szCs w:val="40"/>
+                <w:lang w:bidi="ml-IN"/>
+              </w:rPr>
+              <w:t>wÉQèû</w:t>
+            </w:r>
+            <w:proofErr w:type="spellEnd"/>
+            <w:r>
+              <w:rPr>
+                <w:rFonts w:ascii="BRH Devanagari Extra" w:hAnsi="BRH Devanagari Extra" w:cs="BRH Devanagari Extra"/>
+                <w:color w:val="000000"/>
+                <w:sz w:val="40"/>
+                <w:szCs w:val="40"/>
+                <w:lang w:bidi="ml-IN"/>
+              </w:rPr>
+              <w:t xml:space="preserve"> </w:t>
+            </w:r>
+            <w:proofErr w:type="spellStart"/>
+            <w:r>
+              <w:rPr>
+                <w:rFonts w:ascii="BRH Devanagari Extra" w:hAnsi="BRH Devanagari Extra" w:cs="BRH Devanagari Extra"/>
+                <w:color w:val="000000"/>
+                <w:sz w:val="40"/>
+                <w:szCs w:val="40"/>
+                <w:lang w:bidi="ml-IN"/>
+              </w:rPr>
+              <w:t>uÉæ</w:t>
+            </w:r>
+            <w:proofErr w:type="spellEnd"/>
+            <w:r>
+              <w:rPr>
+                <w:rFonts w:ascii="BRH Devanagari Extra" w:hAnsi="BRH Devanagari Extra" w:cs="BRH Devanagari Extra"/>
+                <w:color w:val="000000"/>
+                <w:sz w:val="40"/>
+                <w:szCs w:val="40"/>
+                <w:lang w:bidi="ml-IN"/>
+              </w:rPr>
+              <w:t xml:space="preserve"> | </w:t>
+            </w:r>
+            <w:proofErr w:type="spellStart"/>
             <w:r>
               <w:rPr>
                 <w:rFonts w:ascii="BRH Devanagari Extra" w:hAnsi="BRH Devanagari Extra" w:cs="BRH Devanagari Extra"/>
@@ -5199,6 +6129,7 @@
               </w:rPr>
               <w:t>uÉÉ</w:t>
             </w:r>
+            <w:proofErr w:type="spellEnd"/>
             <w:r>
               <w:rPr>
                 <w:rFonts w:ascii="BRH Devanagari Extra" w:hAnsi="BRH Devanagari Extra" w:cs="BRH Devanagari Extra"/>
@@ -5220,15 +6151,27 @@
               </w:rPr>
               <w:t>–</w:t>
             </w:r>
-            <w:r>
-              <w:rPr>
-                <w:rFonts w:ascii="BRH Devanagari Extra" w:hAnsi="BRH Devanagari Extra" w:cs="BRH Devanagari Extra"/>
-                <w:color w:val="000000"/>
-                <w:sz w:val="40"/>
-                <w:szCs w:val="40"/>
-                <w:lang w:bidi="ml-IN"/>
-              </w:rPr>
-              <w:t>iÉuÉþÈ |</w:t>
+            <w:proofErr w:type="spellStart"/>
+            <w:r>
+              <w:rPr>
+                <w:rFonts w:ascii="BRH Devanagari Extra" w:hAnsi="BRH Devanagari Extra" w:cs="BRH Devanagari Extra"/>
+                <w:color w:val="000000"/>
+                <w:sz w:val="40"/>
+                <w:szCs w:val="40"/>
+                <w:lang w:bidi="ml-IN"/>
+              </w:rPr>
+              <w:t>iÉuÉþÈ</w:t>
+            </w:r>
+            <w:proofErr w:type="spellEnd"/>
+            <w:r>
+              <w:rPr>
+                <w:rFonts w:ascii="BRH Devanagari Extra" w:hAnsi="BRH Devanagari Extra" w:cs="BRH Devanagari Extra"/>
+                <w:color w:val="000000"/>
+                <w:sz w:val="40"/>
+                <w:szCs w:val="40"/>
+                <w:lang w:bidi="ml-IN"/>
+              </w:rPr>
+              <w:t xml:space="preserve"> |</w:t>
             </w:r>
           </w:p>
         </w:tc>
@@ -5362,14 +6305,45 @@
                 <w:lang w:val="en-IN" w:eastAsia="en-IN" w:bidi="ml-IN"/>
               </w:rPr>
             </w:pPr>
-            <w:r>
-              <w:rPr>
-                <w:rFonts w:ascii="BRH Devanagari Extra" w:hAnsi="BRH Devanagari Extra" w:cs="BRH Devanagari Extra"/>
-                <w:sz w:val="40"/>
-                <w:szCs w:val="40"/>
-                <w:lang w:bidi="ml-IN"/>
-              </w:rPr>
-              <w:t>ÌlÉUç. WûþhrÉÉiÉç | Wû</w:t>
+            <w:proofErr w:type="spellStart"/>
+            <w:r>
+              <w:rPr>
+                <w:rFonts w:ascii="BRH Devanagari Extra" w:hAnsi="BRH Devanagari Extra" w:cs="BRH Devanagari Extra"/>
+                <w:sz w:val="40"/>
+                <w:szCs w:val="40"/>
+                <w:lang w:bidi="ml-IN"/>
+              </w:rPr>
+              <w:t>ÌlÉUç</w:t>
+            </w:r>
+            <w:proofErr w:type="spellEnd"/>
+            <w:r>
+              <w:rPr>
+                <w:rFonts w:ascii="BRH Devanagari Extra" w:hAnsi="BRH Devanagari Extra" w:cs="BRH Devanagari Extra"/>
+                <w:sz w:val="40"/>
+                <w:szCs w:val="40"/>
+                <w:lang w:bidi="ml-IN"/>
+              </w:rPr>
+              <w:t xml:space="preserve">. </w:t>
+            </w:r>
+            <w:proofErr w:type="spellStart"/>
+            <w:r>
+              <w:rPr>
+                <w:rFonts w:ascii="BRH Devanagari Extra" w:hAnsi="BRH Devanagari Extra" w:cs="BRH Devanagari Extra"/>
+                <w:sz w:val="40"/>
+                <w:szCs w:val="40"/>
+                <w:lang w:bidi="ml-IN"/>
+              </w:rPr>
+              <w:t>WûþhrÉÉiÉç</w:t>
+            </w:r>
+            <w:proofErr w:type="spellEnd"/>
+            <w:r>
+              <w:rPr>
+                <w:rFonts w:ascii="BRH Devanagari Extra" w:hAnsi="BRH Devanagari Extra" w:cs="BRH Devanagari Extra"/>
+                <w:sz w:val="40"/>
+                <w:szCs w:val="40"/>
+                <w:lang w:bidi="ml-IN"/>
+              </w:rPr>
+              <w:t xml:space="preserve"> | Wû</w:t>
             </w:r>
             <w:r>
               <w:rPr>
@@ -5381,6 +6355,7 @@
               </w:rPr>
               <w:t>–</w:t>
             </w:r>
+            <w:proofErr w:type="spellStart"/>
             <w:r>
               <w:rPr>
                 <w:rFonts w:ascii="BRH Devanagari Extra" w:hAnsi="BRH Devanagari Extra" w:cs="BRH Devanagari Extra"/>
@@ -5391,6 +6366,7 @@
               </w:rPr>
               <w:t>lrÉÉ</w:t>
             </w:r>
+            <w:proofErr w:type="spellEnd"/>
             <w:r>
               <w:rPr>
                 <w:rFonts w:ascii="BRH Malayalam Extra" w:hAnsi="BRH Malayalam Extra" w:cs="BRH Devanagari Extra"/>
@@ -5409,7 +6385,27 @@
                 <w:szCs w:val="40"/>
                 <w:lang w:bidi="ml-IN"/>
               </w:rPr>
-              <w:t>jÉç wÉQÒûþ±ÉqÉqÉç |</w:t>
+              <w:t xml:space="preserve">jÉç </w:t>
+            </w:r>
+            <w:proofErr w:type="spellStart"/>
+            <w:r>
+              <w:rPr>
+                <w:rFonts w:ascii="BRH Devanagari Extra" w:hAnsi="BRH Devanagari Extra" w:cs="BRH Devanagari Extra"/>
+                <w:sz w:val="40"/>
+                <w:szCs w:val="40"/>
+                <w:lang w:bidi="ml-IN"/>
+              </w:rPr>
+              <w:t>wÉQÒûþ±ÉqÉqÉç</w:t>
+            </w:r>
+            <w:proofErr w:type="spellEnd"/>
+            <w:r>
+              <w:rPr>
+                <w:rFonts w:ascii="BRH Devanagari Extra" w:hAnsi="BRH Devanagari Extra" w:cs="BRH Devanagari Extra"/>
+                <w:sz w:val="40"/>
+                <w:szCs w:val="40"/>
+                <w:lang w:bidi="ml-IN"/>
+              </w:rPr>
+              <w:t xml:space="preserve"> |</w:t>
             </w:r>
           </w:p>
         </w:tc>
@@ -5432,14 +6428,45 @@
                 <w:lang w:val="en-IN" w:eastAsia="en-IN" w:bidi="ml-IN"/>
               </w:rPr>
             </w:pPr>
-            <w:r>
-              <w:rPr>
-                <w:rFonts w:ascii="BRH Devanagari Extra" w:hAnsi="BRH Devanagari Extra" w:cs="BRH Devanagari Extra"/>
-                <w:sz w:val="40"/>
-                <w:szCs w:val="40"/>
-                <w:lang w:bidi="ml-IN"/>
-              </w:rPr>
-              <w:t>ÌlÉUç. WûþhrÉÉiÉç | Wû</w:t>
+            <w:proofErr w:type="spellStart"/>
+            <w:r>
+              <w:rPr>
+                <w:rFonts w:ascii="BRH Devanagari Extra" w:hAnsi="BRH Devanagari Extra" w:cs="BRH Devanagari Extra"/>
+                <w:sz w:val="40"/>
+                <w:szCs w:val="40"/>
+                <w:lang w:bidi="ml-IN"/>
+              </w:rPr>
+              <w:t>ÌlÉUç</w:t>
+            </w:r>
+            <w:proofErr w:type="spellEnd"/>
+            <w:r>
+              <w:rPr>
+                <w:rFonts w:ascii="BRH Devanagari Extra" w:hAnsi="BRH Devanagari Extra" w:cs="BRH Devanagari Extra"/>
+                <w:sz w:val="40"/>
+                <w:szCs w:val="40"/>
+                <w:lang w:bidi="ml-IN"/>
+              </w:rPr>
+              <w:t xml:space="preserve">. </w:t>
+            </w:r>
+            <w:proofErr w:type="spellStart"/>
+            <w:r>
+              <w:rPr>
+                <w:rFonts w:ascii="BRH Devanagari Extra" w:hAnsi="BRH Devanagari Extra" w:cs="BRH Devanagari Extra"/>
+                <w:sz w:val="40"/>
+                <w:szCs w:val="40"/>
+                <w:lang w:bidi="ml-IN"/>
+              </w:rPr>
+              <w:t>WûþhrÉÉiÉç</w:t>
+            </w:r>
+            <w:proofErr w:type="spellEnd"/>
+            <w:r>
+              <w:rPr>
+                <w:rFonts w:ascii="BRH Devanagari Extra" w:hAnsi="BRH Devanagari Extra" w:cs="BRH Devanagari Extra"/>
+                <w:sz w:val="40"/>
+                <w:szCs w:val="40"/>
+                <w:lang w:bidi="ml-IN"/>
+              </w:rPr>
+              <w:t xml:space="preserve"> | Wû</w:t>
             </w:r>
             <w:r>
               <w:rPr>
@@ -5452,6 +6479,7 @@
               </w:rPr>
               <w:t>–</w:t>
             </w:r>
+            <w:proofErr w:type="spellStart"/>
             <w:r>
               <w:rPr>
                 <w:rFonts w:ascii="BRH Devanagari Extra" w:hAnsi="BRH Devanagari Extra" w:cs="BRH Devanagari Extra"/>
@@ -5462,6 +6490,7 @@
               </w:rPr>
               <w:t>hrÉÉ</w:t>
             </w:r>
+            <w:proofErr w:type="spellEnd"/>
             <w:r>
               <w:rPr>
                 <w:rFonts w:ascii="BRH Malayalam Extra" w:hAnsi="BRH Malayalam Extra" w:cs="BRH Devanagari Extra"/>
@@ -5479,7 +6508,27 @@
                 <w:szCs w:val="40"/>
                 <w:lang w:bidi="ml-IN"/>
               </w:rPr>
-              <w:t>jÉç wÉQÒûþ±ÉqÉqÉç |</w:t>
+              <w:t xml:space="preserve">jÉç </w:t>
+            </w:r>
+            <w:proofErr w:type="spellStart"/>
+            <w:r>
+              <w:rPr>
+                <w:rFonts w:ascii="BRH Devanagari Extra" w:hAnsi="BRH Devanagari Extra" w:cs="BRH Devanagari Extra"/>
+                <w:sz w:val="40"/>
+                <w:szCs w:val="40"/>
+                <w:lang w:bidi="ml-IN"/>
+              </w:rPr>
+              <w:t>wÉQÒûþ±ÉqÉqÉç</w:t>
+            </w:r>
+            <w:proofErr w:type="spellEnd"/>
+            <w:r>
+              <w:rPr>
+                <w:rFonts w:ascii="BRH Devanagari Extra" w:hAnsi="BRH Devanagari Extra" w:cs="BRH Devanagari Extra"/>
+                <w:sz w:val="40"/>
+                <w:szCs w:val="40"/>
+                <w:lang w:bidi="ml-IN"/>
+              </w:rPr>
+              <w:t xml:space="preserve"> |</w:t>
             </w:r>
           </w:p>
         </w:tc>
@@ -5633,6 +6682,7 @@
               </w:rPr>
               <w:t>–</w:t>
             </w:r>
+            <w:proofErr w:type="spellStart"/>
             <w:r>
               <w:rPr>
                 <w:rFonts w:ascii="BRH Devanagari Extra" w:hAnsi="BRH Devanagari Extra" w:cs="BRH Devanagari Extra"/>
@@ -5643,6 +6693,7 @@
               </w:rPr>
               <w:t>YrÉÉ</w:t>
             </w:r>
+            <w:proofErr w:type="spellEnd"/>
             <w:r>
               <w:rPr>
                 <w:rFonts w:ascii="BRH Malayalam Extra" w:hAnsi="BRH Malayalam Extra" w:cs="BRH Devanagari Extra"/>
@@ -5654,15 +6705,27 @@
               </w:rPr>
               <w:t>–</w:t>
             </w:r>
-            <w:r>
-              <w:rPr>
-                <w:rFonts w:ascii="BRH Devanagari Extra" w:hAnsi="BRH Devanagari Extra" w:cs="BRH Devanagari Extra"/>
-                <w:color w:val="000000"/>
-                <w:sz w:val="40"/>
-                <w:szCs w:val="40"/>
-                <w:lang w:bidi="ml-IN"/>
-              </w:rPr>
-              <w:t>lÉqÉÌ¨Éþ | A</w:t>
+            <w:proofErr w:type="spellStart"/>
+            <w:r>
+              <w:rPr>
+                <w:rFonts w:ascii="BRH Devanagari Extra" w:hAnsi="BRH Devanagari Extra" w:cs="BRH Devanagari Extra"/>
+                <w:color w:val="000000"/>
+                <w:sz w:val="40"/>
+                <w:szCs w:val="40"/>
+                <w:lang w:bidi="ml-IN"/>
+              </w:rPr>
+              <w:t>lÉqÉÌ¨Éþ</w:t>
+            </w:r>
+            <w:proofErr w:type="spellEnd"/>
+            <w:r>
+              <w:rPr>
+                <w:rFonts w:ascii="BRH Devanagari Extra" w:hAnsi="BRH Devanagari Extra" w:cs="BRH Devanagari Extra"/>
+                <w:color w:val="000000"/>
+                <w:sz w:val="40"/>
+                <w:szCs w:val="40"/>
+                <w:lang w:bidi="ml-IN"/>
+              </w:rPr>
+              <w:t xml:space="preserve"> | A</w:t>
             </w:r>
             <w:r>
               <w:rPr>
@@ -5726,6 +6789,7 @@
               </w:rPr>
               <w:t>–</w:t>
             </w:r>
+            <w:proofErr w:type="spellStart"/>
             <w:r>
               <w:rPr>
                 <w:rFonts w:ascii="BRH Devanagari Extra" w:hAnsi="BRH Devanagari Extra" w:cs="BRH Devanagari Extra"/>
@@ -5736,6 +6800,7 @@
               </w:rPr>
               <w:t>YrÉÉ</w:t>
             </w:r>
+            <w:proofErr w:type="spellEnd"/>
             <w:r>
               <w:rPr>
                 <w:rFonts w:ascii="BRH Malayalam Extra" w:hAnsi="BRH Malayalam Extra" w:cs="BRH Devanagari Extra"/>
@@ -5747,15 +6812,27 @@
               </w:rPr>
               <w:t>–</w:t>
             </w:r>
-            <w:r>
-              <w:rPr>
-                <w:rFonts w:ascii="BRH Devanagari Extra" w:hAnsi="BRH Devanagari Extra" w:cs="BRH Devanagari Extra"/>
-                <w:color w:val="000000"/>
-                <w:sz w:val="40"/>
-                <w:szCs w:val="40"/>
-                <w:lang w:bidi="ml-IN"/>
-              </w:rPr>
-              <w:t>lÉqÉÌ¨Éþ | A</w:t>
+            <w:proofErr w:type="spellStart"/>
+            <w:r>
+              <w:rPr>
+                <w:rFonts w:ascii="BRH Devanagari Extra" w:hAnsi="BRH Devanagari Extra" w:cs="BRH Devanagari Extra"/>
+                <w:color w:val="000000"/>
+                <w:sz w:val="40"/>
+                <w:szCs w:val="40"/>
+                <w:lang w:bidi="ml-IN"/>
+              </w:rPr>
+              <w:t>lÉqÉÌ¨Éþ</w:t>
+            </w:r>
+            <w:proofErr w:type="spellEnd"/>
+            <w:r>
+              <w:rPr>
+                <w:rFonts w:ascii="BRH Devanagari Extra" w:hAnsi="BRH Devanagari Extra" w:cs="BRH Devanagari Extra"/>
+                <w:color w:val="000000"/>
+                <w:sz w:val="40"/>
+                <w:szCs w:val="40"/>
+                <w:lang w:bidi="ml-IN"/>
+              </w:rPr>
+              <w:t xml:space="preserve"> | A</w:t>
             </w:r>
             <w:r>
               <w:rPr>
@@ -5921,6 +6998,7 @@
                 <w:lang w:val="en-IN" w:eastAsia="en-IN" w:bidi="ml-IN"/>
               </w:rPr>
             </w:pPr>
+            <w:proofErr w:type="spellStart"/>
             <w:r>
               <w:rPr>
                 <w:rFonts w:ascii="BRH Devanagari Extra" w:hAnsi="BRH Devanagari Extra" w:cs="BRH Devanagari Extra"/>
@@ -5931,6 +7009,7 @@
               </w:rPr>
               <w:t>zrÉå</w:t>
             </w:r>
+            <w:proofErr w:type="spellEnd"/>
             <w:r>
               <w:rPr>
                 <w:rFonts w:ascii="BRH Malayalam Extra" w:hAnsi="BRH Malayalam Extra" w:cs="BRH Devanagari Extra"/>
@@ -5942,6 +7021,7 @@
               </w:rPr>
               <w:t>–</w:t>
             </w:r>
+            <w:proofErr w:type="spellStart"/>
             <w:r>
               <w:rPr>
                 <w:rFonts w:ascii="BRH Devanagari Extra" w:hAnsi="BRH Devanagari Extra" w:cs="BRH Devanagari Extra"/>
@@ -5952,6 +7032,7 @@
               </w:rPr>
               <w:t>iÉÉ</w:t>
             </w:r>
+            <w:proofErr w:type="spellEnd"/>
             <w:r>
               <w:rPr>
                 <w:rFonts w:ascii="BRH Malayalam Extra" w:hAnsi="BRH Malayalam Extra" w:cs="BRH Devanagari Extra"/>
@@ -5971,8 +7052,31 @@
                 <w:szCs w:val="40"/>
                 <w:lang w:bidi="ml-IN"/>
               </w:rPr>
-              <w:t xml:space="preserve">¤É CÌiÉþ </w:t>
-            </w:r>
+              <w:t xml:space="preserve">¤É </w:t>
+            </w:r>
+            <w:proofErr w:type="spellStart"/>
+            <w:r>
+              <w:rPr>
+                <w:rFonts w:ascii="BRH Devanagari Extra" w:hAnsi="BRH Devanagari Extra" w:cs="BRH Devanagari Extra"/>
+                <w:color w:val="000000"/>
+                <w:sz w:val="40"/>
+                <w:szCs w:val="40"/>
+                <w:lang w:bidi="ml-IN"/>
+              </w:rPr>
+              <w:t>CÌiÉþ</w:t>
+            </w:r>
+            <w:proofErr w:type="spellEnd"/>
+            <w:r>
+              <w:rPr>
+                <w:rFonts w:ascii="BRH Devanagari Extra" w:hAnsi="BRH Devanagari Extra" w:cs="BRH Devanagari Extra"/>
+                <w:color w:val="000000"/>
+                <w:sz w:val="40"/>
+                <w:szCs w:val="40"/>
+                <w:lang w:bidi="ml-IN"/>
+              </w:rPr>
+              <w:t xml:space="preserve"> </w:t>
+            </w:r>
+            <w:proofErr w:type="spellStart"/>
             <w:r>
               <w:rPr>
                 <w:rFonts w:ascii="BRH Devanagari Extra" w:hAnsi="BRH Devanagari Extra" w:cs="BRH Devanagari Extra"/>
@@ -5992,7 +7096,18 @@
                 <w:szCs w:val="40"/>
                 <w:lang w:bidi="ml-IN"/>
               </w:rPr>
-              <w:t>åiÉ - A</w:t>
+              <w:t>åiÉ</w:t>
+            </w:r>
+            <w:proofErr w:type="spellEnd"/>
+            <w:r>
+              <w:rPr>
+                <w:rFonts w:ascii="BRH Devanagari Extra" w:hAnsi="BRH Devanagari Extra" w:cs="BRH Devanagari Extra"/>
+                <w:color w:val="000000"/>
+                <w:sz w:val="40"/>
+                <w:szCs w:val="40"/>
+                <w:lang w:bidi="ml-IN"/>
+              </w:rPr>
+              <w:t xml:space="preserve"> - A</w:t>
             </w:r>
             <w:r>
               <w:rPr>
@@ -6036,6 +7151,7 @@
                 <w:lang w:val="en-IN" w:eastAsia="en-IN" w:bidi="ml-IN"/>
               </w:rPr>
             </w:pPr>
+            <w:proofErr w:type="spellStart"/>
             <w:r>
               <w:rPr>
                 <w:rFonts w:ascii="BRH Devanagari Extra" w:hAnsi="BRH Devanagari Extra" w:cs="BRH Devanagari Extra"/>
@@ -6046,6 +7162,7 @@
               </w:rPr>
               <w:t>zrÉå</w:t>
             </w:r>
+            <w:proofErr w:type="spellEnd"/>
             <w:r>
               <w:rPr>
                 <w:rFonts w:ascii="BRH Malayalam Extra" w:hAnsi="BRH Malayalam Extra" w:cs="BRH Devanagari Extra"/>
@@ -6057,6 +7174,7 @@
               </w:rPr>
               <w:t>–</w:t>
             </w:r>
+            <w:proofErr w:type="spellStart"/>
             <w:r>
               <w:rPr>
                 <w:rFonts w:ascii="BRH Devanagari Extra" w:hAnsi="BRH Devanagari Extra" w:cs="BRH Devanagari Extra"/>
@@ -6067,6 +7185,7 @@
               </w:rPr>
               <w:t>iÉÉ</w:t>
             </w:r>
+            <w:proofErr w:type="spellEnd"/>
             <w:r>
               <w:rPr>
                 <w:rFonts w:ascii="BRH Malayalam Extra" w:hAnsi="BRH Malayalam Extra" w:cs="BRH Devanagari Extra"/>
@@ -6086,8 +7205,31 @@
                 <w:szCs w:val="40"/>
                 <w:lang w:bidi="ml-IN"/>
               </w:rPr>
-              <w:t xml:space="preserve">¤É CÌiÉþ </w:t>
-            </w:r>
+              <w:t xml:space="preserve">¤É </w:t>
+            </w:r>
+            <w:proofErr w:type="spellStart"/>
+            <w:r>
+              <w:rPr>
+                <w:rFonts w:ascii="BRH Devanagari Extra" w:hAnsi="BRH Devanagari Extra" w:cs="BRH Devanagari Extra"/>
+                <w:color w:val="000000"/>
+                <w:sz w:val="40"/>
+                <w:szCs w:val="40"/>
+                <w:lang w:bidi="ml-IN"/>
+              </w:rPr>
+              <w:t>CÌiÉþ</w:t>
+            </w:r>
+            <w:proofErr w:type="spellEnd"/>
+            <w:r>
+              <w:rPr>
+                <w:rFonts w:ascii="BRH Devanagari Extra" w:hAnsi="BRH Devanagari Extra" w:cs="BRH Devanagari Extra"/>
+                <w:color w:val="000000"/>
+                <w:sz w:val="40"/>
+                <w:szCs w:val="40"/>
+                <w:lang w:bidi="ml-IN"/>
+              </w:rPr>
+              <w:t xml:space="preserve"> </w:t>
+            </w:r>
+            <w:proofErr w:type="spellStart"/>
             <w:r>
               <w:rPr>
                 <w:rFonts w:ascii="BRH Devanagari Extra" w:hAnsi="BRH Devanagari Extra" w:cs="BRH Devanagari Extra"/>
@@ -6107,7 +7249,18 @@
                 <w:szCs w:val="40"/>
                 <w:lang w:bidi="ml-IN"/>
               </w:rPr>
-              <w:t>åiÉ - A</w:t>
+              <w:t>åiÉ</w:t>
+            </w:r>
+            <w:proofErr w:type="spellEnd"/>
+            <w:r>
+              <w:rPr>
+                <w:rFonts w:ascii="BRH Devanagari Extra" w:hAnsi="BRH Devanagari Extra" w:cs="BRH Devanagari Extra"/>
+                <w:color w:val="000000"/>
+                <w:sz w:val="40"/>
+                <w:szCs w:val="40"/>
+                <w:lang w:bidi="ml-IN"/>
+              </w:rPr>
+              <w:t xml:space="preserve"> - A</w:t>
             </w:r>
             <w:r>
               <w:rPr>
@@ -6262,6 +7415,7 @@
                 <w:lang w:val="en-IN" w:eastAsia="en-IN" w:bidi="ml-IN"/>
               </w:rPr>
             </w:pPr>
+            <w:proofErr w:type="spellStart"/>
             <w:r>
               <w:rPr>
                 <w:rFonts w:ascii="BRH Devanagari Extra" w:hAnsi="BRH Devanagari Extra" w:cs="BRH Devanagari Extra"/>
@@ -6272,6 +7426,7 @@
               </w:rPr>
               <w:t>ÍzÉ</w:t>
             </w:r>
+            <w:proofErr w:type="spellEnd"/>
             <w:r>
               <w:rPr>
                 <w:rFonts w:ascii="BRH Malayalam Extra" w:hAnsi="BRH Malayalam Extra" w:cs="BRH Devanagari Extra"/>
@@ -6283,6 +7438,7 @@
               </w:rPr>
               <w:t>–</w:t>
             </w:r>
+            <w:proofErr w:type="spellStart"/>
             <w:r>
               <w:rPr>
                 <w:rFonts w:ascii="BRH Devanagari Extra" w:hAnsi="BRH Devanagari Extra" w:cs="BRH Devanagari Extra"/>
@@ -6293,6 +7449,7 @@
               </w:rPr>
               <w:t>ÌiÉ</w:t>
             </w:r>
+            <w:proofErr w:type="spellEnd"/>
             <w:r>
               <w:rPr>
                 <w:rFonts w:ascii="BRH Malayalam Extra" w:hAnsi="BRH Malayalam Extra" w:cs="BRH Devanagari Extra"/>
@@ -6304,6 +7461,7 @@
               </w:rPr>
               <w:t>–</w:t>
             </w:r>
+            <w:proofErr w:type="spellStart"/>
             <w:r>
               <w:rPr>
                 <w:rFonts w:ascii="BRH Devanagari Extra" w:hAnsi="BRH Devanagari Extra" w:cs="BRH Devanagari Extra"/>
@@ -6325,15 +7483,82 @@
               </w:rPr>
               <w:t>lkÉë</w:t>
             </w:r>
-            <w:r>
-              <w:rPr>
-                <w:rFonts w:ascii="BRH Devanagari Extra" w:hAnsi="BRH Devanagari Extra" w:cs="BRH Devanagari Extra"/>
-                <w:color w:val="000000"/>
-                <w:sz w:val="40"/>
-                <w:szCs w:val="40"/>
-                <w:lang w:bidi="ml-IN"/>
-              </w:rPr>
-              <w:t xml:space="preserve"> CÌiÉþ ÍzÉÌiÉ - UlkÉëþÈ | </w:t>
+            <w:proofErr w:type="spellEnd"/>
+            <w:r>
+              <w:rPr>
+                <w:rFonts w:ascii="BRH Devanagari Extra" w:hAnsi="BRH Devanagari Extra" w:cs="BRH Devanagari Extra"/>
+                <w:color w:val="000000"/>
+                <w:sz w:val="40"/>
+                <w:szCs w:val="40"/>
+                <w:lang w:bidi="ml-IN"/>
+              </w:rPr>
+              <w:t xml:space="preserve"> </w:t>
+            </w:r>
+            <w:proofErr w:type="spellStart"/>
+            <w:r>
+              <w:rPr>
+                <w:rFonts w:ascii="BRH Devanagari Extra" w:hAnsi="BRH Devanagari Extra" w:cs="BRH Devanagari Extra"/>
+                <w:color w:val="000000"/>
+                <w:sz w:val="40"/>
+                <w:szCs w:val="40"/>
+                <w:lang w:bidi="ml-IN"/>
+              </w:rPr>
+              <w:t>CÌiÉþ</w:t>
+            </w:r>
+            <w:proofErr w:type="spellEnd"/>
+            <w:r>
+              <w:rPr>
+                <w:rFonts w:ascii="BRH Devanagari Extra" w:hAnsi="BRH Devanagari Extra" w:cs="BRH Devanagari Extra"/>
+                <w:color w:val="000000"/>
+                <w:sz w:val="40"/>
+                <w:szCs w:val="40"/>
+                <w:lang w:bidi="ml-IN"/>
+              </w:rPr>
+              <w:t xml:space="preserve"> </w:t>
+            </w:r>
+            <w:proofErr w:type="spellStart"/>
+            <w:r>
+              <w:rPr>
+                <w:rFonts w:ascii="BRH Devanagari Extra" w:hAnsi="BRH Devanagari Extra" w:cs="BRH Devanagari Extra"/>
+                <w:color w:val="000000"/>
+                <w:sz w:val="40"/>
+                <w:szCs w:val="40"/>
+                <w:lang w:bidi="ml-IN"/>
+              </w:rPr>
+              <w:t>ÍzÉÌiÉ</w:t>
+            </w:r>
+            <w:proofErr w:type="spellEnd"/>
+            <w:r>
+              <w:rPr>
+                <w:rFonts w:ascii="BRH Devanagari Extra" w:hAnsi="BRH Devanagari Extra" w:cs="BRH Devanagari Extra"/>
+                <w:color w:val="000000"/>
+                <w:sz w:val="40"/>
+                <w:szCs w:val="40"/>
+                <w:lang w:bidi="ml-IN"/>
+              </w:rPr>
+              <w:t xml:space="preserve"> - </w:t>
+            </w:r>
+            <w:proofErr w:type="spellStart"/>
+            <w:r>
+              <w:rPr>
+                <w:rFonts w:ascii="BRH Devanagari Extra" w:hAnsi="BRH Devanagari Extra" w:cs="BRH Devanagari Extra"/>
+                <w:color w:val="000000"/>
+                <w:sz w:val="40"/>
+                <w:szCs w:val="40"/>
+                <w:lang w:bidi="ml-IN"/>
+              </w:rPr>
+              <w:t>UlkÉëþÈ</w:t>
+            </w:r>
+            <w:proofErr w:type="spellEnd"/>
+            <w:r>
+              <w:rPr>
+                <w:rFonts w:ascii="BRH Devanagari Extra" w:hAnsi="BRH Devanagari Extra" w:cs="BRH Devanagari Extra"/>
+                <w:color w:val="000000"/>
+                <w:sz w:val="40"/>
+                <w:szCs w:val="40"/>
+                <w:lang w:bidi="ml-IN"/>
+              </w:rPr>
+              <w:t xml:space="preserve"> | </w:t>
             </w:r>
           </w:p>
         </w:tc>
@@ -6356,6 +7581,7 @@
                 <w:lang w:val="en-IN" w:eastAsia="en-IN" w:bidi="ml-IN"/>
               </w:rPr>
             </w:pPr>
+            <w:proofErr w:type="spellStart"/>
             <w:r>
               <w:rPr>
                 <w:rFonts w:ascii="BRH Devanagari Extra" w:hAnsi="BRH Devanagari Extra" w:cs="BRH Devanagari Extra"/>
@@ -6366,6 +7592,7 @@
               </w:rPr>
               <w:t>ÍzÉ</w:t>
             </w:r>
+            <w:proofErr w:type="spellEnd"/>
             <w:r>
               <w:rPr>
                 <w:rFonts w:ascii="BRH Malayalam Extra" w:hAnsi="BRH Malayalam Extra" w:cs="BRH Devanagari Extra"/>
@@ -6377,6 +7604,7 @@
               </w:rPr>
               <w:t>–</w:t>
             </w:r>
+            <w:proofErr w:type="spellStart"/>
             <w:r>
               <w:rPr>
                 <w:rFonts w:ascii="BRH Devanagari Extra" w:hAnsi="BRH Devanagari Extra" w:cs="BRH Devanagari Extra"/>
@@ -6387,6 +7615,7 @@
               </w:rPr>
               <w:t>ÌiÉ</w:t>
             </w:r>
+            <w:proofErr w:type="spellEnd"/>
             <w:r>
               <w:rPr>
                 <w:rFonts w:ascii="BRH Malayalam Extra" w:hAnsi="BRH Malayalam Extra" w:cs="BRH Devanagari Extra"/>
@@ -6398,6 +7627,7 @@
               </w:rPr>
               <w:t>–</w:t>
             </w:r>
+            <w:proofErr w:type="spellStart"/>
             <w:r>
               <w:rPr>
                 <w:rFonts w:ascii="BRH Devanagari Extra" w:hAnsi="BRH Devanagari Extra" w:cs="BRH Devanagari Extra"/>
@@ -6419,6 +7649,7 @@
               </w:rPr>
               <w:t>lkÉ</w:t>
             </w:r>
+            <w:proofErr w:type="spellEnd"/>
             <w:r>
               <w:rPr>
                 <w:rFonts w:ascii="BRH Malayalam Extra" w:hAnsi="BRH Malayalam Extra" w:cs="BRH Devanagari Extra"/>
@@ -6438,7 +7669,73 @@
                 <w:szCs w:val="40"/>
                 <w:lang w:bidi="ml-IN"/>
               </w:rPr>
-              <w:t>ë CÌiÉþ ÍzÉÌiÉ - UlkÉëþÈ |</w:t>
+              <w:t xml:space="preserve">ë </w:t>
+            </w:r>
+            <w:proofErr w:type="spellStart"/>
+            <w:r>
+              <w:rPr>
+                <w:rFonts w:ascii="BRH Devanagari Extra" w:hAnsi="BRH Devanagari Extra" w:cs="BRH Devanagari Extra"/>
+                <w:color w:val="000000"/>
+                <w:sz w:val="40"/>
+                <w:szCs w:val="40"/>
+                <w:lang w:bidi="ml-IN"/>
+              </w:rPr>
+              <w:t>CÌiÉþ</w:t>
+            </w:r>
+            <w:proofErr w:type="spellEnd"/>
+            <w:r>
+              <w:rPr>
+                <w:rFonts w:ascii="BRH Devanagari Extra" w:hAnsi="BRH Devanagari Extra" w:cs="BRH Devanagari Extra"/>
+                <w:color w:val="000000"/>
+                <w:sz w:val="40"/>
+                <w:szCs w:val="40"/>
+                <w:lang w:bidi="ml-IN"/>
+              </w:rPr>
+              <w:t xml:space="preserve"> </w:t>
+            </w:r>
+            <w:proofErr w:type="spellStart"/>
+            <w:r>
+              <w:rPr>
+                <w:rFonts w:ascii="BRH Devanagari Extra" w:hAnsi="BRH Devanagari Extra" w:cs="BRH Devanagari Extra"/>
+                <w:color w:val="000000"/>
+                <w:sz w:val="40"/>
+                <w:szCs w:val="40"/>
+                <w:lang w:bidi="ml-IN"/>
+              </w:rPr>
+              <w:t>ÍzÉÌiÉ</w:t>
+            </w:r>
+            <w:proofErr w:type="spellEnd"/>
+            <w:r>
+              <w:rPr>
+                <w:rFonts w:ascii="BRH Devanagari Extra" w:hAnsi="BRH Devanagari Extra" w:cs="BRH Devanagari Extra"/>
+                <w:color w:val="000000"/>
+                <w:sz w:val="40"/>
+                <w:szCs w:val="40"/>
+                <w:lang w:bidi="ml-IN"/>
+              </w:rPr>
+              <w:t xml:space="preserve"> - </w:t>
+            </w:r>
+            <w:proofErr w:type="spellStart"/>
+            <w:r>
+              <w:rPr>
+                <w:rFonts w:ascii="BRH Devanagari Extra" w:hAnsi="BRH Devanagari Extra" w:cs="BRH Devanagari Extra"/>
+                <w:color w:val="000000"/>
+                <w:sz w:val="40"/>
+                <w:szCs w:val="40"/>
+                <w:lang w:bidi="ml-IN"/>
+              </w:rPr>
+              <w:t>UlkÉëþÈ</w:t>
+            </w:r>
+            <w:proofErr w:type="spellEnd"/>
+            <w:r>
+              <w:rPr>
+                <w:rFonts w:ascii="BRH Devanagari Extra" w:hAnsi="BRH Devanagari Extra" w:cs="BRH Devanagari Extra"/>
+                <w:color w:val="000000"/>
+                <w:sz w:val="40"/>
+                <w:szCs w:val="40"/>
+                <w:lang w:bidi="ml-IN"/>
+              </w:rPr>
+              <w:t xml:space="preserve"> |</w:t>
             </w:r>
           </w:p>
         </w:tc>
@@ -6570,6 +7867,7 @@
                 <w:lang w:bidi="ml-IN"/>
               </w:rPr>
             </w:pPr>
+            <w:proofErr w:type="spellStart"/>
             <w:r>
               <w:rPr>
                 <w:rFonts w:ascii="BRH Devanagari Extra" w:hAnsi="BRH Devanagari Extra" w:cs="BRH Devanagari Extra"/>
@@ -6600,6 +7898,7 @@
               </w:rPr>
               <w:t>ÌWûþhÉÏ</w:t>
             </w:r>
+            <w:proofErr w:type="spellEnd"/>
             <w:r>
               <w:rPr>
                 <w:rFonts w:ascii="BRH Malayalam Extra" w:hAnsi="BRH Malayalam Extra" w:cs="BRH Devanagari Extra"/>
@@ -6611,15 +7910,27 @@
               </w:rPr>
               <w:t>–</w:t>
             </w:r>
-            <w:r>
-              <w:rPr>
-                <w:rFonts w:ascii="BRH Devanagari Extra" w:hAnsi="BRH Devanagari Extra" w:cs="BRH Devanagari Extra"/>
-                <w:color w:val="000000"/>
-                <w:sz w:val="40"/>
-                <w:szCs w:val="40"/>
-                <w:lang w:bidi="ml-IN"/>
-              </w:rPr>
-              <w:t xml:space="preserve">x§rÉurÉþÈ | </w:t>
+            <w:proofErr w:type="spellStart"/>
+            <w:r>
+              <w:rPr>
+                <w:rFonts w:ascii="BRH Devanagari Extra" w:hAnsi="BRH Devanagari Extra" w:cs="BRH Devanagari Extra"/>
+                <w:color w:val="000000"/>
+                <w:sz w:val="40"/>
+                <w:szCs w:val="40"/>
+                <w:lang w:bidi="ml-IN"/>
+              </w:rPr>
+              <w:t>x§rÉurÉþÈ</w:t>
+            </w:r>
+            <w:proofErr w:type="spellEnd"/>
+            <w:r>
+              <w:rPr>
+                <w:rFonts w:ascii="BRH Devanagari Extra" w:hAnsi="BRH Devanagari Extra" w:cs="BRH Devanagari Extra"/>
+                <w:color w:val="000000"/>
+                <w:sz w:val="40"/>
+                <w:szCs w:val="40"/>
+                <w:lang w:bidi="ml-IN"/>
+              </w:rPr>
+              <w:t xml:space="preserve"> | </w:t>
             </w:r>
             <w:r>
               <w:rPr>
@@ -6630,7 +7941,19 @@
                 <w:highlight w:val="yellow"/>
                 <w:lang w:bidi="ml-IN"/>
               </w:rPr>
-              <w:t>§É</w:t>
+              <w:t>§</w:t>
+            </w:r>
+            <w:proofErr w:type="spellStart"/>
+            <w:r>
+              <w:rPr>
+                <w:rFonts w:ascii="BRH Devanagari Extra" w:hAnsi="BRH Devanagari Extra" w:cs="BRH Devanagari Extra"/>
+                <w:color w:val="000000"/>
+                <w:sz w:val="40"/>
+                <w:szCs w:val="40"/>
+                <w:highlight w:val="yellow"/>
+                <w:lang w:bidi="ml-IN"/>
+              </w:rPr>
+              <w:t>É</w:t>
             </w:r>
             <w:r>
               <w:rPr>
@@ -6642,6 +7965,7 @@
               </w:rPr>
               <w:t>urÉ</w:t>
             </w:r>
+            <w:proofErr w:type="spellEnd"/>
             <w:r>
               <w:rPr>
                 <w:rFonts w:ascii="BRH Malayalam Extra" w:hAnsi="BRH Malayalam Extra" w:cs="BRH Devanagari Extra"/>
@@ -6653,15 +7977,27 @@
               </w:rPr>
               <w:t>–</w:t>
             </w:r>
-            <w:r>
-              <w:rPr>
-                <w:rFonts w:ascii="BRH Devanagari Extra" w:hAnsi="BRH Devanagari Extra" w:cs="BRH Devanagari Extra"/>
-                <w:color w:val="000000"/>
-                <w:sz w:val="40"/>
-                <w:szCs w:val="40"/>
-                <w:lang w:bidi="ml-IN"/>
-              </w:rPr>
-              <w:t xml:space="preserve">xiÉÉÈ | </w:t>
+            <w:proofErr w:type="spellStart"/>
+            <w:r>
+              <w:rPr>
+                <w:rFonts w:ascii="BRH Devanagari Extra" w:hAnsi="BRH Devanagari Extra" w:cs="BRH Devanagari Extra"/>
+                <w:color w:val="000000"/>
+                <w:sz w:val="40"/>
+                <w:szCs w:val="40"/>
+                <w:lang w:bidi="ml-IN"/>
+              </w:rPr>
+              <w:t>xiÉÉÈ</w:t>
+            </w:r>
+            <w:proofErr w:type="spellEnd"/>
+            <w:r>
+              <w:rPr>
+                <w:rFonts w:ascii="BRH Devanagari Extra" w:hAnsi="BRH Devanagari Extra" w:cs="BRH Devanagari Extra"/>
+                <w:color w:val="000000"/>
+                <w:sz w:val="40"/>
+                <w:szCs w:val="40"/>
+                <w:lang w:bidi="ml-IN"/>
+              </w:rPr>
+              <w:t xml:space="preserve"> | </w:t>
             </w:r>
           </w:p>
           <w:p>
@@ -6688,7 +8024,19 @@
                 <w:highlight w:val="yellow"/>
                 <w:lang w:bidi="ml-IN"/>
               </w:rPr>
-              <w:t>§É</w:t>
+              <w:t>§</w:t>
+            </w:r>
+            <w:proofErr w:type="spellStart"/>
+            <w:r>
+              <w:rPr>
+                <w:rFonts w:ascii="BRH Devanagari Extra" w:hAnsi="BRH Devanagari Extra" w:cs="BRH Devanagari Extra"/>
+                <w:color w:val="000000"/>
+                <w:sz w:val="40"/>
+                <w:szCs w:val="40"/>
+                <w:highlight w:val="yellow"/>
+                <w:lang w:bidi="ml-IN"/>
+              </w:rPr>
+              <w:t>É</w:t>
             </w:r>
             <w:r>
               <w:rPr>
@@ -6700,6 +8048,7 @@
               </w:rPr>
               <w:t>urÉ</w:t>
             </w:r>
+            <w:proofErr w:type="spellEnd"/>
             <w:r>
               <w:rPr>
                 <w:rFonts w:ascii="BRH Malayalam Extra" w:hAnsi="BRH Malayalam Extra" w:cs="BRH Devanagari Extra"/>
@@ -6719,7 +8068,51 @@
                 <w:szCs w:val="40"/>
                 <w:lang w:bidi="ml-IN"/>
               </w:rPr>
-              <w:t xml:space="preserve"> CÌiÉþ Ì§É - AurÉþÈ |</w:t>
+              <w:t xml:space="preserve"> </w:t>
+            </w:r>
+            <w:proofErr w:type="spellStart"/>
+            <w:r>
+              <w:rPr>
+                <w:rFonts w:ascii="BRH Devanagari Extra" w:hAnsi="BRH Devanagari Extra" w:cs="BRH Devanagari Extra"/>
+                <w:color w:val="000000"/>
+                <w:sz w:val="40"/>
+                <w:szCs w:val="40"/>
+                <w:lang w:bidi="ml-IN"/>
+              </w:rPr>
+              <w:t>CÌiÉþ</w:t>
+            </w:r>
+            <w:proofErr w:type="spellEnd"/>
+            <w:r>
+              <w:rPr>
+                <w:rFonts w:ascii="BRH Devanagari Extra" w:hAnsi="BRH Devanagari Extra" w:cs="BRH Devanagari Extra"/>
+                <w:color w:val="000000"/>
+                <w:sz w:val="40"/>
+                <w:szCs w:val="40"/>
+                <w:lang w:bidi="ml-IN"/>
+              </w:rPr>
+              <w:t xml:space="preserve"> Ì§É - </w:t>
+            </w:r>
+            <w:proofErr w:type="spellStart"/>
+            <w:r>
+              <w:rPr>
+                <w:rFonts w:ascii="BRH Devanagari Extra" w:hAnsi="BRH Devanagari Extra" w:cs="BRH Devanagari Extra"/>
+                <w:color w:val="000000"/>
+                <w:sz w:val="40"/>
+                <w:szCs w:val="40"/>
+                <w:lang w:bidi="ml-IN"/>
+              </w:rPr>
+              <w:t>AurÉþÈ</w:t>
+            </w:r>
+            <w:proofErr w:type="spellEnd"/>
+            <w:r>
+              <w:rPr>
+                <w:rFonts w:ascii="BRH Devanagari Extra" w:hAnsi="BRH Devanagari Extra" w:cs="BRH Devanagari Extra"/>
+                <w:color w:val="000000"/>
+                <w:sz w:val="40"/>
+                <w:szCs w:val="40"/>
+                <w:lang w:bidi="ml-IN"/>
+              </w:rPr>
+              <w:t xml:space="preserve"> |</w:t>
             </w:r>
           </w:p>
         </w:tc>
@@ -6742,6 +8135,7 @@
                 <w:lang w:bidi="ml-IN"/>
               </w:rPr>
             </w:pPr>
+            <w:proofErr w:type="spellStart"/>
             <w:r>
               <w:rPr>
                 <w:rFonts w:ascii="BRH Devanagari Extra" w:hAnsi="BRH Devanagari Extra" w:cs="BRH Devanagari Extra"/>
@@ -6772,6 +8166,7 @@
               </w:rPr>
               <w:t>ÌWûþhÉÏ</w:t>
             </w:r>
+            <w:proofErr w:type="spellEnd"/>
             <w:r>
               <w:rPr>
                 <w:rFonts w:ascii="BRH Malayalam Extra" w:hAnsi="BRH Malayalam Extra" w:cs="BRH Devanagari Extra"/>
@@ -6783,15 +8178,27 @@
               </w:rPr>
               <w:t>–</w:t>
             </w:r>
-            <w:r>
-              <w:rPr>
-                <w:rFonts w:ascii="BRH Devanagari Extra" w:hAnsi="BRH Devanagari Extra" w:cs="BRH Devanagari Extra"/>
-                <w:color w:val="000000"/>
-                <w:sz w:val="40"/>
-                <w:szCs w:val="40"/>
-                <w:lang w:bidi="ml-IN"/>
-              </w:rPr>
-              <w:t xml:space="preserve">x§rÉurÉþÈ | </w:t>
+            <w:proofErr w:type="spellStart"/>
+            <w:r>
+              <w:rPr>
+                <w:rFonts w:ascii="BRH Devanagari Extra" w:hAnsi="BRH Devanagari Extra" w:cs="BRH Devanagari Extra"/>
+                <w:color w:val="000000"/>
+                <w:sz w:val="40"/>
+                <w:szCs w:val="40"/>
+                <w:lang w:bidi="ml-IN"/>
+              </w:rPr>
+              <w:t>x§rÉurÉþÈ</w:t>
+            </w:r>
+            <w:proofErr w:type="spellEnd"/>
+            <w:r>
+              <w:rPr>
+                <w:rFonts w:ascii="BRH Devanagari Extra" w:hAnsi="BRH Devanagari Extra" w:cs="BRH Devanagari Extra"/>
+                <w:color w:val="000000"/>
+                <w:sz w:val="40"/>
+                <w:szCs w:val="40"/>
+                <w:lang w:bidi="ml-IN"/>
+              </w:rPr>
+              <w:t xml:space="preserve"> | </w:t>
             </w:r>
             <w:r>
               <w:rPr>
@@ -6801,7 +8208,18 @@
                 <w:szCs w:val="40"/>
                 <w:highlight w:val="green"/>
               </w:rPr>
-              <w:t>§ÉçrÉ</w:t>
+              <w:t>§</w:t>
+            </w:r>
+            <w:proofErr w:type="spellStart"/>
+            <w:r>
+              <w:rPr>
+                <w:rFonts w:ascii="BRH Devanagari" w:hAnsi="BRH Devanagari" w:cs="BRH Devanagari"/>
+                <w:color w:val="000000"/>
+                <w:sz w:val="40"/>
+                <w:szCs w:val="40"/>
+                <w:highlight w:val="green"/>
+              </w:rPr>
+              <w:t>ÉçrÉ</w:t>
             </w:r>
             <w:r>
               <w:rPr>
@@ -6813,6 +8231,7 @@
               </w:rPr>
               <w:t>urÉ</w:t>
             </w:r>
+            <w:proofErr w:type="spellEnd"/>
             <w:r>
               <w:rPr>
                 <w:rFonts w:ascii="BRH Malayalam Extra" w:hAnsi="BRH Malayalam Extra" w:cs="BRH Devanagari Extra"/>
@@ -6824,15 +8243,27 @@
               </w:rPr>
               <w:t>–</w:t>
             </w:r>
-            <w:r>
-              <w:rPr>
-                <w:rFonts w:ascii="BRH Devanagari Extra" w:hAnsi="BRH Devanagari Extra" w:cs="BRH Devanagari Extra"/>
-                <w:color w:val="000000"/>
-                <w:sz w:val="40"/>
-                <w:szCs w:val="40"/>
-                <w:lang w:bidi="ml-IN"/>
-              </w:rPr>
-              <w:t xml:space="preserve">xiÉÉÈ | </w:t>
+            <w:proofErr w:type="spellStart"/>
+            <w:r>
+              <w:rPr>
+                <w:rFonts w:ascii="BRH Devanagari Extra" w:hAnsi="BRH Devanagari Extra" w:cs="BRH Devanagari Extra"/>
+                <w:color w:val="000000"/>
+                <w:sz w:val="40"/>
+                <w:szCs w:val="40"/>
+                <w:lang w:bidi="ml-IN"/>
+              </w:rPr>
+              <w:t>xiÉÉÈ</w:t>
+            </w:r>
+            <w:proofErr w:type="spellEnd"/>
+            <w:r>
+              <w:rPr>
+                <w:rFonts w:ascii="BRH Devanagari Extra" w:hAnsi="BRH Devanagari Extra" w:cs="BRH Devanagari Extra"/>
+                <w:color w:val="000000"/>
+                <w:sz w:val="40"/>
+                <w:szCs w:val="40"/>
+                <w:lang w:bidi="ml-IN"/>
+              </w:rPr>
+              <w:t xml:space="preserve"> | </w:t>
             </w:r>
           </w:p>
           <w:p>
@@ -6858,14 +8289,25 @@
                 <w:szCs w:val="40"/>
                 <w:highlight w:val="green"/>
               </w:rPr>
-              <w:t>§Éçr</w:t>
-            </w:r>
+              <w:t>§</w:t>
+            </w:r>
+            <w:proofErr w:type="spellStart"/>
             <w:r>
               <w:rPr>
                 <w:rFonts w:ascii="BRH Devanagari" w:hAnsi="BRH Devanagari" w:cs="BRH Devanagari"/>
                 <w:color w:val="000000"/>
                 <w:sz w:val="40"/>
                 <w:szCs w:val="40"/>
+                <w:highlight w:val="green"/>
+              </w:rPr>
+              <w:t>Éçr</w:t>
+            </w:r>
+            <w:r>
+              <w:rPr>
+                <w:rFonts w:ascii="BRH Devanagari" w:hAnsi="BRH Devanagari" w:cs="BRH Devanagari"/>
+                <w:color w:val="000000"/>
+                <w:sz w:val="40"/>
+                <w:szCs w:val="40"/>
               </w:rPr>
               <w:t>É</w:t>
             </w:r>
@@ -6879,6 +8321,7 @@
               </w:rPr>
               <w:t>urÉ</w:t>
             </w:r>
+            <w:proofErr w:type="spellEnd"/>
             <w:r>
               <w:rPr>
                 <w:rFonts w:ascii="BRH Malayalam Extra" w:hAnsi="BRH Malayalam Extra" w:cs="BRH Devanagari Extra"/>
@@ -6898,7 +8341,51 @@
                 <w:szCs w:val="40"/>
                 <w:lang w:bidi="ml-IN"/>
               </w:rPr>
-              <w:t xml:space="preserve"> CÌiÉþ Ì§É - AurÉþÈ |</w:t>
+              <w:t xml:space="preserve"> </w:t>
+            </w:r>
+            <w:proofErr w:type="spellStart"/>
+            <w:r>
+              <w:rPr>
+                <w:rFonts w:ascii="BRH Devanagari Extra" w:hAnsi="BRH Devanagari Extra" w:cs="BRH Devanagari Extra"/>
+                <w:color w:val="000000"/>
+                <w:sz w:val="40"/>
+                <w:szCs w:val="40"/>
+                <w:lang w:bidi="ml-IN"/>
+              </w:rPr>
+              <w:t>CÌiÉþ</w:t>
+            </w:r>
+            <w:proofErr w:type="spellEnd"/>
+            <w:r>
+              <w:rPr>
+                <w:rFonts w:ascii="BRH Devanagari Extra" w:hAnsi="BRH Devanagari Extra" w:cs="BRH Devanagari Extra"/>
+                <w:color w:val="000000"/>
+                <w:sz w:val="40"/>
+                <w:szCs w:val="40"/>
+                <w:lang w:bidi="ml-IN"/>
+              </w:rPr>
+              <w:t xml:space="preserve"> Ì§É - </w:t>
+            </w:r>
+            <w:proofErr w:type="spellStart"/>
+            <w:r>
+              <w:rPr>
+                <w:rFonts w:ascii="BRH Devanagari Extra" w:hAnsi="BRH Devanagari Extra" w:cs="BRH Devanagari Extra"/>
+                <w:color w:val="000000"/>
+                <w:sz w:val="40"/>
+                <w:szCs w:val="40"/>
+                <w:lang w:bidi="ml-IN"/>
+              </w:rPr>
+              <w:t>AurÉþÈ</w:t>
+            </w:r>
+            <w:proofErr w:type="spellEnd"/>
+            <w:r>
+              <w:rPr>
+                <w:rFonts w:ascii="BRH Devanagari Extra" w:hAnsi="BRH Devanagari Extra" w:cs="BRH Devanagari Extra"/>
+                <w:color w:val="000000"/>
+                <w:sz w:val="40"/>
+                <w:szCs w:val="40"/>
+                <w:lang w:bidi="ml-IN"/>
+              </w:rPr>
+              <w:t xml:space="preserve"> |</w:t>
             </w:r>
             <w:r>
               <w:rPr>
@@ -6934,6 +8421,7 @@
               </w:rPr>
               <w:t>“</w:t>
             </w:r>
+            <w:proofErr w:type="spellStart"/>
             <w:r>
               <w:rPr>
                 <w:b/>
@@ -6946,7 +8434,15 @@
                 <w:b/>
                 <w:bCs/>
               </w:rPr>
-              <w:t>a”</w:t>
+              <w:t>a</w:t>
+            </w:r>
+            <w:proofErr w:type="spellEnd"/>
+            <w:r>
+              <w:rPr>
+                <w:b/>
+                <w:bCs/>
+              </w:rPr>
+              <w:t>”</w:t>
             </w:r>
             <w:r>
               <w:rPr>
@@ -7108,6 +8604,7 @@
               </w:rPr>
               <w:t>–</w:t>
             </w:r>
+            <w:proofErr w:type="spellStart"/>
             <w:r>
               <w:rPr>
                 <w:rFonts w:ascii="BRH Devanagari Extra" w:hAnsi="BRH Devanagari Extra" w:cs="BRH Devanagari Extra"/>
@@ -7118,6 +8615,7 @@
               </w:rPr>
               <w:t>lSìÉ</w:t>
             </w:r>
+            <w:proofErr w:type="spellEnd"/>
             <w:r>
               <w:rPr>
                 <w:rFonts w:ascii="BRH Malayalam Extra" w:hAnsi="BRH Malayalam Extra" w:cs="BRH Devanagari Extra"/>
@@ -7129,6 +8627,7 @@
               </w:rPr>
               <w:t>–</w:t>
             </w:r>
+            <w:proofErr w:type="spellStart"/>
             <w:r>
               <w:rPr>
                 <w:rFonts w:ascii="BRH Devanagari Extra" w:hAnsi="BRH Devanagari Extra" w:cs="BRH Devanagari Extra"/>
@@ -7139,6 +8638,7 @@
               </w:rPr>
               <w:t>uÉæ</w:t>
             </w:r>
+            <w:proofErr w:type="spellEnd"/>
             <w:r>
               <w:rPr>
                 <w:rFonts w:ascii="BRH Malayalam Extra" w:hAnsi="BRH Malayalam Extra" w:cs="BRH Devanagari Extra"/>
@@ -7150,6 +8650,7 @@
               </w:rPr>
               <w:t>–</w:t>
             </w:r>
+            <w:proofErr w:type="spellStart"/>
             <w:r>
               <w:rPr>
                 <w:rFonts w:ascii="BRH Devanagari Extra" w:hAnsi="BRH Devanagari Extra" w:cs="BRH Devanagari Extra"/>
@@ -7160,6 +8661,7 @@
               </w:rPr>
               <w:t>whÉ</w:t>
             </w:r>
+            <w:proofErr w:type="spellEnd"/>
             <w:r>
               <w:rPr>
                 <w:rFonts w:ascii="BRH Malayalam Extra" w:hAnsi="BRH Malayalam Extra" w:cs="BRH Devanagari Extra"/>
@@ -7171,15 +8673,38 @@
               </w:rPr>
               <w:t>–</w:t>
             </w:r>
-            <w:r>
-              <w:rPr>
-                <w:rFonts w:ascii="BRH Devanagari Extra" w:hAnsi="BRH Devanagari Extra" w:cs="BRH Devanagari Extra"/>
-                <w:color w:val="000000"/>
-                <w:sz w:val="40"/>
-                <w:szCs w:val="40"/>
-                <w:lang w:bidi="ml-IN"/>
-              </w:rPr>
-              <w:t>uÉÉ C</w:t>
+            <w:proofErr w:type="spellStart"/>
+            <w:r>
+              <w:rPr>
+                <w:rFonts w:ascii="BRH Devanagari Extra" w:hAnsi="BRH Devanagari Extra" w:cs="BRH Devanagari Extra"/>
+                <w:color w:val="000000"/>
+                <w:sz w:val="40"/>
+                <w:szCs w:val="40"/>
+                <w:lang w:bidi="ml-IN"/>
+              </w:rPr>
+              <w:t>uÉÉ</w:t>
+            </w:r>
+            <w:proofErr w:type="spellEnd"/>
+            <w:r>
+              <w:rPr>
+                <w:rFonts w:ascii="BRH Devanagari Extra" w:hAnsi="BRH Devanagari Extra" w:cs="BRH Devanagari Extra"/>
+                <w:color w:val="000000"/>
+                <w:sz w:val="40"/>
+                <w:szCs w:val="40"/>
+                <w:lang w:bidi="ml-IN"/>
+              </w:rPr>
+              <w:t xml:space="preserve"> </w:t>
+            </w:r>
+            <w:proofErr w:type="spellStart"/>
+            <w:r>
+              <w:rPr>
+                <w:rFonts w:ascii="BRH Devanagari Extra" w:hAnsi="BRH Devanagari Extra" w:cs="BRH Devanagari Extra"/>
+                <w:color w:val="000000"/>
+                <w:sz w:val="40"/>
+                <w:szCs w:val="40"/>
+                <w:lang w:bidi="ml-IN"/>
+              </w:rPr>
+              <w:t>C</w:t>
             </w:r>
             <w:r>
               <w:rPr>
@@ -7200,8 +8725,31 @@
                 <w:szCs w:val="40"/>
                 <w:lang w:bidi="ml-IN"/>
               </w:rPr>
-              <w:t>æÿlSìÉ - uÉæ</w:t>
-            </w:r>
+              <w:t>æÿlSìÉ</w:t>
+            </w:r>
+            <w:proofErr w:type="spellEnd"/>
+            <w:r>
+              <w:rPr>
+                <w:rFonts w:ascii="BRH Devanagari Extra" w:hAnsi="BRH Devanagari Extra" w:cs="BRH Devanagari Extra"/>
+                <w:color w:val="000000"/>
+                <w:sz w:val="40"/>
+                <w:szCs w:val="40"/>
+                <w:lang w:bidi="ml-IN"/>
+              </w:rPr>
+              <w:t xml:space="preserve"> - </w:t>
+            </w:r>
+            <w:proofErr w:type="spellStart"/>
+            <w:r>
+              <w:rPr>
+                <w:rFonts w:ascii="BRH Devanagari Extra" w:hAnsi="BRH Devanagari Extra" w:cs="BRH Devanagari Extra"/>
+                <w:color w:val="000000"/>
+                <w:sz w:val="40"/>
+                <w:szCs w:val="40"/>
+                <w:lang w:bidi="ml-IN"/>
+              </w:rPr>
+              <w:t>uÉæ</w:t>
+            </w:r>
+            <w:proofErr w:type="spellEnd"/>
             <w:r>
               <w:rPr>
                 <w:rFonts w:ascii="BRH Malayalam Extra" w:hAnsi="BRH Malayalam Extra" w:cs="BRH Devanagari Extra"/>
@@ -7213,6 +8761,7 @@
               </w:rPr>
               <w:t>–</w:t>
             </w:r>
+            <w:proofErr w:type="spellStart"/>
             <w:r>
               <w:rPr>
                 <w:rFonts w:ascii="BRH Devanagari Extra" w:hAnsi="BRH Devanagari Extra" w:cs="BRH Devanagari Extra"/>
@@ -7223,6 +8772,7 @@
               </w:rPr>
               <w:t>whÉ</w:t>
             </w:r>
+            <w:proofErr w:type="spellEnd"/>
             <w:r>
               <w:rPr>
                 <w:rFonts w:ascii="BRH Malayalam Extra" w:hAnsi="BRH Malayalam Extra" w:cs="BRH Devanagari Extra"/>
@@ -7234,15 +8784,27 @@
               </w:rPr>
               <w:t>–</w:t>
             </w:r>
-            <w:r>
-              <w:rPr>
-                <w:rFonts w:ascii="BRH Devanagari Extra" w:hAnsi="BRH Devanagari Extra" w:cs="BRH Devanagari Extra"/>
-                <w:color w:val="000000"/>
-                <w:sz w:val="40"/>
-                <w:szCs w:val="40"/>
-                <w:lang w:bidi="ml-IN"/>
-              </w:rPr>
-              <w:t>uÉÉÈ |</w:t>
+            <w:proofErr w:type="spellStart"/>
+            <w:r>
+              <w:rPr>
+                <w:rFonts w:ascii="BRH Devanagari Extra" w:hAnsi="BRH Devanagari Extra" w:cs="BRH Devanagari Extra"/>
+                <w:color w:val="000000"/>
+                <w:sz w:val="40"/>
+                <w:szCs w:val="40"/>
+                <w:lang w:bidi="ml-IN"/>
+              </w:rPr>
+              <w:t>uÉÉÈ</w:t>
+            </w:r>
+            <w:proofErr w:type="spellEnd"/>
+            <w:r>
+              <w:rPr>
+                <w:rFonts w:ascii="BRH Devanagari Extra" w:hAnsi="BRH Devanagari Extra" w:cs="BRH Devanagari Extra"/>
+                <w:color w:val="000000"/>
+                <w:sz w:val="40"/>
+                <w:szCs w:val="40"/>
+                <w:lang w:bidi="ml-IN"/>
+              </w:rPr>
+              <w:t xml:space="preserve"> |</w:t>
             </w:r>
           </w:p>
         </w:tc>
@@ -7286,6 +8848,7 @@
               </w:rPr>
               <w:t>–</w:t>
             </w:r>
+            <w:proofErr w:type="spellStart"/>
             <w:r>
               <w:rPr>
                 <w:rFonts w:ascii="BRH Devanagari Extra" w:hAnsi="BRH Devanagari Extra" w:cs="BRH Devanagari Extra"/>
@@ -7296,6 +8859,7 @@
               </w:rPr>
               <w:t>lSìÉ</w:t>
             </w:r>
+            <w:proofErr w:type="spellEnd"/>
             <w:r>
               <w:rPr>
                 <w:rFonts w:ascii="BRH Malayalam Extra" w:hAnsi="BRH Malayalam Extra" w:cs="BRH Devanagari Extra"/>
@@ -7307,6 +8871,7 @@
               </w:rPr>
               <w:t>–</w:t>
             </w:r>
+            <w:proofErr w:type="spellStart"/>
             <w:r>
               <w:rPr>
                 <w:rFonts w:ascii="BRH Devanagari Extra" w:hAnsi="BRH Devanagari Extra" w:cs="BRH Devanagari Extra"/>
@@ -7317,6 +8882,7 @@
               </w:rPr>
               <w:t>uÉæ</w:t>
             </w:r>
+            <w:proofErr w:type="spellEnd"/>
             <w:r>
               <w:rPr>
                 <w:rFonts w:ascii="BRH Malayalam Extra" w:hAnsi="BRH Malayalam Extra" w:cs="BRH Devanagari Extra"/>
@@ -7328,6 +8894,7 @@
               </w:rPr>
               <w:t>–</w:t>
             </w:r>
+            <w:proofErr w:type="spellStart"/>
             <w:r>
               <w:rPr>
                 <w:rFonts w:ascii="BRH Devanagari Extra" w:hAnsi="BRH Devanagari Extra" w:cs="BRH Devanagari Extra"/>
@@ -7338,6 +8905,7 @@
               </w:rPr>
               <w:t>whÉ</w:t>
             </w:r>
+            <w:proofErr w:type="spellEnd"/>
             <w:r>
               <w:rPr>
                 <w:rFonts w:ascii="BRH Malayalam Extra" w:hAnsi="BRH Malayalam Extra" w:cs="BRH Devanagari Extra"/>
@@ -7349,15 +8917,38 @@
               </w:rPr>
               <w:t>–</w:t>
             </w:r>
-            <w:r>
-              <w:rPr>
-                <w:rFonts w:ascii="BRH Devanagari Extra" w:hAnsi="BRH Devanagari Extra" w:cs="BRH Devanagari Extra"/>
-                <w:color w:val="000000"/>
-                <w:sz w:val="40"/>
-                <w:szCs w:val="40"/>
-                <w:lang w:bidi="ml-IN"/>
-              </w:rPr>
-              <w:t>uÉÉ C</w:t>
+            <w:proofErr w:type="spellStart"/>
+            <w:r>
+              <w:rPr>
+                <w:rFonts w:ascii="BRH Devanagari Extra" w:hAnsi="BRH Devanagari Extra" w:cs="BRH Devanagari Extra"/>
+                <w:color w:val="000000"/>
+                <w:sz w:val="40"/>
+                <w:szCs w:val="40"/>
+                <w:lang w:bidi="ml-IN"/>
+              </w:rPr>
+              <w:t>uÉÉ</w:t>
+            </w:r>
+            <w:proofErr w:type="spellEnd"/>
+            <w:r>
+              <w:rPr>
+                <w:rFonts w:ascii="BRH Devanagari Extra" w:hAnsi="BRH Devanagari Extra" w:cs="BRH Devanagari Extra"/>
+                <w:color w:val="000000"/>
+                <w:sz w:val="40"/>
+                <w:szCs w:val="40"/>
+                <w:lang w:bidi="ml-IN"/>
+              </w:rPr>
+              <w:t xml:space="preserve"> </w:t>
+            </w:r>
+            <w:proofErr w:type="spellStart"/>
+            <w:r>
+              <w:rPr>
+                <w:rFonts w:ascii="BRH Devanagari Extra" w:hAnsi="BRH Devanagari Extra" w:cs="BRH Devanagari Extra"/>
+                <w:color w:val="000000"/>
+                <w:sz w:val="40"/>
+                <w:szCs w:val="40"/>
+                <w:lang w:bidi="ml-IN"/>
+              </w:rPr>
+              <w:t>C</w:t>
             </w:r>
             <w:r>
               <w:rPr>
@@ -7378,8 +8969,31 @@
                 <w:szCs w:val="40"/>
                 <w:lang w:bidi="ml-IN"/>
               </w:rPr>
-              <w:t>æÿlSìÉ - uÉæ</w:t>
-            </w:r>
+              <w:t>æÿlSìÉ</w:t>
+            </w:r>
+            <w:proofErr w:type="spellEnd"/>
+            <w:r>
+              <w:rPr>
+                <w:rFonts w:ascii="BRH Devanagari Extra" w:hAnsi="BRH Devanagari Extra" w:cs="BRH Devanagari Extra"/>
+                <w:color w:val="000000"/>
+                <w:sz w:val="40"/>
+                <w:szCs w:val="40"/>
+                <w:lang w:bidi="ml-IN"/>
+              </w:rPr>
+              <w:t xml:space="preserve"> - </w:t>
+            </w:r>
+            <w:proofErr w:type="spellStart"/>
+            <w:r>
+              <w:rPr>
+                <w:rFonts w:ascii="BRH Devanagari Extra" w:hAnsi="BRH Devanagari Extra" w:cs="BRH Devanagari Extra"/>
+                <w:color w:val="000000"/>
+                <w:sz w:val="40"/>
+                <w:szCs w:val="40"/>
+                <w:lang w:bidi="ml-IN"/>
+              </w:rPr>
+              <w:t>uÉæ</w:t>
+            </w:r>
+            <w:proofErr w:type="spellEnd"/>
             <w:r>
               <w:rPr>
                 <w:rFonts w:ascii="BRH Malayalam Extra" w:hAnsi="BRH Malayalam Extra" w:cs="BRH Devanagari Extra"/>
@@ -7391,6 +9005,7 @@
               </w:rPr>
               <w:t>–</w:t>
             </w:r>
+            <w:proofErr w:type="spellStart"/>
             <w:r>
               <w:rPr>
                 <w:rFonts w:ascii="BRH Devanagari Extra" w:hAnsi="BRH Devanagari Extra" w:cs="BRH Devanagari Extra"/>
@@ -7401,6 +9016,7 @@
               </w:rPr>
               <w:t>whÉ</w:t>
             </w:r>
+            <w:proofErr w:type="spellEnd"/>
             <w:r>
               <w:rPr>
                 <w:rFonts w:ascii="BRH Malayalam Extra" w:hAnsi="BRH Malayalam Extra" w:cs="BRH Devanagari Extra"/>
@@ -7412,15 +9028,27 @@
               </w:rPr>
               <w:t>–</w:t>
             </w:r>
-            <w:r>
-              <w:rPr>
-                <w:rFonts w:ascii="BRH Devanagari Extra" w:hAnsi="BRH Devanagari Extra" w:cs="BRH Devanagari Extra"/>
-                <w:color w:val="000000"/>
-                <w:sz w:val="40"/>
-                <w:szCs w:val="40"/>
-                <w:lang w:bidi="ml-IN"/>
-              </w:rPr>
-              <w:t>uÉÉÈ |</w:t>
+            <w:proofErr w:type="spellStart"/>
+            <w:r>
+              <w:rPr>
+                <w:rFonts w:ascii="BRH Devanagari Extra" w:hAnsi="BRH Devanagari Extra" w:cs="BRH Devanagari Extra"/>
+                <w:color w:val="000000"/>
+                <w:sz w:val="40"/>
+                <w:szCs w:val="40"/>
+                <w:lang w:bidi="ml-IN"/>
+              </w:rPr>
+              <w:t>uÉÉÈ</w:t>
+            </w:r>
+            <w:proofErr w:type="spellEnd"/>
+            <w:r>
+              <w:rPr>
+                <w:rFonts w:ascii="BRH Devanagari Extra" w:hAnsi="BRH Devanagari Extra" w:cs="BRH Devanagari Extra"/>
+                <w:color w:val="000000"/>
+                <w:sz w:val="40"/>
+                <w:szCs w:val="40"/>
+                <w:lang w:bidi="ml-IN"/>
+              </w:rPr>
+              <w:t xml:space="preserve"> |</w:t>
             </w:r>
           </w:p>
         </w:tc>
@@ -7454,7 +9082,29 @@
           <w:szCs w:val="40"/>
           <w:lang w:val="en-IN" w:eastAsia="en-IN"/>
         </w:rPr>
-        <w:t xml:space="preserve">"zlÉ" </w:t>
+        <w:t>"</w:t>
+      </w:r>
+      <w:proofErr w:type="spellStart"/>
+      <w:r>
+        <w:rPr>
+          <w:rFonts w:ascii="BRH Devanagari" w:hAnsi="BRH Devanagari" w:cs="BRH Devanagari"/>
+          <w:color w:val="000000"/>
+          <w:sz w:val="40"/>
+          <w:szCs w:val="40"/>
+          <w:lang w:val="en-IN" w:eastAsia="en-IN"/>
+        </w:rPr>
+        <w:t>zlÉ</w:t>
+      </w:r>
+      <w:proofErr w:type="spellEnd"/>
+      <w:r>
+        <w:rPr>
+          <w:rFonts w:ascii="BRH Devanagari" w:hAnsi="BRH Devanagari" w:cs="BRH Devanagari"/>
+          <w:color w:val="000000"/>
+          <w:sz w:val="40"/>
+          <w:szCs w:val="40"/>
+          <w:lang w:val="en-IN" w:eastAsia="en-IN"/>
+        </w:rPr>
+        <w:t xml:space="preserve">" </w:t>
       </w:r>
       <w:r>
         <w:rPr>
@@ -7493,6 +9143,7 @@
         </w:rPr>
         <w:t>"</w:t>
       </w:r>
+      <w:proofErr w:type="spellStart"/>
       <w:proofErr w:type="gramEnd"/>
       <w:r>
         <w:rPr>
@@ -7505,6 +9156,7 @@
         </w:rPr>
         <w:t>zgÉ</w:t>
       </w:r>
+      <w:proofErr w:type="spellEnd"/>
       <w:r>
         <w:rPr>
           <w:rFonts w:ascii="BRH Devanagari" w:hAnsi="BRH Devanagari" w:cs="BRH Devanagari"/>
@@ -8016,14 +9668,21 @@
         <w:bCs/>
       </w:rPr>
       <w:tab/>
-      <w:t xml:space="preserve">              v</w:t>
+      <w:t xml:space="preserve">              </w:t>
     </w:r>
     <w:r>
       <w:rPr>
         <w:b/>
         <w:bCs/>
       </w:rPr>
-      <w:t>edavms@gmail.com</w:t>
+      <w:t>www.vedavms.in</w:t>
+    </w:r>
+    <w:r>
+      <w:rPr>
+        <w:b/>
+        <w:bCs/>
+      </w:rPr>
+      <w:t xml:space="preserve">   </w:t>
     </w:r>
     <w:r>
       <w:rPr>
@@ -8902,6 +10561,29 @@
       <w:lang w:bidi="ar-SA"/>
     </w:rPr>
   </w:style>
+  <w:style w:type="character" w:styleId="Hyperlink">
+    <w:name w:val="Hyperlink"/>
+    <w:basedOn w:val="DefaultParagraphFont"/>
+    <w:uiPriority w:val="99"/>
+    <w:unhideWhenUsed/>
+    <w:rsid w:val="00A43D9C"/>
+    <w:rPr>
+      <w:color w:val="0563C1" w:themeColor="hyperlink"/>
+      <w:u w:val="single"/>
+    </w:rPr>
+  </w:style>
+  <w:style w:type="character" w:styleId="UnresolvedMention">
+    <w:name w:val="Unresolved Mention"/>
+    <w:basedOn w:val="DefaultParagraphFont"/>
+    <w:uiPriority w:val="99"/>
+    <w:semiHidden/>
+    <w:unhideWhenUsed/>
+    <w:rsid w:val="00A43D9C"/>
+    <w:rPr>
+      <w:color w:val="605E5C"/>
+      <w:shd w:val="clear" w:color="auto" w:fill="E1DFDD"/>
+    </w:rPr>
+  </w:style>
 </w:styles>
 </file>
 

--- a/TS-Kramam/TS-5.6/TS 5.6 Sanskrit Krama Paatam Corrections.docx
+++ b/TS-Kramam/TS-5.6/TS 5.6 Sanskrit Krama Paatam Corrections.docx
@@ -44,7 +44,6 @@
         </w:rPr>
         <w:t xml:space="preserve"> Paatam – TS </w:t>
       </w:r>
-      <w:proofErr w:type="gramStart"/>
       <w:r>
         <w:rPr>
           <w:b/>
@@ -73,18 +72,7 @@
           <w:szCs w:val="32"/>
           <w:u w:val="single"/>
         </w:rPr>
-        <w:t>Sanskrit</w:t>
-      </w:r>
-      <w:proofErr w:type="gramEnd"/>
-      <w:r>
-        <w:rPr>
-          <w:b/>
-          <w:bCs/>
-          <w:sz w:val="32"/>
-          <w:szCs w:val="32"/>
-          <w:u w:val="single"/>
-        </w:rPr>
-        <w:t xml:space="preserve"> </w:t>
+        <w:t xml:space="preserve">Sanskrit </w:t>
       </w:r>
       <w:r>
         <w:rPr>
@@ -114,18 +102,7 @@
           <w:szCs w:val="32"/>
           <w:u w:val="single"/>
         </w:rPr>
-        <w:t xml:space="preserve">Observed </w:t>
-      </w:r>
-      <w:proofErr w:type="gramStart"/>
-      <w:r>
-        <w:rPr>
-          <w:b/>
-          <w:bCs/>
-          <w:sz w:val="32"/>
-          <w:szCs w:val="32"/>
-          <w:u w:val="single"/>
-        </w:rPr>
-        <w:t xml:space="preserve">till </w:t>
+        <w:t xml:space="preserve">Observed till </w:t>
       </w:r>
       <w:r>
         <w:rPr>
@@ -138,7 +115,6 @@
         </w:rPr>
         <w:t>????</w:t>
       </w:r>
-      <w:proofErr w:type="gramEnd"/>
     </w:p>
     <w:p>
       <w:pPr>
@@ -483,61 +459,28 @@
                 <w:szCs w:val="40"/>
                 <w:lang w:bidi="ml-IN"/>
               </w:rPr>
-              <w:t xml:space="preserve">Wû </w:t>
-            </w:r>
-            <w:proofErr w:type="spellStart"/>
-            <w:r>
-              <w:rPr>
-                <w:rFonts w:ascii="BRH Devanagari Extra" w:hAnsi="BRH Devanagari Extra" w:cs="BRH Devanagari Extra"/>
-                <w:color w:val="000000"/>
-                <w:sz w:val="40"/>
-                <w:szCs w:val="40"/>
-                <w:lang w:bidi="ml-IN"/>
-              </w:rPr>
-              <w:t>lÉþÈ</w:t>
-            </w:r>
-            <w:proofErr w:type="spellEnd"/>
-            <w:r>
-              <w:rPr>
-                <w:rFonts w:ascii="BRH Devanagari Extra" w:hAnsi="BRH Devanagari Extra" w:cs="BRH Devanagari Extra"/>
-                <w:color w:val="000000"/>
-                <w:sz w:val="40"/>
-                <w:szCs w:val="40"/>
-                <w:lang w:bidi="ml-IN"/>
-              </w:rPr>
-              <w:t xml:space="preserve"> | lÉ</w:t>
-            </w:r>
-            <w:r>
-              <w:rPr>
-                <w:rFonts w:ascii="BRH Malayalam Extra" w:hAnsi="BRH Malayalam Extra" w:cs="BRH Devanagari Extra"/>
-                <w:b/>
-                <w:color w:val="000000"/>
-                <w:sz w:val="32"/>
-                <w:szCs w:val="40"/>
-                <w:lang w:bidi="ml-IN"/>
-              </w:rPr>
-              <w:t>–</w:t>
-            </w:r>
-            <w:r>
-              <w:rPr>
-                <w:rFonts w:ascii="BRH Devanagari Extra" w:hAnsi="BRH Devanagari Extra" w:cs="BRH Devanagari Extra"/>
-                <w:color w:val="000000"/>
-                <w:sz w:val="40"/>
-                <w:szCs w:val="40"/>
-                <w:lang w:bidi="ml-IN"/>
-              </w:rPr>
-              <w:t xml:space="preserve"> </w:t>
-            </w:r>
-            <w:proofErr w:type="spellStart"/>
-            <w:r>
-              <w:rPr>
-                <w:rFonts w:ascii="BRH Devanagari Extra" w:hAnsi="BRH Devanagari Extra" w:cs="BRH Devanagari Extra"/>
-                <w:color w:val="000000"/>
-                <w:sz w:val="40"/>
-                <w:szCs w:val="40"/>
-                <w:lang w:bidi="ml-IN"/>
-              </w:rPr>
-              <w:t>C</w:t>
+              <w:t>Wû lÉþÈ | lÉ</w:t>
+            </w:r>
+            <w:r>
+              <w:rPr>
+                <w:rFonts w:ascii="BRH Malayalam Extra" w:hAnsi="BRH Malayalam Extra" w:cs="BRH Devanagari Extra"/>
+                <w:b/>
+                <w:color w:val="000000"/>
+                <w:sz w:val="32"/>
+                <w:szCs w:val="40"/>
+                <w:lang w:bidi="ml-IN"/>
+              </w:rPr>
+              <w:t>–</w:t>
+            </w:r>
+            <w:r>
+              <w:rPr>
+                <w:rFonts w:ascii="BRH Devanagari Extra" w:hAnsi="BRH Devanagari Extra" w:cs="BRH Devanagari Extra"/>
+                <w:color w:val="000000"/>
+                <w:sz w:val="40"/>
+                <w:szCs w:val="40"/>
+                <w:lang w:bidi="ml-IN"/>
+              </w:rPr>
+              <w:t xml:space="preserve"> C</w:t>
             </w:r>
             <w:r>
               <w:rPr>
@@ -548,33 +491,8 @@
                 <w:highlight w:val="yellow"/>
                 <w:lang w:bidi="ml-IN"/>
               </w:rPr>
-              <w:t>ÌiÉ</w:t>
-            </w:r>
-            <w:proofErr w:type="spellEnd"/>
-            <w:r>
-              <w:rPr>
-                <w:rFonts w:ascii="BRH Devanagari Extra" w:hAnsi="BRH Devanagari Extra" w:cs="BRH Devanagari Extra"/>
-                <w:color w:val="000000"/>
-                <w:sz w:val="40"/>
-                <w:szCs w:val="40"/>
-                <w:highlight w:val="yellow"/>
-                <w:lang w:bidi="ml-IN"/>
-              </w:rPr>
-              <w:t xml:space="preserve"> </w:t>
-            </w:r>
-            <w:proofErr w:type="spellStart"/>
-            <w:r>
-              <w:rPr>
-                <w:rFonts w:ascii="BRH Devanagari Extra" w:hAnsi="BRH Devanagari Extra" w:cs="BRH Devanagari Extra"/>
-                <w:color w:val="000000"/>
-                <w:sz w:val="40"/>
-                <w:szCs w:val="40"/>
-                <w:highlight w:val="yellow"/>
-                <w:lang w:bidi="ml-IN"/>
-              </w:rPr>
-              <w:t>lÉþÈ</w:t>
-            </w:r>
-            <w:proofErr w:type="spellEnd"/>
+              <w:t>ÌiÉ lÉþÈ</w:t>
+            </w:r>
             <w:r>
               <w:rPr>
                 <w:rFonts w:ascii="BRH Devanagari Extra" w:hAnsi="BRH Devanagari Extra" w:cs="BRH Devanagari Extra"/>
@@ -635,61 +553,28 @@
                 <w:szCs w:val="40"/>
                 <w:lang w:bidi="ml-IN"/>
               </w:rPr>
-              <w:t xml:space="preserve">Wû </w:t>
-            </w:r>
-            <w:proofErr w:type="spellStart"/>
-            <w:r>
-              <w:rPr>
-                <w:rFonts w:ascii="BRH Devanagari Extra" w:hAnsi="BRH Devanagari Extra" w:cs="BRH Devanagari Extra"/>
-                <w:color w:val="000000"/>
-                <w:sz w:val="40"/>
-                <w:szCs w:val="40"/>
-                <w:lang w:bidi="ml-IN"/>
-              </w:rPr>
-              <w:t>lÉþÈ</w:t>
-            </w:r>
-            <w:proofErr w:type="spellEnd"/>
-            <w:r>
-              <w:rPr>
-                <w:rFonts w:ascii="BRH Devanagari Extra" w:hAnsi="BRH Devanagari Extra" w:cs="BRH Devanagari Extra"/>
-                <w:color w:val="000000"/>
-                <w:sz w:val="40"/>
-                <w:szCs w:val="40"/>
-                <w:lang w:bidi="ml-IN"/>
-              </w:rPr>
-              <w:t xml:space="preserve"> | lÉ</w:t>
-            </w:r>
-            <w:r>
-              <w:rPr>
-                <w:rFonts w:ascii="BRH Malayalam Extra" w:hAnsi="BRH Malayalam Extra" w:cs="BRH Devanagari Extra"/>
-                <w:b/>
-                <w:color w:val="000000"/>
-                <w:sz w:val="32"/>
-                <w:szCs w:val="40"/>
-                <w:lang w:bidi="ml-IN"/>
-              </w:rPr>
-              <w:t>–</w:t>
-            </w:r>
-            <w:r>
-              <w:rPr>
-                <w:rFonts w:ascii="BRH Devanagari Extra" w:hAnsi="BRH Devanagari Extra" w:cs="BRH Devanagari Extra"/>
-                <w:color w:val="000000"/>
-                <w:sz w:val="40"/>
-                <w:szCs w:val="40"/>
-                <w:lang w:bidi="ml-IN"/>
-              </w:rPr>
-              <w:t xml:space="preserve"> </w:t>
-            </w:r>
-            <w:proofErr w:type="spellStart"/>
-            <w:r>
-              <w:rPr>
-                <w:rFonts w:ascii="BRH Devanagari Extra" w:hAnsi="BRH Devanagari Extra" w:cs="BRH Devanagari Extra"/>
-                <w:color w:val="000000"/>
-                <w:sz w:val="40"/>
-                <w:szCs w:val="40"/>
-                <w:lang w:bidi="ml-IN"/>
-              </w:rPr>
-              <w:t>C</w:t>
+              <w:t>Wû lÉþÈ | lÉ</w:t>
+            </w:r>
+            <w:r>
+              <w:rPr>
+                <w:rFonts w:ascii="BRH Malayalam Extra" w:hAnsi="BRH Malayalam Extra" w:cs="BRH Devanagari Extra"/>
+                <w:b/>
+                <w:color w:val="000000"/>
+                <w:sz w:val="32"/>
+                <w:szCs w:val="40"/>
+                <w:lang w:bidi="ml-IN"/>
+              </w:rPr>
+              <w:t>–</w:t>
+            </w:r>
+            <w:r>
+              <w:rPr>
+                <w:rFonts w:ascii="BRH Devanagari Extra" w:hAnsi="BRH Devanagari Extra" w:cs="BRH Devanagari Extra"/>
+                <w:color w:val="000000"/>
+                <w:sz w:val="40"/>
+                <w:szCs w:val="40"/>
+                <w:lang w:bidi="ml-IN"/>
+              </w:rPr>
+              <w:t xml:space="preserve"> C</w:t>
             </w:r>
             <w:r>
               <w:rPr>
@@ -700,52 +585,17 @@
                 <w:highlight w:val="green"/>
                 <w:lang w:bidi="ml-IN"/>
               </w:rPr>
-              <w:t>ÌiÉþ</w:t>
-            </w:r>
-            <w:proofErr w:type="spellEnd"/>
-            <w:r>
-              <w:rPr>
-                <w:rFonts w:ascii="BRH Devanagari Extra" w:hAnsi="BRH Devanagari Extra" w:cs="BRH Devanagari Extra"/>
-                <w:color w:val="000000"/>
-                <w:sz w:val="40"/>
-                <w:szCs w:val="40"/>
-                <w:highlight w:val="green"/>
-                <w:lang w:bidi="ml-IN"/>
-              </w:rPr>
-              <w:t xml:space="preserve"> </w:t>
-            </w:r>
-            <w:proofErr w:type="spellStart"/>
-            <w:r>
-              <w:rPr>
-                <w:rFonts w:ascii="BRH Devanagari Extra" w:hAnsi="BRH Devanagari Extra" w:cs="BRH Devanagari Extra"/>
-                <w:color w:val="000000"/>
-                <w:sz w:val="40"/>
-                <w:szCs w:val="40"/>
-                <w:highlight w:val="green"/>
-                <w:lang w:bidi="ml-IN"/>
-              </w:rPr>
-              <w:t>lÉ</w:t>
-            </w:r>
-            <w:r>
-              <w:rPr>
-                <w:rFonts w:ascii="BRH Devanagari Extra" w:hAnsi="BRH Devanagari Extra" w:cs="BRH Devanagari Extra"/>
-                <w:color w:val="000000"/>
-                <w:sz w:val="40"/>
-                <w:szCs w:val="40"/>
-                <w:lang w:bidi="ml-IN"/>
-              </w:rPr>
-              <w:t>È</w:t>
-            </w:r>
-            <w:proofErr w:type="spellEnd"/>
-            <w:r>
-              <w:rPr>
-                <w:rFonts w:ascii="BRH Devanagari Extra" w:hAnsi="BRH Devanagari Extra" w:cs="BRH Devanagari Extra"/>
-                <w:color w:val="000000"/>
-                <w:sz w:val="40"/>
-                <w:szCs w:val="40"/>
-                <w:lang w:bidi="ml-IN"/>
-              </w:rPr>
-              <w:t xml:space="preserve"> ||</w:t>
+              <w:t>ÌiÉþ lÉ</w:t>
+            </w:r>
+            <w:r>
+              <w:rPr>
+                <w:rFonts w:ascii="BRH Devanagari Extra" w:hAnsi="BRH Devanagari Extra" w:cs="BRH Devanagari Extra"/>
+                <w:color w:val="000000"/>
+                <w:sz w:val="40"/>
+                <w:szCs w:val="40"/>
+                <w:lang w:bidi="ml-IN"/>
+              </w:rPr>
+              <w:t>È ||</w:t>
             </w:r>
           </w:p>
         </w:tc>
@@ -933,27 +783,15 @@
               </w:rPr>
               <w:t>–</w:t>
             </w:r>
-            <w:proofErr w:type="spellStart"/>
-            <w:r>
-              <w:rPr>
-                <w:rFonts w:ascii="BRH Devanagari Extra" w:hAnsi="BRH Devanagari Extra" w:cs="BRH Devanagari Extra"/>
-                <w:color w:val="000000"/>
-                <w:sz w:val="40"/>
-                <w:szCs w:val="40"/>
-                <w:lang w:bidi="ml-IN"/>
-              </w:rPr>
-              <w:t>ÍpÉ</w:t>
-            </w:r>
-            <w:proofErr w:type="spellEnd"/>
-            <w:r>
-              <w:rPr>
-                <w:rFonts w:ascii="BRH Devanagari Extra" w:hAnsi="BRH Devanagari Extra" w:cs="BRH Devanagari Extra"/>
-                <w:color w:val="000000"/>
-                <w:sz w:val="40"/>
-                <w:szCs w:val="40"/>
-                <w:lang w:bidi="ml-IN"/>
-              </w:rPr>
-              <w:t xml:space="preserve"> | </w:t>
+            <w:r>
+              <w:rPr>
+                <w:rFonts w:ascii="BRH Devanagari Extra" w:hAnsi="BRH Devanagari Extra" w:cs="BRH Devanagari Extra"/>
+                <w:color w:val="000000"/>
+                <w:sz w:val="40"/>
+                <w:szCs w:val="40"/>
+                <w:lang w:bidi="ml-IN"/>
+              </w:rPr>
+              <w:t xml:space="preserve">ÍpÉ | </w:t>
             </w:r>
           </w:p>
           <w:p>
@@ -1056,7 +894,6 @@
               </w:rPr>
               <w:t>–</w:t>
             </w:r>
-            <w:proofErr w:type="spellStart"/>
             <w:r>
               <w:rPr>
                 <w:rFonts w:ascii="BRH Devanagari Extra" w:hAnsi="BRH Devanagari Extra" w:cs="BRH Devanagari Extra"/>
@@ -1067,7 +904,6 @@
               </w:rPr>
               <w:t>xrÉ</w:t>
             </w:r>
-            <w:proofErr w:type="spellEnd"/>
             <w:r>
               <w:rPr>
                 <w:rFonts w:ascii="BRH Malayalam Extra" w:hAnsi="BRH Malayalam Extra" w:cs="BRH Devanagari Extra"/>
@@ -1301,6 +1137,121 @@
                 <w:szCs w:val="32"/>
               </w:rPr>
             </w:pPr>
+            <w:r>
+              <w:rPr>
+                <w:rFonts w:cs="Arial"/>
+                <w:b/>
+                <w:sz w:val="28"/>
+                <w:szCs w:val="32"/>
+              </w:rPr>
+              <w:t>T.S.5.6.</w:t>
+            </w:r>
+            <w:r>
+              <w:rPr>
+                <w:rFonts w:cs="Arial"/>
+                <w:b/>
+                <w:sz w:val="28"/>
+                <w:szCs w:val="32"/>
+              </w:rPr>
+              <w:t>6.1</w:t>
+            </w:r>
+            <w:r>
+              <w:rPr>
+                <w:rFonts w:cs="Arial"/>
+                <w:b/>
+                <w:sz w:val="28"/>
+                <w:szCs w:val="32"/>
+              </w:rPr>
+              <w:t xml:space="preserve"> – Kramam</w:t>
+            </w:r>
+          </w:p>
+          <w:p>
+            <w:pPr>
+              <w:widowControl w:val="0"/>
+              <w:tabs>
+                <w:tab w:val="left" w:pos="993"/>
+              </w:tabs>
+              <w:autoSpaceDE w:val="0"/>
+              <w:autoSpaceDN w:val="0"/>
+              <w:adjustRightInd w:val="0"/>
+              <w:spacing w:before="0" w:line="252" w:lineRule="auto"/>
+              <w:ind w:right="297"/>
+              <w:rPr>
+                <w:rFonts w:cs="Arial"/>
+                <w:b/>
+                <w:sz w:val="28"/>
+                <w:szCs w:val="32"/>
+                <w:lang w:val="en-IN"/>
+              </w:rPr>
+            </w:pPr>
+            <w:r>
+              <w:rPr>
+                <w:rFonts w:cs="Arial"/>
+                <w:b/>
+                <w:sz w:val="28"/>
+                <w:szCs w:val="32"/>
+                <w:lang w:val="en-IN"/>
+              </w:rPr>
+              <w:t xml:space="preserve">Krama Vaakyam No.– </w:t>
+            </w:r>
+            <w:r>
+              <w:rPr>
+                <w:rFonts w:cs="Arial"/>
+                <w:b/>
+                <w:sz w:val="28"/>
+                <w:szCs w:val="32"/>
+                <w:lang w:val="en-IN"/>
+              </w:rPr>
+              <w:t>17</w:t>
+            </w:r>
+          </w:p>
+          <w:p>
+            <w:pPr>
+              <w:widowControl w:val="0"/>
+              <w:tabs>
+                <w:tab w:val="left" w:pos="993"/>
+              </w:tabs>
+              <w:autoSpaceDE w:val="0"/>
+              <w:autoSpaceDN w:val="0"/>
+              <w:adjustRightInd w:val="0"/>
+              <w:spacing w:before="0" w:line="252" w:lineRule="auto"/>
+              <w:ind w:right="297"/>
+              <w:rPr>
+                <w:rFonts w:cs="Arial"/>
+                <w:b/>
+                <w:sz w:val="28"/>
+                <w:szCs w:val="32"/>
+              </w:rPr>
+            </w:pPr>
+            <w:r>
+              <w:rPr>
+                <w:rFonts w:cs="Arial"/>
+                <w:b/>
+                <w:sz w:val="28"/>
+                <w:szCs w:val="32"/>
+                <w:lang w:val="it-IT"/>
+              </w:rPr>
+              <w:t>Panchaati No</w:t>
+            </w:r>
+            <w:r>
+              <w:rPr>
+                <w:rFonts w:cs="Arial"/>
+                <w:b/>
+                <w:szCs w:val="32"/>
+                <w:lang w:val="it-IT"/>
+              </w:rPr>
+              <w:t>. -</w:t>
+            </w:r>
+            <w:r>
+              <w:rPr>
+                <w:rFonts w:cs="Arial"/>
+                <w:b/>
+                <w:sz w:val="28"/>
+                <w:szCs w:val="28"/>
+                <w:lang w:val="it-IT"/>
+              </w:rPr>
+              <w:t xml:space="preserve"> 23</w:t>
+            </w:r>
           </w:p>
         </w:tc>
         <w:tc>
@@ -1314,7 +1265,6 @@
               <w:autoSpaceDN w:val="0"/>
               <w:adjustRightInd w:val="0"/>
               <w:spacing w:before="0" w:line="240" w:lineRule="auto"/>
-              <w:jc w:val="center"/>
               <w:rPr>
                 <w:rFonts w:ascii="BRH Devanagari Extra" w:hAnsi="BRH Devanagari Extra" w:cs="BRH Devanagari Extra"/>
                 <w:color w:val="000000"/>
@@ -1323,6 +1273,161 @@
                 <w:lang w:val="it-IT" w:bidi="ml-IN"/>
               </w:rPr>
             </w:pPr>
+            <w:r>
+              <w:rPr>
+                <w:rFonts w:ascii="BRH Devanagari Extra" w:hAnsi="BRH Devanagari Extra" w:cs="BRH Devanagari Extra"/>
+                <w:color w:val="000000"/>
+                <w:sz w:val="40"/>
+                <w:szCs w:val="40"/>
+                <w:highlight w:val="yellow"/>
+                <w:lang w:bidi="ml-IN"/>
+              </w:rPr>
+              <w:t>NûlÉÉ</w:t>
+            </w:r>
+            <w:r>
+              <w:rPr>
+                <w:rFonts w:ascii="BRH Devanagari Extra" w:hAnsi="BRH Devanagari Extra" w:cs="BRH Devanagari Extra"/>
+                <w:color w:val="000000"/>
+                <w:sz w:val="40"/>
+                <w:szCs w:val="40"/>
+                <w:lang w:bidi="ml-IN"/>
+              </w:rPr>
+              <w:t>å</w:t>
+            </w:r>
+            <w:r>
+              <w:rPr>
+                <w:rFonts w:ascii="BRH Devanagari Extra" w:hAnsi="BRH Devanagari Extra" w:cs="BRH Devanagari Extra"/>
+                <w:color w:val="000000"/>
+                <w:sz w:val="40"/>
+                <w:szCs w:val="40"/>
+                <w:lang w:bidi="ml-IN"/>
+              </w:rPr>
+              <w:t>þÍpÉUÉ</w:t>
+            </w:r>
+            <w:r>
+              <w:rPr>
+                <w:rFonts w:ascii="BRH Malayalam Extra" w:hAnsi="BRH Malayalam Extra" w:cs="BRH Devanagari Extra"/>
+                <w:b/>
+                <w:color w:val="000000"/>
+                <w:sz w:val="32"/>
+                <w:szCs w:val="40"/>
+                <w:lang w:bidi="ml-IN"/>
+              </w:rPr>
+              <w:t>–</w:t>
+            </w:r>
+            <w:r>
+              <w:rPr>
+                <w:rFonts w:ascii="BRH Devanagari Extra" w:hAnsi="BRH Devanagari Extra" w:cs="BRH Devanagari Extra"/>
+                <w:color w:val="000000"/>
+                <w:sz w:val="40"/>
+                <w:szCs w:val="40"/>
+                <w:lang w:bidi="ml-IN"/>
+              </w:rPr>
+              <w:t xml:space="preserve">iqÉÉlÉÿqÉç | </w:t>
+            </w:r>
+            <w:r>
+              <w:rPr>
+                <w:rFonts w:ascii="BRH Devanagari Extra" w:hAnsi="BRH Devanagari Extra" w:cs="BRH Devanagari Extra"/>
+                <w:color w:val="000000"/>
+                <w:sz w:val="40"/>
+                <w:szCs w:val="40"/>
+                <w:lang w:bidi="ml-IN"/>
+              </w:rPr>
+              <w:br/>
+            </w:r>
+            <w:r>
+              <w:rPr>
+                <w:rFonts w:ascii="BRH Devanagari Extra" w:hAnsi="BRH Devanagari Extra" w:cs="BRH Devanagari Extra"/>
+                <w:color w:val="000000"/>
+                <w:sz w:val="40"/>
+                <w:szCs w:val="40"/>
+                <w:lang w:bidi="ml-IN"/>
+              </w:rPr>
+              <w:t>NûlSÉ</w:t>
+            </w:r>
+            <w:r>
+              <w:rPr>
+                <w:rFonts w:ascii="BRH Devanagari Extra" w:hAnsi="BRH Devanagari Extra" w:cs="BRH Devanagari Extra"/>
+                <w:color w:val="000000"/>
+                <w:sz w:val="40"/>
+                <w:szCs w:val="40"/>
+                <w:lang w:bidi="ml-IN"/>
+              </w:rPr>
+              <w:t>å</w:t>
+            </w:r>
+            <w:r>
+              <w:rPr>
+                <w:rFonts w:ascii="BRH Devanagari Extra" w:hAnsi="BRH Devanagari Extra" w:cs="BRH Devanagari Extra"/>
+                <w:color w:val="000000"/>
+                <w:sz w:val="40"/>
+                <w:szCs w:val="40"/>
+                <w:lang w:bidi="ml-IN"/>
+              </w:rPr>
+              <w:t>þÍpÉ</w:t>
+            </w:r>
+            <w:r>
+              <w:rPr>
+                <w:rFonts w:ascii="BRH Malayalam Extra" w:hAnsi="BRH Malayalam Extra" w:cs="BRH Devanagari Extra"/>
+                <w:b/>
+                <w:color w:val="000000"/>
+                <w:sz w:val="32"/>
+                <w:szCs w:val="40"/>
+                <w:lang w:bidi="ml-IN"/>
+              </w:rPr>
+              <w:t>–</w:t>
+            </w:r>
+            <w:r>
+              <w:rPr>
+                <w:rFonts w:ascii="BRH Devanagari Extra" w:hAnsi="BRH Devanagari Extra" w:cs="BRH Devanagari Extra"/>
+                <w:color w:val="000000"/>
+                <w:sz w:val="40"/>
+                <w:szCs w:val="40"/>
+                <w:lang w:bidi="ml-IN"/>
+              </w:rPr>
+              <w:t>ËUÌiÉ</w:t>
+            </w:r>
+            <w:r>
+              <w:rPr>
+                <w:rFonts w:ascii="BRH Malayalam Extra" w:hAnsi="BRH Malayalam Extra" w:cs="BRH Devanagari Extra"/>
+                <w:b/>
+                <w:color w:val="000000"/>
+                <w:sz w:val="32"/>
+                <w:szCs w:val="40"/>
+                <w:lang w:bidi="ml-IN"/>
+              </w:rPr>
+              <w:t>–</w:t>
+            </w:r>
+            <w:r>
+              <w:rPr>
+                <w:rFonts w:ascii="BRH Devanagari Extra" w:hAnsi="BRH Devanagari Extra" w:cs="BRH Devanagari Extra"/>
+                <w:color w:val="000000"/>
+                <w:sz w:val="40"/>
+                <w:szCs w:val="40"/>
+                <w:lang w:bidi="ml-IN"/>
+              </w:rPr>
+              <w:t xml:space="preserve"> NûlSþÈ-ÍpÉ</w:t>
+            </w:r>
+            <w:r>
+              <w:rPr>
+                <w:rFonts w:ascii="BRH Malayalam Extra" w:hAnsi="BRH Malayalam Extra" w:cs="BRH Devanagari Extra"/>
+                <w:b/>
+                <w:color w:val="000000"/>
+                <w:sz w:val="32"/>
+                <w:szCs w:val="40"/>
+                <w:lang w:bidi="ml-IN"/>
+              </w:rPr>
+              <w:t>–</w:t>
+            </w:r>
+            <w:r>
+              <w:rPr>
+                <w:rFonts w:ascii="BRH Devanagari Extra" w:hAnsi="BRH Devanagari Extra" w:cs="BRH Devanagari Extra"/>
+                <w:color w:val="000000"/>
+                <w:sz w:val="40"/>
+                <w:szCs w:val="40"/>
+                <w:lang w:bidi="ml-IN"/>
+              </w:rPr>
+              <w:t>È |</w:t>
+            </w:r>
           </w:p>
         </w:tc>
         <w:tc>
@@ -1336,7 +1441,6 @@
               <w:autoSpaceDN w:val="0"/>
               <w:adjustRightInd w:val="0"/>
               <w:spacing w:before="0" w:line="240" w:lineRule="auto"/>
-              <w:jc w:val="center"/>
               <w:rPr>
                 <w:rFonts w:ascii="BRH Devanagari Extra" w:hAnsi="BRH Devanagari Extra" w:cs="BRH Devanagari Extra"/>
                 <w:color w:val="000000"/>
@@ -1345,6 +1449,161 @@
                 <w:lang w:val="it-IT" w:bidi="ml-IN"/>
               </w:rPr>
             </w:pPr>
+            <w:r>
+              <w:rPr>
+                <w:rFonts w:ascii="BRH Devanagari Extra" w:hAnsi="BRH Devanagari Extra" w:cs="BRH Devanagari Extra"/>
+                <w:color w:val="000000"/>
+                <w:sz w:val="40"/>
+                <w:szCs w:val="40"/>
+                <w:lang w:bidi="ml-IN"/>
+              </w:rPr>
+              <w:t>Nû</w:t>
+            </w:r>
+            <w:r>
+              <w:rPr>
+                <w:rFonts w:ascii="BRH Devanagari Extra" w:hAnsi="BRH Devanagari Extra" w:cs="BRH Devanagari Extra"/>
+                <w:color w:val="000000"/>
+                <w:sz w:val="40"/>
+                <w:szCs w:val="40"/>
+                <w:highlight w:val="green"/>
+                <w:lang w:bidi="ml-IN"/>
+              </w:rPr>
+              <w:t>lSÉåþÍ</w:t>
+            </w:r>
+            <w:r>
+              <w:rPr>
+                <w:rFonts w:ascii="BRH Devanagari Extra" w:hAnsi="BRH Devanagari Extra" w:cs="BRH Devanagari Extra"/>
+                <w:color w:val="000000"/>
+                <w:sz w:val="40"/>
+                <w:szCs w:val="40"/>
+                <w:lang w:bidi="ml-IN"/>
+              </w:rPr>
+              <w:t>pÉUÉ</w:t>
+            </w:r>
+            <w:r>
+              <w:rPr>
+                <w:rFonts w:ascii="BRH Malayalam Extra" w:hAnsi="BRH Malayalam Extra" w:cs="BRH Devanagari Extra"/>
+                <w:b/>
+                <w:color w:val="000000"/>
+                <w:sz w:val="32"/>
+                <w:szCs w:val="40"/>
+                <w:lang w:bidi="ml-IN"/>
+              </w:rPr>
+              <w:t>–</w:t>
+            </w:r>
+            <w:r>
+              <w:rPr>
+                <w:rFonts w:ascii="BRH Devanagari Extra" w:hAnsi="BRH Devanagari Extra" w:cs="BRH Devanagari Extra"/>
+                <w:color w:val="000000"/>
+                <w:sz w:val="40"/>
+                <w:szCs w:val="40"/>
+                <w:lang w:bidi="ml-IN"/>
+              </w:rPr>
+              <w:t xml:space="preserve">iqÉÉlÉÿqÉç | </w:t>
+            </w:r>
+            <w:r>
+              <w:rPr>
+                <w:rFonts w:ascii="BRH Devanagari Extra" w:hAnsi="BRH Devanagari Extra" w:cs="BRH Devanagari Extra"/>
+                <w:color w:val="000000"/>
+                <w:sz w:val="40"/>
+                <w:szCs w:val="40"/>
+                <w:lang w:bidi="ml-IN"/>
+              </w:rPr>
+              <w:br/>
+            </w:r>
+            <w:r>
+              <w:rPr>
+                <w:rFonts w:ascii="BRH Devanagari Extra" w:hAnsi="BRH Devanagari Extra" w:cs="BRH Devanagari Extra"/>
+                <w:color w:val="000000"/>
+                <w:sz w:val="40"/>
+                <w:szCs w:val="40"/>
+                <w:lang w:bidi="ml-IN"/>
+              </w:rPr>
+              <w:t>NûlSÉ</w:t>
+            </w:r>
+            <w:r>
+              <w:rPr>
+                <w:rFonts w:ascii="BRH Devanagari Extra" w:hAnsi="BRH Devanagari Extra" w:cs="BRH Devanagari Extra"/>
+                <w:color w:val="000000"/>
+                <w:sz w:val="40"/>
+                <w:szCs w:val="40"/>
+                <w:lang w:bidi="ml-IN"/>
+              </w:rPr>
+              <w:t>å</w:t>
+            </w:r>
+            <w:r>
+              <w:rPr>
+                <w:rFonts w:ascii="BRH Devanagari Extra" w:hAnsi="BRH Devanagari Extra" w:cs="BRH Devanagari Extra"/>
+                <w:color w:val="000000"/>
+                <w:sz w:val="40"/>
+                <w:szCs w:val="40"/>
+                <w:lang w:bidi="ml-IN"/>
+              </w:rPr>
+              <w:t>þÍpÉ</w:t>
+            </w:r>
+            <w:r>
+              <w:rPr>
+                <w:rFonts w:ascii="BRH Malayalam Extra" w:hAnsi="BRH Malayalam Extra" w:cs="BRH Devanagari Extra"/>
+                <w:b/>
+                <w:color w:val="000000"/>
+                <w:sz w:val="32"/>
+                <w:szCs w:val="40"/>
+                <w:lang w:bidi="ml-IN"/>
+              </w:rPr>
+              <w:t>–</w:t>
+            </w:r>
+            <w:r>
+              <w:rPr>
+                <w:rFonts w:ascii="BRH Devanagari Extra" w:hAnsi="BRH Devanagari Extra" w:cs="BRH Devanagari Extra"/>
+                <w:color w:val="000000"/>
+                <w:sz w:val="40"/>
+                <w:szCs w:val="40"/>
+                <w:lang w:bidi="ml-IN"/>
+              </w:rPr>
+              <w:t>ËUÌiÉ</w:t>
+            </w:r>
+            <w:r>
+              <w:rPr>
+                <w:rFonts w:ascii="BRH Malayalam Extra" w:hAnsi="BRH Malayalam Extra" w:cs="BRH Devanagari Extra"/>
+                <w:b/>
+                <w:color w:val="000000"/>
+                <w:sz w:val="32"/>
+                <w:szCs w:val="40"/>
+                <w:lang w:bidi="ml-IN"/>
+              </w:rPr>
+              <w:t>–</w:t>
+            </w:r>
+            <w:r>
+              <w:rPr>
+                <w:rFonts w:ascii="BRH Devanagari Extra" w:hAnsi="BRH Devanagari Extra" w:cs="BRH Devanagari Extra"/>
+                <w:color w:val="000000"/>
+                <w:sz w:val="40"/>
+                <w:szCs w:val="40"/>
+                <w:lang w:bidi="ml-IN"/>
+              </w:rPr>
+              <w:t xml:space="preserve"> NûlSþÈ-ÍpÉ</w:t>
+            </w:r>
+            <w:r>
+              <w:rPr>
+                <w:rFonts w:ascii="BRH Malayalam Extra" w:hAnsi="BRH Malayalam Extra" w:cs="BRH Devanagari Extra"/>
+                <w:b/>
+                <w:color w:val="000000"/>
+                <w:sz w:val="32"/>
+                <w:szCs w:val="40"/>
+                <w:lang w:bidi="ml-IN"/>
+              </w:rPr>
+              <w:t>–</w:t>
+            </w:r>
+            <w:r>
+              <w:rPr>
+                <w:rFonts w:ascii="BRH Devanagari Extra" w:hAnsi="BRH Devanagari Extra" w:cs="BRH Devanagari Extra"/>
+                <w:color w:val="000000"/>
+                <w:sz w:val="40"/>
+                <w:szCs w:val="40"/>
+                <w:lang w:bidi="ml-IN"/>
+              </w:rPr>
+              <w:t>È |</w:t>
+            </w:r>
           </w:p>
         </w:tc>
       </w:tr>
@@ -1479,7 +1738,6 @@
         </w:rPr>
         <w:t xml:space="preserve"> Paatam – TS </w:t>
       </w:r>
-      <w:proofErr w:type="gramStart"/>
       <w:r>
         <w:rPr>
           <w:b/>
@@ -1510,7 +1768,6 @@
         </w:rPr>
         <w:t>Sanskrit</w:t>
       </w:r>
-      <w:proofErr w:type="gramEnd"/>
       <w:r>
         <w:rPr>
           <w:b/>
@@ -1634,6 +1891,7 @@
                 <w:sz w:val="32"/>
                 <w:szCs w:val="32"/>
               </w:rPr>
+              <w:lastRenderedPageBreak/>
               <w:t>Reference</w:t>
             </w:r>
           </w:p>
@@ -1660,6 +1918,7 @@
                 <w:sz w:val="32"/>
                 <w:szCs w:val="32"/>
               </w:rPr>
+              <w:lastRenderedPageBreak/>
               <w:t>As Printed</w:t>
             </w:r>
           </w:p>
@@ -1754,7 +2013,6 @@
                 <w:szCs w:val="36"/>
                 <w:lang w:bidi="ml-IN"/>
               </w:rPr>
-              <w:lastRenderedPageBreak/>
               <w:t>None</w:t>
             </w:r>
           </w:p>
@@ -2221,7 +2479,6 @@
                 <w:lang w:val="en-IN" w:eastAsia="en-IN" w:bidi="ml-IN"/>
               </w:rPr>
             </w:pPr>
-            <w:proofErr w:type="spellStart"/>
             <w:r>
               <w:rPr>
                 <w:rFonts w:ascii="BRH Devanagari Extra" w:hAnsi="BRH Devanagari Extra" w:cs="BRH Devanagari Extra"/>
@@ -2232,7 +2489,6 @@
               </w:rPr>
               <w:t>pÉuÉ</w:t>
             </w:r>
-            <w:proofErr w:type="spellEnd"/>
             <w:r>
               <w:rPr>
                 <w:rFonts w:ascii="BRH Malayalam Extra" w:hAnsi="BRH Malayalam Extra" w:cs="BRH Devanagari Extra"/>
@@ -2245,7 +2501,6 @@
               </w:rPr>
               <w:t>–</w:t>
             </w:r>
-            <w:proofErr w:type="spellStart"/>
             <w:r>
               <w:rPr>
                 <w:rFonts w:ascii="BRH Devanagari Extra" w:hAnsi="BRH Devanagari Extra" w:cs="BRH Devanagari Extra"/>
@@ -2267,49 +2522,26 @@
               </w:rPr>
               <w:t>ÌiÉ</w:t>
             </w:r>
-            <w:proofErr w:type="spellEnd"/>
-            <w:r>
-              <w:rPr>
-                <w:rFonts w:ascii="BRH Malayalam Extra" w:hAnsi="BRH Malayalam Extra" w:cs="BRH Devanagari Extra"/>
-                <w:b/>
-                <w:color w:val="000000"/>
-                <w:sz w:val="32"/>
-                <w:szCs w:val="40"/>
-                <w:lang w:bidi="ml-IN"/>
-              </w:rPr>
-              <w:t>–</w:t>
-            </w:r>
-            <w:r>
-              <w:rPr>
-                <w:rFonts w:ascii="BRH Devanagari Extra" w:hAnsi="BRH Devanagari Extra" w:cs="BRH Devanagari Extra"/>
-                <w:color w:val="000000"/>
-                <w:sz w:val="40"/>
-                <w:szCs w:val="40"/>
-                <w:lang w:bidi="ml-IN"/>
-              </w:rPr>
-              <w:t xml:space="preserve"> </w:t>
-            </w:r>
-            <w:proofErr w:type="spellStart"/>
-            <w:r>
-              <w:rPr>
-                <w:rFonts w:ascii="BRH Devanagari Extra" w:hAnsi="BRH Devanagari Extra" w:cs="BRH Devanagari Extra"/>
-                <w:color w:val="000000"/>
-                <w:sz w:val="40"/>
-                <w:szCs w:val="40"/>
-                <w:lang w:bidi="ml-IN"/>
-              </w:rPr>
-              <w:t>pÉuÉþÎliÉ</w:t>
-            </w:r>
-            <w:proofErr w:type="spellEnd"/>
-            <w:r>
-              <w:rPr>
-                <w:rFonts w:ascii="BRH Devanagari Extra" w:hAnsi="BRH Devanagari Extra" w:cs="BRH Devanagari Extra"/>
-                <w:color w:val="000000"/>
-                <w:sz w:val="40"/>
-                <w:szCs w:val="40"/>
-                <w:lang w:bidi="ml-IN"/>
-              </w:rPr>
-              <w:t xml:space="preserve"> ||</w:t>
+            <w:r>
+              <w:rPr>
+                <w:rFonts w:ascii="BRH Malayalam Extra" w:hAnsi="BRH Malayalam Extra" w:cs="BRH Devanagari Extra"/>
+                <w:b/>
+                <w:color w:val="000000"/>
+                <w:sz w:val="32"/>
+                <w:szCs w:val="40"/>
+                <w:lang w:bidi="ml-IN"/>
+              </w:rPr>
+              <w:t>–</w:t>
+            </w:r>
+            <w:r>
+              <w:rPr>
+                <w:rFonts w:ascii="BRH Devanagari Extra" w:hAnsi="BRH Devanagari Extra" w:cs="BRH Devanagari Extra"/>
+                <w:color w:val="000000"/>
+                <w:sz w:val="40"/>
+                <w:szCs w:val="40"/>
+                <w:lang w:bidi="ml-IN"/>
+              </w:rPr>
+              <w:t xml:space="preserve"> pÉuÉþÎliÉ ||</w:t>
             </w:r>
           </w:p>
         </w:tc>
@@ -2332,7 +2564,6 @@
                 <w:lang w:val="en-IN" w:eastAsia="en-IN" w:bidi="ml-IN"/>
               </w:rPr>
             </w:pPr>
-            <w:proofErr w:type="spellStart"/>
             <w:r>
               <w:rPr>
                 <w:rFonts w:ascii="BRH Devanagari Extra" w:hAnsi="BRH Devanagari Extra" w:cs="BRH Devanagari Extra"/>
@@ -2343,19 +2574,17 @@
               </w:rPr>
               <w:t>pÉuÉ</w:t>
             </w:r>
-            <w:proofErr w:type="spellEnd"/>
-            <w:r>
-              <w:rPr>
-                <w:rFonts w:ascii="BRH Malayalam Extra" w:hAnsi="BRH Malayalam Extra" w:cs="BRH Devanagari Extra"/>
-                <w:b/>
-                <w:color w:val="000000"/>
-                <w:sz w:val="32"/>
-                <w:szCs w:val="40"/>
-                <w:lang w:bidi="ml-IN"/>
-              </w:rPr>
-              <w:t>–</w:t>
-            </w:r>
-            <w:proofErr w:type="spellStart"/>
+            <w:r>
+              <w:rPr>
+                <w:rFonts w:ascii="BRH Malayalam Extra" w:hAnsi="BRH Malayalam Extra" w:cs="BRH Devanagari Extra"/>
+                <w:b/>
+                <w:color w:val="000000"/>
+                <w:sz w:val="32"/>
+                <w:szCs w:val="40"/>
+                <w:lang w:bidi="ml-IN"/>
+              </w:rPr>
+              <w:t>–</w:t>
+            </w:r>
             <w:r>
               <w:rPr>
                 <w:rFonts w:ascii="BRH Devanagari Extra" w:hAnsi="BRH Devanagari Extra" w:cs="BRH Devanagari Extra"/>
@@ -2377,49 +2606,26 @@
               </w:rPr>
               <w:t>ÌiÉ</w:t>
             </w:r>
-            <w:proofErr w:type="spellEnd"/>
-            <w:r>
-              <w:rPr>
-                <w:rFonts w:ascii="BRH Malayalam Extra" w:hAnsi="BRH Malayalam Extra" w:cs="BRH Devanagari Extra"/>
-                <w:b/>
-                <w:color w:val="000000"/>
-                <w:sz w:val="32"/>
-                <w:szCs w:val="40"/>
-                <w:lang w:bidi="ml-IN"/>
-              </w:rPr>
-              <w:t>–</w:t>
-            </w:r>
-            <w:r>
-              <w:rPr>
-                <w:rFonts w:ascii="BRH Devanagari Extra" w:hAnsi="BRH Devanagari Extra" w:cs="BRH Devanagari Extra"/>
-                <w:color w:val="000000"/>
-                <w:sz w:val="40"/>
-                <w:szCs w:val="40"/>
-                <w:lang w:bidi="ml-IN"/>
-              </w:rPr>
-              <w:t xml:space="preserve"> </w:t>
-            </w:r>
-            <w:proofErr w:type="spellStart"/>
-            <w:r>
-              <w:rPr>
-                <w:rFonts w:ascii="BRH Devanagari Extra" w:hAnsi="BRH Devanagari Extra" w:cs="BRH Devanagari Extra"/>
-                <w:color w:val="000000"/>
-                <w:sz w:val="40"/>
-                <w:szCs w:val="40"/>
-                <w:lang w:bidi="ml-IN"/>
-              </w:rPr>
-              <w:t>pÉuÉþÎliÉ</w:t>
-            </w:r>
-            <w:proofErr w:type="spellEnd"/>
-            <w:r>
-              <w:rPr>
-                <w:rFonts w:ascii="BRH Devanagari Extra" w:hAnsi="BRH Devanagari Extra" w:cs="BRH Devanagari Extra"/>
-                <w:color w:val="000000"/>
-                <w:sz w:val="40"/>
-                <w:szCs w:val="40"/>
-                <w:lang w:bidi="ml-IN"/>
-              </w:rPr>
-              <w:t xml:space="preserve"> ||</w:t>
+            <w:r>
+              <w:rPr>
+                <w:rFonts w:ascii="BRH Malayalam Extra" w:hAnsi="BRH Malayalam Extra" w:cs="BRH Devanagari Extra"/>
+                <w:b/>
+                <w:color w:val="000000"/>
+                <w:sz w:val="32"/>
+                <w:szCs w:val="40"/>
+                <w:lang w:bidi="ml-IN"/>
+              </w:rPr>
+              <w:t>–</w:t>
+            </w:r>
+            <w:r>
+              <w:rPr>
+                <w:rFonts w:ascii="BRH Devanagari Extra" w:hAnsi="BRH Devanagari Extra" w:cs="BRH Devanagari Extra"/>
+                <w:color w:val="000000"/>
+                <w:sz w:val="40"/>
+                <w:szCs w:val="40"/>
+                <w:lang w:bidi="ml-IN"/>
+              </w:rPr>
+              <w:t xml:space="preserve"> pÉuÉþÎliÉ ||</w:t>
             </w:r>
           </w:p>
         </w:tc>
@@ -2574,7 +2780,6 @@
               </w:rPr>
               <w:t>–</w:t>
             </w:r>
-            <w:proofErr w:type="spellStart"/>
             <w:r>
               <w:rPr>
                 <w:rFonts w:ascii="BRH Devanagari Extra" w:hAnsi="BRH Devanagari Extra" w:cs="BRH Devanagari Extra"/>
@@ -2596,7 +2801,6 @@
               </w:rPr>
               <w:t>xiÉ</w:t>
             </w:r>
-            <w:proofErr w:type="spellEnd"/>
             <w:r>
               <w:rPr>
                 <w:rFonts w:ascii="BRH Malayalam Extra" w:hAnsi="BRH Malayalam Extra" w:cs="BRH Devanagari Extra"/>
@@ -2609,72 +2813,36 @@
               </w:rPr>
               <w:t>–</w:t>
             </w:r>
-            <w:proofErr w:type="spellStart"/>
-            <w:r>
-              <w:rPr>
-                <w:rFonts w:ascii="BRH Devanagari Extra" w:hAnsi="BRH Devanagari Extra" w:cs="BRH Devanagari Extra"/>
-                <w:color w:val="000000"/>
-                <w:sz w:val="40"/>
-                <w:szCs w:val="40"/>
-                <w:lang w:bidi="ml-IN"/>
-              </w:rPr>
-              <w:t>xqÉÉÿiÉç</w:t>
-            </w:r>
-            <w:proofErr w:type="spellEnd"/>
-            <w:r>
-              <w:rPr>
-                <w:rFonts w:ascii="BRH Devanagari Extra" w:hAnsi="BRH Devanagari Extra" w:cs="BRH Devanagari Extra"/>
-                <w:color w:val="000000"/>
-                <w:sz w:val="40"/>
-                <w:szCs w:val="40"/>
-                <w:lang w:bidi="ml-IN"/>
-              </w:rPr>
-              <w:t xml:space="preserve"> | </w:t>
-            </w:r>
-            <w:proofErr w:type="spellStart"/>
-            <w:r>
-              <w:rPr>
-                <w:rFonts w:ascii="BRH Devanagari Extra" w:hAnsi="BRH Devanagari Extra" w:cs="BRH Devanagari Extra"/>
-                <w:color w:val="000000"/>
-                <w:sz w:val="40"/>
-                <w:szCs w:val="40"/>
-                <w:lang w:bidi="ml-IN"/>
-              </w:rPr>
-              <w:t>iÉxqÉÉ</w:t>
-            </w:r>
-            <w:proofErr w:type="spellEnd"/>
-            <w:r>
-              <w:rPr>
-                <w:rFonts w:ascii="BRH Malayalam Extra" w:hAnsi="BRH Malayalam Extra" w:cs="BRH Devanagari Extra"/>
-                <w:b/>
-                <w:color w:val="000000"/>
-                <w:sz w:val="32"/>
-                <w:szCs w:val="40"/>
-                <w:lang w:bidi="ml-IN"/>
-              </w:rPr>
-              <w:t>–</w:t>
-            </w:r>
-            <w:proofErr w:type="spellStart"/>
-            <w:r>
-              <w:rPr>
-                <w:rFonts w:ascii="BRH Devanagari Extra" w:hAnsi="BRH Devanagari Extra" w:cs="BRH Devanagari Extra"/>
-                <w:color w:val="000000"/>
-                <w:sz w:val="40"/>
-                <w:szCs w:val="40"/>
-                <w:lang w:bidi="ml-IN"/>
-              </w:rPr>
-              <w:t>SÉmÉþÈ</w:t>
-            </w:r>
-            <w:proofErr w:type="spellEnd"/>
-            <w:r>
-              <w:rPr>
-                <w:rFonts w:ascii="BRH Devanagari Extra" w:hAnsi="BRH Devanagari Extra" w:cs="BRH Devanagari Extra"/>
-                <w:color w:val="000000"/>
-                <w:sz w:val="40"/>
-                <w:szCs w:val="40"/>
-                <w:lang w:bidi="ml-IN"/>
-              </w:rPr>
-              <w:t xml:space="preserve"> |</w:t>
+            <w:r>
+              <w:rPr>
+                <w:rFonts w:ascii="BRH Devanagari Extra" w:hAnsi="BRH Devanagari Extra" w:cs="BRH Devanagari Extra"/>
+                <w:color w:val="000000"/>
+                <w:sz w:val="40"/>
+                <w:szCs w:val="40"/>
+                <w:lang w:bidi="ml-IN"/>
+              </w:rPr>
+              <w:t>xqÉÉÿiÉç | iÉxqÉÉ</w:t>
+            </w:r>
+            <w:r>
+              <w:rPr>
+                <w:rFonts w:ascii="BRH Malayalam Extra" w:hAnsi="BRH Malayalam Extra" w:cs="BRH Devanagari Extra"/>
+                <w:b/>
+                <w:color w:val="000000"/>
+                <w:sz w:val="32"/>
+                <w:szCs w:val="40"/>
+                <w:lang w:bidi="ml-IN"/>
+              </w:rPr>
+              <w:t>–</w:t>
+            </w:r>
+            <w:r>
+              <w:rPr>
+                <w:rFonts w:ascii="BRH Devanagari Extra" w:hAnsi="BRH Devanagari Extra" w:cs="BRH Devanagari Extra"/>
+                <w:color w:val="000000"/>
+                <w:sz w:val="40"/>
+                <w:szCs w:val="40"/>
+                <w:lang w:bidi="ml-IN"/>
+              </w:rPr>
+              <w:t>SÉmÉþÈ |</w:t>
             </w:r>
           </w:p>
         </w:tc>
@@ -2718,7 +2886,6 @@
               </w:rPr>
               <w:t>–</w:t>
             </w:r>
-            <w:proofErr w:type="spellStart"/>
             <w:r>
               <w:rPr>
                 <w:rFonts w:ascii="BRH Devanagari Extra" w:hAnsi="BRH Devanagari Extra" w:cs="BRH Devanagari Extra"/>
@@ -2748,63 +2915,28 @@
                 <w:szCs w:val="40"/>
                 <w:lang w:bidi="ml-IN"/>
               </w:rPr>
-              <w:t>xqÉÉÿiÉç</w:t>
-            </w:r>
-            <w:proofErr w:type="spellEnd"/>
-            <w:r>
-              <w:rPr>
-                <w:rFonts w:ascii="BRH Devanagari Extra" w:hAnsi="BRH Devanagari Extra" w:cs="BRH Devanagari Extra"/>
-                <w:color w:val="000000"/>
-                <w:sz w:val="40"/>
-                <w:szCs w:val="40"/>
-                <w:lang w:bidi="ml-IN"/>
-              </w:rPr>
-              <w:t xml:space="preserve"> | </w:t>
-            </w:r>
-            <w:proofErr w:type="spellStart"/>
-            <w:r>
-              <w:rPr>
-                <w:rFonts w:ascii="BRH Devanagari Extra" w:hAnsi="BRH Devanagari Extra" w:cs="BRH Devanagari Extra"/>
-                <w:color w:val="000000"/>
-                <w:sz w:val="40"/>
-                <w:szCs w:val="40"/>
-                <w:lang w:bidi="ml-IN"/>
-              </w:rPr>
-              <w:t>iÉxqÉÉ</w:t>
-            </w:r>
-            <w:proofErr w:type="spellEnd"/>
-            <w:r>
-              <w:rPr>
-                <w:rFonts w:ascii="BRH Malayalam Extra" w:hAnsi="BRH Malayalam Extra" w:cs="BRH Devanagari Extra"/>
-                <w:b/>
-                <w:color w:val="000000"/>
-                <w:sz w:val="32"/>
-                <w:szCs w:val="40"/>
-                <w:lang w:bidi="ml-IN"/>
-              </w:rPr>
-              <w:t>–</w:t>
-            </w:r>
-            <w:proofErr w:type="spellStart"/>
-            <w:r>
-              <w:rPr>
-                <w:rFonts w:ascii="BRH Devanagari Extra" w:hAnsi="BRH Devanagari Extra" w:cs="BRH Devanagari Extra"/>
-                <w:color w:val="000000"/>
-                <w:sz w:val="40"/>
-                <w:szCs w:val="40"/>
-                <w:lang w:bidi="ml-IN"/>
-              </w:rPr>
-              <w:t>SÉmÉþÈ</w:t>
-            </w:r>
-            <w:proofErr w:type="spellEnd"/>
-            <w:r>
-              <w:rPr>
-                <w:rFonts w:ascii="BRH Devanagari Extra" w:hAnsi="BRH Devanagari Extra" w:cs="BRH Devanagari Extra"/>
-                <w:color w:val="000000"/>
-                <w:sz w:val="40"/>
-                <w:szCs w:val="40"/>
-                <w:lang w:bidi="ml-IN"/>
-              </w:rPr>
-              <w:t xml:space="preserve"> |</w:t>
+              <w:t>xqÉÉÿiÉç | iÉxqÉÉ</w:t>
+            </w:r>
+            <w:r>
+              <w:rPr>
+                <w:rFonts w:ascii="BRH Malayalam Extra" w:hAnsi="BRH Malayalam Extra" w:cs="BRH Devanagari Extra"/>
+                <w:b/>
+                <w:color w:val="000000"/>
+                <w:sz w:val="32"/>
+                <w:szCs w:val="40"/>
+                <w:lang w:bidi="ml-IN"/>
+              </w:rPr>
+              <w:t>–</w:t>
+            </w:r>
+            <w:r>
+              <w:rPr>
+                <w:rFonts w:ascii="BRH Devanagari Extra" w:hAnsi="BRH Devanagari Extra" w:cs="BRH Devanagari Extra"/>
+                <w:color w:val="000000"/>
+                <w:sz w:val="40"/>
+                <w:szCs w:val="40"/>
+                <w:lang w:bidi="ml-IN"/>
+              </w:rPr>
+              <w:t>SÉmÉþÈ |</w:t>
             </w:r>
           </w:p>
         </w:tc>
@@ -2969,7 +3101,6 @@
               </w:rPr>
               <w:t xml:space="preserve"> </w:t>
             </w:r>
-            <w:proofErr w:type="spellStart"/>
             <w:r>
               <w:rPr>
                 <w:rFonts w:ascii="BRH Devanagari Extra" w:hAnsi="BRH Devanagari Extra" w:cs="BRH Devanagari Extra"/>
@@ -2981,7 +3112,6 @@
               </w:rPr>
               <w:t>lÉÈ</w:t>
             </w:r>
-            <w:proofErr w:type="spellEnd"/>
             <w:r>
               <w:rPr>
                 <w:rFonts w:ascii="BRH Devanagari Extra" w:hAnsi="BRH Devanagari Extra" w:cs="BRH Devanagari Extra"/>
@@ -3011,51 +3141,7 @@
                 <w:szCs w:val="40"/>
                 <w:lang w:bidi="ml-IN"/>
               </w:rPr>
-              <w:t xml:space="preserve"> </w:t>
-            </w:r>
-            <w:proofErr w:type="spellStart"/>
-            <w:r>
-              <w:rPr>
-                <w:rFonts w:ascii="BRH Devanagari Extra" w:hAnsi="BRH Devanagari Extra" w:cs="BRH Devanagari Extra"/>
-                <w:color w:val="000000"/>
-                <w:sz w:val="40"/>
-                <w:szCs w:val="40"/>
-                <w:lang w:bidi="ml-IN"/>
-              </w:rPr>
-              <w:t>CÌiÉþ</w:t>
-            </w:r>
-            <w:proofErr w:type="spellEnd"/>
-            <w:r>
-              <w:rPr>
-                <w:rFonts w:ascii="BRH Devanagari Extra" w:hAnsi="BRH Devanagari Extra" w:cs="BRH Devanagari Extra"/>
-                <w:color w:val="000000"/>
-                <w:sz w:val="40"/>
-                <w:szCs w:val="40"/>
-                <w:lang w:bidi="ml-IN"/>
-              </w:rPr>
-              <w:t xml:space="preserve"> </w:t>
-            </w:r>
-            <w:proofErr w:type="spellStart"/>
-            <w:r>
-              <w:rPr>
-                <w:rFonts w:ascii="BRH Devanagari Extra" w:hAnsi="BRH Devanagari Extra" w:cs="BRH Devanagari Extra"/>
-                <w:color w:val="000000"/>
-                <w:sz w:val="40"/>
-                <w:szCs w:val="40"/>
-                <w:lang w:bidi="ml-IN"/>
-              </w:rPr>
-              <w:t>lÉÈ</w:t>
-            </w:r>
-            <w:proofErr w:type="spellEnd"/>
-            <w:r>
-              <w:rPr>
-                <w:rFonts w:ascii="BRH Devanagari Extra" w:hAnsi="BRH Devanagari Extra" w:cs="BRH Devanagari Extra"/>
-                <w:color w:val="000000"/>
-                <w:sz w:val="40"/>
-                <w:szCs w:val="40"/>
-                <w:lang w:bidi="ml-IN"/>
-              </w:rPr>
-              <w:t xml:space="preserve"> ||</w:t>
+              <w:t xml:space="preserve"> CÌiÉþ lÉÈ ||</w:t>
             </w:r>
           </w:p>
         </w:tc>
@@ -3161,51 +3247,7 @@
                 <w:szCs w:val="40"/>
                 <w:lang w:bidi="ml-IN"/>
               </w:rPr>
-              <w:t xml:space="preserve"> </w:t>
-            </w:r>
-            <w:proofErr w:type="spellStart"/>
-            <w:r>
-              <w:rPr>
-                <w:rFonts w:ascii="BRH Devanagari Extra" w:hAnsi="BRH Devanagari Extra" w:cs="BRH Devanagari Extra"/>
-                <w:color w:val="000000"/>
-                <w:sz w:val="40"/>
-                <w:szCs w:val="40"/>
-                <w:lang w:bidi="ml-IN"/>
-              </w:rPr>
-              <w:t>CÌiÉþ</w:t>
-            </w:r>
-            <w:proofErr w:type="spellEnd"/>
-            <w:r>
-              <w:rPr>
-                <w:rFonts w:ascii="BRH Devanagari Extra" w:hAnsi="BRH Devanagari Extra" w:cs="BRH Devanagari Extra"/>
-                <w:color w:val="000000"/>
-                <w:sz w:val="40"/>
-                <w:szCs w:val="40"/>
-                <w:lang w:bidi="ml-IN"/>
-              </w:rPr>
-              <w:t xml:space="preserve"> </w:t>
-            </w:r>
-            <w:proofErr w:type="spellStart"/>
-            <w:r>
-              <w:rPr>
-                <w:rFonts w:ascii="BRH Devanagari Extra" w:hAnsi="BRH Devanagari Extra" w:cs="BRH Devanagari Extra"/>
-                <w:color w:val="000000"/>
-                <w:sz w:val="40"/>
-                <w:szCs w:val="40"/>
-                <w:lang w:bidi="ml-IN"/>
-              </w:rPr>
-              <w:t>lÉÈ</w:t>
-            </w:r>
-            <w:proofErr w:type="spellEnd"/>
-            <w:r>
-              <w:rPr>
-                <w:rFonts w:ascii="BRH Devanagari Extra" w:hAnsi="BRH Devanagari Extra" w:cs="BRH Devanagari Extra"/>
-                <w:color w:val="000000"/>
-                <w:sz w:val="40"/>
-                <w:szCs w:val="40"/>
-                <w:lang w:bidi="ml-IN"/>
-              </w:rPr>
-              <w:t xml:space="preserve"> ||</w:t>
+              <w:t xml:space="preserve"> CÌiÉþ lÉÈ ||</w:t>
             </w:r>
           </w:p>
         </w:tc>
@@ -3360,7 +3402,6 @@
               </w:rPr>
               <w:t>–</w:t>
             </w:r>
-            <w:proofErr w:type="spellStart"/>
             <w:r>
               <w:rPr>
                 <w:rFonts w:ascii="BRH Devanagari Extra" w:hAnsi="BRH Devanagari Extra" w:cs="BRH Devanagari Extra"/>
@@ -3371,7 +3412,6 @@
               </w:rPr>
               <w:t>lÉÉ</w:t>
             </w:r>
-            <w:proofErr w:type="spellEnd"/>
             <w:r>
               <w:rPr>
                 <w:rFonts w:ascii="BRH Malayalam Extra" w:hAnsi="BRH Malayalam Extra" w:cs="BRH Devanagari Extra"/>
@@ -3404,40 +3444,27 @@
               </w:rPr>
               <w:t>–</w:t>
             </w:r>
-            <w:proofErr w:type="spellStart"/>
-            <w:r>
-              <w:rPr>
-                <w:rFonts w:ascii="BRH Devanagari Extra" w:hAnsi="BRH Devanagari Extra" w:cs="BRH Devanagari Extra"/>
-                <w:color w:val="000000"/>
-                <w:sz w:val="40"/>
-                <w:szCs w:val="40"/>
-                <w:lang w:bidi="ml-IN"/>
-              </w:rPr>
-              <w:t>uÉqÉç</w:t>
-            </w:r>
-            <w:proofErr w:type="spellEnd"/>
-            <w:r>
-              <w:rPr>
-                <w:rFonts w:ascii="BRH Devanagari Extra" w:hAnsi="BRH Devanagari Extra" w:cs="BRH Devanagari Extra"/>
-                <w:color w:val="000000"/>
-                <w:sz w:val="40"/>
-                <w:szCs w:val="40"/>
-                <w:lang w:bidi="ml-IN"/>
-              </w:rPr>
-              <w:t xml:space="preserve"> | L</w:t>
-            </w:r>
-            <w:r>
-              <w:rPr>
-                <w:rFonts w:ascii="BRH Malayalam Extra" w:hAnsi="BRH Malayalam Extra" w:cs="BRH Devanagari Extra"/>
-                <w:b/>
-                <w:color w:val="000000"/>
-                <w:sz w:val="32"/>
-                <w:szCs w:val="40"/>
-                <w:lang w:bidi="ml-IN"/>
-              </w:rPr>
-              <w:t>–</w:t>
-            </w:r>
-            <w:proofErr w:type="spellStart"/>
+            <w:r>
+              <w:rPr>
+                <w:rFonts w:ascii="BRH Devanagari Extra" w:hAnsi="BRH Devanagari Extra" w:cs="BRH Devanagari Extra"/>
+                <w:color w:val="000000"/>
+                <w:sz w:val="40"/>
+                <w:szCs w:val="40"/>
+                <w:lang w:bidi="ml-IN"/>
+              </w:rPr>
+              <w:t>uÉqÉç | L</w:t>
+            </w:r>
+            <w:r>
+              <w:rPr>
+                <w:rFonts w:ascii="BRH Malayalam Extra" w:hAnsi="BRH Malayalam Extra" w:cs="BRH Devanagari Extra"/>
+                <w:b/>
+                <w:color w:val="000000"/>
+                <w:sz w:val="32"/>
+                <w:szCs w:val="40"/>
+                <w:lang w:bidi="ml-IN"/>
+              </w:rPr>
+              <w:t>–</w:t>
+            </w:r>
             <w:r>
               <w:rPr>
                 <w:rFonts w:ascii="BRH Devanagari Extra" w:hAnsi="BRH Devanagari Extra" w:cs="BRH Devanagari Extra"/>
@@ -3457,40 +3484,7 @@
                 <w:szCs w:val="40"/>
                 <w:lang w:bidi="ml-IN"/>
               </w:rPr>
-              <w:t>ç</w:t>
-            </w:r>
-            <w:proofErr w:type="spellEnd"/>
-            <w:r>
-              <w:rPr>
-                <w:rFonts w:ascii="BRH Devanagari Extra" w:hAnsi="BRH Devanagari Extra" w:cs="BRH Devanagari Extra"/>
-                <w:color w:val="000000"/>
-                <w:sz w:val="40"/>
-                <w:szCs w:val="40"/>
-                <w:lang w:bidi="ml-IN"/>
-              </w:rPr>
-              <w:t xml:space="preserve"> </w:t>
-            </w:r>
-            <w:proofErr w:type="spellStart"/>
-            <w:r>
-              <w:rPr>
-                <w:rFonts w:ascii="BRH Devanagari Extra" w:hAnsi="BRH Devanagari Extra" w:cs="BRH Devanagari Extra"/>
-                <w:color w:val="000000"/>
-                <w:sz w:val="40"/>
-                <w:szCs w:val="40"/>
-                <w:lang w:bidi="ml-IN"/>
-              </w:rPr>
-              <w:t>ÆuÉåSþ</w:t>
-            </w:r>
-            <w:proofErr w:type="spellEnd"/>
-            <w:r>
-              <w:rPr>
-                <w:rFonts w:ascii="BRH Devanagari Extra" w:hAnsi="BRH Devanagari Extra" w:cs="BRH Devanagari Extra"/>
-                <w:color w:val="000000"/>
-                <w:sz w:val="40"/>
-                <w:szCs w:val="40"/>
-                <w:lang w:bidi="ml-IN"/>
-              </w:rPr>
-              <w:t xml:space="preserve"> |</w:t>
+              <w:t>ç ÆuÉåSþ |</w:t>
             </w:r>
           </w:p>
         </w:tc>
@@ -3534,7 +3528,6 @@
               </w:rPr>
               <w:t>–</w:t>
             </w:r>
-            <w:proofErr w:type="spellStart"/>
             <w:r>
               <w:rPr>
                 <w:rFonts w:ascii="BRH Devanagari Extra" w:hAnsi="BRH Devanagari Extra" w:cs="BRH Devanagari Extra"/>
@@ -3545,7 +3538,6 @@
               </w:rPr>
               <w:t>lÉÉ</w:t>
             </w:r>
-            <w:proofErr w:type="spellEnd"/>
             <w:r>
               <w:rPr>
                 <w:rFonts w:ascii="BRH Malayalam Extra" w:hAnsi="BRH Malayalam Extra" w:cs="BRH Devanagari Extra"/>
@@ -3578,27 +3570,15 @@
               </w:rPr>
               <w:t>–</w:t>
             </w:r>
-            <w:proofErr w:type="spellStart"/>
-            <w:r>
-              <w:rPr>
-                <w:rFonts w:ascii="BRH Devanagari Extra" w:hAnsi="BRH Devanagari Extra" w:cs="BRH Devanagari Extra"/>
-                <w:color w:val="000000"/>
-                <w:sz w:val="40"/>
-                <w:szCs w:val="40"/>
-                <w:lang w:bidi="ml-IN"/>
-              </w:rPr>
-              <w:t>uÉqÉç</w:t>
-            </w:r>
-            <w:proofErr w:type="spellEnd"/>
-            <w:r>
-              <w:rPr>
-                <w:rFonts w:ascii="BRH Devanagari Extra" w:hAnsi="BRH Devanagari Extra" w:cs="BRH Devanagari Extra"/>
-                <w:color w:val="000000"/>
-                <w:sz w:val="40"/>
-                <w:szCs w:val="40"/>
-                <w:lang w:bidi="ml-IN"/>
-              </w:rPr>
-              <w:t xml:space="preserve"> | L</w:t>
+            <w:r>
+              <w:rPr>
+                <w:rFonts w:ascii="BRH Devanagari Extra" w:hAnsi="BRH Devanagari Extra" w:cs="BRH Devanagari Extra"/>
+                <w:color w:val="000000"/>
+                <w:sz w:val="40"/>
+                <w:szCs w:val="40"/>
+                <w:lang w:bidi="ml-IN"/>
+              </w:rPr>
+              <w:t>uÉqÉç | L</w:t>
             </w:r>
             <w:r>
               <w:rPr>
@@ -3612,7 +3592,6 @@
               </w:rPr>
               <w:t>–</w:t>
             </w:r>
-            <w:proofErr w:type="spellStart"/>
             <w:r>
               <w:rPr>
                 <w:rFonts w:ascii="BRH Devanagari Extra" w:hAnsi="BRH Devanagari Extra" w:cs="BRH Devanagari Extra"/>
@@ -3632,40 +3611,7 @@
                 <w:szCs w:val="40"/>
                 <w:lang w:bidi="ml-IN"/>
               </w:rPr>
-              <w:t>ç</w:t>
-            </w:r>
-            <w:proofErr w:type="spellEnd"/>
-            <w:r>
-              <w:rPr>
-                <w:rFonts w:ascii="BRH Devanagari Extra" w:hAnsi="BRH Devanagari Extra" w:cs="BRH Devanagari Extra"/>
-                <w:color w:val="000000"/>
-                <w:sz w:val="40"/>
-                <w:szCs w:val="40"/>
-                <w:lang w:bidi="ml-IN"/>
-              </w:rPr>
-              <w:t xml:space="preserve"> </w:t>
-            </w:r>
-            <w:proofErr w:type="spellStart"/>
-            <w:r>
-              <w:rPr>
-                <w:rFonts w:ascii="BRH Devanagari Extra" w:hAnsi="BRH Devanagari Extra" w:cs="BRH Devanagari Extra"/>
-                <w:color w:val="000000"/>
-                <w:sz w:val="40"/>
-                <w:szCs w:val="40"/>
-                <w:lang w:bidi="ml-IN"/>
-              </w:rPr>
-              <w:t>ÆuÉåSþ</w:t>
-            </w:r>
-            <w:proofErr w:type="spellEnd"/>
-            <w:r>
-              <w:rPr>
-                <w:rFonts w:ascii="BRH Devanagari Extra" w:hAnsi="BRH Devanagari Extra" w:cs="BRH Devanagari Extra"/>
-                <w:color w:val="000000"/>
-                <w:sz w:val="40"/>
-                <w:szCs w:val="40"/>
-                <w:lang w:bidi="ml-IN"/>
-              </w:rPr>
-              <w:t xml:space="preserve"> |</w:t>
+              <w:t>ç ÆuÉåSþ |</w:t>
             </w:r>
           </w:p>
         </w:tc>
@@ -3703,6 +3649,7 @@
                 <w:sz w:val="28"/>
                 <w:szCs w:val="32"/>
               </w:rPr>
+              <w:lastRenderedPageBreak/>
               <w:t>T.S.5.6.3.1 – Kramam</w:t>
             </w:r>
           </w:p>
@@ -3820,7 +3767,6 @@
               </w:rPr>
               <w:t>–</w:t>
             </w:r>
-            <w:proofErr w:type="spellStart"/>
             <w:r>
               <w:rPr>
                 <w:rFonts w:ascii="BRH Devanagari Extra" w:hAnsi="BRH Devanagari Extra" w:cs="BRH Devanagari Extra"/>
@@ -3831,50 +3777,26 @@
               </w:rPr>
               <w:t>kÉÉ</w:t>
             </w:r>
-            <w:proofErr w:type="spellEnd"/>
-            <w:r>
-              <w:rPr>
-                <w:rFonts w:ascii="BRH Malayalam Extra" w:hAnsi="BRH Malayalam Extra" w:cs="BRH Devanagari Extra"/>
-                <w:b/>
-                <w:color w:val="000000"/>
-                <w:sz w:val="32"/>
-                <w:szCs w:val="40"/>
-                <w:lang w:bidi="ml-IN"/>
-              </w:rPr>
-              <w:t>–</w:t>
-            </w:r>
-            <w:proofErr w:type="spellStart"/>
-            <w:r>
-              <w:rPr>
-                <w:rFonts w:ascii="BRH Devanagari Extra" w:hAnsi="BRH Devanagari Extra" w:cs="BRH Devanagari Extra"/>
-                <w:color w:val="000000"/>
-                <w:sz w:val="40"/>
-                <w:szCs w:val="40"/>
-                <w:lang w:bidi="ml-IN"/>
-              </w:rPr>
-              <w:t>irÉ§ÉÉÿ§É</w:t>
-            </w:r>
-            <w:proofErr w:type="spellEnd"/>
-            <w:r>
-              <w:rPr>
-                <w:rFonts w:ascii="BRH Devanagari Extra" w:hAnsi="BRH Devanagari Extra" w:cs="BRH Devanagari Extra"/>
-                <w:color w:val="000000"/>
-                <w:sz w:val="40"/>
-                <w:szCs w:val="40"/>
-                <w:lang w:bidi="ml-IN"/>
-              </w:rPr>
-              <w:t xml:space="preserve"> | </w:t>
-            </w:r>
-            <w:proofErr w:type="spellStart"/>
-            <w:r>
-              <w:rPr>
-                <w:rFonts w:ascii="BRH Devanagari Extra" w:hAnsi="BRH Devanagari Extra" w:cs="BRH Devanagari Extra"/>
-                <w:color w:val="000000"/>
-                <w:sz w:val="40"/>
-                <w:szCs w:val="40"/>
-                <w:lang w:bidi="ml-IN"/>
-              </w:rPr>
-              <w:t>A</w:t>
+            <w:r>
+              <w:rPr>
+                <w:rFonts w:ascii="BRH Malayalam Extra" w:hAnsi="BRH Malayalam Extra" w:cs="BRH Devanagari Extra"/>
+                <w:b/>
+                <w:color w:val="000000"/>
+                <w:sz w:val="32"/>
+                <w:szCs w:val="40"/>
+                <w:lang w:bidi="ml-IN"/>
+              </w:rPr>
+              <w:t>–</w:t>
+            </w:r>
+            <w:r>
+              <w:rPr>
+                <w:rFonts w:ascii="BRH Devanagari Extra" w:hAnsi="BRH Devanagari Extra" w:cs="BRH Devanagari Extra"/>
+                <w:color w:val="000000"/>
+                <w:sz w:val="40"/>
+                <w:szCs w:val="40"/>
+                <w:lang w:bidi="ml-IN"/>
+              </w:rPr>
+              <w:t>irÉ§ÉÉÿ§É | A</w:t>
             </w:r>
             <w:r>
               <w:rPr>
@@ -3897,49 +3819,26 @@
               </w:rPr>
               <w:t>ÿ§É</w:t>
             </w:r>
-            <w:proofErr w:type="spellEnd"/>
-            <w:r>
-              <w:rPr>
-                <w:rFonts w:ascii="BRH Malayalam Extra" w:hAnsi="BRH Malayalam Extra" w:cs="BRH Devanagari Extra"/>
-                <w:b/>
-                <w:color w:val="000000"/>
-                <w:sz w:val="32"/>
-                <w:szCs w:val="40"/>
-                <w:lang w:bidi="ml-IN"/>
-              </w:rPr>
-              <w:t>–</w:t>
-            </w:r>
-            <w:r>
-              <w:rPr>
-                <w:rFonts w:ascii="BRH Devanagari Extra" w:hAnsi="BRH Devanagari Extra" w:cs="BRH Devanagari Extra"/>
-                <w:color w:val="000000"/>
-                <w:sz w:val="40"/>
-                <w:szCs w:val="40"/>
-                <w:lang w:bidi="ml-IN"/>
-              </w:rPr>
-              <w:t xml:space="preserve"> </w:t>
-            </w:r>
-            <w:proofErr w:type="spellStart"/>
-            <w:r>
-              <w:rPr>
-                <w:rFonts w:ascii="BRH Devanagari Extra" w:hAnsi="BRH Devanagari Extra" w:cs="BRH Devanagari Extra"/>
-                <w:color w:val="000000"/>
-                <w:sz w:val="40"/>
-                <w:szCs w:val="40"/>
-                <w:lang w:bidi="ml-IN"/>
-              </w:rPr>
-              <w:t>uÉæ</w:t>
-            </w:r>
-            <w:proofErr w:type="spellEnd"/>
-            <w:r>
-              <w:rPr>
-                <w:rFonts w:ascii="BRH Devanagari Extra" w:hAnsi="BRH Devanagari Extra" w:cs="BRH Devanagari Extra"/>
-                <w:color w:val="000000"/>
-                <w:sz w:val="40"/>
-                <w:szCs w:val="40"/>
-                <w:lang w:bidi="ml-IN"/>
-              </w:rPr>
-              <w:t xml:space="preserve"> |</w:t>
+            <w:r>
+              <w:rPr>
+                <w:rFonts w:ascii="BRH Malayalam Extra" w:hAnsi="BRH Malayalam Extra" w:cs="BRH Devanagari Extra"/>
+                <w:b/>
+                <w:color w:val="000000"/>
+                <w:sz w:val="32"/>
+                <w:szCs w:val="40"/>
+                <w:lang w:bidi="ml-IN"/>
+              </w:rPr>
+              <w:t>–</w:t>
+            </w:r>
+            <w:r>
+              <w:rPr>
+                <w:rFonts w:ascii="BRH Devanagari Extra" w:hAnsi="BRH Devanagari Extra" w:cs="BRH Devanagari Extra"/>
+                <w:color w:val="000000"/>
+                <w:sz w:val="40"/>
+                <w:szCs w:val="40"/>
+                <w:lang w:bidi="ml-IN"/>
+              </w:rPr>
+              <w:t xml:space="preserve"> uÉæ |</w:t>
             </w:r>
           </w:p>
         </w:tc>
@@ -3983,7 +3882,6 @@
               </w:rPr>
               <w:t>–</w:t>
             </w:r>
-            <w:proofErr w:type="spellStart"/>
             <w:r>
               <w:rPr>
                 <w:rFonts w:ascii="BRH Devanagari Extra" w:hAnsi="BRH Devanagari Extra" w:cs="BRH Devanagari Extra"/>
@@ -3994,50 +3892,26 @@
               </w:rPr>
               <w:t>kÉÉ</w:t>
             </w:r>
-            <w:proofErr w:type="spellEnd"/>
-            <w:r>
-              <w:rPr>
-                <w:rFonts w:ascii="BRH Malayalam Extra" w:hAnsi="BRH Malayalam Extra" w:cs="BRH Devanagari Extra"/>
-                <w:b/>
-                <w:color w:val="000000"/>
-                <w:sz w:val="32"/>
-                <w:szCs w:val="40"/>
-                <w:lang w:bidi="ml-IN"/>
-              </w:rPr>
-              <w:t>–</w:t>
-            </w:r>
-            <w:proofErr w:type="spellStart"/>
-            <w:r>
-              <w:rPr>
-                <w:rFonts w:ascii="BRH Devanagari Extra" w:hAnsi="BRH Devanagari Extra" w:cs="BRH Devanagari Extra"/>
-                <w:color w:val="000000"/>
-                <w:sz w:val="40"/>
-                <w:szCs w:val="40"/>
-                <w:lang w:bidi="ml-IN"/>
-              </w:rPr>
-              <w:t>irÉ§ÉÉÿ§É</w:t>
-            </w:r>
-            <w:proofErr w:type="spellEnd"/>
-            <w:r>
-              <w:rPr>
-                <w:rFonts w:ascii="BRH Devanagari Extra" w:hAnsi="BRH Devanagari Extra" w:cs="BRH Devanagari Extra"/>
-                <w:color w:val="000000"/>
-                <w:sz w:val="40"/>
-                <w:szCs w:val="40"/>
-                <w:lang w:bidi="ml-IN"/>
-              </w:rPr>
-              <w:t xml:space="preserve"> | </w:t>
-            </w:r>
-            <w:proofErr w:type="spellStart"/>
-            <w:r>
-              <w:rPr>
-                <w:rFonts w:ascii="BRH Devanagari Extra" w:hAnsi="BRH Devanagari Extra" w:cs="BRH Devanagari Extra"/>
-                <w:color w:val="000000"/>
-                <w:sz w:val="40"/>
-                <w:szCs w:val="40"/>
-                <w:lang w:bidi="ml-IN"/>
-              </w:rPr>
-              <w:t>A</w:t>
+            <w:r>
+              <w:rPr>
+                <w:rFonts w:ascii="BRH Malayalam Extra" w:hAnsi="BRH Malayalam Extra" w:cs="BRH Devanagari Extra"/>
+                <w:b/>
+                <w:color w:val="000000"/>
+                <w:sz w:val="32"/>
+                <w:szCs w:val="40"/>
+                <w:lang w:bidi="ml-IN"/>
+              </w:rPr>
+              <w:t>–</w:t>
+            </w:r>
+            <w:r>
+              <w:rPr>
+                <w:rFonts w:ascii="BRH Devanagari Extra" w:hAnsi="BRH Devanagari Extra" w:cs="BRH Devanagari Extra"/>
+                <w:color w:val="000000"/>
+                <w:sz w:val="40"/>
+                <w:szCs w:val="40"/>
+                <w:lang w:bidi="ml-IN"/>
+              </w:rPr>
+              <w:t>irÉ§ÉÉÿ§É | A</w:t>
             </w:r>
             <w:r>
               <w:rPr>
@@ -4071,49 +3945,26 @@
               </w:rPr>
               <w:t>§É</w:t>
             </w:r>
-            <w:proofErr w:type="spellEnd"/>
-            <w:r>
-              <w:rPr>
-                <w:rFonts w:ascii="BRH Malayalam Extra" w:hAnsi="BRH Malayalam Extra" w:cs="BRH Devanagari Extra"/>
-                <w:b/>
-                <w:color w:val="000000"/>
-                <w:sz w:val="32"/>
-                <w:szCs w:val="40"/>
-                <w:lang w:bidi="ml-IN"/>
-              </w:rPr>
-              <w:t>–</w:t>
-            </w:r>
-            <w:r>
-              <w:rPr>
-                <w:rFonts w:ascii="BRH Devanagari Extra" w:hAnsi="BRH Devanagari Extra" w:cs="BRH Devanagari Extra"/>
-                <w:color w:val="000000"/>
-                <w:sz w:val="40"/>
-                <w:szCs w:val="40"/>
-                <w:lang w:bidi="ml-IN"/>
-              </w:rPr>
-              <w:t xml:space="preserve"> </w:t>
-            </w:r>
-            <w:proofErr w:type="spellStart"/>
-            <w:r>
-              <w:rPr>
-                <w:rFonts w:ascii="BRH Devanagari Extra" w:hAnsi="BRH Devanagari Extra" w:cs="BRH Devanagari Extra"/>
-                <w:color w:val="000000"/>
-                <w:sz w:val="40"/>
-                <w:szCs w:val="40"/>
-                <w:lang w:bidi="ml-IN"/>
-              </w:rPr>
-              <w:t>uÉæ</w:t>
-            </w:r>
-            <w:proofErr w:type="spellEnd"/>
-            <w:r>
-              <w:rPr>
-                <w:rFonts w:ascii="BRH Devanagari Extra" w:hAnsi="BRH Devanagari Extra" w:cs="BRH Devanagari Extra"/>
-                <w:color w:val="000000"/>
-                <w:sz w:val="40"/>
-                <w:szCs w:val="40"/>
-                <w:lang w:bidi="ml-IN"/>
-              </w:rPr>
-              <w:t xml:space="preserve"> |</w:t>
+            <w:r>
+              <w:rPr>
+                <w:rFonts w:ascii="BRH Malayalam Extra" w:hAnsi="BRH Malayalam Extra" w:cs="BRH Devanagari Extra"/>
+                <w:b/>
+                <w:color w:val="000000"/>
+                <w:sz w:val="32"/>
+                <w:szCs w:val="40"/>
+                <w:lang w:bidi="ml-IN"/>
+              </w:rPr>
+              <w:t>–</w:t>
+            </w:r>
+            <w:r>
+              <w:rPr>
+                <w:rFonts w:ascii="BRH Devanagari Extra" w:hAnsi="BRH Devanagari Extra" w:cs="BRH Devanagari Extra"/>
+                <w:color w:val="000000"/>
+                <w:sz w:val="40"/>
+                <w:szCs w:val="40"/>
+                <w:lang w:bidi="ml-IN"/>
+              </w:rPr>
+              <w:t xml:space="preserve"> uÉæ |</w:t>
             </w:r>
           </w:p>
         </w:tc>
@@ -4151,7 +4002,6 @@
                 <w:sz w:val="28"/>
                 <w:szCs w:val="32"/>
               </w:rPr>
-              <w:lastRenderedPageBreak/>
               <w:t>T.S.5.6.3.3 – Kramam</w:t>
             </w:r>
           </w:p>
@@ -4311,7 +4161,6 @@
               </w:rPr>
               <w:t>–</w:t>
             </w:r>
-            <w:proofErr w:type="spellStart"/>
             <w:r>
               <w:rPr>
                 <w:rFonts w:ascii="BRH Devanagari Extra" w:hAnsi="BRH Devanagari Extra" w:cs="BRH Devanagari Extra"/>
@@ -4322,7 +4171,6 @@
               </w:rPr>
               <w:t>ÎxqÉ</w:t>
             </w:r>
-            <w:proofErr w:type="spellEnd"/>
             <w:r>
               <w:rPr>
                 <w:rFonts w:ascii="BRH Malayalam Extra" w:hAnsi="BRH Malayalam Extra" w:cs="BRH Devanagari Extra"/>
@@ -4449,7 +4297,6 @@
               </w:rPr>
               <w:t>–</w:t>
             </w:r>
-            <w:proofErr w:type="spellStart"/>
             <w:r>
               <w:rPr>
                 <w:rFonts w:ascii="BRH Devanagari Extra" w:hAnsi="BRH Devanagari Extra" w:cs="BRH Devanagari Extra"/>
@@ -4460,7 +4307,6 @@
               </w:rPr>
               <w:t>ÎxqÉ</w:t>
             </w:r>
-            <w:proofErr w:type="spellEnd"/>
             <w:r>
               <w:rPr>
                 <w:rFonts w:ascii="BRH Malayalam Extra" w:hAnsi="BRH Malayalam Extra" w:cs="BRH Devanagari Extra"/>
@@ -4635,104 +4481,57 @@
                 <w:lang w:val="en-IN" w:eastAsia="en-IN" w:bidi="ml-IN"/>
               </w:rPr>
             </w:pPr>
-            <w:proofErr w:type="spellStart"/>
-            <w:r>
-              <w:rPr>
-                <w:rFonts w:ascii="BRH Devanagari Extra" w:hAnsi="BRH Devanagari Extra" w:cs="BRH Devanagari Extra"/>
-                <w:color w:val="000000"/>
-                <w:sz w:val="40"/>
-                <w:szCs w:val="40"/>
-                <w:lang w:bidi="ml-IN"/>
-              </w:rPr>
-              <w:t>AÂþhÉÏÍpÉÈ</w:t>
-            </w:r>
-            <w:proofErr w:type="spellEnd"/>
-            <w:r>
-              <w:rPr>
-                <w:rFonts w:ascii="BRH Devanagari Extra" w:hAnsi="BRH Devanagari Extra" w:cs="BRH Devanagari Extra"/>
-                <w:color w:val="000000"/>
-                <w:sz w:val="40"/>
-                <w:szCs w:val="40"/>
-                <w:lang w:bidi="ml-IN"/>
-              </w:rPr>
-              <w:t xml:space="preserve"> xÉ</w:t>
-            </w:r>
-            <w:r>
-              <w:rPr>
-                <w:rFonts w:ascii="BRH Malayalam Extra" w:hAnsi="BRH Malayalam Extra" w:cs="BRH Devanagari Extra"/>
-                <w:b/>
-                <w:color w:val="000000"/>
-                <w:sz w:val="32"/>
-                <w:szCs w:val="40"/>
-                <w:lang w:bidi="ml-IN"/>
-              </w:rPr>
-              <w:t>–</w:t>
-            </w:r>
-            <w:proofErr w:type="spellStart"/>
-            <w:r>
-              <w:rPr>
-                <w:rFonts w:ascii="BRH Devanagari Extra" w:hAnsi="BRH Devanagari Extra" w:cs="BRH Devanagari Extra"/>
-                <w:color w:val="000000"/>
-                <w:sz w:val="40"/>
-                <w:szCs w:val="40"/>
-                <w:lang w:bidi="ml-IN"/>
-              </w:rPr>
-              <w:t>eÉÔÈ</w:t>
-            </w:r>
-            <w:proofErr w:type="spellEnd"/>
-            <w:r>
-              <w:rPr>
-                <w:rFonts w:ascii="BRH Devanagari Extra" w:hAnsi="BRH Devanagari Extra" w:cs="BRH Devanagari Extra"/>
-                <w:color w:val="000000"/>
-                <w:sz w:val="40"/>
-                <w:szCs w:val="40"/>
-                <w:lang w:bidi="ml-IN"/>
-              </w:rPr>
-              <w:t xml:space="preserve"> | xÉ</w:t>
-            </w:r>
-            <w:r>
-              <w:rPr>
-                <w:rFonts w:ascii="BRH Malayalam Extra" w:hAnsi="BRH Malayalam Extra" w:cs="BRH Devanagari Extra"/>
-                <w:b/>
-                <w:color w:val="000000"/>
-                <w:sz w:val="32"/>
-                <w:szCs w:val="40"/>
-                <w:lang w:bidi="ml-IN"/>
-              </w:rPr>
-              <w:t>–</w:t>
-            </w:r>
-            <w:proofErr w:type="spellStart"/>
-            <w:r>
-              <w:rPr>
-                <w:rFonts w:ascii="BRH Devanagari Extra" w:hAnsi="BRH Devanagari Extra" w:cs="BRH Devanagari Extra"/>
-                <w:color w:val="000000"/>
-                <w:sz w:val="40"/>
-                <w:szCs w:val="40"/>
-                <w:lang w:bidi="ml-IN"/>
-              </w:rPr>
-              <w:t>eÉÔÈ</w:t>
-            </w:r>
-            <w:proofErr w:type="spellEnd"/>
-            <w:r>
-              <w:rPr>
-                <w:rFonts w:ascii="BRH Devanagari Extra" w:hAnsi="BRH Devanagari Extra" w:cs="BRH Devanagari Extra"/>
-                <w:color w:val="000000"/>
-                <w:sz w:val="40"/>
-                <w:szCs w:val="40"/>
-                <w:lang w:bidi="ml-IN"/>
-              </w:rPr>
-              <w:t xml:space="preserve"> </w:t>
-            </w:r>
-            <w:proofErr w:type="spellStart"/>
-            <w:r>
-              <w:rPr>
-                <w:rFonts w:ascii="BRH Devanagari Extra" w:hAnsi="BRH Devanagari Extra" w:cs="BRH Devanagari Extra"/>
-                <w:color w:val="000000"/>
-                <w:sz w:val="40"/>
-                <w:szCs w:val="40"/>
-                <w:lang w:bidi="ml-IN"/>
-              </w:rPr>
-              <w:t>xÉÔ</w:t>
+            <w:r>
+              <w:rPr>
+                <w:rFonts w:ascii="BRH Devanagari Extra" w:hAnsi="BRH Devanagari Extra" w:cs="BRH Devanagari Extra"/>
+                <w:color w:val="000000"/>
+                <w:sz w:val="40"/>
+                <w:szCs w:val="40"/>
+                <w:lang w:bidi="ml-IN"/>
+              </w:rPr>
+              <w:t>AÂþhÉÏÍpÉÈ xÉ</w:t>
+            </w:r>
+            <w:r>
+              <w:rPr>
+                <w:rFonts w:ascii="BRH Malayalam Extra" w:hAnsi="BRH Malayalam Extra" w:cs="BRH Devanagari Extra"/>
+                <w:b/>
+                <w:color w:val="000000"/>
+                <w:sz w:val="32"/>
+                <w:szCs w:val="40"/>
+                <w:lang w:bidi="ml-IN"/>
+              </w:rPr>
+              <w:t>–</w:t>
+            </w:r>
+            <w:r>
+              <w:rPr>
+                <w:rFonts w:ascii="BRH Devanagari Extra" w:hAnsi="BRH Devanagari Extra" w:cs="BRH Devanagari Extra"/>
+                <w:color w:val="000000"/>
+                <w:sz w:val="40"/>
+                <w:szCs w:val="40"/>
+                <w:lang w:bidi="ml-IN"/>
+              </w:rPr>
+              <w:t>eÉÔÈ | xÉ</w:t>
+            </w:r>
+            <w:r>
+              <w:rPr>
+                <w:rFonts w:ascii="BRH Malayalam Extra" w:hAnsi="BRH Malayalam Extra" w:cs="BRH Devanagari Extra"/>
+                <w:b/>
+                <w:color w:val="000000"/>
+                <w:sz w:val="32"/>
+                <w:szCs w:val="40"/>
+                <w:lang w:bidi="ml-IN"/>
+              </w:rPr>
+              <w:t>–</w:t>
+            </w:r>
+            <w:r>
+              <w:rPr>
+                <w:rFonts w:ascii="BRH Devanagari Extra" w:hAnsi="BRH Devanagari Extra" w:cs="BRH Devanagari Extra"/>
+                <w:color w:val="000000"/>
+                <w:sz w:val="40"/>
+                <w:szCs w:val="40"/>
+                <w:lang w:bidi="ml-IN"/>
+              </w:rPr>
+              <w:t>eÉÔÈ xÉÔ</w:t>
             </w:r>
             <w:r>
               <w:rPr>
@@ -4753,18 +4552,7 @@
                 <w:szCs w:val="40"/>
                 <w:lang w:bidi="ml-IN"/>
               </w:rPr>
-              <w:t>ïþ</w:t>
-            </w:r>
-            <w:proofErr w:type="spellEnd"/>
-            <w:r>
-              <w:rPr>
-                <w:rFonts w:ascii="BRH Devanagari Extra" w:hAnsi="BRH Devanagari Extra" w:cs="BRH Devanagari Extra"/>
-                <w:color w:val="000000"/>
-                <w:sz w:val="40"/>
-                <w:szCs w:val="40"/>
-                <w:lang w:bidi="ml-IN"/>
-              </w:rPr>
-              <w:t xml:space="preserve"> |</w:t>
+              <w:t>ïþ |</w:t>
             </w:r>
           </w:p>
         </w:tc>
@@ -4787,104 +4575,57 @@
                 <w:lang w:val="en-IN" w:eastAsia="en-IN" w:bidi="ml-IN"/>
               </w:rPr>
             </w:pPr>
-            <w:proofErr w:type="spellStart"/>
-            <w:r>
-              <w:rPr>
-                <w:rFonts w:ascii="BRH Devanagari Extra" w:hAnsi="BRH Devanagari Extra" w:cs="BRH Devanagari Extra"/>
-                <w:color w:val="000000"/>
-                <w:sz w:val="40"/>
-                <w:szCs w:val="40"/>
-                <w:lang w:bidi="ml-IN"/>
-              </w:rPr>
-              <w:t>AÂþhÉÏÍpÉÈ</w:t>
-            </w:r>
-            <w:proofErr w:type="spellEnd"/>
-            <w:r>
-              <w:rPr>
-                <w:rFonts w:ascii="BRH Devanagari Extra" w:hAnsi="BRH Devanagari Extra" w:cs="BRH Devanagari Extra"/>
-                <w:color w:val="000000"/>
-                <w:sz w:val="40"/>
-                <w:szCs w:val="40"/>
-                <w:lang w:bidi="ml-IN"/>
-              </w:rPr>
-              <w:t xml:space="preserve"> xÉ</w:t>
-            </w:r>
-            <w:r>
-              <w:rPr>
-                <w:rFonts w:ascii="BRH Malayalam Extra" w:hAnsi="BRH Malayalam Extra" w:cs="BRH Devanagari Extra"/>
-                <w:b/>
-                <w:color w:val="000000"/>
-                <w:sz w:val="32"/>
-                <w:szCs w:val="40"/>
-                <w:lang w:bidi="ml-IN"/>
-              </w:rPr>
-              <w:t>–</w:t>
-            </w:r>
-            <w:proofErr w:type="spellStart"/>
-            <w:r>
-              <w:rPr>
-                <w:rFonts w:ascii="BRH Devanagari Extra" w:hAnsi="BRH Devanagari Extra" w:cs="BRH Devanagari Extra"/>
-                <w:color w:val="000000"/>
-                <w:sz w:val="40"/>
-                <w:szCs w:val="40"/>
-                <w:lang w:bidi="ml-IN"/>
-              </w:rPr>
-              <w:t>eÉÔÈ</w:t>
-            </w:r>
-            <w:proofErr w:type="spellEnd"/>
-            <w:r>
-              <w:rPr>
-                <w:rFonts w:ascii="BRH Devanagari Extra" w:hAnsi="BRH Devanagari Extra" w:cs="BRH Devanagari Extra"/>
-                <w:color w:val="000000"/>
-                <w:sz w:val="40"/>
-                <w:szCs w:val="40"/>
-                <w:lang w:bidi="ml-IN"/>
-              </w:rPr>
-              <w:t xml:space="preserve"> | xÉ</w:t>
-            </w:r>
-            <w:r>
-              <w:rPr>
-                <w:rFonts w:ascii="BRH Malayalam Extra" w:hAnsi="BRH Malayalam Extra" w:cs="BRH Devanagari Extra"/>
-                <w:b/>
-                <w:color w:val="000000"/>
-                <w:sz w:val="32"/>
-                <w:szCs w:val="40"/>
-                <w:lang w:bidi="ml-IN"/>
-              </w:rPr>
-              <w:t>–</w:t>
-            </w:r>
-            <w:proofErr w:type="spellStart"/>
-            <w:r>
-              <w:rPr>
-                <w:rFonts w:ascii="BRH Devanagari Extra" w:hAnsi="BRH Devanagari Extra" w:cs="BRH Devanagari Extra"/>
-                <w:color w:val="000000"/>
-                <w:sz w:val="40"/>
-                <w:szCs w:val="40"/>
-                <w:lang w:bidi="ml-IN"/>
-              </w:rPr>
-              <w:t>eÉÔÈ</w:t>
-            </w:r>
-            <w:proofErr w:type="spellEnd"/>
-            <w:r>
-              <w:rPr>
-                <w:rFonts w:ascii="BRH Devanagari Extra" w:hAnsi="BRH Devanagari Extra" w:cs="BRH Devanagari Extra"/>
-                <w:color w:val="000000"/>
-                <w:sz w:val="40"/>
-                <w:szCs w:val="40"/>
-                <w:lang w:bidi="ml-IN"/>
-              </w:rPr>
-              <w:t xml:space="preserve"> </w:t>
-            </w:r>
-            <w:proofErr w:type="spellStart"/>
-            <w:r>
-              <w:rPr>
-                <w:rFonts w:ascii="BRH Devanagari Extra" w:hAnsi="BRH Devanagari Extra" w:cs="BRH Devanagari Extra"/>
-                <w:color w:val="000000"/>
-                <w:sz w:val="40"/>
-                <w:szCs w:val="40"/>
-                <w:lang w:bidi="ml-IN"/>
-              </w:rPr>
-              <w:t>xÉÔ</w:t>
+            <w:r>
+              <w:rPr>
+                <w:rFonts w:ascii="BRH Devanagari Extra" w:hAnsi="BRH Devanagari Extra" w:cs="BRH Devanagari Extra"/>
+                <w:color w:val="000000"/>
+                <w:sz w:val="40"/>
+                <w:szCs w:val="40"/>
+                <w:lang w:bidi="ml-IN"/>
+              </w:rPr>
+              <w:t>AÂþhÉÏÍpÉÈ xÉ</w:t>
+            </w:r>
+            <w:r>
+              <w:rPr>
+                <w:rFonts w:ascii="BRH Malayalam Extra" w:hAnsi="BRH Malayalam Extra" w:cs="BRH Devanagari Extra"/>
+                <w:b/>
+                <w:color w:val="000000"/>
+                <w:sz w:val="32"/>
+                <w:szCs w:val="40"/>
+                <w:lang w:bidi="ml-IN"/>
+              </w:rPr>
+              <w:t>–</w:t>
+            </w:r>
+            <w:r>
+              <w:rPr>
+                <w:rFonts w:ascii="BRH Devanagari Extra" w:hAnsi="BRH Devanagari Extra" w:cs="BRH Devanagari Extra"/>
+                <w:color w:val="000000"/>
+                <w:sz w:val="40"/>
+                <w:szCs w:val="40"/>
+                <w:lang w:bidi="ml-IN"/>
+              </w:rPr>
+              <w:t>eÉÔÈ | xÉ</w:t>
+            </w:r>
+            <w:r>
+              <w:rPr>
+                <w:rFonts w:ascii="BRH Malayalam Extra" w:hAnsi="BRH Malayalam Extra" w:cs="BRH Devanagari Extra"/>
+                <w:b/>
+                <w:color w:val="000000"/>
+                <w:sz w:val="32"/>
+                <w:szCs w:val="40"/>
+                <w:lang w:bidi="ml-IN"/>
+              </w:rPr>
+              <w:t>–</w:t>
+            </w:r>
+            <w:r>
+              <w:rPr>
+                <w:rFonts w:ascii="BRH Devanagari Extra" w:hAnsi="BRH Devanagari Extra" w:cs="BRH Devanagari Extra"/>
+                <w:color w:val="000000"/>
+                <w:sz w:val="40"/>
+                <w:szCs w:val="40"/>
+                <w:lang w:bidi="ml-IN"/>
+              </w:rPr>
+              <w:t>eÉÔÈ xÉÔ</w:t>
             </w:r>
             <w:r>
               <w:rPr>
@@ -4897,7 +4638,6 @@
               </w:rPr>
               <w:t>rÉïþÈ</w:t>
             </w:r>
-            <w:proofErr w:type="spellEnd"/>
             <w:r>
               <w:rPr>
                 <w:rFonts w:ascii="BRH Devanagari Extra" w:hAnsi="BRH Devanagari Extra" w:cs="BRH Devanagari Extra"/>
@@ -5040,7 +4780,6 @@
                 <w:lang w:val="en-IN" w:eastAsia="en-IN" w:bidi="ml-IN"/>
               </w:rPr>
             </w:pPr>
-            <w:proofErr w:type="spellStart"/>
             <w:r>
               <w:rPr>
                 <w:rFonts w:ascii="BRH Devanagari Extra" w:hAnsi="BRH Devanagari Extra" w:cs="BRH Devanagari Extra"/>
@@ -5060,84 +4799,38 @@
                 <w:highlight w:val="yellow"/>
                 <w:lang w:bidi="ml-IN"/>
               </w:rPr>
-              <w:t>NûlÉç</w:t>
-            </w:r>
-            <w:proofErr w:type="spellEnd"/>
-            <w:r>
-              <w:rPr>
-                <w:rFonts w:ascii="BRH Devanagari Extra" w:hAnsi="BRH Devanagari Extra" w:cs="BRH Devanagari Extra"/>
-                <w:color w:val="000000"/>
-                <w:sz w:val="40"/>
-                <w:szCs w:val="40"/>
-                <w:highlight w:val="yellow"/>
-                <w:lang w:bidi="ml-IN"/>
-              </w:rPr>
-              <w:t>.</w:t>
-            </w:r>
-            <w:r>
-              <w:rPr>
-                <w:rFonts w:ascii="BRH Devanagari Extra" w:hAnsi="BRH Devanagari Extra" w:cs="BRH Devanagari Extra"/>
-                <w:color w:val="000000"/>
-                <w:sz w:val="40"/>
-                <w:szCs w:val="40"/>
-                <w:lang w:bidi="ml-IN"/>
-              </w:rPr>
-              <w:t xml:space="preserve"> </w:t>
-            </w:r>
-            <w:proofErr w:type="spellStart"/>
-            <w:r>
-              <w:rPr>
-                <w:rFonts w:ascii="BRH Devanagari Extra" w:hAnsi="BRH Devanagari Extra" w:cs="BRH Devanagari Extra"/>
-                <w:color w:val="000000"/>
-                <w:sz w:val="40"/>
-                <w:szCs w:val="40"/>
-                <w:lang w:bidi="ml-IN"/>
-              </w:rPr>
-              <w:t>rÉÈ</w:t>
-            </w:r>
-            <w:proofErr w:type="spellEnd"/>
-            <w:r>
-              <w:rPr>
-                <w:rFonts w:ascii="BRH Devanagari Extra" w:hAnsi="BRH Devanagari Extra" w:cs="BRH Devanagari Extra"/>
-                <w:color w:val="000000"/>
-                <w:sz w:val="40"/>
-                <w:szCs w:val="40"/>
-                <w:lang w:bidi="ml-IN"/>
-              </w:rPr>
-              <w:t xml:space="preserve"> | rÉ L</w:t>
-            </w:r>
-            <w:r>
-              <w:rPr>
-                <w:rFonts w:ascii="BRH Malayalam Extra" w:hAnsi="BRH Malayalam Extra" w:cs="BRH Devanagari Extra"/>
-                <w:b/>
-                <w:color w:val="000000"/>
-                <w:sz w:val="32"/>
-                <w:szCs w:val="40"/>
-                <w:lang w:bidi="ml-IN"/>
-              </w:rPr>
-              <w:t>–</w:t>
-            </w:r>
-            <w:proofErr w:type="spellStart"/>
-            <w:r>
-              <w:rPr>
-                <w:rFonts w:ascii="BRH Devanagari Extra" w:hAnsi="BRH Devanagari Extra" w:cs="BRH Devanagari Extra"/>
-                <w:color w:val="000000"/>
-                <w:sz w:val="40"/>
-                <w:szCs w:val="40"/>
-                <w:lang w:bidi="ml-IN"/>
-              </w:rPr>
-              <w:t>uÉqÉç</w:t>
-            </w:r>
-            <w:proofErr w:type="spellEnd"/>
-            <w:r>
-              <w:rPr>
-                <w:rFonts w:ascii="BRH Devanagari Extra" w:hAnsi="BRH Devanagari Extra" w:cs="BRH Devanagari Extra"/>
-                <w:color w:val="000000"/>
-                <w:sz w:val="40"/>
-                <w:szCs w:val="40"/>
-                <w:lang w:bidi="ml-IN"/>
-              </w:rPr>
-              <w:t xml:space="preserve"> |</w:t>
+              <w:t>NûlÉç.</w:t>
+            </w:r>
+            <w:r>
+              <w:rPr>
+                <w:rFonts w:ascii="BRH Devanagari Extra" w:hAnsi="BRH Devanagari Extra" w:cs="BRH Devanagari Extra"/>
+                <w:color w:val="000000"/>
+                <w:sz w:val="40"/>
+                <w:szCs w:val="40"/>
+                <w:lang w:bidi="ml-IN"/>
+              </w:rPr>
+              <w:t xml:space="preserve"> rÉÈ | rÉ L</w:t>
+            </w:r>
+            <w:r>
+              <w:rPr>
+                <w:rFonts w:ascii="BRH Malayalam Extra" w:hAnsi="BRH Malayalam Extra" w:cs="BRH Devanagari Extra"/>
+                <w:b/>
+                <w:color w:val="000000"/>
+                <w:sz w:val="32"/>
+                <w:szCs w:val="40"/>
+                <w:lang w:bidi="ml-IN"/>
+              </w:rPr>
+              <w:t>–</w:t>
+            </w:r>
+            <w:r>
+              <w:rPr>
+                <w:rFonts w:ascii="BRH Devanagari Extra" w:hAnsi="BRH Devanagari Extra" w:cs="BRH Devanagari Extra"/>
+                <w:color w:val="000000"/>
+                <w:sz w:val="40"/>
+                <w:szCs w:val="40"/>
+                <w:lang w:bidi="ml-IN"/>
+              </w:rPr>
+              <w:t>uÉqÉç |</w:t>
             </w:r>
           </w:p>
         </w:tc>
@@ -5160,7 +4853,6 @@
                 <w:lang w:val="en-IN" w:eastAsia="en-IN" w:bidi="ml-IN"/>
               </w:rPr>
             </w:pPr>
-            <w:proofErr w:type="spellStart"/>
             <w:r>
               <w:rPr>
                 <w:rFonts w:ascii="BRH Devanagari Extra" w:hAnsi="BRH Devanagari Extra" w:cs="BRH Devanagari Extra"/>
@@ -5182,7 +4874,6 @@
               </w:rPr>
               <w:t>þcN</w:t>
             </w:r>
-            <w:proofErr w:type="spellEnd"/>
             <w:r>
               <w:rPr>
                 <w:rFonts w:ascii="BRH Malayalam Extra" w:hAnsi="BRH Malayalam Extra" w:cs="BRH Devanagari Extra"/>
@@ -5195,7 +4886,6 @@
               </w:rPr>
               <w:t>–</w:t>
             </w:r>
-            <w:proofErr w:type="spellStart"/>
             <w:r>
               <w:rPr>
                 <w:rFonts w:ascii="BRH Devanagari Extra" w:hAnsi="BRH Devanagari Extra" w:cs="BRH Devanagari Extra"/>
@@ -5207,7 +4897,6 @@
               </w:rPr>
               <w:t>ûlÉç</w:t>
             </w:r>
-            <w:proofErr w:type="spellEnd"/>
             <w:r>
               <w:rPr>
                 <w:rFonts w:ascii="BRH Malayalam Extra" w:hAnsi="BRH Malayalam Extra" w:cs="BRH Devanagari Extra"/>
@@ -5239,62 +4928,28 @@
                 <w:szCs w:val="40"/>
                 <w:lang w:bidi="ml-IN"/>
               </w:rPr>
-              <w:t xml:space="preserve"> </w:t>
-            </w:r>
-            <w:proofErr w:type="spellStart"/>
-            <w:r>
-              <w:rPr>
-                <w:rFonts w:ascii="BRH Devanagari Extra" w:hAnsi="BRH Devanagari Extra" w:cs="BRH Devanagari Extra"/>
-                <w:color w:val="000000"/>
-                <w:sz w:val="40"/>
-                <w:szCs w:val="40"/>
-                <w:lang w:bidi="ml-IN"/>
-              </w:rPr>
-              <w:t>rÉÈ</w:t>
-            </w:r>
-            <w:proofErr w:type="spellEnd"/>
-            <w:r>
-              <w:rPr>
-                <w:rFonts w:ascii="BRH Devanagari Extra" w:hAnsi="BRH Devanagari Extra" w:cs="BRH Devanagari Extra"/>
-                <w:color w:val="000000"/>
-                <w:sz w:val="40"/>
-                <w:szCs w:val="40"/>
-                <w:lang w:bidi="ml-IN"/>
-              </w:rPr>
-              <w:t xml:space="preserve"> | rÉ L</w:t>
-            </w:r>
-            <w:r>
-              <w:rPr>
-                <w:rFonts w:ascii="BRH Malayalam Extra" w:hAnsi="BRH Malayalam Extra" w:cs="BRH Devanagari Extra"/>
-                <w:b/>
-                <w:color w:val="000000"/>
-                <w:sz w:val="32"/>
-                <w:szCs w:val="40"/>
-                <w:lang w:bidi="ml-IN"/>
-              </w:rPr>
-              <w:t>–</w:t>
-            </w:r>
-            <w:proofErr w:type="spellStart"/>
-            <w:r>
-              <w:rPr>
-                <w:rFonts w:ascii="BRH Devanagari Extra" w:hAnsi="BRH Devanagari Extra" w:cs="BRH Devanagari Extra"/>
-                <w:color w:val="000000"/>
-                <w:sz w:val="40"/>
-                <w:szCs w:val="40"/>
-                <w:lang w:bidi="ml-IN"/>
-              </w:rPr>
-              <w:t>uÉqÉç</w:t>
-            </w:r>
-            <w:proofErr w:type="spellEnd"/>
-            <w:r>
-              <w:rPr>
-                <w:rFonts w:ascii="BRH Devanagari Extra" w:hAnsi="BRH Devanagari Extra" w:cs="BRH Devanagari Extra"/>
-                <w:color w:val="000000"/>
-                <w:sz w:val="40"/>
-                <w:szCs w:val="40"/>
-                <w:lang w:bidi="ml-IN"/>
-              </w:rPr>
-              <w:t xml:space="preserve"> |</w:t>
+              <w:t xml:space="preserve"> rÉÈ | rÉ L</w:t>
+            </w:r>
+            <w:r>
+              <w:rPr>
+                <w:rFonts w:ascii="BRH Malayalam Extra" w:hAnsi="BRH Malayalam Extra" w:cs="BRH Devanagari Extra"/>
+                <w:b/>
+                <w:color w:val="000000"/>
+                <w:sz w:val="32"/>
+                <w:szCs w:val="40"/>
+                <w:lang w:bidi="ml-IN"/>
+              </w:rPr>
+              <w:t>–</w:t>
+            </w:r>
+            <w:r>
+              <w:rPr>
+                <w:rFonts w:ascii="BRH Devanagari Extra" w:hAnsi="BRH Devanagari Extra" w:cs="BRH Devanagari Extra"/>
+                <w:color w:val="000000"/>
+                <w:sz w:val="40"/>
+                <w:szCs w:val="40"/>
+                <w:lang w:bidi="ml-IN"/>
+              </w:rPr>
+              <w:t>uÉqÉç |</w:t>
             </w:r>
           </w:p>
         </w:tc>
@@ -5449,7 +5104,6 @@
               </w:rPr>
               <w:t>–</w:t>
             </w:r>
-            <w:proofErr w:type="spellStart"/>
             <w:r>
               <w:rPr>
                 <w:rFonts w:ascii="BRH Devanagari Extra" w:hAnsi="BRH Devanagari Extra" w:cs="BRH Devanagari Extra"/>
@@ -5460,39 +5114,26 @@
               </w:rPr>
               <w:t>iqÉlÉÉ</w:t>
             </w:r>
-            <w:proofErr w:type="spellEnd"/>
-            <w:r>
-              <w:rPr>
-                <w:rFonts w:ascii="BRH Malayalam Extra" w:hAnsi="BRH Malayalam Extra" w:cs="BRH Devanagari Extra"/>
-                <w:b/>
-                <w:color w:val="000000"/>
-                <w:sz w:val="32"/>
-                <w:szCs w:val="40"/>
-                <w:lang w:bidi="ml-IN"/>
-              </w:rPr>
-              <w:t>–</w:t>
-            </w:r>
-            <w:proofErr w:type="spellStart"/>
-            <w:r>
-              <w:rPr>
-                <w:rFonts w:ascii="BRH Devanagari Extra" w:hAnsi="BRH Devanagari Extra" w:cs="BRH Devanagari Extra"/>
-                <w:color w:val="000000"/>
-                <w:sz w:val="40"/>
-                <w:szCs w:val="40"/>
-                <w:lang w:bidi="ml-IN"/>
-              </w:rPr>
-              <w:t>ÅprÉÉUÉåþWûÌiÉ</w:t>
-            </w:r>
-            <w:proofErr w:type="spellEnd"/>
-            <w:r>
-              <w:rPr>
-                <w:rFonts w:ascii="BRH Devanagari Extra" w:hAnsi="BRH Devanagari Extra" w:cs="BRH Devanagari Extra"/>
-                <w:color w:val="000000"/>
-                <w:sz w:val="40"/>
-                <w:szCs w:val="40"/>
-                <w:lang w:bidi="ml-IN"/>
-              </w:rPr>
-              <w:t xml:space="preserve"> | </w:t>
+            <w:r>
+              <w:rPr>
+                <w:rFonts w:ascii="BRH Malayalam Extra" w:hAnsi="BRH Malayalam Extra" w:cs="BRH Devanagari Extra"/>
+                <w:b/>
+                <w:color w:val="000000"/>
+                <w:sz w:val="32"/>
+                <w:szCs w:val="40"/>
+                <w:lang w:bidi="ml-IN"/>
+              </w:rPr>
+              <w:t>–</w:t>
+            </w:r>
+            <w:r>
+              <w:rPr>
+                <w:rFonts w:ascii="BRH Devanagari Extra" w:hAnsi="BRH Devanagari Extra" w:cs="BRH Devanagari Extra"/>
+                <w:color w:val="000000"/>
+                <w:sz w:val="40"/>
+                <w:szCs w:val="40"/>
+                <w:lang w:bidi="ml-IN"/>
+              </w:rPr>
+              <w:t xml:space="preserve">ÅprÉÉUÉåþWûÌiÉ | </w:t>
             </w:r>
           </w:p>
           <w:p>
@@ -5531,7 +5172,6 @@
               </w:rPr>
               <w:t>–</w:t>
             </w:r>
-            <w:proofErr w:type="spellStart"/>
             <w:r>
               <w:rPr>
                 <w:rFonts w:ascii="BRH Devanagari Extra" w:hAnsi="BRH Devanagari Extra" w:cs="BRH Devanagari Extra"/>
@@ -5563,61 +5203,26 @@
               </w:rPr>
               <w:t>û</w:t>
             </w:r>
-            <w:proofErr w:type="spellEnd"/>
-            <w:r>
-              <w:rPr>
-                <w:rFonts w:ascii="BRH Malayalam Extra" w:hAnsi="BRH Malayalam Extra" w:cs="BRH Devanagari Extra"/>
-                <w:b/>
-                <w:color w:val="000000"/>
-                <w:sz w:val="32"/>
-                <w:szCs w:val="40"/>
-                <w:lang w:bidi="ml-IN"/>
-              </w:rPr>
-              <w:t>–</w:t>
-            </w:r>
-            <w:proofErr w:type="spellStart"/>
-            <w:r>
-              <w:rPr>
-                <w:rFonts w:ascii="BRH Devanagari Extra" w:hAnsi="BRH Devanagari Extra" w:cs="BRH Devanagari Extra"/>
-                <w:color w:val="000000"/>
-                <w:sz w:val="40"/>
-                <w:szCs w:val="40"/>
-                <w:lang w:bidi="ml-IN"/>
-              </w:rPr>
-              <w:t>ÌiÉ</w:t>
-            </w:r>
-            <w:proofErr w:type="spellEnd"/>
-            <w:r>
-              <w:rPr>
-                <w:rFonts w:ascii="BRH Devanagari Extra" w:hAnsi="BRH Devanagari Extra" w:cs="BRH Devanagari Extra"/>
-                <w:color w:val="000000"/>
-                <w:sz w:val="40"/>
-                <w:szCs w:val="40"/>
-                <w:lang w:bidi="ml-IN"/>
-              </w:rPr>
-              <w:t xml:space="preserve"> </w:t>
-            </w:r>
-            <w:proofErr w:type="spellStart"/>
-            <w:r>
-              <w:rPr>
-                <w:rFonts w:ascii="BRH Devanagari Extra" w:hAnsi="BRH Devanagari Extra" w:cs="BRH Devanagari Extra"/>
-                <w:color w:val="000000"/>
-                <w:sz w:val="40"/>
-                <w:szCs w:val="40"/>
-                <w:lang w:bidi="ml-IN"/>
-              </w:rPr>
-              <w:t>iÉxqÉÉÿiÉç</w:t>
-            </w:r>
-            <w:proofErr w:type="spellEnd"/>
-            <w:r>
-              <w:rPr>
-                <w:rFonts w:ascii="BRH Devanagari Extra" w:hAnsi="BRH Devanagari Extra" w:cs="BRH Devanagari Extra"/>
-                <w:color w:val="000000"/>
-                <w:sz w:val="40"/>
-                <w:szCs w:val="40"/>
-                <w:lang w:bidi="ml-IN"/>
-              </w:rPr>
-              <w:t xml:space="preserve"> |</w:t>
+            <w:r>
+              <w:rPr>
+                <w:rFonts w:ascii="BRH Malayalam Extra" w:hAnsi="BRH Malayalam Extra" w:cs="BRH Devanagari Extra"/>
+                <w:b/>
+                <w:color w:val="000000"/>
+                <w:sz w:val="32"/>
+                <w:szCs w:val="40"/>
+                <w:lang w:bidi="ml-IN"/>
+              </w:rPr>
+              <w:t>–</w:t>
+            </w:r>
+            <w:r>
+              <w:rPr>
+                <w:rFonts w:ascii="BRH Devanagari Extra" w:hAnsi="BRH Devanagari Extra" w:cs="BRH Devanagari Extra"/>
+                <w:color w:val="000000"/>
+                <w:sz w:val="40"/>
+                <w:szCs w:val="40"/>
+                <w:lang w:bidi="ml-IN"/>
+              </w:rPr>
+              <w:t>ÌiÉ iÉxqÉÉÿiÉç |</w:t>
             </w:r>
           </w:p>
         </w:tc>
@@ -5661,7 +5266,6 @@
               </w:rPr>
               <w:t>–</w:t>
             </w:r>
-            <w:proofErr w:type="spellStart"/>
             <w:r>
               <w:rPr>
                 <w:rFonts w:ascii="BRH Devanagari Extra" w:hAnsi="BRH Devanagari Extra" w:cs="BRH Devanagari Extra"/>
@@ -5672,39 +5276,26 @@
               </w:rPr>
               <w:t>iqÉlÉÉ</w:t>
             </w:r>
-            <w:proofErr w:type="spellEnd"/>
-            <w:r>
-              <w:rPr>
-                <w:rFonts w:ascii="BRH Malayalam Extra" w:hAnsi="BRH Malayalam Extra" w:cs="BRH Devanagari Extra"/>
-                <w:b/>
-                <w:color w:val="000000"/>
-                <w:sz w:val="32"/>
-                <w:szCs w:val="40"/>
-                <w:lang w:bidi="ml-IN"/>
-              </w:rPr>
-              <w:t>–</w:t>
-            </w:r>
-            <w:proofErr w:type="spellStart"/>
-            <w:r>
-              <w:rPr>
-                <w:rFonts w:ascii="BRH Devanagari Extra" w:hAnsi="BRH Devanagari Extra" w:cs="BRH Devanagari Extra"/>
-                <w:color w:val="000000"/>
-                <w:sz w:val="40"/>
-                <w:szCs w:val="40"/>
-                <w:lang w:bidi="ml-IN"/>
-              </w:rPr>
-              <w:t>ÅprÉÉUÉåþWûÌiÉ</w:t>
-            </w:r>
-            <w:proofErr w:type="spellEnd"/>
-            <w:r>
-              <w:rPr>
-                <w:rFonts w:ascii="BRH Devanagari Extra" w:hAnsi="BRH Devanagari Extra" w:cs="BRH Devanagari Extra"/>
-                <w:color w:val="000000"/>
-                <w:sz w:val="40"/>
-                <w:szCs w:val="40"/>
-                <w:lang w:bidi="ml-IN"/>
-              </w:rPr>
-              <w:t xml:space="preserve"> | </w:t>
+            <w:r>
+              <w:rPr>
+                <w:rFonts w:ascii="BRH Malayalam Extra" w:hAnsi="BRH Malayalam Extra" w:cs="BRH Devanagari Extra"/>
+                <w:b/>
+                <w:color w:val="000000"/>
+                <w:sz w:val="32"/>
+                <w:szCs w:val="40"/>
+                <w:lang w:bidi="ml-IN"/>
+              </w:rPr>
+              <w:t>–</w:t>
+            </w:r>
+            <w:r>
+              <w:rPr>
+                <w:rFonts w:ascii="BRH Devanagari Extra" w:hAnsi="BRH Devanagari Extra" w:cs="BRH Devanagari Extra"/>
+                <w:color w:val="000000"/>
+                <w:sz w:val="40"/>
+                <w:szCs w:val="40"/>
+                <w:lang w:bidi="ml-IN"/>
+              </w:rPr>
+              <w:t xml:space="preserve">ÅprÉÉUÉåþWûÌiÉ | </w:t>
             </w:r>
           </w:p>
           <w:p>
@@ -5743,7 +5334,6 @@
               </w:rPr>
               <w:t>–</w:t>
             </w:r>
-            <w:proofErr w:type="spellStart"/>
             <w:r>
               <w:rPr>
                 <w:rFonts w:ascii="BRH Devanagari Extra" w:hAnsi="BRH Devanagari Extra" w:cs="BRH Devanagari Extra"/>
@@ -5765,7 +5355,6 @@
               </w:rPr>
               <w:t>ÌiÉ</w:t>
             </w:r>
-            <w:proofErr w:type="spellEnd"/>
             <w:r>
               <w:rPr>
                 <w:rFonts w:ascii="BRH Malayalam Extra" w:hAnsi="BRH Malayalam Extra" w:cs="BRH Devanagari Extra"/>
@@ -5786,29 +5375,7 @@
                 <w:szCs w:val="40"/>
                 <w:lang w:bidi="ml-IN"/>
               </w:rPr>
-              <w:t xml:space="preserve"> </w:t>
-            </w:r>
-            <w:proofErr w:type="spellStart"/>
-            <w:r>
-              <w:rPr>
-                <w:rFonts w:ascii="BRH Devanagari Extra" w:hAnsi="BRH Devanagari Extra" w:cs="BRH Devanagari Extra"/>
-                <w:color w:val="000000"/>
-                <w:sz w:val="40"/>
-                <w:szCs w:val="40"/>
-                <w:lang w:bidi="ml-IN"/>
-              </w:rPr>
-              <w:t>iÉxqÉÉÿiÉç</w:t>
-            </w:r>
-            <w:proofErr w:type="spellEnd"/>
-            <w:r>
-              <w:rPr>
-                <w:rFonts w:ascii="BRH Devanagari Extra" w:hAnsi="BRH Devanagari Extra" w:cs="BRH Devanagari Extra"/>
-                <w:color w:val="000000"/>
-                <w:sz w:val="40"/>
-                <w:szCs w:val="40"/>
-                <w:lang w:bidi="ml-IN"/>
-              </w:rPr>
-              <w:t xml:space="preserve"> |</w:t>
+              <w:t xml:space="preserve"> iÉxqÉÉÿiÉç |</w:t>
             </w:r>
           </w:p>
         </w:tc>
@@ -5941,51 +5508,16 @@
                 <w:szCs w:val="40"/>
               </w:rPr>
             </w:pPr>
-            <w:proofErr w:type="spellStart"/>
-            <w:r>
-              <w:rPr>
-                <w:rFonts w:ascii="BRH Devanagari Extra" w:hAnsi="BRH Devanagari Extra" w:cs="BRH Devanagari Extra"/>
-                <w:color w:val="000000"/>
-                <w:sz w:val="40"/>
-                <w:szCs w:val="40"/>
-                <w:lang w:bidi="ml-IN"/>
-              </w:rPr>
-              <w:t>wÉQèû</w:t>
-            </w:r>
-            <w:proofErr w:type="spellEnd"/>
-            <w:r>
-              <w:rPr>
-                <w:rFonts w:ascii="BRH Devanagari Extra" w:hAnsi="BRH Devanagari Extra" w:cs="BRH Devanagari Extra"/>
-                <w:color w:val="000000"/>
-                <w:sz w:val="40"/>
-                <w:szCs w:val="40"/>
-                <w:lang w:bidi="ml-IN"/>
-              </w:rPr>
-              <w:t xml:space="preserve"> </w:t>
-            </w:r>
-            <w:proofErr w:type="spellStart"/>
-            <w:r>
-              <w:rPr>
-                <w:rFonts w:ascii="BRH Devanagari Extra" w:hAnsi="BRH Devanagari Extra" w:cs="BRH Devanagari Extra"/>
-                <w:color w:val="000000"/>
-                <w:sz w:val="40"/>
-                <w:szCs w:val="40"/>
-                <w:lang w:bidi="ml-IN"/>
-              </w:rPr>
-              <w:t>uÉæ</w:t>
-            </w:r>
-            <w:proofErr w:type="spellEnd"/>
-            <w:r>
-              <w:rPr>
-                <w:rFonts w:ascii="BRH Devanagari Extra" w:hAnsi="BRH Devanagari Extra" w:cs="BRH Devanagari Extra"/>
-                <w:color w:val="000000"/>
-                <w:sz w:val="40"/>
-                <w:szCs w:val="40"/>
-                <w:lang w:bidi="ml-IN"/>
-              </w:rPr>
-              <w:t xml:space="preserve"> | </w:t>
-            </w:r>
-            <w:proofErr w:type="spellStart"/>
+            <w:r>
+              <w:rPr>
+                <w:rFonts w:ascii="BRH Devanagari Extra" w:hAnsi="BRH Devanagari Extra" w:cs="BRH Devanagari Extra"/>
+                <w:color w:val="000000"/>
+                <w:sz w:val="40"/>
+                <w:szCs w:val="40"/>
+                <w:lang w:bidi="ml-IN"/>
+              </w:rPr>
+              <w:t xml:space="preserve">wÉQèû uÉæ | </w:t>
+            </w:r>
             <w:r>
               <w:rPr>
                 <w:rFonts w:ascii="BRH Devanagari Extra" w:hAnsi="BRH Devanagari Extra" w:cs="BRH Devanagari Extra"/>
@@ -5997,7 +5529,6 @@
               </w:rPr>
               <w:t>uÉÉ</w:t>
             </w:r>
-            <w:proofErr w:type="spellEnd"/>
             <w:r>
               <w:rPr>
                 <w:rFonts w:ascii="BRH Malayalam Extra" w:hAnsi="BRH Malayalam Extra" w:cs="BRH Devanagari Extra"/>
@@ -6031,27 +5562,15 @@
               </w:rPr>
               <w:t>–</w:t>
             </w:r>
-            <w:proofErr w:type="spellStart"/>
-            <w:r>
-              <w:rPr>
-                <w:rFonts w:ascii="BRH Devanagari Extra" w:hAnsi="BRH Devanagari Extra" w:cs="BRH Devanagari Extra"/>
-                <w:color w:val="000000"/>
-                <w:sz w:val="40"/>
-                <w:szCs w:val="40"/>
-                <w:lang w:bidi="ml-IN"/>
-              </w:rPr>
-              <w:t>iÉuÉþÈ</w:t>
-            </w:r>
-            <w:proofErr w:type="spellEnd"/>
-            <w:r>
-              <w:rPr>
-                <w:rFonts w:ascii="BRH Devanagari Extra" w:hAnsi="BRH Devanagari Extra" w:cs="BRH Devanagari Extra"/>
-                <w:color w:val="000000"/>
-                <w:sz w:val="40"/>
-                <w:szCs w:val="40"/>
-                <w:lang w:bidi="ml-IN"/>
-              </w:rPr>
-              <w:t xml:space="preserve"> |</w:t>
+            <w:r>
+              <w:rPr>
+                <w:rFonts w:ascii="BRH Devanagari Extra" w:hAnsi="BRH Devanagari Extra" w:cs="BRH Devanagari Extra"/>
+                <w:color w:val="000000"/>
+                <w:sz w:val="40"/>
+                <w:szCs w:val="40"/>
+                <w:lang w:bidi="ml-IN"/>
+              </w:rPr>
+              <w:t>iÉuÉþÈ |</w:t>
             </w:r>
           </w:p>
         </w:tc>
@@ -6073,51 +5592,16 @@
                 <w:szCs w:val="40"/>
               </w:rPr>
             </w:pPr>
-            <w:proofErr w:type="spellStart"/>
-            <w:r>
-              <w:rPr>
-                <w:rFonts w:ascii="BRH Devanagari Extra" w:hAnsi="BRH Devanagari Extra" w:cs="BRH Devanagari Extra"/>
-                <w:color w:val="000000"/>
-                <w:sz w:val="40"/>
-                <w:szCs w:val="40"/>
-                <w:lang w:bidi="ml-IN"/>
-              </w:rPr>
-              <w:t>wÉQèû</w:t>
-            </w:r>
-            <w:proofErr w:type="spellEnd"/>
-            <w:r>
-              <w:rPr>
-                <w:rFonts w:ascii="BRH Devanagari Extra" w:hAnsi="BRH Devanagari Extra" w:cs="BRH Devanagari Extra"/>
-                <w:color w:val="000000"/>
-                <w:sz w:val="40"/>
-                <w:szCs w:val="40"/>
-                <w:lang w:bidi="ml-IN"/>
-              </w:rPr>
-              <w:t xml:space="preserve"> </w:t>
-            </w:r>
-            <w:proofErr w:type="spellStart"/>
-            <w:r>
-              <w:rPr>
-                <w:rFonts w:ascii="BRH Devanagari Extra" w:hAnsi="BRH Devanagari Extra" w:cs="BRH Devanagari Extra"/>
-                <w:color w:val="000000"/>
-                <w:sz w:val="40"/>
-                <w:szCs w:val="40"/>
-                <w:lang w:bidi="ml-IN"/>
-              </w:rPr>
-              <w:t>uÉæ</w:t>
-            </w:r>
-            <w:proofErr w:type="spellEnd"/>
-            <w:r>
-              <w:rPr>
-                <w:rFonts w:ascii="BRH Devanagari Extra" w:hAnsi="BRH Devanagari Extra" w:cs="BRH Devanagari Extra"/>
-                <w:color w:val="000000"/>
-                <w:sz w:val="40"/>
-                <w:szCs w:val="40"/>
-                <w:lang w:bidi="ml-IN"/>
-              </w:rPr>
-              <w:t xml:space="preserve"> | </w:t>
-            </w:r>
-            <w:proofErr w:type="spellStart"/>
+            <w:r>
+              <w:rPr>
+                <w:rFonts w:ascii="BRH Devanagari Extra" w:hAnsi="BRH Devanagari Extra" w:cs="BRH Devanagari Extra"/>
+                <w:color w:val="000000"/>
+                <w:sz w:val="40"/>
+                <w:szCs w:val="40"/>
+                <w:lang w:bidi="ml-IN"/>
+              </w:rPr>
+              <w:t xml:space="preserve">wÉQèû uÉæ | </w:t>
+            </w:r>
             <w:r>
               <w:rPr>
                 <w:rFonts w:ascii="BRH Devanagari Extra" w:hAnsi="BRH Devanagari Extra" w:cs="BRH Devanagari Extra"/>
@@ -6129,7 +5613,6 @@
               </w:rPr>
               <w:t>uÉÉ</w:t>
             </w:r>
-            <w:proofErr w:type="spellEnd"/>
             <w:r>
               <w:rPr>
                 <w:rFonts w:ascii="BRH Devanagari Extra" w:hAnsi="BRH Devanagari Extra" w:cs="BRH Devanagari Extra"/>
@@ -6151,27 +5634,15 @@
               </w:rPr>
               <w:t>–</w:t>
             </w:r>
-            <w:proofErr w:type="spellStart"/>
-            <w:r>
-              <w:rPr>
-                <w:rFonts w:ascii="BRH Devanagari Extra" w:hAnsi="BRH Devanagari Extra" w:cs="BRH Devanagari Extra"/>
-                <w:color w:val="000000"/>
-                <w:sz w:val="40"/>
-                <w:szCs w:val="40"/>
-                <w:lang w:bidi="ml-IN"/>
-              </w:rPr>
-              <w:t>iÉuÉþÈ</w:t>
-            </w:r>
-            <w:proofErr w:type="spellEnd"/>
-            <w:r>
-              <w:rPr>
-                <w:rFonts w:ascii="BRH Devanagari Extra" w:hAnsi="BRH Devanagari Extra" w:cs="BRH Devanagari Extra"/>
-                <w:color w:val="000000"/>
-                <w:sz w:val="40"/>
-                <w:szCs w:val="40"/>
-                <w:lang w:bidi="ml-IN"/>
-              </w:rPr>
-              <w:t xml:space="preserve"> |</w:t>
+            <w:r>
+              <w:rPr>
+                <w:rFonts w:ascii="BRH Devanagari Extra" w:hAnsi="BRH Devanagari Extra" w:cs="BRH Devanagari Extra"/>
+                <w:color w:val="000000"/>
+                <w:sz w:val="40"/>
+                <w:szCs w:val="40"/>
+                <w:lang w:bidi="ml-IN"/>
+              </w:rPr>
+              <w:t>iÉuÉþÈ |</w:t>
             </w:r>
           </w:p>
         </w:tc>
@@ -6305,57 +5776,25 @@
                 <w:lang w:val="en-IN" w:eastAsia="en-IN" w:bidi="ml-IN"/>
               </w:rPr>
             </w:pPr>
-            <w:proofErr w:type="spellStart"/>
-            <w:r>
-              <w:rPr>
-                <w:rFonts w:ascii="BRH Devanagari Extra" w:hAnsi="BRH Devanagari Extra" w:cs="BRH Devanagari Extra"/>
-                <w:sz w:val="40"/>
-                <w:szCs w:val="40"/>
-                <w:lang w:bidi="ml-IN"/>
-              </w:rPr>
-              <w:t>ÌlÉUç</w:t>
-            </w:r>
-            <w:proofErr w:type="spellEnd"/>
-            <w:r>
-              <w:rPr>
-                <w:rFonts w:ascii="BRH Devanagari Extra" w:hAnsi="BRH Devanagari Extra" w:cs="BRH Devanagari Extra"/>
-                <w:sz w:val="40"/>
-                <w:szCs w:val="40"/>
-                <w:lang w:bidi="ml-IN"/>
-              </w:rPr>
-              <w:t xml:space="preserve">. </w:t>
-            </w:r>
-            <w:proofErr w:type="spellStart"/>
-            <w:r>
-              <w:rPr>
-                <w:rFonts w:ascii="BRH Devanagari Extra" w:hAnsi="BRH Devanagari Extra" w:cs="BRH Devanagari Extra"/>
-                <w:sz w:val="40"/>
-                <w:szCs w:val="40"/>
-                <w:lang w:bidi="ml-IN"/>
-              </w:rPr>
-              <w:t>WûþhrÉÉiÉç</w:t>
-            </w:r>
-            <w:proofErr w:type="spellEnd"/>
-            <w:r>
-              <w:rPr>
-                <w:rFonts w:ascii="BRH Devanagari Extra" w:hAnsi="BRH Devanagari Extra" w:cs="BRH Devanagari Extra"/>
-                <w:sz w:val="40"/>
-                <w:szCs w:val="40"/>
-                <w:lang w:bidi="ml-IN"/>
-              </w:rPr>
-              <w:t xml:space="preserve"> | Wû</w:t>
-            </w:r>
-            <w:r>
-              <w:rPr>
-                <w:rFonts w:ascii="BRH Malayalam Extra" w:hAnsi="BRH Malayalam Extra" w:cs="BRH Devanagari Extra"/>
-                <w:b/>
-                <w:sz w:val="32"/>
-                <w:szCs w:val="40"/>
-                <w:lang w:bidi="ml-IN"/>
-              </w:rPr>
-              <w:t>–</w:t>
-            </w:r>
-            <w:proofErr w:type="spellStart"/>
+            <w:r>
+              <w:rPr>
+                <w:rFonts w:ascii="BRH Devanagari Extra" w:hAnsi="BRH Devanagari Extra" w:cs="BRH Devanagari Extra"/>
+                <w:sz w:val="40"/>
+                <w:szCs w:val="40"/>
+                <w:lang w:bidi="ml-IN"/>
+              </w:rPr>
+              <w:t>ÌlÉUç. WûþhrÉÉiÉç | Wû</w:t>
+            </w:r>
+            <w:r>
+              <w:rPr>
+                <w:rFonts w:ascii="BRH Malayalam Extra" w:hAnsi="BRH Malayalam Extra" w:cs="BRH Devanagari Extra"/>
+                <w:b/>
+                <w:sz w:val="32"/>
+                <w:szCs w:val="40"/>
+                <w:lang w:bidi="ml-IN"/>
+              </w:rPr>
+              <w:t>–</w:t>
+            </w:r>
             <w:r>
               <w:rPr>
                 <w:rFonts w:ascii="BRH Devanagari Extra" w:hAnsi="BRH Devanagari Extra" w:cs="BRH Devanagari Extra"/>
@@ -6366,7 +5805,6 @@
               </w:rPr>
               <w:t>lrÉÉ</w:t>
             </w:r>
-            <w:proofErr w:type="spellEnd"/>
             <w:r>
               <w:rPr>
                 <w:rFonts w:ascii="BRH Malayalam Extra" w:hAnsi="BRH Malayalam Extra" w:cs="BRH Devanagari Extra"/>
@@ -6385,27 +5823,7 @@
                 <w:szCs w:val="40"/>
                 <w:lang w:bidi="ml-IN"/>
               </w:rPr>
-              <w:t xml:space="preserve">jÉç </w:t>
-            </w:r>
-            <w:proofErr w:type="spellStart"/>
-            <w:r>
-              <w:rPr>
-                <w:rFonts w:ascii="BRH Devanagari Extra" w:hAnsi="BRH Devanagari Extra" w:cs="BRH Devanagari Extra"/>
-                <w:sz w:val="40"/>
-                <w:szCs w:val="40"/>
-                <w:lang w:bidi="ml-IN"/>
-              </w:rPr>
-              <w:t>wÉQÒûþ±ÉqÉqÉç</w:t>
-            </w:r>
-            <w:proofErr w:type="spellEnd"/>
-            <w:r>
-              <w:rPr>
-                <w:rFonts w:ascii="BRH Devanagari Extra" w:hAnsi="BRH Devanagari Extra" w:cs="BRH Devanagari Extra"/>
-                <w:sz w:val="40"/>
-                <w:szCs w:val="40"/>
-                <w:lang w:bidi="ml-IN"/>
-              </w:rPr>
-              <w:t xml:space="preserve"> |</w:t>
+              <w:t>jÉç wÉQÒûþ±ÉqÉqÉç |</w:t>
             </w:r>
           </w:p>
         </w:tc>
@@ -6428,45 +5846,14 @@
                 <w:lang w:val="en-IN" w:eastAsia="en-IN" w:bidi="ml-IN"/>
               </w:rPr>
             </w:pPr>
-            <w:proofErr w:type="spellStart"/>
-            <w:r>
-              <w:rPr>
-                <w:rFonts w:ascii="BRH Devanagari Extra" w:hAnsi="BRH Devanagari Extra" w:cs="BRH Devanagari Extra"/>
-                <w:sz w:val="40"/>
-                <w:szCs w:val="40"/>
-                <w:lang w:bidi="ml-IN"/>
-              </w:rPr>
-              <w:t>ÌlÉUç</w:t>
-            </w:r>
-            <w:proofErr w:type="spellEnd"/>
-            <w:r>
-              <w:rPr>
-                <w:rFonts w:ascii="BRH Devanagari Extra" w:hAnsi="BRH Devanagari Extra" w:cs="BRH Devanagari Extra"/>
-                <w:sz w:val="40"/>
-                <w:szCs w:val="40"/>
-                <w:lang w:bidi="ml-IN"/>
-              </w:rPr>
-              <w:t xml:space="preserve">. </w:t>
-            </w:r>
-            <w:proofErr w:type="spellStart"/>
-            <w:r>
-              <w:rPr>
-                <w:rFonts w:ascii="BRH Devanagari Extra" w:hAnsi="BRH Devanagari Extra" w:cs="BRH Devanagari Extra"/>
-                <w:sz w:val="40"/>
-                <w:szCs w:val="40"/>
-                <w:lang w:bidi="ml-IN"/>
-              </w:rPr>
-              <w:t>WûþhrÉÉiÉç</w:t>
-            </w:r>
-            <w:proofErr w:type="spellEnd"/>
-            <w:r>
-              <w:rPr>
-                <w:rFonts w:ascii="BRH Devanagari Extra" w:hAnsi="BRH Devanagari Extra" w:cs="BRH Devanagari Extra"/>
-                <w:sz w:val="40"/>
-                <w:szCs w:val="40"/>
-                <w:lang w:bidi="ml-IN"/>
-              </w:rPr>
-              <w:t xml:space="preserve"> | Wû</w:t>
+            <w:r>
+              <w:rPr>
+                <w:rFonts w:ascii="BRH Devanagari Extra" w:hAnsi="BRH Devanagari Extra" w:cs="BRH Devanagari Extra"/>
+                <w:sz w:val="40"/>
+                <w:szCs w:val="40"/>
+                <w:lang w:bidi="ml-IN"/>
+              </w:rPr>
+              <w:t>ÌlÉUç. WûþhrÉÉiÉç | Wû</w:t>
             </w:r>
             <w:r>
               <w:rPr>
@@ -6479,7 +5866,6 @@
               </w:rPr>
               <w:t>–</w:t>
             </w:r>
-            <w:proofErr w:type="spellStart"/>
             <w:r>
               <w:rPr>
                 <w:rFonts w:ascii="BRH Devanagari Extra" w:hAnsi="BRH Devanagari Extra" w:cs="BRH Devanagari Extra"/>
@@ -6490,45 +5876,24 @@
               </w:rPr>
               <w:t>hrÉÉ</w:t>
             </w:r>
-            <w:proofErr w:type="spellEnd"/>
-            <w:r>
-              <w:rPr>
-                <w:rFonts w:ascii="BRH Malayalam Extra" w:hAnsi="BRH Malayalam Extra" w:cs="BRH Devanagari Extra"/>
-                <w:b/>
-                <w:sz w:val="32"/>
-                <w:szCs w:val="40"/>
-                <w:lang w:bidi="ml-IN"/>
-              </w:rPr>
-              <w:t>–</w:t>
-            </w:r>
-            <w:r>
-              <w:rPr>
-                <w:rFonts w:ascii="BRH Devanagari Extra" w:hAnsi="BRH Devanagari Extra" w:cs="BRH Devanagari Extra"/>
-                <w:sz w:val="40"/>
-                <w:szCs w:val="40"/>
-                <w:lang w:bidi="ml-IN"/>
-              </w:rPr>
-              <w:t xml:space="preserve">jÉç </w:t>
-            </w:r>
-            <w:proofErr w:type="spellStart"/>
-            <w:r>
-              <w:rPr>
-                <w:rFonts w:ascii="BRH Devanagari Extra" w:hAnsi="BRH Devanagari Extra" w:cs="BRH Devanagari Extra"/>
-                <w:sz w:val="40"/>
-                <w:szCs w:val="40"/>
-                <w:lang w:bidi="ml-IN"/>
-              </w:rPr>
-              <w:t>wÉQÒûþ±ÉqÉqÉç</w:t>
-            </w:r>
-            <w:proofErr w:type="spellEnd"/>
-            <w:r>
-              <w:rPr>
-                <w:rFonts w:ascii="BRH Devanagari Extra" w:hAnsi="BRH Devanagari Extra" w:cs="BRH Devanagari Extra"/>
-                <w:sz w:val="40"/>
-                <w:szCs w:val="40"/>
-                <w:lang w:bidi="ml-IN"/>
-              </w:rPr>
-              <w:t xml:space="preserve"> |</w:t>
+            <w:r>
+              <w:rPr>
+                <w:rFonts w:ascii="BRH Malayalam Extra" w:hAnsi="BRH Malayalam Extra" w:cs="BRH Devanagari Extra"/>
+                <w:b/>
+                <w:sz w:val="32"/>
+                <w:szCs w:val="40"/>
+                <w:lang w:bidi="ml-IN"/>
+              </w:rPr>
+              <w:t>–</w:t>
+            </w:r>
+            <w:r>
+              <w:rPr>
+                <w:rFonts w:ascii="BRH Devanagari Extra" w:hAnsi="BRH Devanagari Extra" w:cs="BRH Devanagari Extra"/>
+                <w:sz w:val="40"/>
+                <w:szCs w:val="40"/>
+                <w:lang w:bidi="ml-IN"/>
+              </w:rPr>
+              <w:t>jÉç wÉQÒûþ±ÉqÉqÉç |</w:t>
             </w:r>
           </w:p>
         </w:tc>
@@ -6566,6 +5931,7 @@
                 <w:sz w:val="28"/>
                 <w:szCs w:val="32"/>
               </w:rPr>
+              <w:lastRenderedPageBreak/>
               <w:t>T.S.5.6.10.2 – Kramam</w:t>
             </w:r>
           </w:p>
@@ -6682,7 +6048,6 @@
               </w:rPr>
               <w:t>–</w:t>
             </w:r>
-            <w:proofErr w:type="spellStart"/>
             <w:r>
               <w:rPr>
                 <w:rFonts w:ascii="BRH Devanagari Extra" w:hAnsi="BRH Devanagari Extra" w:cs="BRH Devanagari Extra"/>
@@ -6693,39 +6058,26 @@
               </w:rPr>
               <w:t>YrÉÉ</w:t>
             </w:r>
-            <w:proofErr w:type="spellEnd"/>
-            <w:r>
-              <w:rPr>
-                <w:rFonts w:ascii="BRH Malayalam Extra" w:hAnsi="BRH Malayalam Extra" w:cs="BRH Devanagari Extra"/>
-                <w:b/>
-                <w:color w:val="000000"/>
-                <w:sz w:val="32"/>
-                <w:szCs w:val="40"/>
-                <w:lang w:bidi="ml-IN"/>
-              </w:rPr>
-              <w:t>–</w:t>
-            </w:r>
-            <w:proofErr w:type="spellStart"/>
-            <w:r>
-              <w:rPr>
-                <w:rFonts w:ascii="BRH Devanagari Extra" w:hAnsi="BRH Devanagari Extra" w:cs="BRH Devanagari Extra"/>
-                <w:color w:val="000000"/>
-                <w:sz w:val="40"/>
-                <w:szCs w:val="40"/>
-                <w:lang w:bidi="ml-IN"/>
-              </w:rPr>
-              <w:t>lÉqÉÌ¨Éþ</w:t>
-            </w:r>
-            <w:proofErr w:type="spellEnd"/>
-            <w:r>
-              <w:rPr>
-                <w:rFonts w:ascii="BRH Devanagari Extra" w:hAnsi="BRH Devanagari Extra" w:cs="BRH Devanagari Extra"/>
-                <w:color w:val="000000"/>
-                <w:sz w:val="40"/>
-                <w:szCs w:val="40"/>
-                <w:lang w:bidi="ml-IN"/>
-              </w:rPr>
-              <w:t xml:space="preserve"> | A</w:t>
+            <w:r>
+              <w:rPr>
+                <w:rFonts w:ascii="BRH Malayalam Extra" w:hAnsi="BRH Malayalam Extra" w:cs="BRH Devanagari Extra"/>
+                <w:b/>
+                <w:color w:val="000000"/>
+                <w:sz w:val="32"/>
+                <w:szCs w:val="40"/>
+                <w:lang w:bidi="ml-IN"/>
+              </w:rPr>
+              <w:t>–</w:t>
+            </w:r>
+            <w:r>
+              <w:rPr>
+                <w:rFonts w:ascii="BRH Devanagari Extra" w:hAnsi="BRH Devanagari Extra" w:cs="BRH Devanagari Extra"/>
+                <w:color w:val="000000"/>
+                <w:sz w:val="40"/>
+                <w:szCs w:val="40"/>
+                <w:lang w:bidi="ml-IN"/>
+              </w:rPr>
+              <w:t>lÉqÉÌ¨Éþ | A</w:t>
             </w:r>
             <w:r>
               <w:rPr>
@@ -6789,7 +6141,6 @@
               </w:rPr>
               <w:t>–</w:t>
             </w:r>
-            <w:proofErr w:type="spellStart"/>
             <w:r>
               <w:rPr>
                 <w:rFonts w:ascii="BRH Devanagari Extra" w:hAnsi="BRH Devanagari Extra" w:cs="BRH Devanagari Extra"/>
@@ -6800,39 +6151,26 @@
               </w:rPr>
               <w:t>YrÉÉ</w:t>
             </w:r>
-            <w:proofErr w:type="spellEnd"/>
-            <w:r>
-              <w:rPr>
-                <w:rFonts w:ascii="BRH Malayalam Extra" w:hAnsi="BRH Malayalam Extra" w:cs="BRH Devanagari Extra"/>
-                <w:b/>
-                <w:color w:val="000000"/>
-                <w:sz w:val="32"/>
-                <w:szCs w:val="40"/>
-                <w:lang w:bidi="ml-IN"/>
-              </w:rPr>
-              <w:t>–</w:t>
-            </w:r>
-            <w:proofErr w:type="spellStart"/>
-            <w:r>
-              <w:rPr>
-                <w:rFonts w:ascii="BRH Devanagari Extra" w:hAnsi="BRH Devanagari Extra" w:cs="BRH Devanagari Extra"/>
-                <w:color w:val="000000"/>
-                <w:sz w:val="40"/>
-                <w:szCs w:val="40"/>
-                <w:lang w:bidi="ml-IN"/>
-              </w:rPr>
-              <w:t>lÉqÉÌ¨Éþ</w:t>
-            </w:r>
-            <w:proofErr w:type="spellEnd"/>
-            <w:r>
-              <w:rPr>
-                <w:rFonts w:ascii="BRH Devanagari Extra" w:hAnsi="BRH Devanagari Extra" w:cs="BRH Devanagari Extra"/>
-                <w:color w:val="000000"/>
-                <w:sz w:val="40"/>
-                <w:szCs w:val="40"/>
-                <w:lang w:bidi="ml-IN"/>
-              </w:rPr>
-              <w:t xml:space="preserve"> | A</w:t>
+            <w:r>
+              <w:rPr>
+                <w:rFonts w:ascii="BRH Malayalam Extra" w:hAnsi="BRH Malayalam Extra" w:cs="BRH Devanagari Extra"/>
+                <w:b/>
+                <w:color w:val="000000"/>
+                <w:sz w:val="32"/>
+                <w:szCs w:val="40"/>
+                <w:lang w:bidi="ml-IN"/>
+              </w:rPr>
+              <w:t>–</w:t>
+            </w:r>
+            <w:r>
+              <w:rPr>
+                <w:rFonts w:ascii="BRH Devanagari Extra" w:hAnsi="BRH Devanagari Extra" w:cs="BRH Devanagari Extra"/>
+                <w:color w:val="000000"/>
+                <w:sz w:val="40"/>
+                <w:szCs w:val="40"/>
+                <w:lang w:bidi="ml-IN"/>
+              </w:rPr>
+              <w:t>lÉqÉÌ¨Éþ | A</w:t>
             </w:r>
             <w:r>
               <w:rPr>
@@ -6901,7 +6239,6 @@
                 <w:sz w:val="28"/>
                 <w:szCs w:val="32"/>
               </w:rPr>
-              <w:lastRenderedPageBreak/>
               <w:t>T.S.5.6.11.1 – Kramam</w:t>
             </w:r>
           </w:p>
@@ -6998,7 +6335,6 @@
                 <w:lang w:val="en-IN" w:eastAsia="en-IN" w:bidi="ml-IN"/>
               </w:rPr>
             </w:pPr>
-            <w:proofErr w:type="spellStart"/>
             <w:r>
               <w:rPr>
                 <w:rFonts w:ascii="BRH Devanagari Extra" w:hAnsi="BRH Devanagari Extra" w:cs="BRH Devanagari Extra"/>
@@ -7009,19 +6345,17 @@
               </w:rPr>
               <w:t>zrÉå</w:t>
             </w:r>
-            <w:proofErr w:type="spellEnd"/>
-            <w:r>
-              <w:rPr>
-                <w:rFonts w:ascii="BRH Malayalam Extra" w:hAnsi="BRH Malayalam Extra" w:cs="BRH Devanagari Extra"/>
-                <w:b/>
-                <w:color w:val="000000"/>
-                <w:sz w:val="32"/>
-                <w:szCs w:val="40"/>
-                <w:lang w:bidi="ml-IN"/>
-              </w:rPr>
-              <w:t>–</w:t>
-            </w:r>
-            <w:proofErr w:type="spellStart"/>
+            <w:r>
+              <w:rPr>
+                <w:rFonts w:ascii="BRH Malayalam Extra" w:hAnsi="BRH Malayalam Extra" w:cs="BRH Devanagari Extra"/>
+                <w:b/>
+                <w:color w:val="000000"/>
+                <w:sz w:val="32"/>
+                <w:szCs w:val="40"/>
+                <w:lang w:bidi="ml-IN"/>
+              </w:rPr>
+              <w:t>–</w:t>
+            </w:r>
             <w:r>
               <w:rPr>
                 <w:rFonts w:ascii="BRH Devanagari Extra" w:hAnsi="BRH Devanagari Extra" w:cs="BRH Devanagari Extra"/>
@@ -7032,51 +6366,27 @@
               </w:rPr>
               <w:t>iÉÉ</w:t>
             </w:r>
-            <w:proofErr w:type="spellEnd"/>
-            <w:r>
-              <w:rPr>
-                <w:rFonts w:ascii="BRH Malayalam Extra" w:hAnsi="BRH Malayalam Extra" w:cs="BRH Devanagari Extra"/>
-                <w:b/>
-                <w:color w:val="000000"/>
-                <w:sz w:val="32"/>
-                <w:szCs w:val="40"/>
-                <w:lang w:bidi="ml-IN"/>
-              </w:rPr>
-              <w:t>–</w:t>
-            </w:r>
-            <w:r>
-              <w:rPr>
-                <w:rFonts w:ascii="BRH Devanagari Extra" w:hAnsi="BRH Devanagari Extra" w:cs="BRH Devanagari Extra"/>
-                <w:color w:val="000000"/>
-                <w:sz w:val="40"/>
-                <w:szCs w:val="40"/>
-                <w:lang w:bidi="ml-IN"/>
-              </w:rPr>
-              <w:t xml:space="preserve">¤É </w:t>
-            </w:r>
-            <w:proofErr w:type="spellStart"/>
-            <w:r>
-              <w:rPr>
-                <w:rFonts w:ascii="BRH Devanagari Extra" w:hAnsi="BRH Devanagari Extra" w:cs="BRH Devanagari Extra"/>
-                <w:color w:val="000000"/>
-                <w:sz w:val="40"/>
-                <w:szCs w:val="40"/>
-                <w:lang w:bidi="ml-IN"/>
-              </w:rPr>
-              <w:t>CÌiÉþ</w:t>
-            </w:r>
-            <w:proofErr w:type="spellEnd"/>
-            <w:r>
-              <w:rPr>
-                <w:rFonts w:ascii="BRH Devanagari Extra" w:hAnsi="BRH Devanagari Extra" w:cs="BRH Devanagari Extra"/>
-                <w:color w:val="000000"/>
-                <w:sz w:val="40"/>
-                <w:szCs w:val="40"/>
-                <w:lang w:bidi="ml-IN"/>
-              </w:rPr>
-              <w:t xml:space="preserve"> </w:t>
-            </w:r>
-            <w:proofErr w:type="spellStart"/>
+            <w:r>
+              <w:rPr>
+                <w:rFonts w:ascii="BRH Malayalam Extra" w:hAnsi="BRH Malayalam Extra" w:cs="BRH Devanagari Extra"/>
+                <w:b/>
+                <w:color w:val="000000"/>
+                <w:sz w:val="32"/>
+                <w:szCs w:val="40"/>
+                <w:lang w:bidi="ml-IN"/>
+              </w:rPr>
+              <w:t>–</w:t>
+            </w:r>
+            <w:r>
+              <w:rPr>
+                <w:rFonts w:ascii="BRH Devanagari Extra" w:hAnsi="BRH Devanagari Extra" w:cs="BRH Devanagari Extra"/>
+                <w:color w:val="000000"/>
+                <w:sz w:val="40"/>
+                <w:szCs w:val="40"/>
+                <w:lang w:bidi="ml-IN"/>
+              </w:rPr>
+              <w:t xml:space="preserve">¤É CÌiÉþ </w:t>
+            </w:r>
             <w:r>
               <w:rPr>
                 <w:rFonts w:ascii="BRH Devanagari Extra" w:hAnsi="BRH Devanagari Extra" w:cs="BRH Devanagari Extra"/>
@@ -7096,18 +6406,7 @@
                 <w:szCs w:val="40"/>
                 <w:lang w:bidi="ml-IN"/>
               </w:rPr>
-              <w:t>åiÉ</w:t>
-            </w:r>
-            <w:proofErr w:type="spellEnd"/>
-            <w:r>
-              <w:rPr>
-                <w:rFonts w:ascii="BRH Devanagari Extra" w:hAnsi="BRH Devanagari Extra" w:cs="BRH Devanagari Extra"/>
-                <w:color w:val="000000"/>
-                <w:sz w:val="40"/>
-                <w:szCs w:val="40"/>
-                <w:lang w:bidi="ml-IN"/>
-              </w:rPr>
-              <w:t xml:space="preserve"> - A</w:t>
+              <w:t>åiÉ - A</w:t>
             </w:r>
             <w:r>
               <w:rPr>
@@ -7151,7 +6450,6 @@
                 <w:lang w:val="en-IN" w:eastAsia="en-IN" w:bidi="ml-IN"/>
               </w:rPr>
             </w:pPr>
-            <w:proofErr w:type="spellStart"/>
             <w:r>
               <w:rPr>
                 <w:rFonts w:ascii="BRH Devanagari Extra" w:hAnsi="BRH Devanagari Extra" w:cs="BRH Devanagari Extra"/>
@@ -7162,19 +6460,17 @@
               </w:rPr>
               <w:t>zrÉå</w:t>
             </w:r>
-            <w:proofErr w:type="spellEnd"/>
-            <w:r>
-              <w:rPr>
-                <w:rFonts w:ascii="BRH Malayalam Extra" w:hAnsi="BRH Malayalam Extra" w:cs="BRH Devanagari Extra"/>
-                <w:b/>
-                <w:color w:val="000000"/>
-                <w:sz w:val="32"/>
-                <w:szCs w:val="40"/>
-                <w:lang w:bidi="ml-IN"/>
-              </w:rPr>
-              <w:t>–</w:t>
-            </w:r>
-            <w:proofErr w:type="spellStart"/>
+            <w:r>
+              <w:rPr>
+                <w:rFonts w:ascii="BRH Malayalam Extra" w:hAnsi="BRH Malayalam Extra" w:cs="BRH Devanagari Extra"/>
+                <w:b/>
+                <w:color w:val="000000"/>
+                <w:sz w:val="32"/>
+                <w:szCs w:val="40"/>
+                <w:lang w:bidi="ml-IN"/>
+              </w:rPr>
+              <w:t>–</w:t>
+            </w:r>
             <w:r>
               <w:rPr>
                 <w:rFonts w:ascii="BRH Devanagari Extra" w:hAnsi="BRH Devanagari Extra" w:cs="BRH Devanagari Extra"/>
@@ -7185,51 +6481,27 @@
               </w:rPr>
               <w:t>iÉÉ</w:t>
             </w:r>
-            <w:proofErr w:type="spellEnd"/>
-            <w:r>
-              <w:rPr>
-                <w:rFonts w:ascii="BRH Malayalam Extra" w:hAnsi="BRH Malayalam Extra" w:cs="BRH Devanagari Extra"/>
-                <w:b/>
-                <w:color w:val="000000"/>
-                <w:sz w:val="32"/>
-                <w:szCs w:val="40"/>
-                <w:lang w:bidi="ml-IN"/>
-              </w:rPr>
-              <w:t>–</w:t>
-            </w:r>
-            <w:r>
-              <w:rPr>
-                <w:rFonts w:ascii="BRH Devanagari Extra" w:hAnsi="BRH Devanagari Extra" w:cs="BRH Devanagari Extra"/>
-                <w:color w:val="000000"/>
-                <w:sz w:val="40"/>
-                <w:szCs w:val="40"/>
-                <w:lang w:bidi="ml-IN"/>
-              </w:rPr>
-              <w:t xml:space="preserve">¤É </w:t>
-            </w:r>
-            <w:proofErr w:type="spellStart"/>
-            <w:r>
-              <w:rPr>
-                <w:rFonts w:ascii="BRH Devanagari Extra" w:hAnsi="BRH Devanagari Extra" w:cs="BRH Devanagari Extra"/>
-                <w:color w:val="000000"/>
-                <w:sz w:val="40"/>
-                <w:szCs w:val="40"/>
-                <w:lang w:bidi="ml-IN"/>
-              </w:rPr>
-              <w:t>CÌiÉþ</w:t>
-            </w:r>
-            <w:proofErr w:type="spellEnd"/>
-            <w:r>
-              <w:rPr>
-                <w:rFonts w:ascii="BRH Devanagari Extra" w:hAnsi="BRH Devanagari Extra" w:cs="BRH Devanagari Extra"/>
-                <w:color w:val="000000"/>
-                <w:sz w:val="40"/>
-                <w:szCs w:val="40"/>
-                <w:lang w:bidi="ml-IN"/>
-              </w:rPr>
-              <w:t xml:space="preserve"> </w:t>
-            </w:r>
-            <w:proofErr w:type="spellStart"/>
+            <w:r>
+              <w:rPr>
+                <w:rFonts w:ascii="BRH Malayalam Extra" w:hAnsi="BRH Malayalam Extra" w:cs="BRH Devanagari Extra"/>
+                <w:b/>
+                <w:color w:val="000000"/>
+                <w:sz w:val="32"/>
+                <w:szCs w:val="40"/>
+                <w:lang w:bidi="ml-IN"/>
+              </w:rPr>
+              <w:t>–</w:t>
+            </w:r>
+            <w:r>
+              <w:rPr>
+                <w:rFonts w:ascii="BRH Devanagari Extra" w:hAnsi="BRH Devanagari Extra" w:cs="BRH Devanagari Extra"/>
+                <w:color w:val="000000"/>
+                <w:sz w:val="40"/>
+                <w:szCs w:val="40"/>
+                <w:lang w:bidi="ml-IN"/>
+              </w:rPr>
+              <w:t xml:space="preserve">¤É CÌiÉþ </w:t>
+            </w:r>
             <w:r>
               <w:rPr>
                 <w:rFonts w:ascii="BRH Devanagari Extra" w:hAnsi="BRH Devanagari Extra" w:cs="BRH Devanagari Extra"/>
@@ -7249,18 +6521,7 @@
                 <w:szCs w:val="40"/>
                 <w:lang w:bidi="ml-IN"/>
               </w:rPr>
-              <w:t>åiÉ</w:t>
-            </w:r>
-            <w:proofErr w:type="spellEnd"/>
-            <w:r>
-              <w:rPr>
-                <w:rFonts w:ascii="BRH Devanagari Extra" w:hAnsi="BRH Devanagari Extra" w:cs="BRH Devanagari Extra"/>
-                <w:color w:val="000000"/>
-                <w:sz w:val="40"/>
-                <w:szCs w:val="40"/>
-                <w:lang w:bidi="ml-IN"/>
-              </w:rPr>
-              <w:t xml:space="preserve"> - A</w:t>
+              <w:t>åiÉ - A</w:t>
             </w:r>
             <w:r>
               <w:rPr>
@@ -7415,7 +6676,6 @@
                 <w:lang w:val="en-IN" w:eastAsia="en-IN" w:bidi="ml-IN"/>
               </w:rPr>
             </w:pPr>
-            <w:proofErr w:type="spellStart"/>
             <w:r>
               <w:rPr>
                 <w:rFonts w:ascii="BRH Devanagari Extra" w:hAnsi="BRH Devanagari Extra" w:cs="BRH Devanagari Extra"/>
@@ -7426,19 +6686,17 @@
               </w:rPr>
               <w:t>ÍzÉ</w:t>
             </w:r>
-            <w:proofErr w:type="spellEnd"/>
-            <w:r>
-              <w:rPr>
-                <w:rFonts w:ascii="BRH Malayalam Extra" w:hAnsi="BRH Malayalam Extra" w:cs="BRH Devanagari Extra"/>
-                <w:b/>
-                <w:color w:val="000000"/>
-                <w:sz w:val="32"/>
-                <w:szCs w:val="40"/>
-                <w:lang w:bidi="ml-IN"/>
-              </w:rPr>
-              <w:t>–</w:t>
-            </w:r>
-            <w:proofErr w:type="spellStart"/>
+            <w:r>
+              <w:rPr>
+                <w:rFonts w:ascii="BRH Malayalam Extra" w:hAnsi="BRH Malayalam Extra" w:cs="BRH Devanagari Extra"/>
+                <w:b/>
+                <w:color w:val="000000"/>
+                <w:sz w:val="32"/>
+                <w:szCs w:val="40"/>
+                <w:lang w:bidi="ml-IN"/>
+              </w:rPr>
+              <w:t>–</w:t>
+            </w:r>
             <w:r>
               <w:rPr>
                 <w:rFonts w:ascii="BRH Devanagari Extra" w:hAnsi="BRH Devanagari Extra" w:cs="BRH Devanagari Extra"/>
@@ -7449,19 +6707,17 @@
               </w:rPr>
               <w:t>ÌiÉ</w:t>
             </w:r>
-            <w:proofErr w:type="spellEnd"/>
-            <w:r>
-              <w:rPr>
-                <w:rFonts w:ascii="BRH Malayalam Extra" w:hAnsi="BRH Malayalam Extra" w:cs="BRH Devanagari Extra"/>
-                <w:b/>
-                <w:color w:val="000000"/>
-                <w:sz w:val="32"/>
-                <w:szCs w:val="40"/>
-                <w:lang w:bidi="ml-IN"/>
-              </w:rPr>
-              <w:t>–</w:t>
-            </w:r>
-            <w:proofErr w:type="spellStart"/>
+            <w:r>
+              <w:rPr>
+                <w:rFonts w:ascii="BRH Malayalam Extra" w:hAnsi="BRH Malayalam Extra" w:cs="BRH Devanagari Extra"/>
+                <w:b/>
+                <w:color w:val="000000"/>
+                <w:sz w:val="32"/>
+                <w:szCs w:val="40"/>
+                <w:lang w:bidi="ml-IN"/>
+              </w:rPr>
+              <w:t>–</w:t>
+            </w:r>
             <w:r>
               <w:rPr>
                 <w:rFonts w:ascii="BRH Devanagari Extra" w:hAnsi="BRH Devanagari Extra" w:cs="BRH Devanagari Extra"/>
@@ -7483,82 +6739,15 @@
               </w:rPr>
               <w:t>lkÉë</w:t>
             </w:r>
-            <w:proofErr w:type="spellEnd"/>
-            <w:r>
-              <w:rPr>
-                <w:rFonts w:ascii="BRH Devanagari Extra" w:hAnsi="BRH Devanagari Extra" w:cs="BRH Devanagari Extra"/>
-                <w:color w:val="000000"/>
-                <w:sz w:val="40"/>
-                <w:szCs w:val="40"/>
-                <w:lang w:bidi="ml-IN"/>
-              </w:rPr>
-              <w:t xml:space="preserve"> </w:t>
-            </w:r>
-            <w:proofErr w:type="spellStart"/>
-            <w:r>
-              <w:rPr>
-                <w:rFonts w:ascii="BRH Devanagari Extra" w:hAnsi="BRH Devanagari Extra" w:cs="BRH Devanagari Extra"/>
-                <w:color w:val="000000"/>
-                <w:sz w:val="40"/>
-                <w:szCs w:val="40"/>
-                <w:lang w:bidi="ml-IN"/>
-              </w:rPr>
-              <w:t>CÌiÉþ</w:t>
-            </w:r>
-            <w:proofErr w:type="spellEnd"/>
-            <w:r>
-              <w:rPr>
-                <w:rFonts w:ascii="BRH Devanagari Extra" w:hAnsi="BRH Devanagari Extra" w:cs="BRH Devanagari Extra"/>
-                <w:color w:val="000000"/>
-                <w:sz w:val="40"/>
-                <w:szCs w:val="40"/>
-                <w:lang w:bidi="ml-IN"/>
-              </w:rPr>
-              <w:t xml:space="preserve"> </w:t>
-            </w:r>
-            <w:proofErr w:type="spellStart"/>
-            <w:r>
-              <w:rPr>
-                <w:rFonts w:ascii="BRH Devanagari Extra" w:hAnsi="BRH Devanagari Extra" w:cs="BRH Devanagari Extra"/>
-                <w:color w:val="000000"/>
-                <w:sz w:val="40"/>
-                <w:szCs w:val="40"/>
-                <w:lang w:bidi="ml-IN"/>
-              </w:rPr>
-              <w:t>ÍzÉÌiÉ</w:t>
-            </w:r>
-            <w:proofErr w:type="spellEnd"/>
-            <w:r>
-              <w:rPr>
-                <w:rFonts w:ascii="BRH Devanagari Extra" w:hAnsi="BRH Devanagari Extra" w:cs="BRH Devanagari Extra"/>
-                <w:color w:val="000000"/>
-                <w:sz w:val="40"/>
-                <w:szCs w:val="40"/>
-                <w:lang w:bidi="ml-IN"/>
-              </w:rPr>
-              <w:t xml:space="preserve"> - </w:t>
-            </w:r>
-            <w:proofErr w:type="spellStart"/>
-            <w:r>
-              <w:rPr>
-                <w:rFonts w:ascii="BRH Devanagari Extra" w:hAnsi="BRH Devanagari Extra" w:cs="BRH Devanagari Extra"/>
-                <w:color w:val="000000"/>
-                <w:sz w:val="40"/>
-                <w:szCs w:val="40"/>
-                <w:lang w:bidi="ml-IN"/>
-              </w:rPr>
-              <w:t>UlkÉëþÈ</w:t>
-            </w:r>
-            <w:proofErr w:type="spellEnd"/>
-            <w:r>
-              <w:rPr>
-                <w:rFonts w:ascii="BRH Devanagari Extra" w:hAnsi="BRH Devanagari Extra" w:cs="BRH Devanagari Extra"/>
-                <w:color w:val="000000"/>
-                <w:sz w:val="40"/>
-                <w:szCs w:val="40"/>
-                <w:lang w:bidi="ml-IN"/>
-              </w:rPr>
-              <w:t xml:space="preserve"> | </w:t>
+            <w:r>
+              <w:rPr>
+                <w:rFonts w:ascii="BRH Devanagari Extra" w:hAnsi="BRH Devanagari Extra" w:cs="BRH Devanagari Extra"/>
+                <w:color w:val="000000"/>
+                <w:sz w:val="40"/>
+                <w:szCs w:val="40"/>
+                <w:lang w:bidi="ml-IN"/>
+              </w:rPr>
+              <w:t xml:space="preserve"> CÌiÉþ ÍzÉÌiÉ - UlkÉëþÈ | </w:t>
             </w:r>
           </w:p>
         </w:tc>
@@ -7581,7 +6770,6 @@
                 <w:lang w:val="en-IN" w:eastAsia="en-IN" w:bidi="ml-IN"/>
               </w:rPr>
             </w:pPr>
-            <w:proofErr w:type="spellStart"/>
             <w:r>
               <w:rPr>
                 <w:rFonts w:ascii="BRH Devanagari Extra" w:hAnsi="BRH Devanagari Extra" w:cs="BRH Devanagari Extra"/>
@@ -7592,19 +6780,17 @@
               </w:rPr>
               <w:t>ÍzÉ</w:t>
             </w:r>
-            <w:proofErr w:type="spellEnd"/>
-            <w:r>
-              <w:rPr>
-                <w:rFonts w:ascii="BRH Malayalam Extra" w:hAnsi="BRH Malayalam Extra" w:cs="BRH Devanagari Extra"/>
-                <w:b/>
-                <w:color w:val="000000"/>
-                <w:sz w:val="32"/>
-                <w:szCs w:val="40"/>
-                <w:lang w:bidi="ml-IN"/>
-              </w:rPr>
-              <w:t>–</w:t>
-            </w:r>
-            <w:proofErr w:type="spellStart"/>
+            <w:r>
+              <w:rPr>
+                <w:rFonts w:ascii="BRH Malayalam Extra" w:hAnsi="BRH Malayalam Extra" w:cs="BRH Devanagari Extra"/>
+                <w:b/>
+                <w:color w:val="000000"/>
+                <w:sz w:val="32"/>
+                <w:szCs w:val="40"/>
+                <w:lang w:bidi="ml-IN"/>
+              </w:rPr>
+              <w:t>–</w:t>
+            </w:r>
             <w:r>
               <w:rPr>
                 <w:rFonts w:ascii="BRH Devanagari Extra" w:hAnsi="BRH Devanagari Extra" w:cs="BRH Devanagari Extra"/>
@@ -7615,19 +6801,17 @@
               </w:rPr>
               <w:t>ÌiÉ</w:t>
             </w:r>
-            <w:proofErr w:type="spellEnd"/>
-            <w:r>
-              <w:rPr>
-                <w:rFonts w:ascii="BRH Malayalam Extra" w:hAnsi="BRH Malayalam Extra" w:cs="BRH Devanagari Extra"/>
-                <w:b/>
-                <w:color w:val="000000"/>
-                <w:sz w:val="32"/>
-                <w:szCs w:val="40"/>
-                <w:lang w:bidi="ml-IN"/>
-              </w:rPr>
-              <w:t>–</w:t>
-            </w:r>
-            <w:proofErr w:type="spellStart"/>
+            <w:r>
+              <w:rPr>
+                <w:rFonts w:ascii="BRH Malayalam Extra" w:hAnsi="BRH Malayalam Extra" w:cs="BRH Devanagari Extra"/>
+                <w:b/>
+                <w:color w:val="000000"/>
+                <w:sz w:val="32"/>
+                <w:szCs w:val="40"/>
+                <w:lang w:bidi="ml-IN"/>
+              </w:rPr>
+              <w:t>–</w:t>
+            </w:r>
             <w:r>
               <w:rPr>
                 <w:rFonts w:ascii="BRH Devanagari Extra" w:hAnsi="BRH Devanagari Extra" w:cs="BRH Devanagari Extra"/>
@@ -7649,93 +6833,26 @@
               </w:rPr>
               <w:t>lkÉ</w:t>
             </w:r>
-            <w:proofErr w:type="spellEnd"/>
-            <w:r>
-              <w:rPr>
-                <w:rFonts w:ascii="BRH Malayalam Extra" w:hAnsi="BRH Malayalam Extra" w:cs="BRH Devanagari Extra"/>
-                <w:b/>
-                <w:color w:val="000000"/>
-                <w:sz w:val="32"/>
-                <w:szCs w:val="40"/>
-                <w:lang w:bidi="ml-IN"/>
-              </w:rPr>
-              <w:t>–</w:t>
-            </w:r>
-            <w:r>
-              <w:rPr>
-                <w:rFonts w:ascii="BRH Devanagari Extra" w:hAnsi="BRH Devanagari Extra" w:cs="BRH Devanagari Extra"/>
-                <w:color w:val="000000"/>
-                <w:sz w:val="40"/>
-                <w:szCs w:val="40"/>
-                <w:lang w:bidi="ml-IN"/>
-              </w:rPr>
-              <w:t xml:space="preserve">ë </w:t>
-            </w:r>
-            <w:proofErr w:type="spellStart"/>
-            <w:r>
-              <w:rPr>
-                <w:rFonts w:ascii="BRH Devanagari Extra" w:hAnsi="BRH Devanagari Extra" w:cs="BRH Devanagari Extra"/>
-                <w:color w:val="000000"/>
-                <w:sz w:val="40"/>
-                <w:szCs w:val="40"/>
-                <w:lang w:bidi="ml-IN"/>
-              </w:rPr>
-              <w:t>CÌiÉþ</w:t>
-            </w:r>
-            <w:proofErr w:type="spellEnd"/>
-            <w:r>
-              <w:rPr>
-                <w:rFonts w:ascii="BRH Devanagari Extra" w:hAnsi="BRH Devanagari Extra" w:cs="BRH Devanagari Extra"/>
-                <w:color w:val="000000"/>
-                <w:sz w:val="40"/>
-                <w:szCs w:val="40"/>
-                <w:lang w:bidi="ml-IN"/>
-              </w:rPr>
-              <w:t xml:space="preserve"> </w:t>
-            </w:r>
-            <w:proofErr w:type="spellStart"/>
-            <w:r>
-              <w:rPr>
-                <w:rFonts w:ascii="BRH Devanagari Extra" w:hAnsi="BRH Devanagari Extra" w:cs="BRH Devanagari Extra"/>
-                <w:color w:val="000000"/>
-                <w:sz w:val="40"/>
-                <w:szCs w:val="40"/>
-                <w:lang w:bidi="ml-IN"/>
-              </w:rPr>
-              <w:t>ÍzÉÌiÉ</w:t>
-            </w:r>
-            <w:proofErr w:type="spellEnd"/>
-            <w:r>
-              <w:rPr>
-                <w:rFonts w:ascii="BRH Devanagari Extra" w:hAnsi="BRH Devanagari Extra" w:cs="BRH Devanagari Extra"/>
-                <w:color w:val="000000"/>
-                <w:sz w:val="40"/>
-                <w:szCs w:val="40"/>
-                <w:lang w:bidi="ml-IN"/>
-              </w:rPr>
-              <w:t xml:space="preserve"> - </w:t>
-            </w:r>
-            <w:proofErr w:type="spellStart"/>
-            <w:r>
-              <w:rPr>
-                <w:rFonts w:ascii="BRH Devanagari Extra" w:hAnsi="BRH Devanagari Extra" w:cs="BRH Devanagari Extra"/>
-                <w:color w:val="000000"/>
-                <w:sz w:val="40"/>
-                <w:szCs w:val="40"/>
-                <w:lang w:bidi="ml-IN"/>
-              </w:rPr>
-              <w:t>UlkÉëþÈ</w:t>
-            </w:r>
-            <w:proofErr w:type="spellEnd"/>
-            <w:r>
-              <w:rPr>
-                <w:rFonts w:ascii="BRH Devanagari Extra" w:hAnsi="BRH Devanagari Extra" w:cs="BRH Devanagari Extra"/>
-                <w:color w:val="000000"/>
-                <w:sz w:val="40"/>
-                <w:szCs w:val="40"/>
-                <w:lang w:bidi="ml-IN"/>
-              </w:rPr>
-              <w:t xml:space="preserve"> |</w:t>
+            <w:r>
+              <w:rPr>
+                <w:rFonts w:ascii="BRH Malayalam Extra" w:hAnsi="BRH Malayalam Extra" w:cs="BRH Devanagari Extra"/>
+                <w:b/>
+                <w:color w:val="000000"/>
+                <w:sz w:val="32"/>
+                <w:szCs w:val="40"/>
+                <w:lang w:bidi="ml-IN"/>
+              </w:rPr>
+              <w:t>–</w:t>
+            </w:r>
+            <w:r>
+              <w:rPr>
+                <w:rFonts w:ascii="BRH Devanagari Extra" w:hAnsi="BRH Devanagari Extra" w:cs="BRH Devanagari Extra"/>
+                <w:color w:val="000000"/>
+                <w:sz w:val="40"/>
+                <w:szCs w:val="40"/>
+                <w:lang w:bidi="ml-IN"/>
+              </w:rPr>
+              <w:t>ë CÌiÉþ ÍzÉÌiÉ - UlkÉëþÈ |</w:t>
             </w:r>
           </w:p>
         </w:tc>
@@ -7867,7 +6984,6 @@
                 <w:lang w:bidi="ml-IN"/>
               </w:rPr>
             </w:pPr>
-            <w:proofErr w:type="spellStart"/>
             <w:r>
               <w:rPr>
                 <w:rFonts w:ascii="BRH Devanagari Extra" w:hAnsi="BRH Devanagari Extra" w:cs="BRH Devanagari Extra"/>
@@ -7898,39 +7014,26 @@
               </w:rPr>
               <w:t>ÌWûþhÉÏ</w:t>
             </w:r>
-            <w:proofErr w:type="spellEnd"/>
-            <w:r>
-              <w:rPr>
-                <w:rFonts w:ascii="BRH Malayalam Extra" w:hAnsi="BRH Malayalam Extra" w:cs="BRH Devanagari Extra"/>
-                <w:b/>
-                <w:color w:val="000000"/>
-                <w:sz w:val="32"/>
-                <w:szCs w:val="40"/>
-                <w:lang w:bidi="ml-IN"/>
-              </w:rPr>
-              <w:t>–</w:t>
-            </w:r>
-            <w:proofErr w:type="spellStart"/>
-            <w:r>
-              <w:rPr>
-                <w:rFonts w:ascii="BRH Devanagari Extra" w:hAnsi="BRH Devanagari Extra" w:cs="BRH Devanagari Extra"/>
-                <w:color w:val="000000"/>
-                <w:sz w:val="40"/>
-                <w:szCs w:val="40"/>
-                <w:lang w:bidi="ml-IN"/>
-              </w:rPr>
-              <w:t>x§rÉurÉþÈ</w:t>
-            </w:r>
-            <w:proofErr w:type="spellEnd"/>
-            <w:r>
-              <w:rPr>
-                <w:rFonts w:ascii="BRH Devanagari Extra" w:hAnsi="BRH Devanagari Extra" w:cs="BRH Devanagari Extra"/>
-                <w:color w:val="000000"/>
-                <w:sz w:val="40"/>
-                <w:szCs w:val="40"/>
-                <w:lang w:bidi="ml-IN"/>
-              </w:rPr>
-              <w:t xml:space="preserve"> | </w:t>
+            <w:r>
+              <w:rPr>
+                <w:rFonts w:ascii="BRH Malayalam Extra" w:hAnsi="BRH Malayalam Extra" w:cs="BRH Devanagari Extra"/>
+                <w:b/>
+                <w:color w:val="000000"/>
+                <w:sz w:val="32"/>
+                <w:szCs w:val="40"/>
+                <w:lang w:bidi="ml-IN"/>
+              </w:rPr>
+              <w:t>–</w:t>
+            </w:r>
+            <w:r>
+              <w:rPr>
+                <w:rFonts w:ascii="BRH Devanagari Extra" w:hAnsi="BRH Devanagari Extra" w:cs="BRH Devanagari Extra"/>
+                <w:color w:val="000000"/>
+                <w:sz w:val="40"/>
+                <w:szCs w:val="40"/>
+                <w:lang w:bidi="ml-IN"/>
+              </w:rPr>
+              <w:t xml:space="preserve">x§rÉurÉþÈ | </w:t>
             </w:r>
             <w:r>
               <w:rPr>
@@ -7941,9 +7044,55 @@
                 <w:highlight w:val="yellow"/>
                 <w:lang w:bidi="ml-IN"/>
               </w:rPr>
-              <w:t>§</w:t>
-            </w:r>
-            <w:proofErr w:type="spellStart"/>
+              <w:t>§É</w:t>
+            </w:r>
+            <w:r>
+              <w:rPr>
+                <w:rFonts w:ascii="BRH Devanagari Extra" w:hAnsi="BRH Devanagari Extra" w:cs="BRH Devanagari Extra"/>
+                <w:color w:val="000000"/>
+                <w:sz w:val="40"/>
+                <w:szCs w:val="40"/>
+                <w:lang w:bidi="ml-IN"/>
+              </w:rPr>
+              <w:t>urÉ</w:t>
+            </w:r>
+            <w:r>
+              <w:rPr>
+                <w:rFonts w:ascii="BRH Malayalam Extra" w:hAnsi="BRH Malayalam Extra" w:cs="BRH Devanagari Extra"/>
+                <w:b/>
+                <w:color w:val="000000"/>
+                <w:sz w:val="32"/>
+                <w:szCs w:val="40"/>
+                <w:lang w:bidi="ml-IN"/>
+              </w:rPr>
+              <w:t>–</w:t>
+            </w:r>
+            <w:r>
+              <w:rPr>
+                <w:rFonts w:ascii="BRH Devanagari Extra" w:hAnsi="BRH Devanagari Extra" w:cs="BRH Devanagari Extra"/>
+                <w:color w:val="000000"/>
+                <w:sz w:val="40"/>
+                <w:szCs w:val="40"/>
+                <w:lang w:bidi="ml-IN"/>
+              </w:rPr>
+              <w:t xml:space="preserve">xiÉÉÈ | </w:t>
+            </w:r>
+          </w:p>
+          <w:p>
+            <w:pPr>
+              <w:widowControl w:val="0"/>
+              <w:autoSpaceDE w:val="0"/>
+              <w:autoSpaceDN w:val="0"/>
+              <w:adjustRightInd w:val="0"/>
+              <w:spacing w:before="0" w:line="240" w:lineRule="auto"/>
+              <w:rPr>
+                <w:rFonts w:ascii="BRH Malayalam Extra" w:eastAsia="Times New Roman" w:hAnsi="BRH Malayalam Extra" w:cs="BRH Malayalam Extra"/>
+                <w:color w:val="000000"/>
+                <w:sz w:val="40"/>
+                <w:szCs w:val="40"/>
+                <w:lang w:val="en-IN" w:eastAsia="en-IN" w:bidi="ml-IN"/>
+              </w:rPr>
+            </w:pPr>
             <w:r>
               <w:rPr>
                 <w:rFonts w:ascii="BRH Devanagari Extra" w:hAnsi="BRH Devanagari Extra" w:cs="BRH Devanagari Extra"/>
@@ -7953,7 +7102,7 @@
                 <w:highlight w:val="yellow"/>
                 <w:lang w:bidi="ml-IN"/>
               </w:rPr>
-              <w:t>É</w:t>
+              <w:t>§É</w:t>
             </w:r>
             <w:r>
               <w:rPr>
@@ -7965,154 +7114,26 @@
               </w:rPr>
               <w:t>urÉ</w:t>
             </w:r>
-            <w:proofErr w:type="spellEnd"/>
-            <w:r>
-              <w:rPr>
-                <w:rFonts w:ascii="BRH Malayalam Extra" w:hAnsi="BRH Malayalam Extra" w:cs="BRH Devanagari Extra"/>
-                <w:b/>
-                <w:color w:val="000000"/>
-                <w:sz w:val="32"/>
-                <w:szCs w:val="40"/>
-                <w:lang w:bidi="ml-IN"/>
-              </w:rPr>
-              <w:t>–</w:t>
-            </w:r>
-            <w:proofErr w:type="spellStart"/>
-            <w:r>
-              <w:rPr>
-                <w:rFonts w:ascii="BRH Devanagari Extra" w:hAnsi="BRH Devanagari Extra" w:cs="BRH Devanagari Extra"/>
-                <w:color w:val="000000"/>
-                <w:sz w:val="40"/>
-                <w:szCs w:val="40"/>
-                <w:lang w:bidi="ml-IN"/>
-              </w:rPr>
-              <w:t>xiÉÉÈ</w:t>
-            </w:r>
-            <w:proofErr w:type="spellEnd"/>
-            <w:r>
-              <w:rPr>
-                <w:rFonts w:ascii="BRH Devanagari Extra" w:hAnsi="BRH Devanagari Extra" w:cs="BRH Devanagari Extra"/>
-                <w:color w:val="000000"/>
-                <w:sz w:val="40"/>
-                <w:szCs w:val="40"/>
-                <w:lang w:bidi="ml-IN"/>
-              </w:rPr>
-              <w:t xml:space="preserve"> | </w:t>
-            </w:r>
-          </w:p>
-          <w:p>
-            <w:pPr>
-              <w:widowControl w:val="0"/>
-              <w:autoSpaceDE w:val="0"/>
-              <w:autoSpaceDN w:val="0"/>
-              <w:adjustRightInd w:val="0"/>
-              <w:spacing w:before="0" w:line="240" w:lineRule="auto"/>
-              <w:rPr>
-                <w:rFonts w:ascii="BRH Malayalam Extra" w:eastAsia="Times New Roman" w:hAnsi="BRH Malayalam Extra" w:cs="BRH Malayalam Extra"/>
-                <w:color w:val="000000"/>
-                <w:sz w:val="40"/>
-                <w:szCs w:val="40"/>
-                <w:lang w:val="en-IN" w:eastAsia="en-IN" w:bidi="ml-IN"/>
-              </w:rPr>
-            </w:pPr>
-            <w:r>
-              <w:rPr>
-                <w:rFonts w:ascii="BRH Devanagari Extra" w:hAnsi="BRH Devanagari Extra" w:cs="BRH Devanagari Extra"/>
-                <w:color w:val="000000"/>
-                <w:sz w:val="40"/>
-                <w:szCs w:val="40"/>
-                <w:highlight w:val="yellow"/>
-                <w:lang w:bidi="ml-IN"/>
-              </w:rPr>
-              <w:t>§</w:t>
-            </w:r>
-            <w:proofErr w:type="spellStart"/>
-            <w:r>
-              <w:rPr>
-                <w:rFonts w:ascii="BRH Devanagari Extra" w:hAnsi="BRH Devanagari Extra" w:cs="BRH Devanagari Extra"/>
-                <w:color w:val="000000"/>
-                <w:sz w:val="40"/>
-                <w:szCs w:val="40"/>
-                <w:highlight w:val="yellow"/>
-                <w:lang w:bidi="ml-IN"/>
-              </w:rPr>
-              <w:t>É</w:t>
-            </w:r>
-            <w:r>
-              <w:rPr>
-                <w:rFonts w:ascii="BRH Devanagari Extra" w:hAnsi="BRH Devanagari Extra" w:cs="BRH Devanagari Extra"/>
-                <w:color w:val="000000"/>
-                <w:sz w:val="40"/>
-                <w:szCs w:val="40"/>
-                <w:lang w:bidi="ml-IN"/>
-              </w:rPr>
-              <w:t>urÉ</w:t>
-            </w:r>
-            <w:proofErr w:type="spellEnd"/>
-            <w:r>
-              <w:rPr>
-                <w:rFonts w:ascii="BRH Malayalam Extra" w:hAnsi="BRH Malayalam Extra" w:cs="BRH Devanagari Extra"/>
-                <w:b/>
-                <w:color w:val="000000"/>
-                <w:sz w:val="32"/>
-                <w:szCs w:val="40"/>
-                <w:lang w:bidi="ml-IN"/>
-              </w:rPr>
-              <w:t>–</w:t>
-            </w:r>
-            <w:r>
-              <w:rPr>
-                <w:rFonts w:ascii="BRH Devanagari Extra" w:hAnsi="BRH Devanagari Extra" w:cs="BRH Devanagari Extra"/>
-                <w:color w:val="000000"/>
-                <w:sz w:val="40"/>
-                <w:szCs w:val="40"/>
-                <w:lang w:bidi="ml-IN"/>
-              </w:rPr>
-              <w:t xml:space="preserve"> </w:t>
-            </w:r>
-            <w:proofErr w:type="spellStart"/>
-            <w:r>
-              <w:rPr>
-                <w:rFonts w:ascii="BRH Devanagari Extra" w:hAnsi="BRH Devanagari Extra" w:cs="BRH Devanagari Extra"/>
-                <w:color w:val="000000"/>
-                <w:sz w:val="40"/>
-                <w:szCs w:val="40"/>
-                <w:lang w:bidi="ml-IN"/>
-              </w:rPr>
-              <w:t>CÌiÉþ</w:t>
-            </w:r>
-            <w:proofErr w:type="spellEnd"/>
-            <w:r>
-              <w:rPr>
-                <w:rFonts w:ascii="BRH Devanagari Extra" w:hAnsi="BRH Devanagari Extra" w:cs="BRH Devanagari Extra"/>
-                <w:color w:val="000000"/>
-                <w:sz w:val="40"/>
-                <w:szCs w:val="40"/>
-                <w:lang w:bidi="ml-IN"/>
-              </w:rPr>
-              <w:t xml:space="preserve"> Ì§É - </w:t>
-            </w:r>
-            <w:proofErr w:type="spellStart"/>
-            <w:r>
-              <w:rPr>
-                <w:rFonts w:ascii="BRH Devanagari Extra" w:hAnsi="BRH Devanagari Extra" w:cs="BRH Devanagari Extra"/>
-                <w:color w:val="000000"/>
-                <w:sz w:val="40"/>
-                <w:szCs w:val="40"/>
-                <w:lang w:bidi="ml-IN"/>
-              </w:rPr>
-              <w:t>AurÉþÈ</w:t>
-            </w:r>
-            <w:proofErr w:type="spellEnd"/>
-            <w:r>
-              <w:rPr>
-                <w:rFonts w:ascii="BRH Devanagari Extra" w:hAnsi="BRH Devanagari Extra" w:cs="BRH Devanagari Extra"/>
-                <w:color w:val="000000"/>
-                <w:sz w:val="40"/>
-                <w:szCs w:val="40"/>
-                <w:lang w:bidi="ml-IN"/>
-              </w:rPr>
-              <w:t xml:space="preserve"> |</w:t>
+            <w:r>
+              <w:rPr>
+                <w:rFonts w:ascii="BRH Malayalam Extra" w:hAnsi="BRH Malayalam Extra" w:cs="BRH Devanagari Extra"/>
+                <w:b/>
+                <w:color w:val="000000"/>
+                <w:sz w:val="32"/>
+                <w:szCs w:val="40"/>
+                <w:lang w:bidi="ml-IN"/>
+              </w:rPr>
+              <w:t>–</w:t>
+            </w:r>
+            <w:r>
+              <w:rPr>
+                <w:rFonts w:ascii="BRH Devanagari Extra" w:hAnsi="BRH Devanagari Extra" w:cs="BRH Devanagari Extra"/>
+                <w:color w:val="000000"/>
+                <w:sz w:val="40"/>
+                <w:szCs w:val="40"/>
+                <w:lang w:bidi="ml-IN"/>
+              </w:rPr>
+              <w:t xml:space="preserve"> CÌiÉþ Ì§É - AurÉþÈ |</w:t>
             </w:r>
           </w:p>
         </w:tc>
@@ -8135,7 +7156,6 @@
                 <w:lang w:bidi="ml-IN"/>
               </w:rPr>
             </w:pPr>
-            <w:proofErr w:type="spellStart"/>
             <w:r>
               <w:rPr>
                 <w:rFonts w:ascii="BRH Devanagari Extra" w:hAnsi="BRH Devanagari Extra" w:cs="BRH Devanagari Extra"/>
@@ -8166,39 +7186,26 @@
               </w:rPr>
               <w:t>ÌWûþhÉÏ</w:t>
             </w:r>
-            <w:proofErr w:type="spellEnd"/>
-            <w:r>
-              <w:rPr>
-                <w:rFonts w:ascii="BRH Malayalam Extra" w:hAnsi="BRH Malayalam Extra" w:cs="BRH Devanagari Extra"/>
-                <w:b/>
-                <w:color w:val="000000"/>
-                <w:sz w:val="32"/>
-                <w:szCs w:val="40"/>
-                <w:lang w:bidi="ml-IN"/>
-              </w:rPr>
-              <w:t>–</w:t>
-            </w:r>
-            <w:proofErr w:type="spellStart"/>
-            <w:r>
-              <w:rPr>
-                <w:rFonts w:ascii="BRH Devanagari Extra" w:hAnsi="BRH Devanagari Extra" w:cs="BRH Devanagari Extra"/>
-                <w:color w:val="000000"/>
-                <w:sz w:val="40"/>
-                <w:szCs w:val="40"/>
-                <w:lang w:bidi="ml-IN"/>
-              </w:rPr>
-              <w:t>x§rÉurÉþÈ</w:t>
-            </w:r>
-            <w:proofErr w:type="spellEnd"/>
-            <w:r>
-              <w:rPr>
-                <w:rFonts w:ascii="BRH Devanagari Extra" w:hAnsi="BRH Devanagari Extra" w:cs="BRH Devanagari Extra"/>
-                <w:color w:val="000000"/>
-                <w:sz w:val="40"/>
-                <w:szCs w:val="40"/>
-                <w:lang w:bidi="ml-IN"/>
-              </w:rPr>
-              <w:t xml:space="preserve"> | </w:t>
+            <w:r>
+              <w:rPr>
+                <w:rFonts w:ascii="BRH Malayalam Extra" w:hAnsi="BRH Malayalam Extra" w:cs="BRH Devanagari Extra"/>
+                <w:b/>
+                <w:color w:val="000000"/>
+                <w:sz w:val="32"/>
+                <w:szCs w:val="40"/>
+                <w:lang w:bidi="ml-IN"/>
+              </w:rPr>
+              <w:t>–</w:t>
+            </w:r>
+            <w:r>
+              <w:rPr>
+                <w:rFonts w:ascii="BRH Devanagari Extra" w:hAnsi="BRH Devanagari Extra" w:cs="BRH Devanagari Extra"/>
+                <w:color w:val="000000"/>
+                <w:sz w:val="40"/>
+                <w:szCs w:val="40"/>
+                <w:lang w:bidi="ml-IN"/>
+              </w:rPr>
+              <w:t xml:space="preserve">x§rÉurÉþÈ | </w:t>
             </w:r>
             <w:r>
               <w:rPr>
@@ -8208,9 +7215,55 @@
                 <w:szCs w:val="40"/>
                 <w:highlight w:val="green"/>
               </w:rPr>
-              <w:t>§</w:t>
-            </w:r>
-            <w:proofErr w:type="spellStart"/>
+              <w:t>§ÉçrÉ</w:t>
+            </w:r>
+            <w:r>
+              <w:rPr>
+                <w:rFonts w:ascii="BRH Devanagari Extra" w:hAnsi="BRH Devanagari Extra" w:cs="BRH Devanagari Extra"/>
+                <w:color w:val="000000"/>
+                <w:sz w:val="40"/>
+                <w:szCs w:val="40"/>
+                <w:lang w:bidi="ml-IN"/>
+              </w:rPr>
+              <w:t>urÉ</w:t>
+            </w:r>
+            <w:r>
+              <w:rPr>
+                <w:rFonts w:ascii="BRH Malayalam Extra" w:hAnsi="BRH Malayalam Extra" w:cs="BRH Devanagari Extra"/>
+                <w:b/>
+                <w:color w:val="000000"/>
+                <w:sz w:val="32"/>
+                <w:szCs w:val="40"/>
+                <w:lang w:bidi="ml-IN"/>
+              </w:rPr>
+              <w:t>–</w:t>
+            </w:r>
+            <w:r>
+              <w:rPr>
+                <w:rFonts w:ascii="BRH Devanagari Extra" w:hAnsi="BRH Devanagari Extra" w:cs="BRH Devanagari Extra"/>
+                <w:color w:val="000000"/>
+                <w:sz w:val="40"/>
+                <w:szCs w:val="40"/>
+                <w:lang w:bidi="ml-IN"/>
+              </w:rPr>
+              <w:t xml:space="preserve">xiÉÉÈ | </w:t>
+            </w:r>
+          </w:p>
+          <w:p>
+            <w:pPr>
+              <w:widowControl w:val="0"/>
+              <w:autoSpaceDE w:val="0"/>
+              <w:autoSpaceDN w:val="0"/>
+              <w:adjustRightInd w:val="0"/>
+              <w:spacing w:before="0" w:line="240" w:lineRule="auto"/>
+              <w:rPr>
+                <w:rFonts w:ascii="BRH Malayalam Extra" w:eastAsia="Times New Roman" w:hAnsi="BRH Malayalam Extra" w:cs="BRH Malayalam Extra"/>
+                <w:color w:val="000000"/>
+                <w:sz w:val="40"/>
+                <w:szCs w:val="40"/>
+                <w:lang w:val="en-IN" w:eastAsia="en-IN" w:bidi="ml-IN"/>
+              </w:rPr>
+            </w:pPr>
             <w:r>
               <w:rPr>
                 <w:rFonts w:ascii="BRH Devanagari" w:hAnsi="BRH Devanagari" w:cs="BRH Devanagari"/>
@@ -8219,7 +7272,16 @@
                 <w:szCs w:val="40"/>
                 <w:highlight w:val="green"/>
               </w:rPr>
-              <w:t>ÉçrÉ</w:t>
+              <w:t>§Éçr</w:t>
+            </w:r>
+            <w:r>
+              <w:rPr>
+                <w:rFonts w:ascii="BRH Devanagari" w:hAnsi="BRH Devanagari" w:cs="BRH Devanagari"/>
+                <w:color w:val="000000"/>
+                <w:sz w:val="40"/>
+                <w:szCs w:val="40"/>
+              </w:rPr>
+              <w:t>É</w:t>
             </w:r>
             <w:r>
               <w:rPr>
@@ -8231,48 +7293,28 @@
               </w:rPr>
               <w:t>urÉ</w:t>
             </w:r>
-            <w:proofErr w:type="spellEnd"/>
-            <w:r>
-              <w:rPr>
-                <w:rFonts w:ascii="BRH Malayalam Extra" w:hAnsi="BRH Malayalam Extra" w:cs="BRH Devanagari Extra"/>
-                <w:b/>
-                <w:color w:val="000000"/>
-                <w:sz w:val="32"/>
-                <w:szCs w:val="40"/>
-                <w:lang w:bidi="ml-IN"/>
-              </w:rPr>
-              <w:t>–</w:t>
-            </w:r>
-            <w:proofErr w:type="spellStart"/>
-            <w:r>
-              <w:rPr>
-                <w:rFonts w:ascii="BRH Devanagari Extra" w:hAnsi="BRH Devanagari Extra" w:cs="BRH Devanagari Extra"/>
-                <w:color w:val="000000"/>
-                <w:sz w:val="40"/>
-                <w:szCs w:val="40"/>
-                <w:lang w:bidi="ml-IN"/>
-              </w:rPr>
-              <w:t>xiÉÉÈ</w:t>
-            </w:r>
-            <w:proofErr w:type="spellEnd"/>
-            <w:r>
-              <w:rPr>
-                <w:rFonts w:ascii="BRH Devanagari Extra" w:hAnsi="BRH Devanagari Extra" w:cs="BRH Devanagari Extra"/>
-                <w:color w:val="000000"/>
-                <w:sz w:val="40"/>
-                <w:szCs w:val="40"/>
-                <w:lang w:bidi="ml-IN"/>
-              </w:rPr>
-              <w:t xml:space="preserve"> | </w:t>
-            </w:r>
-          </w:p>
-          <w:p>
-            <w:pPr>
-              <w:widowControl w:val="0"/>
-              <w:autoSpaceDE w:val="0"/>
-              <w:autoSpaceDN w:val="0"/>
-              <w:adjustRightInd w:val="0"/>
-              <w:spacing w:before="0" w:line="240" w:lineRule="auto"/>
+            <w:r>
+              <w:rPr>
+                <w:rFonts w:ascii="BRH Malayalam Extra" w:hAnsi="BRH Malayalam Extra" w:cs="BRH Devanagari Extra"/>
+                <w:b/>
+                <w:color w:val="000000"/>
+                <w:sz w:val="32"/>
+                <w:szCs w:val="40"/>
+                <w:lang w:bidi="ml-IN"/>
+              </w:rPr>
+              <w:t>–</w:t>
+            </w:r>
+            <w:r>
+              <w:rPr>
+                <w:rFonts w:ascii="BRH Devanagari Extra" w:hAnsi="BRH Devanagari Extra" w:cs="BRH Devanagari Extra"/>
+                <w:color w:val="000000"/>
+                <w:sz w:val="40"/>
+                <w:szCs w:val="40"/>
+                <w:lang w:bidi="ml-IN"/>
+              </w:rPr>
+              <w:t xml:space="preserve"> CÌiÉþ Ì§É - AurÉþÈ |</w:t>
+            </w:r>
+            <w:r>
               <w:rPr>
                 <w:rFonts w:ascii="BRH Malayalam Extra" w:eastAsia="Times New Roman" w:hAnsi="BRH Malayalam Extra" w:cs="BRH Malayalam Extra"/>
                 <w:color w:val="000000"/>
@@ -8280,112 +7322,14 @@
                 <w:szCs w:val="40"/>
                 <w:lang w:val="en-IN" w:eastAsia="en-IN" w:bidi="ml-IN"/>
               </w:rPr>
-            </w:pPr>
-            <w:r>
-              <w:rPr>
-                <w:rFonts w:ascii="BRH Devanagari" w:hAnsi="BRH Devanagari" w:cs="BRH Devanagari"/>
-                <w:color w:val="000000"/>
-                <w:sz w:val="40"/>
-                <w:szCs w:val="40"/>
-                <w:highlight w:val="green"/>
-              </w:rPr>
-              <w:t>§</w:t>
-            </w:r>
-            <w:proofErr w:type="spellStart"/>
-            <w:r>
-              <w:rPr>
-                <w:rFonts w:ascii="BRH Devanagari" w:hAnsi="BRH Devanagari" w:cs="BRH Devanagari"/>
-                <w:color w:val="000000"/>
-                <w:sz w:val="40"/>
-                <w:szCs w:val="40"/>
-                <w:highlight w:val="green"/>
-              </w:rPr>
-              <w:t>Éçr</w:t>
-            </w:r>
-            <w:r>
-              <w:rPr>
-                <w:rFonts w:ascii="BRH Devanagari" w:hAnsi="BRH Devanagari" w:cs="BRH Devanagari"/>
-                <w:color w:val="000000"/>
-                <w:sz w:val="40"/>
-                <w:szCs w:val="40"/>
-              </w:rPr>
-              <w:t>É</w:t>
-            </w:r>
-            <w:r>
-              <w:rPr>
-                <w:rFonts w:ascii="BRH Devanagari Extra" w:hAnsi="BRH Devanagari Extra" w:cs="BRH Devanagari Extra"/>
-                <w:color w:val="000000"/>
-                <w:sz w:val="40"/>
-                <w:szCs w:val="40"/>
-                <w:lang w:bidi="ml-IN"/>
-              </w:rPr>
-              <w:t>urÉ</w:t>
-            </w:r>
-            <w:proofErr w:type="spellEnd"/>
-            <w:r>
-              <w:rPr>
-                <w:rFonts w:ascii="BRH Malayalam Extra" w:hAnsi="BRH Malayalam Extra" w:cs="BRH Devanagari Extra"/>
-                <w:b/>
-                <w:color w:val="000000"/>
-                <w:sz w:val="32"/>
-                <w:szCs w:val="40"/>
-                <w:lang w:bidi="ml-IN"/>
-              </w:rPr>
-              <w:t>–</w:t>
-            </w:r>
-            <w:r>
-              <w:rPr>
-                <w:rFonts w:ascii="BRH Devanagari Extra" w:hAnsi="BRH Devanagari Extra" w:cs="BRH Devanagari Extra"/>
-                <w:color w:val="000000"/>
-                <w:sz w:val="40"/>
-                <w:szCs w:val="40"/>
-                <w:lang w:bidi="ml-IN"/>
-              </w:rPr>
               <w:t xml:space="preserve"> </w:t>
             </w:r>
-            <w:proofErr w:type="spellStart"/>
-            <w:r>
-              <w:rPr>
-                <w:rFonts w:ascii="BRH Devanagari Extra" w:hAnsi="BRH Devanagari Extra" w:cs="BRH Devanagari Extra"/>
-                <w:color w:val="000000"/>
-                <w:sz w:val="40"/>
-                <w:szCs w:val="40"/>
-                <w:lang w:bidi="ml-IN"/>
-              </w:rPr>
-              <w:t>CÌiÉþ</w:t>
-            </w:r>
-            <w:proofErr w:type="spellEnd"/>
-            <w:r>
-              <w:rPr>
-                <w:rFonts w:ascii="BRH Devanagari Extra" w:hAnsi="BRH Devanagari Extra" w:cs="BRH Devanagari Extra"/>
-                <w:color w:val="000000"/>
-                <w:sz w:val="40"/>
-                <w:szCs w:val="40"/>
-                <w:lang w:bidi="ml-IN"/>
-              </w:rPr>
-              <w:t xml:space="preserve"> Ì§É - </w:t>
-            </w:r>
-            <w:proofErr w:type="spellStart"/>
-            <w:r>
-              <w:rPr>
-                <w:rFonts w:ascii="BRH Devanagari Extra" w:hAnsi="BRH Devanagari Extra" w:cs="BRH Devanagari Extra"/>
-                <w:color w:val="000000"/>
-                <w:sz w:val="40"/>
-                <w:szCs w:val="40"/>
-                <w:lang w:bidi="ml-IN"/>
-              </w:rPr>
-              <w:t>AurÉþÈ</w:t>
-            </w:r>
-            <w:proofErr w:type="spellEnd"/>
-            <w:r>
-              <w:rPr>
-                <w:rFonts w:ascii="BRH Devanagari Extra" w:hAnsi="BRH Devanagari Extra" w:cs="BRH Devanagari Extra"/>
-                <w:color w:val="000000"/>
-                <w:sz w:val="40"/>
-                <w:szCs w:val="40"/>
-                <w:lang w:bidi="ml-IN"/>
-              </w:rPr>
-              <w:t xml:space="preserve"> |</w:t>
+            <w:r>
+              <w:rPr>
+                <w:b/>
+                <w:bCs/>
+              </w:rPr>
+              <w:t>(it is</w:t>
             </w:r>
             <w:r>
               <w:rPr>
@@ -8402,47 +7346,21 @@
                 <w:b/>
                 <w:bCs/>
               </w:rPr>
-              <w:t>(it is</w:t>
-            </w:r>
-            <w:r>
-              <w:rPr>
-                <w:rFonts w:ascii="BRH Malayalam Extra" w:eastAsia="Times New Roman" w:hAnsi="BRH Malayalam Extra" w:cs="BRH Malayalam Extra"/>
-                <w:color w:val="000000"/>
-                <w:sz w:val="40"/>
-                <w:szCs w:val="40"/>
-                <w:lang w:val="en-IN" w:eastAsia="en-IN" w:bidi="ml-IN"/>
-              </w:rPr>
-              <w:t xml:space="preserve"> </w:t>
+              <w:t>“</w:t>
             </w:r>
             <w:r>
               <w:rPr>
                 <w:b/>
                 <w:bCs/>
               </w:rPr>
-              <w:t>“</w:t>
-            </w:r>
-            <w:proofErr w:type="spellStart"/>
+              <w:t>try</w:t>
+            </w:r>
             <w:r>
               <w:rPr>
                 <w:b/>
                 <w:bCs/>
               </w:rPr>
-              <w:t>try</w:t>
-            </w:r>
-            <w:r>
-              <w:rPr>
-                <w:b/>
-                <w:bCs/>
-              </w:rPr>
-              <w:t>a</w:t>
-            </w:r>
-            <w:proofErr w:type="spellEnd"/>
-            <w:r>
-              <w:rPr>
-                <w:b/>
-                <w:bCs/>
-              </w:rPr>
-              <w:t>”</w:t>
+              <w:t>a”</w:t>
             </w:r>
             <w:r>
               <w:rPr>
@@ -8604,7 +7522,6 @@
               </w:rPr>
               <w:t>–</w:t>
             </w:r>
-            <w:proofErr w:type="spellStart"/>
             <w:r>
               <w:rPr>
                 <w:rFonts w:ascii="BRH Devanagari Extra" w:hAnsi="BRH Devanagari Extra" w:cs="BRH Devanagari Extra"/>
@@ -8615,19 +7532,17 @@
               </w:rPr>
               <w:t>lSìÉ</w:t>
             </w:r>
-            <w:proofErr w:type="spellEnd"/>
-            <w:r>
-              <w:rPr>
-                <w:rFonts w:ascii="BRH Malayalam Extra" w:hAnsi="BRH Malayalam Extra" w:cs="BRH Devanagari Extra"/>
-                <w:b/>
-                <w:color w:val="000000"/>
-                <w:sz w:val="32"/>
-                <w:szCs w:val="40"/>
-                <w:lang w:bidi="ml-IN"/>
-              </w:rPr>
-              <w:t>–</w:t>
-            </w:r>
-            <w:proofErr w:type="spellStart"/>
+            <w:r>
+              <w:rPr>
+                <w:rFonts w:ascii="BRH Malayalam Extra" w:hAnsi="BRH Malayalam Extra" w:cs="BRH Devanagari Extra"/>
+                <w:b/>
+                <w:color w:val="000000"/>
+                <w:sz w:val="32"/>
+                <w:szCs w:val="40"/>
+                <w:lang w:bidi="ml-IN"/>
+              </w:rPr>
+              <w:t>–</w:t>
+            </w:r>
             <w:r>
               <w:rPr>
                 <w:rFonts w:ascii="BRH Devanagari Extra" w:hAnsi="BRH Devanagari Extra" w:cs="BRH Devanagari Extra"/>
@@ -8638,19 +7553,17 @@
               </w:rPr>
               <w:t>uÉæ</w:t>
             </w:r>
-            <w:proofErr w:type="spellEnd"/>
-            <w:r>
-              <w:rPr>
-                <w:rFonts w:ascii="BRH Malayalam Extra" w:hAnsi="BRH Malayalam Extra" w:cs="BRH Devanagari Extra"/>
-                <w:b/>
-                <w:color w:val="000000"/>
-                <w:sz w:val="32"/>
-                <w:szCs w:val="40"/>
-                <w:lang w:bidi="ml-IN"/>
-              </w:rPr>
-              <w:t>–</w:t>
-            </w:r>
-            <w:proofErr w:type="spellStart"/>
+            <w:r>
+              <w:rPr>
+                <w:rFonts w:ascii="BRH Malayalam Extra" w:hAnsi="BRH Malayalam Extra" w:cs="BRH Devanagari Extra"/>
+                <w:b/>
+                <w:color w:val="000000"/>
+                <w:sz w:val="32"/>
+                <w:szCs w:val="40"/>
+                <w:lang w:bidi="ml-IN"/>
+              </w:rPr>
+              <w:t>–</w:t>
+            </w:r>
             <w:r>
               <w:rPr>
                 <w:rFonts w:ascii="BRH Devanagari Extra" w:hAnsi="BRH Devanagari Extra" w:cs="BRH Devanagari Extra"/>
@@ -8661,50 +7574,26 @@
               </w:rPr>
               <w:t>whÉ</w:t>
             </w:r>
-            <w:proofErr w:type="spellEnd"/>
-            <w:r>
-              <w:rPr>
-                <w:rFonts w:ascii="BRH Malayalam Extra" w:hAnsi="BRH Malayalam Extra" w:cs="BRH Devanagari Extra"/>
-                <w:b/>
-                <w:color w:val="000000"/>
-                <w:sz w:val="32"/>
-                <w:szCs w:val="40"/>
-                <w:lang w:bidi="ml-IN"/>
-              </w:rPr>
-              <w:t>–</w:t>
-            </w:r>
-            <w:proofErr w:type="spellStart"/>
-            <w:r>
-              <w:rPr>
-                <w:rFonts w:ascii="BRH Devanagari Extra" w:hAnsi="BRH Devanagari Extra" w:cs="BRH Devanagari Extra"/>
-                <w:color w:val="000000"/>
-                <w:sz w:val="40"/>
-                <w:szCs w:val="40"/>
-                <w:lang w:bidi="ml-IN"/>
-              </w:rPr>
-              <w:t>uÉÉ</w:t>
-            </w:r>
-            <w:proofErr w:type="spellEnd"/>
-            <w:r>
-              <w:rPr>
-                <w:rFonts w:ascii="BRH Devanagari Extra" w:hAnsi="BRH Devanagari Extra" w:cs="BRH Devanagari Extra"/>
-                <w:color w:val="000000"/>
-                <w:sz w:val="40"/>
-                <w:szCs w:val="40"/>
-                <w:lang w:bidi="ml-IN"/>
-              </w:rPr>
-              <w:t xml:space="preserve"> </w:t>
-            </w:r>
-            <w:proofErr w:type="spellStart"/>
-            <w:r>
-              <w:rPr>
-                <w:rFonts w:ascii="BRH Devanagari Extra" w:hAnsi="BRH Devanagari Extra" w:cs="BRH Devanagari Extra"/>
-                <w:color w:val="000000"/>
-                <w:sz w:val="40"/>
-                <w:szCs w:val="40"/>
-                <w:lang w:bidi="ml-IN"/>
-              </w:rPr>
-              <w:t>C</w:t>
+            <w:r>
+              <w:rPr>
+                <w:rFonts w:ascii="BRH Malayalam Extra" w:hAnsi="BRH Malayalam Extra" w:cs="BRH Devanagari Extra"/>
+                <w:b/>
+                <w:color w:val="000000"/>
+                <w:sz w:val="32"/>
+                <w:szCs w:val="40"/>
+                <w:lang w:bidi="ml-IN"/>
+              </w:rPr>
+              <w:t>–</w:t>
+            </w:r>
+            <w:r>
+              <w:rPr>
+                <w:rFonts w:ascii="BRH Devanagari Extra" w:hAnsi="BRH Devanagari Extra" w:cs="BRH Devanagari Extra"/>
+                <w:color w:val="000000"/>
+                <w:sz w:val="40"/>
+                <w:szCs w:val="40"/>
+                <w:lang w:bidi="ml-IN"/>
+              </w:rPr>
+              <w:t>uÉÉ C</w:t>
             </w:r>
             <w:r>
               <w:rPr>
@@ -8725,43 +7614,19 @@
                 <w:szCs w:val="40"/>
                 <w:lang w:bidi="ml-IN"/>
               </w:rPr>
-              <w:t>æÿlSìÉ</w:t>
-            </w:r>
-            <w:proofErr w:type="spellEnd"/>
-            <w:r>
-              <w:rPr>
-                <w:rFonts w:ascii="BRH Devanagari Extra" w:hAnsi="BRH Devanagari Extra" w:cs="BRH Devanagari Extra"/>
-                <w:color w:val="000000"/>
-                <w:sz w:val="40"/>
-                <w:szCs w:val="40"/>
-                <w:lang w:bidi="ml-IN"/>
-              </w:rPr>
-              <w:t xml:space="preserve"> - </w:t>
-            </w:r>
-            <w:proofErr w:type="spellStart"/>
-            <w:r>
-              <w:rPr>
-                <w:rFonts w:ascii="BRH Devanagari Extra" w:hAnsi="BRH Devanagari Extra" w:cs="BRH Devanagari Extra"/>
-                <w:color w:val="000000"/>
-                <w:sz w:val="40"/>
-                <w:szCs w:val="40"/>
-                <w:lang w:bidi="ml-IN"/>
-              </w:rPr>
-              <w:t>uÉæ</w:t>
-            </w:r>
-            <w:proofErr w:type="spellEnd"/>
-            <w:r>
-              <w:rPr>
-                <w:rFonts w:ascii="BRH Malayalam Extra" w:hAnsi="BRH Malayalam Extra" w:cs="BRH Devanagari Extra"/>
-                <w:b/>
-                <w:color w:val="000000"/>
-                <w:sz w:val="32"/>
-                <w:szCs w:val="40"/>
-                <w:lang w:bidi="ml-IN"/>
-              </w:rPr>
-              <w:t>–</w:t>
-            </w:r>
-            <w:proofErr w:type="spellStart"/>
+              <w:t>æÿlSìÉ - uÉæ</w:t>
+            </w:r>
+            <w:r>
+              <w:rPr>
+                <w:rFonts w:ascii="BRH Malayalam Extra" w:hAnsi="BRH Malayalam Extra" w:cs="BRH Devanagari Extra"/>
+                <w:b/>
+                <w:color w:val="000000"/>
+                <w:sz w:val="32"/>
+                <w:szCs w:val="40"/>
+                <w:lang w:bidi="ml-IN"/>
+              </w:rPr>
+              <w:t>–</w:t>
+            </w:r>
             <w:r>
               <w:rPr>
                 <w:rFonts w:ascii="BRH Devanagari Extra" w:hAnsi="BRH Devanagari Extra" w:cs="BRH Devanagari Extra"/>
@@ -8772,39 +7637,26 @@
               </w:rPr>
               <w:t>whÉ</w:t>
             </w:r>
-            <w:proofErr w:type="spellEnd"/>
-            <w:r>
-              <w:rPr>
-                <w:rFonts w:ascii="BRH Malayalam Extra" w:hAnsi="BRH Malayalam Extra" w:cs="BRH Devanagari Extra"/>
-                <w:b/>
-                <w:color w:val="000000"/>
-                <w:sz w:val="32"/>
-                <w:szCs w:val="40"/>
-                <w:lang w:bidi="ml-IN"/>
-              </w:rPr>
-              <w:t>–</w:t>
-            </w:r>
-            <w:proofErr w:type="spellStart"/>
-            <w:r>
-              <w:rPr>
-                <w:rFonts w:ascii="BRH Devanagari Extra" w:hAnsi="BRH Devanagari Extra" w:cs="BRH Devanagari Extra"/>
-                <w:color w:val="000000"/>
-                <w:sz w:val="40"/>
-                <w:szCs w:val="40"/>
-                <w:lang w:bidi="ml-IN"/>
-              </w:rPr>
-              <w:t>uÉÉÈ</w:t>
-            </w:r>
-            <w:proofErr w:type="spellEnd"/>
-            <w:r>
-              <w:rPr>
-                <w:rFonts w:ascii="BRH Devanagari Extra" w:hAnsi="BRH Devanagari Extra" w:cs="BRH Devanagari Extra"/>
-                <w:color w:val="000000"/>
-                <w:sz w:val="40"/>
-                <w:szCs w:val="40"/>
-                <w:lang w:bidi="ml-IN"/>
-              </w:rPr>
-              <w:t xml:space="preserve"> |</w:t>
+            <w:r>
+              <w:rPr>
+                <w:rFonts w:ascii="BRH Malayalam Extra" w:hAnsi="BRH Malayalam Extra" w:cs="BRH Devanagari Extra"/>
+                <w:b/>
+                <w:color w:val="000000"/>
+                <w:sz w:val="32"/>
+                <w:szCs w:val="40"/>
+                <w:lang w:bidi="ml-IN"/>
+              </w:rPr>
+              <w:t>–</w:t>
+            </w:r>
+            <w:r>
+              <w:rPr>
+                <w:rFonts w:ascii="BRH Devanagari Extra" w:hAnsi="BRH Devanagari Extra" w:cs="BRH Devanagari Extra"/>
+                <w:color w:val="000000"/>
+                <w:sz w:val="40"/>
+                <w:szCs w:val="40"/>
+                <w:lang w:bidi="ml-IN"/>
+              </w:rPr>
+              <w:t>uÉÉÈ |</w:t>
             </w:r>
           </w:p>
         </w:tc>
@@ -8848,7 +7700,6 @@
               </w:rPr>
               <w:t>–</w:t>
             </w:r>
-            <w:proofErr w:type="spellStart"/>
             <w:r>
               <w:rPr>
                 <w:rFonts w:ascii="BRH Devanagari Extra" w:hAnsi="BRH Devanagari Extra" w:cs="BRH Devanagari Extra"/>
@@ -8859,19 +7710,17 @@
               </w:rPr>
               <w:t>lSìÉ</w:t>
             </w:r>
-            <w:proofErr w:type="spellEnd"/>
-            <w:r>
-              <w:rPr>
-                <w:rFonts w:ascii="BRH Malayalam Extra" w:hAnsi="BRH Malayalam Extra" w:cs="BRH Devanagari Extra"/>
-                <w:b/>
-                <w:color w:val="000000"/>
-                <w:sz w:val="32"/>
-                <w:szCs w:val="40"/>
-                <w:lang w:bidi="ml-IN"/>
-              </w:rPr>
-              <w:t>–</w:t>
-            </w:r>
-            <w:proofErr w:type="spellStart"/>
+            <w:r>
+              <w:rPr>
+                <w:rFonts w:ascii="BRH Malayalam Extra" w:hAnsi="BRH Malayalam Extra" w:cs="BRH Devanagari Extra"/>
+                <w:b/>
+                <w:color w:val="000000"/>
+                <w:sz w:val="32"/>
+                <w:szCs w:val="40"/>
+                <w:lang w:bidi="ml-IN"/>
+              </w:rPr>
+              <w:t>–</w:t>
+            </w:r>
             <w:r>
               <w:rPr>
                 <w:rFonts w:ascii="BRH Devanagari Extra" w:hAnsi="BRH Devanagari Extra" w:cs="BRH Devanagari Extra"/>
@@ -8882,19 +7731,17 @@
               </w:rPr>
               <w:t>uÉæ</w:t>
             </w:r>
-            <w:proofErr w:type="spellEnd"/>
-            <w:r>
-              <w:rPr>
-                <w:rFonts w:ascii="BRH Malayalam Extra" w:hAnsi="BRH Malayalam Extra" w:cs="BRH Devanagari Extra"/>
-                <w:b/>
-                <w:color w:val="000000"/>
-                <w:sz w:val="32"/>
-                <w:szCs w:val="40"/>
-                <w:lang w:bidi="ml-IN"/>
-              </w:rPr>
-              <w:t>–</w:t>
-            </w:r>
-            <w:proofErr w:type="spellStart"/>
+            <w:r>
+              <w:rPr>
+                <w:rFonts w:ascii="BRH Malayalam Extra" w:hAnsi="BRH Malayalam Extra" w:cs="BRH Devanagari Extra"/>
+                <w:b/>
+                <w:color w:val="000000"/>
+                <w:sz w:val="32"/>
+                <w:szCs w:val="40"/>
+                <w:lang w:bidi="ml-IN"/>
+              </w:rPr>
+              <w:t>–</w:t>
+            </w:r>
             <w:r>
               <w:rPr>
                 <w:rFonts w:ascii="BRH Devanagari Extra" w:hAnsi="BRH Devanagari Extra" w:cs="BRH Devanagari Extra"/>
@@ -8905,50 +7752,26 @@
               </w:rPr>
               <w:t>whÉ</w:t>
             </w:r>
-            <w:proofErr w:type="spellEnd"/>
-            <w:r>
-              <w:rPr>
-                <w:rFonts w:ascii="BRH Malayalam Extra" w:hAnsi="BRH Malayalam Extra" w:cs="BRH Devanagari Extra"/>
-                <w:b/>
-                <w:color w:val="000000"/>
-                <w:sz w:val="32"/>
-                <w:szCs w:val="40"/>
-                <w:lang w:bidi="ml-IN"/>
-              </w:rPr>
-              <w:t>–</w:t>
-            </w:r>
-            <w:proofErr w:type="spellStart"/>
-            <w:r>
-              <w:rPr>
-                <w:rFonts w:ascii="BRH Devanagari Extra" w:hAnsi="BRH Devanagari Extra" w:cs="BRH Devanagari Extra"/>
-                <w:color w:val="000000"/>
-                <w:sz w:val="40"/>
-                <w:szCs w:val="40"/>
-                <w:lang w:bidi="ml-IN"/>
-              </w:rPr>
-              <w:t>uÉÉ</w:t>
-            </w:r>
-            <w:proofErr w:type="spellEnd"/>
-            <w:r>
-              <w:rPr>
-                <w:rFonts w:ascii="BRH Devanagari Extra" w:hAnsi="BRH Devanagari Extra" w:cs="BRH Devanagari Extra"/>
-                <w:color w:val="000000"/>
-                <w:sz w:val="40"/>
-                <w:szCs w:val="40"/>
-                <w:lang w:bidi="ml-IN"/>
-              </w:rPr>
-              <w:t xml:space="preserve"> </w:t>
-            </w:r>
-            <w:proofErr w:type="spellStart"/>
-            <w:r>
-              <w:rPr>
-                <w:rFonts w:ascii="BRH Devanagari Extra" w:hAnsi="BRH Devanagari Extra" w:cs="BRH Devanagari Extra"/>
-                <w:color w:val="000000"/>
-                <w:sz w:val="40"/>
-                <w:szCs w:val="40"/>
-                <w:lang w:bidi="ml-IN"/>
-              </w:rPr>
-              <w:t>C</w:t>
+            <w:r>
+              <w:rPr>
+                <w:rFonts w:ascii="BRH Malayalam Extra" w:hAnsi="BRH Malayalam Extra" w:cs="BRH Devanagari Extra"/>
+                <w:b/>
+                <w:color w:val="000000"/>
+                <w:sz w:val="32"/>
+                <w:szCs w:val="40"/>
+                <w:lang w:bidi="ml-IN"/>
+              </w:rPr>
+              <w:t>–</w:t>
+            </w:r>
+            <w:r>
+              <w:rPr>
+                <w:rFonts w:ascii="BRH Devanagari Extra" w:hAnsi="BRH Devanagari Extra" w:cs="BRH Devanagari Extra"/>
+                <w:color w:val="000000"/>
+                <w:sz w:val="40"/>
+                <w:szCs w:val="40"/>
+                <w:lang w:bidi="ml-IN"/>
+              </w:rPr>
+              <w:t>uÉÉ C</w:t>
             </w:r>
             <w:r>
               <w:rPr>
@@ -8969,43 +7792,19 @@
                 <w:szCs w:val="40"/>
                 <w:lang w:bidi="ml-IN"/>
               </w:rPr>
-              <w:t>æÿlSìÉ</w:t>
-            </w:r>
-            <w:proofErr w:type="spellEnd"/>
-            <w:r>
-              <w:rPr>
-                <w:rFonts w:ascii="BRH Devanagari Extra" w:hAnsi="BRH Devanagari Extra" w:cs="BRH Devanagari Extra"/>
-                <w:color w:val="000000"/>
-                <w:sz w:val="40"/>
-                <w:szCs w:val="40"/>
-                <w:lang w:bidi="ml-IN"/>
-              </w:rPr>
-              <w:t xml:space="preserve"> - </w:t>
-            </w:r>
-            <w:proofErr w:type="spellStart"/>
-            <w:r>
-              <w:rPr>
-                <w:rFonts w:ascii="BRH Devanagari Extra" w:hAnsi="BRH Devanagari Extra" w:cs="BRH Devanagari Extra"/>
-                <w:color w:val="000000"/>
-                <w:sz w:val="40"/>
-                <w:szCs w:val="40"/>
-                <w:lang w:bidi="ml-IN"/>
-              </w:rPr>
-              <w:t>uÉæ</w:t>
-            </w:r>
-            <w:proofErr w:type="spellEnd"/>
-            <w:r>
-              <w:rPr>
-                <w:rFonts w:ascii="BRH Malayalam Extra" w:hAnsi="BRH Malayalam Extra" w:cs="BRH Devanagari Extra"/>
-                <w:b/>
-                <w:color w:val="000000"/>
-                <w:sz w:val="32"/>
-                <w:szCs w:val="40"/>
-                <w:lang w:bidi="ml-IN"/>
-              </w:rPr>
-              <w:t>–</w:t>
-            </w:r>
-            <w:proofErr w:type="spellStart"/>
+              <w:t>æÿlSìÉ - uÉæ</w:t>
+            </w:r>
+            <w:r>
+              <w:rPr>
+                <w:rFonts w:ascii="BRH Malayalam Extra" w:hAnsi="BRH Malayalam Extra" w:cs="BRH Devanagari Extra"/>
+                <w:b/>
+                <w:color w:val="000000"/>
+                <w:sz w:val="32"/>
+                <w:szCs w:val="40"/>
+                <w:lang w:bidi="ml-IN"/>
+              </w:rPr>
+              <w:t>–</w:t>
+            </w:r>
             <w:r>
               <w:rPr>
                 <w:rFonts w:ascii="BRH Devanagari Extra" w:hAnsi="BRH Devanagari Extra" w:cs="BRH Devanagari Extra"/>
@@ -9016,39 +7815,26 @@
               </w:rPr>
               <w:t>whÉ</w:t>
             </w:r>
-            <w:proofErr w:type="spellEnd"/>
-            <w:r>
-              <w:rPr>
-                <w:rFonts w:ascii="BRH Malayalam Extra" w:hAnsi="BRH Malayalam Extra" w:cs="BRH Devanagari Extra"/>
-                <w:b/>
-                <w:color w:val="000000"/>
-                <w:sz w:val="32"/>
-                <w:szCs w:val="40"/>
-                <w:lang w:bidi="ml-IN"/>
-              </w:rPr>
-              <w:t>–</w:t>
-            </w:r>
-            <w:proofErr w:type="spellStart"/>
-            <w:r>
-              <w:rPr>
-                <w:rFonts w:ascii="BRH Devanagari Extra" w:hAnsi="BRH Devanagari Extra" w:cs="BRH Devanagari Extra"/>
-                <w:color w:val="000000"/>
-                <w:sz w:val="40"/>
-                <w:szCs w:val="40"/>
-                <w:lang w:bidi="ml-IN"/>
-              </w:rPr>
-              <w:t>uÉÉÈ</w:t>
-            </w:r>
-            <w:proofErr w:type="spellEnd"/>
-            <w:r>
-              <w:rPr>
-                <w:rFonts w:ascii="BRH Devanagari Extra" w:hAnsi="BRH Devanagari Extra" w:cs="BRH Devanagari Extra"/>
-                <w:color w:val="000000"/>
-                <w:sz w:val="40"/>
-                <w:szCs w:val="40"/>
-                <w:lang w:bidi="ml-IN"/>
-              </w:rPr>
-              <w:t xml:space="preserve"> |</w:t>
+            <w:r>
+              <w:rPr>
+                <w:rFonts w:ascii="BRH Malayalam Extra" w:hAnsi="BRH Malayalam Extra" w:cs="BRH Devanagari Extra"/>
+                <w:b/>
+                <w:color w:val="000000"/>
+                <w:sz w:val="32"/>
+                <w:szCs w:val="40"/>
+                <w:lang w:bidi="ml-IN"/>
+              </w:rPr>
+              <w:t>–</w:t>
+            </w:r>
+            <w:r>
+              <w:rPr>
+                <w:rFonts w:ascii="BRH Devanagari Extra" w:hAnsi="BRH Devanagari Extra" w:cs="BRH Devanagari Extra"/>
+                <w:color w:val="000000"/>
+                <w:sz w:val="40"/>
+                <w:szCs w:val="40"/>
+                <w:lang w:bidi="ml-IN"/>
+              </w:rPr>
+              <w:t>uÉÉÈ |</w:t>
             </w:r>
           </w:p>
         </w:tc>
@@ -9082,29 +7868,7 @@
           <w:szCs w:val="40"/>
           <w:lang w:val="en-IN" w:eastAsia="en-IN"/>
         </w:rPr>
-        <w:t>"</w:t>
-      </w:r>
-      <w:proofErr w:type="spellStart"/>
-      <w:r>
-        <w:rPr>
-          <w:rFonts w:ascii="BRH Devanagari" w:hAnsi="BRH Devanagari" w:cs="BRH Devanagari"/>
-          <w:color w:val="000000"/>
-          <w:sz w:val="40"/>
-          <w:szCs w:val="40"/>
-          <w:lang w:val="en-IN" w:eastAsia="en-IN"/>
-        </w:rPr>
-        <w:t>zlÉ</w:t>
-      </w:r>
-      <w:proofErr w:type="spellEnd"/>
-      <w:r>
-        <w:rPr>
-          <w:rFonts w:ascii="BRH Devanagari" w:hAnsi="BRH Devanagari" w:cs="BRH Devanagari"/>
-          <w:color w:val="000000"/>
-          <w:sz w:val="40"/>
-          <w:szCs w:val="40"/>
-          <w:lang w:val="en-IN" w:eastAsia="en-IN"/>
-        </w:rPr>
-        <w:t xml:space="preserve">" </w:t>
+        <w:t xml:space="preserve">"zlÉ" </w:t>
       </w:r>
       <w:r>
         <w:rPr>
@@ -9112,16 +7876,7 @@
           <w:bCs/>
           <w:sz w:val="32"/>
         </w:rPr>
-        <w:t xml:space="preserve">replaced </w:t>
-      </w:r>
-      <w:proofErr w:type="gramStart"/>
-      <w:r>
-        <w:rPr>
-          <w:b/>
-          <w:bCs/>
-          <w:sz w:val="32"/>
-        </w:rPr>
-        <w:t>with</w:t>
+        <w:t>replaced with</w:t>
       </w:r>
       <w:r>
         <w:rPr>
@@ -9143,8 +7898,6 @@
         </w:rPr>
         <w:t>"</w:t>
       </w:r>
-      <w:proofErr w:type="spellStart"/>
-      <w:proofErr w:type="gramEnd"/>
       <w:r>
         <w:rPr>
           <w:rFonts w:ascii="BRH Devanagari" w:hAnsi="BRH Devanagari" w:cs="BRH Devanagari"/>
@@ -9156,7 +7909,6 @@
         </w:rPr>
         <w:t>zgÉ</w:t>
       </w:r>
-      <w:proofErr w:type="spellEnd"/>
       <w:r>
         <w:rPr>
           <w:rFonts w:ascii="BRH Devanagari" w:hAnsi="BRH Devanagari" w:cs="BRH Devanagari"/>
@@ -9495,6 +8247,7 @@
                 <w:sz w:val="32"/>
                 <w:szCs w:val="36"/>
               </w:rPr>
+              <w:lastRenderedPageBreak/>
               <w:t>None</w:t>
             </w:r>
           </w:p>

--- a/TS-Kramam/TS-5.6/TS 5.6 Sanskrit Krama Paatam Corrections.docx
+++ b/TS-Kramam/TS-5.6/TS 5.6 Sanskrit Krama Paatam Corrections.docx
@@ -44,6 +44,7 @@
         </w:rPr>
         <w:t xml:space="preserve"> Paatam – TS </w:t>
       </w:r>
+      <w:proofErr w:type="gramStart"/>
       <w:r>
         <w:rPr>
           <w:b/>
@@ -72,7 +73,18 @@
           <w:szCs w:val="32"/>
           <w:u w:val="single"/>
         </w:rPr>
-        <w:t xml:space="preserve">Sanskrit </w:t>
+        <w:t>Sanskrit</w:t>
+      </w:r>
+      <w:proofErr w:type="gramEnd"/>
+      <w:r>
+        <w:rPr>
+          <w:b/>
+          <w:bCs/>
+          <w:sz w:val="32"/>
+          <w:szCs w:val="32"/>
+          <w:u w:val="single"/>
+        </w:rPr>
+        <w:t xml:space="preserve"> </w:t>
       </w:r>
       <w:r>
         <w:rPr>
@@ -102,7 +114,18 @@
           <w:szCs w:val="32"/>
           <w:u w:val="single"/>
         </w:rPr>
-        <w:t xml:space="preserve">Observed till </w:t>
+        <w:t xml:space="preserve">Observed </w:t>
+      </w:r>
+      <w:proofErr w:type="gramStart"/>
+      <w:r>
+        <w:rPr>
+          <w:b/>
+          <w:bCs/>
+          <w:sz w:val="32"/>
+          <w:szCs w:val="32"/>
+          <w:u w:val="single"/>
+        </w:rPr>
+        <w:t xml:space="preserve">till </w:t>
       </w:r>
       <w:r>
         <w:rPr>
@@ -115,6 +138,7 @@
         </w:rPr>
         <w:t>????</w:t>
       </w:r>
+      <w:proofErr w:type="gramEnd"/>
     </w:p>
     <w:p>
       <w:pPr>
@@ -1113,7 +1137,7 @@
       </w:tr>
       <w:tr>
         <w:trPr>
-          <w:trHeight w:val="918"/>
+          <w:trHeight w:val="1694"/>
         </w:trPr>
         <w:tc>
           <w:tcPr>
@@ -1270,7 +1294,7 @@
                 <w:color w:val="000000"/>
                 <w:sz w:val="40"/>
                 <w:szCs w:val="40"/>
-                <w:lang w:val="it-IT" w:bidi="ml-IN"/>
+                <w:lang w:bidi="ml-IN"/>
               </w:rPr>
             </w:pPr>
             <w:r>
@@ -1446,163 +1470,641 @@
                 <w:color w:val="000000"/>
                 <w:sz w:val="40"/>
                 <w:szCs w:val="40"/>
+                <w:lang w:bidi="ml-IN"/>
+              </w:rPr>
+            </w:pPr>
+            <w:r>
+              <w:rPr>
+                <w:rFonts w:ascii="BRH Devanagari Extra" w:hAnsi="BRH Devanagari Extra" w:cs="BRH Devanagari Extra"/>
+                <w:color w:val="000000"/>
+                <w:sz w:val="40"/>
+                <w:szCs w:val="40"/>
+                <w:lang w:bidi="ml-IN"/>
+              </w:rPr>
+              <w:t>Nû</w:t>
+            </w:r>
+            <w:r>
+              <w:rPr>
+                <w:rFonts w:ascii="BRH Devanagari Extra" w:hAnsi="BRH Devanagari Extra" w:cs="BRH Devanagari Extra"/>
+                <w:color w:val="000000"/>
+                <w:sz w:val="40"/>
+                <w:szCs w:val="40"/>
+                <w:highlight w:val="green"/>
+                <w:lang w:bidi="ml-IN"/>
+              </w:rPr>
+              <w:t>lSÉåþÍ</w:t>
+            </w:r>
+            <w:r>
+              <w:rPr>
+                <w:rFonts w:ascii="BRH Devanagari Extra" w:hAnsi="BRH Devanagari Extra" w:cs="BRH Devanagari Extra"/>
+                <w:color w:val="000000"/>
+                <w:sz w:val="40"/>
+                <w:szCs w:val="40"/>
+                <w:lang w:bidi="ml-IN"/>
+              </w:rPr>
+              <w:t>pÉUÉ</w:t>
+            </w:r>
+            <w:r>
+              <w:rPr>
+                <w:rFonts w:ascii="BRH Malayalam Extra" w:hAnsi="BRH Malayalam Extra" w:cs="BRH Devanagari Extra"/>
+                <w:b/>
+                <w:color w:val="000000"/>
+                <w:sz w:val="32"/>
+                <w:szCs w:val="40"/>
+                <w:lang w:bidi="ml-IN"/>
+              </w:rPr>
+              <w:t>–</w:t>
+            </w:r>
+            <w:r>
+              <w:rPr>
+                <w:rFonts w:ascii="BRH Devanagari Extra" w:hAnsi="BRH Devanagari Extra" w:cs="BRH Devanagari Extra"/>
+                <w:color w:val="000000"/>
+                <w:sz w:val="40"/>
+                <w:szCs w:val="40"/>
+                <w:lang w:bidi="ml-IN"/>
+              </w:rPr>
+              <w:t xml:space="preserve">iqÉÉlÉÿqÉç | </w:t>
+            </w:r>
+            <w:r>
+              <w:rPr>
+                <w:rFonts w:ascii="BRH Devanagari Extra" w:hAnsi="BRH Devanagari Extra" w:cs="BRH Devanagari Extra"/>
+                <w:color w:val="000000"/>
+                <w:sz w:val="40"/>
+                <w:szCs w:val="40"/>
+                <w:lang w:bidi="ml-IN"/>
+              </w:rPr>
+              <w:br/>
+            </w:r>
+            <w:r>
+              <w:rPr>
+                <w:rFonts w:ascii="BRH Devanagari Extra" w:hAnsi="BRH Devanagari Extra" w:cs="BRH Devanagari Extra"/>
+                <w:color w:val="000000"/>
+                <w:sz w:val="40"/>
+                <w:szCs w:val="40"/>
+                <w:lang w:bidi="ml-IN"/>
+              </w:rPr>
+              <w:t>NûlSÉ</w:t>
+            </w:r>
+            <w:r>
+              <w:rPr>
+                <w:rFonts w:ascii="BRH Devanagari Extra" w:hAnsi="BRH Devanagari Extra" w:cs="BRH Devanagari Extra"/>
+                <w:color w:val="000000"/>
+                <w:sz w:val="40"/>
+                <w:szCs w:val="40"/>
+                <w:lang w:bidi="ml-IN"/>
+              </w:rPr>
+              <w:t>å</w:t>
+            </w:r>
+            <w:r>
+              <w:rPr>
+                <w:rFonts w:ascii="BRH Devanagari Extra" w:hAnsi="BRH Devanagari Extra" w:cs="BRH Devanagari Extra"/>
+                <w:color w:val="000000"/>
+                <w:sz w:val="40"/>
+                <w:szCs w:val="40"/>
+                <w:lang w:bidi="ml-IN"/>
+              </w:rPr>
+              <w:t>þÍpÉ</w:t>
+            </w:r>
+            <w:r>
+              <w:rPr>
+                <w:rFonts w:ascii="BRH Malayalam Extra" w:hAnsi="BRH Malayalam Extra" w:cs="BRH Devanagari Extra"/>
+                <w:b/>
+                <w:color w:val="000000"/>
+                <w:sz w:val="32"/>
+                <w:szCs w:val="40"/>
+                <w:lang w:bidi="ml-IN"/>
+              </w:rPr>
+              <w:t>–</w:t>
+            </w:r>
+            <w:r>
+              <w:rPr>
+                <w:rFonts w:ascii="BRH Devanagari Extra" w:hAnsi="BRH Devanagari Extra" w:cs="BRH Devanagari Extra"/>
+                <w:color w:val="000000"/>
+                <w:sz w:val="40"/>
+                <w:szCs w:val="40"/>
+                <w:lang w:bidi="ml-IN"/>
+              </w:rPr>
+              <w:t>ËUÌiÉ</w:t>
+            </w:r>
+            <w:r>
+              <w:rPr>
+                <w:rFonts w:ascii="BRH Malayalam Extra" w:hAnsi="BRH Malayalam Extra" w:cs="BRH Devanagari Extra"/>
+                <w:b/>
+                <w:color w:val="000000"/>
+                <w:sz w:val="32"/>
+                <w:szCs w:val="40"/>
+                <w:lang w:bidi="ml-IN"/>
+              </w:rPr>
+              <w:t>–</w:t>
+            </w:r>
+            <w:r>
+              <w:rPr>
+                <w:rFonts w:ascii="BRH Devanagari Extra" w:hAnsi="BRH Devanagari Extra" w:cs="BRH Devanagari Extra"/>
+                <w:color w:val="000000"/>
+                <w:sz w:val="40"/>
+                <w:szCs w:val="40"/>
+                <w:lang w:bidi="ml-IN"/>
+              </w:rPr>
+              <w:t xml:space="preserve"> NûlSþÈ-ÍpÉ</w:t>
+            </w:r>
+            <w:r>
+              <w:rPr>
+                <w:rFonts w:ascii="BRH Malayalam Extra" w:hAnsi="BRH Malayalam Extra" w:cs="BRH Devanagari Extra"/>
+                <w:b/>
+                <w:color w:val="000000"/>
+                <w:sz w:val="32"/>
+                <w:szCs w:val="40"/>
+                <w:lang w:bidi="ml-IN"/>
+              </w:rPr>
+              <w:t>–</w:t>
+            </w:r>
+            <w:r>
+              <w:rPr>
+                <w:rFonts w:ascii="BRH Devanagari Extra" w:hAnsi="BRH Devanagari Extra" w:cs="BRH Devanagari Extra"/>
+                <w:color w:val="000000"/>
+                <w:sz w:val="40"/>
+                <w:szCs w:val="40"/>
+                <w:lang w:bidi="ml-IN"/>
+              </w:rPr>
+              <w:t>È |</w:t>
+            </w:r>
+          </w:p>
+        </w:tc>
+      </w:tr>
+      <w:tr>
+        <w:trPr>
+          <w:trHeight w:val="1694"/>
+        </w:trPr>
+        <w:tc>
+          <w:tcPr>
+            <w:tcW w:w="3764" w:type="dxa"/>
+          </w:tcPr>
+          <w:p>
+            <w:pPr>
+              <w:widowControl w:val="0"/>
+              <w:tabs>
+                <w:tab w:val="left" w:pos="993"/>
+              </w:tabs>
+              <w:autoSpaceDE w:val="0"/>
+              <w:autoSpaceDN w:val="0"/>
+              <w:adjustRightInd w:val="0"/>
+              <w:spacing w:before="0" w:line="240" w:lineRule="auto"/>
+              <w:ind w:right="297"/>
+              <w:rPr>
+                <w:rFonts w:cs="Arial"/>
+                <w:b/>
+                <w:color w:val="EE0000"/>
+                <w:sz w:val="28"/>
+                <w:szCs w:val="32"/>
+              </w:rPr>
+            </w:pPr>
+            <w:r>
+              <w:rPr>
+                <w:rFonts w:cs="Arial"/>
+                <w:b/>
+                <w:color w:val="EE0000"/>
+                <w:sz w:val="28"/>
+                <w:szCs w:val="32"/>
+              </w:rPr>
+              <w:t>T.S.5.6.14.1 – Kramam</w:t>
+            </w:r>
+          </w:p>
+          <w:p>
+            <w:pPr>
+              <w:widowControl w:val="0"/>
+              <w:tabs>
+                <w:tab w:val="left" w:pos="993"/>
+              </w:tabs>
+              <w:autoSpaceDE w:val="0"/>
+              <w:autoSpaceDN w:val="0"/>
+              <w:adjustRightInd w:val="0"/>
+              <w:spacing w:before="0" w:line="240" w:lineRule="auto"/>
+              <w:ind w:right="297"/>
+              <w:rPr>
+                <w:rFonts w:cs="Arial"/>
+                <w:b/>
+                <w:color w:val="EE0000"/>
+                <w:sz w:val="28"/>
+                <w:szCs w:val="32"/>
+                <w:lang w:val="en-IN"/>
+              </w:rPr>
+            </w:pPr>
+            <w:r>
+              <w:rPr>
+                <w:rFonts w:cs="Arial"/>
+                <w:b/>
+                <w:color w:val="EE0000"/>
+                <w:sz w:val="28"/>
+                <w:szCs w:val="32"/>
+                <w:lang w:val="en-IN"/>
+              </w:rPr>
+              <w:t>Krama Vaakyam No.– 38</w:t>
+            </w:r>
+          </w:p>
+          <w:p>
+            <w:pPr>
+              <w:widowControl w:val="0"/>
+              <w:tabs>
+                <w:tab w:val="left" w:pos="993"/>
+              </w:tabs>
+              <w:autoSpaceDE w:val="0"/>
+              <w:autoSpaceDN w:val="0"/>
+              <w:adjustRightInd w:val="0"/>
+              <w:spacing w:before="0" w:line="240" w:lineRule="auto"/>
+              <w:ind w:right="297"/>
+              <w:rPr>
+                <w:rFonts w:cs="Arial"/>
+                <w:b/>
+                <w:color w:val="EE0000"/>
+                <w:sz w:val="28"/>
+                <w:szCs w:val="32"/>
+                <w:lang w:val="it-IT"/>
+              </w:rPr>
+            </w:pPr>
+            <w:r>
+              <w:rPr>
+                <w:rFonts w:cs="Arial"/>
+                <w:b/>
+                <w:color w:val="EE0000"/>
+                <w:sz w:val="28"/>
+                <w:szCs w:val="32"/>
+                <w:lang w:val="it-IT"/>
+              </w:rPr>
+              <w:t>Panchaati No</w:t>
+            </w:r>
+            <w:r>
+              <w:rPr>
+                <w:rFonts w:cs="Arial"/>
+                <w:b/>
+                <w:color w:val="EE0000"/>
+                <w:szCs w:val="32"/>
+                <w:lang w:val="it-IT"/>
+              </w:rPr>
+              <w:t>. -</w:t>
+            </w:r>
+            <w:r>
+              <w:rPr>
+                <w:rFonts w:cs="Arial"/>
+                <w:b/>
+                <w:color w:val="EE0000"/>
+                <w:sz w:val="28"/>
+                <w:szCs w:val="28"/>
+                <w:lang w:val="it-IT"/>
+              </w:rPr>
+              <w:t xml:space="preserve"> 45</w:t>
+            </w:r>
+          </w:p>
+        </w:tc>
+        <w:tc>
+          <w:tcPr>
+            <w:tcW w:w="4678" w:type="dxa"/>
+          </w:tcPr>
+          <w:p>
+            <w:pPr>
+              <w:widowControl w:val="0"/>
+              <w:autoSpaceDE w:val="0"/>
+              <w:autoSpaceDN w:val="0"/>
+              <w:adjustRightInd w:val="0"/>
+              <w:spacing w:before="0" w:line="240" w:lineRule="auto"/>
+              <w:rPr>
+                <w:rFonts w:ascii="BRH Devanagari Extra" w:hAnsi="BRH Devanagari Extra" w:cs="BRH Devanagari Extra"/>
+                <w:color w:val="EE0000"/>
+                <w:sz w:val="40"/>
+                <w:szCs w:val="40"/>
                 <w:lang w:val="it-IT" w:bidi="ml-IN"/>
               </w:rPr>
             </w:pPr>
             <w:r>
               <w:rPr>
                 <w:rFonts w:ascii="BRH Devanagari Extra" w:hAnsi="BRH Devanagari Extra" w:cs="BRH Devanagari Extra"/>
-                <w:color w:val="000000"/>
-                <w:sz w:val="40"/>
-                <w:szCs w:val="40"/>
-                <w:lang w:bidi="ml-IN"/>
-              </w:rPr>
-              <w:t>Nû</w:t>
-            </w:r>
-            <w:r>
-              <w:rPr>
-                <w:rFonts w:ascii="BRH Devanagari Extra" w:hAnsi="BRH Devanagari Extra" w:cs="BRH Devanagari Extra"/>
-                <w:color w:val="000000"/>
+                <w:color w:val="EE0000"/>
+                <w:sz w:val="40"/>
+                <w:szCs w:val="40"/>
+                <w:lang w:val="it-IT" w:bidi="ml-IN"/>
+              </w:rPr>
+              <w:t>zrÉåiÉþsÉsÉÉqÉÉ</w:t>
+            </w:r>
+            <w:r>
+              <w:rPr>
+                <w:rFonts w:ascii="BRH Malayalam Extra" w:hAnsi="BRH Malayalam Extra" w:cs="BRH Devanagari Extra"/>
+                <w:b/>
+                <w:color w:val="EE0000"/>
+                <w:sz w:val="32"/>
+                <w:szCs w:val="40"/>
+                <w:lang w:val="it-IT" w:bidi="ml-IN"/>
+              </w:rPr>
+              <w:t>–</w:t>
+            </w:r>
+            <w:r>
+              <w:rPr>
+                <w:rFonts w:ascii="BRH Devanagari Extra" w:hAnsi="BRH Devanagari Extra" w:cs="BRH Devanagari Extra"/>
+                <w:color w:val="EE0000"/>
+                <w:sz w:val="40"/>
+                <w:szCs w:val="40"/>
+                <w:lang w:val="it-IT" w:bidi="ml-IN"/>
+              </w:rPr>
+              <w:t xml:space="preserve"> CÌiÉ</w:t>
+            </w:r>
+            <w:r>
+              <w:rPr>
+                <w:rFonts w:ascii="BRH Malayalam Extra" w:hAnsi="BRH Malayalam Extra" w:cs="BRH Devanagari Extra"/>
+                <w:b/>
+                <w:color w:val="EE0000"/>
+                <w:sz w:val="32"/>
+                <w:szCs w:val="40"/>
+                <w:lang w:val="it-IT" w:bidi="ml-IN"/>
+              </w:rPr>
+              <w:t>–</w:t>
+            </w:r>
+            <w:r>
+              <w:rPr>
+                <w:rFonts w:ascii="BRH Devanagari Extra" w:hAnsi="BRH Devanagari Extra" w:cs="BRH Devanagari Extra"/>
+                <w:color w:val="EE0000"/>
+                <w:sz w:val="40"/>
+                <w:szCs w:val="40"/>
+                <w:lang w:val="it-IT" w:bidi="ml-IN"/>
+              </w:rPr>
+              <w:t xml:space="preserve"> </w:t>
+            </w:r>
+          </w:p>
+          <w:p>
+            <w:pPr>
+              <w:widowControl w:val="0"/>
+              <w:autoSpaceDE w:val="0"/>
+              <w:autoSpaceDN w:val="0"/>
+              <w:adjustRightInd w:val="0"/>
+              <w:spacing w:before="0" w:line="240" w:lineRule="auto"/>
+              <w:rPr>
+                <w:rFonts w:ascii="BRH Devanagari Extra" w:hAnsi="BRH Devanagari Extra" w:cs="BRH Devanagari Extra"/>
+                <w:color w:val="EE0000"/>
+                <w:sz w:val="40"/>
+                <w:szCs w:val="40"/>
+                <w:highlight w:val="yellow"/>
+                <w:lang w:val="it-IT" w:bidi="ml-IN"/>
+              </w:rPr>
+            </w:pPr>
+            <w:r>
+              <w:rPr>
+                <w:rFonts w:ascii="BRH Devanagari Extra" w:hAnsi="BRH Devanagari Extra" w:cs="BRH Devanagari Extra"/>
+                <w:color w:val="EE0000"/>
+                <w:sz w:val="40"/>
+                <w:szCs w:val="40"/>
+                <w:highlight w:val="yellow"/>
+                <w:lang w:val="it-IT" w:bidi="ml-IN"/>
+              </w:rPr>
+              <w:t>zÉå</w:t>
+            </w:r>
+            <w:r>
+              <w:rPr>
+                <w:rFonts w:ascii="BRH Devanagari Extra" w:hAnsi="BRH Devanagari Extra" w:cs="BRH Devanagari Extra"/>
+                <w:color w:val="EE0000"/>
+                <w:sz w:val="40"/>
+                <w:szCs w:val="40"/>
+                <w:lang w:val="it-IT" w:bidi="ml-IN"/>
+              </w:rPr>
+              <w:t>iÉþ - sÉ</w:t>
+            </w:r>
+            <w:r>
+              <w:rPr>
+                <w:rFonts w:ascii="BRH Malayalam Extra" w:hAnsi="BRH Malayalam Extra" w:cs="BRH Devanagari Extra"/>
+                <w:b/>
+                <w:color w:val="EE0000"/>
+                <w:sz w:val="32"/>
+                <w:szCs w:val="40"/>
+                <w:lang w:val="it-IT" w:bidi="ml-IN"/>
+              </w:rPr>
+              <w:t>–</w:t>
+            </w:r>
+            <w:r>
+              <w:rPr>
+                <w:rFonts w:ascii="BRH Devanagari Extra" w:hAnsi="BRH Devanagari Extra" w:cs="BRH Devanagari Extra"/>
+                <w:color w:val="EE0000"/>
+                <w:sz w:val="40"/>
+                <w:szCs w:val="40"/>
+                <w:lang w:val="it-IT" w:bidi="ml-IN"/>
+              </w:rPr>
+              <w:t>sÉÉ</w:t>
+            </w:r>
+            <w:r>
+              <w:rPr>
+                <w:rFonts w:ascii="BRH Malayalam Extra" w:hAnsi="BRH Malayalam Extra" w:cs="BRH Devanagari Extra"/>
+                <w:b/>
+                <w:color w:val="EE0000"/>
+                <w:sz w:val="32"/>
+                <w:szCs w:val="40"/>
+                <w:lang w:val="it-IT" w:bidi="ml-IN"/>
+              </w:rPr>
+              <w:t>–</w:t>
+            </w:r>
+            <w:r>
+              <w:rPr>
+                <w:rFonts w:ascii="BRH Devanagari Extra" w:hAnsi="BRH Devanagari Extra" w:cs="BRH Devanagari Extra"/>
+                <w:color w:val="EE0000"/>
+                <w:sz w:val="40"/>
+                <w:szCs w:val="40"/>
+                <w:lang w:val="it-IT" w:bidi="ml-IN"/>
+              </w:rPr>
+              <w:t>qÉÉ</w:t>
+            </w:r>
+            <w:r>
+              <w:rPr>
+                <w:rFonts w:ascii="BRH Malayalam Extra" w:hAnsi="BRH Malayalam Extra" w:cs="BRH Devanagari Extra"/>
+                <w:b/>
+                <w:color w:val="EE0000"/>
+                <w:sz w:val="32"/>
+                <w:szCs w:val="40"/>
+                <w:lang w:val="it-IT" w:bidi="ml-IN"/>
+              </w:rPr>
+              <w:t>–</w:t>
+            </w:r>
+            <w:r>
+              <w:rPr>
+                <w:rFonts w:ascii="BRH Devanagari Extra" w:hAnsi="BRH Devanagari Extra" w:cs="BRH Devanagari Extra"/>
+                <w:color w:val="EE0000"/>
+                <w:sz w:val="40"/>
+                <w:szCs w:val="40"/>
+                <w:lang w:val="it-IT" w:bidi="ml-IN"/>
+              </w:rPr>
+              <w:t>È |</w:t>
+            </w:r>
+          </w:p>
+        </w:tc>
+        <w:tc>
+          <w:tcPr>
+            <w:tcW w:w="5528" w:type="dxa"/>
+          </w:tcPr>
+          <w:p>
+            <w:pPr>
+              <w:widowControl w:val="0"/>
+              <w:tabs>
+                <w:tab w:val="left" w:pos="2552"/>
+              </w:tabs>
+              <w:autoSpaceDE w:val="0"/>
+              <w:autoSpaceDN w:val="0"/>
+              <w:adjustRightInd w:val="0"/>
+              <w:spacing w:before="0" w:line="240" w:lineRule="auto"/>
+              <w:rPr>
+                <w:rFonts w:ascii="BRH Devanagari Extra" w:hAnsi="BRH Devanagari Extra" w:cs="BRH Devanagari Extra"/>
+                <w:color w:val="EE0000"/>
+                <w:sz w:val="40"/>
+                <w:szCs w:val="40"/>
+                <w:lang w:val="it-IT" w:bidi="ml-IN"/>
+              </w:rPr>
+            </w:pPr>
+            <w:r>
+              <w:rPr>
+                <w:rFonts w:ascii="BRH Devanagari Extra" w:hAnsi="BRH Devanagari Extra" w:cs="BRH Devanagari Extra"/>
+                <w:color w:val="EE0000"/>
+                <w:sz w:val="40"/>
+                <w:szCs w:val="40"/>
+                <w:lang w:val="it-IT" w:bidi="ml-IN"/>
+              </w:rPr>
+              <w:t>zrÉåiÉþsÉsÉÉqÉÉ</w:t>
+            </w:r>
+            <w:r>
+              <w:rPr>
+                <w:rFonts w:ascii="BRH Malayalam Extra" w:hAnsi="BRH Malayalam Extra" w:cs="BRH Devanagari Extra"/>
+                <w:b/>
+                <w:color w:val="EE0000"/>
+                <w:sz w:val="32"/>
+                <w:szCs w:val="40"/>
+                <w:lang w:val="it-IT" w:bidi="ml-IN"/>
+              </w:rPr>
+              <w:t>–</w:t>
+            </w:r>
+            <w:r>
+              <w:rPr>
+                <w:rFonts w:ascii="BRH Devanagari Extra" w:hAnsi="BRH Devanagari Extra" w:cs="BRH Devanagari Extra"/>
+                <w:color w:val="EE0000"/>
+                <w:sz w:val="40"/>
+                <w:szCs w:val="40"/>
+                <w:lang w:val="it-IT" w:bidi="ml-IN"/>
+              </w:rPr>
+              <w:t xml:space="preserve"> CÌiÉ</w:t>
+            </w:r>
+            <w:r>
+              <w:rPr>
+                <w:rFonts w:ascii="BRH Malayalam Extra" w:hAnsi="BRH Malayalam Extra" w:cs="BRH Devanagari Extra"/>
+                <w:b/>
+                <w:color w:val="EE0000"/>
+                <w:sz w:val="32"/>
+                <w:szCs w:val="40"/>
+                <w:lang w:val="it-IT" w:bidi="ml-IN"/>
+              </w:rPr>
+              <w:t>–</w:t>
+            </w:r>
+            <w:r>
+              <w:rPr>
+                <w:rFonts w:ascii="BRH Devanagari Extra" w:hAnsi="BRH Devanagari Extra" w:cs="BRH Devanagari Extra"/>
+                <w:color w:val="EE0000"/>
+                <w:sz w:val="40"/>
+                <w:szCs w:val="40"/>
+                <w:lang w:val="it-IT" w:bidi="ml-IN"/>
+              </w:rPr>
+              <w:t xml:space="preserve"> </w:t>
+            </w:r>
+          </w:p>
+          <w:p>
+            <w:pPr>
+              <w:widowControl w:val="0"/>
+              <w:tabs>
+                <w:tab w:val="left" w:pos="2552"/>
+              </w:tabs>
+              <w:autoSpaceDE w:val="0"/>
+              <w:autoSpaceDN w:val="0"/>
+              <w:adjustRightInd w:val="0"/>
+              <w:spacing w:before="0" w:line="240" w:lineRule="auto"/>
+              <w:rPr>
+                <w:rFonts w:ascii="BRH Devanagari Extra" w:hAnsi="BRH Devanagari Extra" w:cs="BRH Devanagari Extra"/>
+                <w:color w:val="EE0000"/>
+                <w:sz w:val="40"/>
+                <w:szCs w:val="40"/>
+                <w:lang w:val="it-IT" w:bidi="ml-IN"/>
+              </w:rPr>
+            </w:pPr>
+            <w:r>
+              <w:rPr>
+                <w:rFonts w:ascii="BRH Devanagari Extra" w:hAnsi="BRH Devanagari Extra" w:cs="BRH Devanagari Extra"/>
+                <w:color w:val="EE0000"/>
                 <w:sz w:val="40"/>
                 <w:szCs w:val="40"/>
                 <w:highlight w:val="green"/>
-                <w:lang w:bidi="ml-IN"/>
-              </w:rPr>
-              <w:t>lSÉåþÍ</w:t>
-            </w:r>
-            <w:r>
-              <w:rPr>
-                <w:rFonts w:ascii="BRH Devanagari Extra" w:hAnsi="BRH Devanagari Extra" w:cs="BRH Devanagari Extra"/>
-                <w:color w:val="000000"/>
-                <w:sz w:val="40"/>
-                <w:szCs w:val="40"/>
-                <w:lang w:bidi="ml-IN"/>
-              </w:rPr>
-              <w:t>pÉUÉ</w:t>
-            </w:r>
-            <w:r>
-              <w:rPr>
-                <w:rFonts w:ascii="BRH Malayalam Extra" w:hAnsi="BRH Malayalam Extra" w:cs="BRH Devanagari Extra"/>
-                <w:b/>
-                <w:color w:val="000000"/>
-                <w:sz w:val="32"/>
-                <w:szCs w:val="40"/>
-                <w:lang w:bidi="ml-IN"/>
-              </w:rPr>
-              <w:t>–</w:t>
-            </w:r>
-            <w:r>
-              <w:rPr>
-                <w:rFonts w:ascii="BRH Devanagari Extra" w:hAnsi="BRH Devanagari Extra" w:cs="BRH Devanagari Extra"/>
-                <w:color w:val="000000"/>
-                <w:sz w:val="40"/>
-                <w:szCs w:val="40"/>
-                <w:lang w:bidi="ml-IN"/>
-              </w:rPr>
-              <w:t xml:space="preserve">iqÉÉlÉÿqÉç | </w:t>
-            </w:r>
-            <w:r>
-              <w:rPr>
-                <w:rFonts w:ascii="BRH Devanagari Extra" w:hAnsi="BRH Devanagari Extra" w:cs="BRH Devanagari Extra"/>
-                <w:color w:val="000000"/>
-                <w:sz w:val="40"/>
-                <w:szCs w:val="40"/>
-                <w:lang w:bidi="ml-IN"/>
-              </w:rPr>
-              <w:br/>
-            </w:r>
-            <w:r>
-              <w:rPr>
-                <w:rFonts w:ascii="BRH Devanagari Extra" w:hAnsi="BRH Devanagari Extra" w:cs="BRH Devanagari Extra"/>
-                <w:color w:val="000000"/>
-                <w:sz w:val="40"/>
-                <w:szCs w:val="40"/>
-                <w:lang w:bidi="ml-IN"/>
-              </w:rPr>
-              <w:t>NûlSÉ</w:t>
-            </w:r>
-            <w:r>
-              <w:rPr>
-                <w:rFonts w:ascii="BRH Devanagari Extra" w:hAnsi="BRH Devanagari Extra" w:cs="BRH Devanagari Extra"/>
-                <w:color w:val="000000"/>
-                <w:sz w:val="40"/>
-                <w:szCs w:val="40"/>
-                <w:lang w:bidi="ml-IN"/>
-              </w:rPr>
-              <w:t>å</w:t>
-            </w:r>
-            <w:r>
-              <w:rPr>
-                <w:rFonts w:ascii="BRH Devanagari Extra" w:hAnsi="BRH Devanagari Extra" w:cs="BRH Devanagari Extra"/>
-                <w:color w:val="000000"/>
-                <w:sz w:val="40"/>
-                <w:szCs w:val="40"/>
-                <w:lang w:bidi="ml-IN"/>
-              </w:rPr>
-              <w:t>þÍpÉ</w:t>
-            </w:r>
-            <w:r>
-              <w:rPr>
-                <w:rFonts w:ascii="BRH Malayalam Extra" w:hAnsi="BRH Malayalam Extra" w:cs="BRH Devanagari Extra"/>
-                <w:b/>
-                <w:color w:val="000000"/>
-                <w:sz w:val="32"/>
-                <w:szCs w:val="40"/>
-                <w:lang w:bidi="ml-IN"/>
-              </w:rPr>
-              <w:t>–</w:t>
-            </w:r>
-            <w:r>
-              <w:rPr>
-                <w:rFonts w:ascii="BRH Devanagari Extra" w:hAnsi="BRH Devanagari Extra" w:cs="BRH Devanagari Extra"/>
-                <w:color w:val="000000"/>
-                <w:sz w:val="40"/>
-                <w:szCs w:val="40"/>
-                <w:lang w:bidi="ml-IN"/>
-              </w:rPr>
-              <w:t>ËUÌiÉ</w:t>
-            </w:r>
-            <w:r>
-              <w:rPr>
-                <w:rFonts w:ascii="BRH Malayalam Extra" w:hAnsi="BRH Malayalam Extra" w:cs="BRH Devanagari Extra"/>
-                <w:b/>
-                <w:color w:val="000000"/>
-                <w:sz w:val="32"/>
-                <w:szCs w:val="40"/>
-                <w:lang w:bidi="ml-IN"/>
-              </w:rPr>
-              <w:t>–</w:t>
-            </w:r>
-            <w:r>
-              <w:rPr>
-                <w:rFonts w:ascii="BRH Devanagari Extra" w:hAnsi="BRH Devanagari Extra" w:cs="BRH Devanagari Extra"/>
-                <w:color w:val="000000"/>
-                <w:sz w:val="40"/>
-                <w:szCs w:val="40"/>
-                <w:lang w:bidi="ml-IN"/>
-              </w:rPr>
-              <w:t xml:space="preserve"> NûlSþÈ-ÍpÉ</w:t>
-            </w:r>
-            <w:r>
-              <w:rPr>
-                <w:rFonts w:ascii="BRH Malayalam Extra" w:hAnsi="BRH Malayalam Extra" w:cs="BRH Devanagari Extra"/>
-                <w:b/>
-                <w:color w:val="000000"/>
-                <w:sz w:val="32"/>
-                <w:szCs w:val="40"/>
-                <w:lang w:bidi="ml-IN"/>
-              </w:rPr>
-              <w:t>–</w:t>
-            </w:r>
-            <w:r>
-              <w:rPr>
-                <w:rFonts w:ascii="BRH Devanagari Extra" w:hAnsi="BRH Devanagari Extra" w:cs="BRH Devanagari Extra"/>
-                <w:color w:val="000000"/>
-                <w:sz w:val="40"/>
-                <w:szCs w:val="40"/>
-                <w:lang w:bidi="ml-IN"/>
-              </w:rPr>
-              <w:t>È |</w:t>
+                <w:lang w:val="it-IT" w:bidi="ml-IN"/>
+              </w:rPr>
+              <w:t>zrÉ</w:t>
+            </w:r>
+            <w:r>
+              <w:rPr>
+                <w:rFonts w:ascii="BRH Devanagari Extra" w:hAnsi="BRH Devanagari Extra" w:cs="BRH Devanagari Extra"/>
+                <w:color w:val="EE0000"/>
+                <w:sz w:val="40"/>
+                <w:szCs w:val="40"/>
+                <w:lang w:val="it-IT" w:bidi="ml-IN"/>
+              </w:rPr>
+              <w:t>åiÉþ - sÉ</w:t>
+            </w:r>
+            <w:r>
+              <w:rPr>
+                <w:rFonts w:ascii="BRH Malayalam Extra" w:hAnsi="BRH Malayalam Extra" w:cs="BRH Devanagari Extra"/>
+                <w:b/>
+                <w:color w:val="EE0000"/>
+                <w:sz w:val="32"/>
+                <w:szCs w:val="40"/>
+                <w:lang w:val="it-IT" w:bidi="ml-IN"/>
+              </w:rPr>
+              <w:t>–</w:t>
+            </w:r>
+            <w:r>
+              <w:rPr>
+                <w:rFonts w:ascii="BRH Devanagari Extra" w:hAnsi="BRH Devanagari Extra" w:cs="BRH Devanagari Extra"/>
+                <w:color w:val="EE0000"/>
+                <w:sz w:val="40"/>
+                <w:szCs w:val="40"/>
+                <w:lang w:val="it-IT" w:bidi="ml-IN"/>
+              </w:rPr>
+              <w:t>sÉÉ</w:t>
+            </w:r>
+            <w:r>
+              <w:rPr>
+                <w:rFonts w:ascii="BRH Malayalam Extra" w:hAnsi="BRH Malayalam Extra" w:cs="BRH Devanagari Extra"/>
+                <w:b/>
+                <w:color w:val="EE0000"/>
+                <w:sz w:val="32"/>
+                <w:szCs w:val="40"/>
+                <w:lang w:val="it-IT" w:bidi="ml-IN"/>
+              </w:rPr>
+              <w:t>–</w:t>
+            </w:r>
+            <w:r>
+              <w:rPr>
+                <w:rFonts w:ascii="BRH Devanagari Extra" w:hAnsi="BRH Devanagari Extra" w:cs="BRH Devanagari Extra"/>
+                <w:color w:val="EE0000"/>
+                <w:sz w:val="40"/>
+                <w:szCs w:val="40"/>
+                <w:lang w:val="it-IT" w:bidi="ml-IN"/>
+              </w:rPr>
+              <w:t>qÉÉ</w:t>
+            </w:r>
+            <w:r>
+              <w:rPr>
+                <w:rFonts w:ascii="BRH Malayalam Extra" w:hAnsi="BRH Malayalam Extra" w:cs="BRH Devanagari Extra"/>
+                <w:b/>
+                <w:color w:val="EE0000"/>
+                <w:sz w:val="32"/>
+                <w:szCs w:val="40"/>
+                <w:lang w:val="it-IT" w:bidi="ml-IN"/>
+              </w:rPr>
+              <w:t>–</w:t>
+            </w:r>
+            <w:r>
+              <w:rPr>
+                <w:rFonts w:ascii="BRH Devanagari Extra" w:hAnsi="BRH Devanagari Extra" w:cs="BRH Devanagari Extra"/>
+                <w:color w:val="EE0000"/>
+                <w:sz w:val="40"/>
+                <w:szCs w:val="40"/>
+                <w:lang w:val="it-IT" w:bidi="ml-IN"/>
+              </w:rPr>
+              <w:t xml:space="preserve">È | </w:t>
             </w:r>
           </w:p>
         </w:tc>
@@ -1738,6 +2240,7 @@
         </w:rPr>
         <w:t xml:space="preserve"> Paatam – TS </w:t>
       </w:r>
+      <w:proofErr w:type="gramStart"/>
       <w:r>
         <w:rPr>
           <w:b/>
@@ -1768,6 +2271,7 @@
         </w:rPr>
         <w:t>Sanskrit</w:t>
       </w:r>
+      <w:proofErr w:type="gramEnd"/>
       <w:r>
         <w:rPr>
           <w:b/>
@@ -1891,7 +2395,6 @@
                 <w:sz w:val="32"/>
                 <w:szCs w:val="32"/>
               </w:rPr>
-              <w:lastRenderedPageBreak/>
               <w:t>Reference</w:t>
             </w:r>
           </w:p>
@@ -1918,7 +2421,6 @@
                 <w:sz w:val="32"/>
                 <w:szCs w:val="32"/>
               </w:rPr>
-              <w:lastRenderedPageBreak/>
               <w:t>As Printed</w:t>
             </w:r>
           </w:p>
@@ -3285,6 +3787,7 @@
                 <w:sz w:val="28"/>
                 <w:szCs w:val="32"/>
               </w:rPr>
+              <w:lastRenderedPageBreak/>
               <w:t>T.S.5.6.2.2 – Kramam</w:t>
             </w:r>
           </w:p>
@@ -3649,7 +4152,6 @@
                 <w:sz w:val="28"/>
                 <w:szCs w:val="32"/>
               </w:rPr>
-              <w:lastRenderedPageBreak/>
               <w:t>T.S.5.6.3.1 – Kramam</w:t>
             </w:r>
           </w:p>
@@ -5680,6 +6182,7 @@
                 <w:sz w:val="28"/>
                 <w:szCs w:val="32"/>
               </w:rPr>
+              <w:lastRenderedPageBreak/>
               <w:t>T.S.5.6.9.1 – Kramam</w:t>
             </w:r>
           </w:p>
@@ -5931,7 +6434,6 @@
                 <w:sz w:val="28"/>
                 <w:szCs w:val="32"/>
               </w:rPr>
-              <w:lastRenderedPageBreak/>
               <w:t>T.S.5.6.10.2 – Kramam</w:t>
             </w:r>
           </w:p>
@@ -7876,7 +8378,16 @@
           <w:bCs/>
           <w:sz w:val="32"/>
         </w:rPr>
-        <w:t>replaced with</w:t>
+        <w:t xml:space="preserve">replaced </w:t>
+      </w:r>
+      <w:proofErr w:type="gramStart"/>
+      <w:r>
+        <w:rPr>
+          <w:b/>
+          <w:bCs/>
+          <w:sz w:val="32"/>
+        </w:rPr>
+        <w:t>with</w:t>
       </w:r>
       <w:r>
         <w:rPr>
@@ -7898,6 +8409,7 @@
         </w:rPr>
         <w:t>"</w:t>
       </w:r>
+      <w:proofErr w:type="gramEnd"/>
       <w:r>
         <w:rPr>
           <w:rFonts w:ascii="BRH Devanagari" w:hAnsi="BRH Devanagari" w:cs="BRH Devanagari"/>
@@ -7978,6 +8490,7 @@
           <w:szCs w:val="32"/>
           <w:u w:val="single"/>
         </w:rPr>
+        <w:lastRenderedPageBreak/>
         <w:t xml:space="preserve">TS </w:t>
       </w:r>
       <w:r>
@@ -8247,7 +8760,6 @@
                 <w:sz w:val="32"/>
                 <w:szCs w:val="36"/>
               </w:rPr>
-              <w:lastRenderedPageBreak/>
               <w:t>None</w:t>
             </w:r>
           </w:p>

--- a/TS-Kramam/TS-5.6/TS 5.6 Sanskrit Krama Paatam Corrections.docx
+++ b/TS-Kramam/TS-5.6/TS 5.6 Sanskrit Krama Paatam Corrections.docx
@@ -1653,16 +1653,14 @@
               <w:rPr>
                 <w:rFonts w:cs="Arial"/>
                 <w:b/>
-                <w:color w:val="EE0000"/>
-                <w:sz w:val="28"/>
-                <w:szCs w:val="32"/>
-              </w:rPr>
-            </w:pPr>
-            <w:r>
-              <w:rPr>
-                <w:rFonts w:cs="Arial"/>
-                <w:b/>
-                <w:color w:val="EE0000"/>
+                <w:sz w:val="28"/>
+                <w:szCs w:val="32"/>
+              </w:rPr>
+            </w:pPr>
+            <w:r>
+              <w:rPr>
+                <w:rFonts w:cs="Arial"/>
+                <w:b/>
                 <w:sz w:val="28"/>
                 <w:szCs w:val="32"/>
               </w:rPr>
@@ -1683,7 +1681,6 @@
               <w:rPr>
                 <w:rFonts w:cs="Arial"/>
                 <w:b/>
-                <w:color w:val="EE0000"/>
                 <w:sz w:val="28"/>
                 <w:szCs w:val="32"/>
                 <w:lang w:val="en-IN"/>
@@ -1693,7 +1690,6 @@
               <w:rPr>
                 <w:rFonts w:cs="Arial"/>
                 <w:b/>
-                <w:color w:val="EE0000"/>
                 <w:sz w:val="28"/>
                 <w:szCs w:val="32"/>
                 <w:lang w:val="en-IN"/>
@@ -1715,7 +1711,6 @@
               <w:rPr>
                 <w:rFonts w:cs="Arial"/>
                 <w:b/>
-                <w:color w:val="EE0000"/>
                 <w:sz w:val="28"/>
                 <w:szCs w:val="32"/>
                 <w:lang w:val="it-IT"/>
@@ -1725,7 +1720,6 @@
               <w:rPr>
                 <w:rFonts w:cs="Arial"/>
                 <w:b/>
-                <w:color w:val="EE0000"/>
                 <w:sz w:val="28"/>
                 <w:szCs w:val="32"/>
                 <w:lang w:val="it-IT"/>
@@ -1736,7 +1730,6 @@
               <w:rPr>
                 <w:rFonts w:cs="Arial"/>
                 <w:b/>
-                <w:color w:val="EE0000"/>
                 <w:szCs w:val="32"/>
                 <w:lang w:val="it-IT"/>
               </w:rPr>
@@ -1746,7 +1739,6 @@
               <w:rPr>
                 <w:rFonts w:cs="Arial"/>
                 <w:b/>
-                <w:color w:val="EE0000"/>
                 <w:sz w:val="28"/>
                 <w:szCs w:val="28"/>
                 <w:lang w:val="it-IT"/>
@@ -1768,7 +1760,6 @@
               <w:spacing w:before="0" w:line="240" w:lineRule="auto"/>
               <w:rPr>
                 <w:rFonts w:ascii="BRH Devanagari Extra" w:hAnsi="BRH Devanagari Extra" w:cs="BRH Devanagari Extra"/>
-                <w:color w:val="EE0000"/>
                 <w:sz w:val="40"/>
                 <w:szCs w:val="40"/>
                 <w:lang w:val="it-IT" w:bidi="ml-IN"/>
@@ -1777,7 +1768,6 @@
             <w:r>
               <w:rPr>
                 <w:rFonts w:ascii="BRH Devanagari Extra" w:hAnsi="BRH Devanagari Extra" w:cs="BRH Devanagari Extra"/>
-                <w:color w:val="EE0000"/>
                 <w:sz w:val="40"/>
                 <w:szCs w:val="40"/>
                 <w:lang w:val="it-IT" w:bidi="ml-IN"/>
@@ -1788,7 +1778,6 @@
               <w:rPr>
                 <w:rFonts w:ascii="BRH Malayalam Extra" w:hAnsi="BRH Malayalam Extra" w:cs="BRH Devanagari Extra"/>
                 <w:b/>
-                <w:color w:val="EE0000"/>
                 <w:sz w:val="32"/>
                 <w:szCs w:val="40"/>
                 <w:lang w:val="it-IT" w:bidi="ml-IN"/>
@@ -1798,7 +1787,6 @@
             <w:r>
               <w:rPr>
                 <w:rFonts w:ascii="BRH Devanagari Extra" w:hAnsi="BRH Devanagari Extra" w:cs="BRH Devanagari Extra"/>
-                <w:color w:val="EE0000"/>
                 <w:sz w:val="40"/>
                 <w:szCs w:val="40"/>
                 <w:lang w:val="it-IT" w:bidi="ml-IN"/>
@@ -1809,7 +1797,6 @@
               <w:rPr>
                 <w:rFonts w:ascii="BRH Malayalam Extra" w:hAnsi="BRH Malayalam Extra" w:cs="BRH Devanagari Extra"/>
                 <w:b/>
-                <w:color w:val="EE0000"/>
                 <w:sz w:val="32"/>
                 <w:szCs w:val="40"/>
                 <w:lang w:val="it-IT" w:bidi="ml-IN"/>
@@ -1819,7 +1806,6 @@
             <w:r>
               <w:rPr>
                 <w:rFonts w:ascii="BRH Devanagari Extra" w:hAnsi="BRH Devanagari Extra" w:cs="BRH Devanagari Extra"/>
-                <w:color w:val="EE0000"/>
                 <w:sz w:val="40"/>
                 <w:szCs w:val="40"/>
                 <w:lang w:val="it-IT" w:bidi="ml-IN"/>
@@ -1836,7 +1822,6 @@
               <w:spacing w:before="0" w:line="240" w:lineRule="auto"/>
               <w:rPr>
                 <w:rFonts w:ascii="BRH Devanagari Extra" w:hAnsi="BRH Devanagari Extra" w:cs="BRH Devanagari Extra"/>
-                <w:color w:val="EE0000"/>
                 <w:sz w:val="40"/>
                 <w:szCs w:val="40"/>
                 <w:highlight w:val="yellow"/>
@@ -1846,7 +1831,6 @@
             <w:r>
               <w:rPr>
                 <w:rFonts w:ascii="BRH Devanagari Extra" w:hAnsi="BRH Devanagari Extra" w:cs="BRH Devanagari Extra"/>
-                <w:color w:val="EE0000"/>
                 <w:sz w:val="40"/>
                 <w:szCs w:val="40"/>
                 <w:highlight w:val="yellow"/>
@@ -1857,7 +1841,6 @@
             <w:r>
               <w:rPr>
                 <w:rFonts w:ascii="BRH Devanagari Extra" w:hAnsi="BRH Devanagari Extra" w:cs="BRH Devanagari Extra"/>
-                <w:color w:val="EE0000"/>
                 <w:sz w:val="40"/>
                 <w:szCs w:val="40"/>
                 <w:lang w:val="it-IT" w:bidi="ml-IN"/>
@@ -1868,7 +1851,6 @@
               <w:rPr>
                 <w:rFonts w:ascii="BRH Malayalam Extra" w:hAnsi="BRH Malayalam Extra" w:cs="BRH Devanagari Extra"/>
                 <w:b/>
-                <w:color w:val="EE0000"/>
                 <w:sz w:val="32"/>
                 <w:szCs w:val="40"/>
                 <w:lang w:val="it-IT" w:bidi="ml-IN"/>
@@ -1878,7 +1860,6 @@
             <w:r>
               <w:rPr>
                 <w:rFonts w:ascii="BRH Devanagari Extra" w:hAnsi="BRH Devanagari Extra" w:cs="BRH Devanagari Extra"/>
-                <w:color w:val="EE0000"/>
                 <w:sz w:val="40"/>
                 <w:szCs w:val="40"/>
                 <w:lang w:val="it-IT" w:bidi="ml-IN"/>
@@ -1889,7 +1870,6 @@
               <w:rPr>
                 <w:rFonts w:ascii="BRH Malayalam Extra" w:hAnsi="BRH Malayalam Extra" w:cs="BRH Devanagari Extra"/>
                 <w:b/>
-                <w:color w:val="EE0000"/>
                 <w:sz w:val="32"/>
                 <w:szCs w:val="40"/>
                 <w:lang w:val="it-IT" w:bidi="ml-IN"/>
@@ -1899,7 +1879,6 @@
             <w:r>
               <w:rPr>
                 <w:rFonts w:ascii="BRH Devanagari Extra" w:hAnsi="BRH Devanagari Extra" w:cs="BRH Devanagari Extra"/>
-                <w:color w:val="EE0000"/>
                 <w:sz w:val="40"/>
                 <w:szCs w:val="40"/>
                 <w:lang w:val="it-IT" w:bidi="ml-IN"/>
@@ -1910,7 +1889,6 @@
               <w:rPr>
                 <w:rFonts w:ascii="BRH Malayalam Extra" w:hAnsi="BRH Malayalam Extra" w:cs="BRH Devanagari Extra"/>
                 <w:b/>
-                <w:color w:val="EE0000"/>
                 <w:sz w:val="32"/>
                 <w:szCs w:val="40"/>
                 <w:lang w:val="it-IT" w:bidi="ml-IN"/>
@@ -1920,7 +1898,6 @@
             <w:r>
               <w:rPr>
                 <w:rFonts w:ascii="BRH Devanagari Extra" w:hAnsi="BRH Devanagari Extra" w:cs="BRH Devanagari Extra"/>
-                <w:color w:val="EE0000"/>
                 <w:sz w:val="40"/>
                 <w:szCs w:val="40"/>
                 <w:lang w:val="it-IT" w:bidi="ml-IN"/>
@@ -1945,7 +1922,6 @@
               <w:spacing w:before="0" w:line="240" w:lineRule="auto"/>
               <w:rPr>
                 <w:rFonts w:ascii="BRH Devanagari Extra" w:hAnsi="BRH Devanagari Extra" w:cs="BRH Devanagari Extra"/>
-                <w:color w:val="EE0000"/>
                 <w:sz w:val="40"/>
                 <w:szCs w:val="40"/>
                 <w:lang w:val="it-IT" w:bidi="ml-IN"/>
@@ -1954,7 +1930,6 @@
             <w:r>
               <w:rPr>
                 <w:rFonts w:ascii="BRH Devanagari Extra" w:hAnsi="BRH Devanagari Extra" w:cs="BRH Devanagari Extra"/>
-                <w:color w:val="EE0000"/>
                 <w:sz w:val="40"/>
                 <w:szCs w:val="40"/>
                 <w:lang w:val="it-IT" w:bidi="ml-IN"/>
@@ -1965,7 +1940,6 @@
               <w:rPr>
                 <w:rFonts w:ascii="BRH Malayalam Extra" w:hAnsi="BRH Malayalam Extra" w:cs="BRH Devanagari Extra"/>
                 <w:b/>
-                <w:color w:val="EE0000"/>
                 <w:sz w:val="32"/>
                 <w:szCs w:val="40"/>
                 <w:lang w:val="it-IT" w:bidi="ml-IN"/>
@@ -1975,7 +1949,6 @@
             <w:r>
               <w:rPr>
                 <w:rFonts w:ascii="BRH Devanagari Extra" w:hAnsi="BRH Devanagari Extra" w:cs="BRH Devanagari Extra"/>
-                <w:color w:val="EE0000"/>
                 <w:sz w:val="40"/>
                 <w:szCs w:val="40"/>
                 <w:lang w:val="it-IT" w:bidi="ml-IN"/>
@@ -1986,7 +1959,6 @@
               <w:rPr>
                 <w:rFonts w:ascii="BRH Malayalam Extra" w:hAnsi="BRH Malayalam Extra" w:cs="BRH Devanagari Extra"/>
                 <w:b/>
-                <w:color w:val="EE0000"/>
                 <w:sz w:val="32"/>
                 <w:szCs w:val="40"/>
                 <w:lang w:val="it-IT" w:bidi="ml-IN"/>
@@ -1996,7 +1968,6 @@
             <w:r>
               <w:rPr>
                 <w:rFonts w:ascii="BRH Devanagari Extra" w:hAnsi="BRH Devanagari Extra" w:cs="BRH Devanagari Extra"/>
-                <w:color w:val="EE0000"/>
                 <w:sz w:val="40"/>
                 <w:szCs w:val="40"/>
                 <w:lang w:val="it-IT" w:bidi="ml-IN"/>
@@ -2016,7 +1987,6 @@
               <w:spacing w:before="0" w:line="240" w:lineRule="auto"/>
               <w:rPr>
                 <w:rFonts w:ascii="BRH Devanagari Extra" w:hAnsi="BRH Devanagari Extra" w:cs="BRH Devanagari Extra"/>
-                <w:color w:val="EE0000"/>
                 <w:sz w:val="40"/>
                 <w:szCs w:val="40"/>
                 <w:lang w:val="it-IT" w:bidi="ml-IN"/>
@@ -2025,7 +1995,6 @@
             <w:r>
               <w:rPr>
                 <w:rFonts w:ascii="BRH Devanagari Extra" w:hAnsi="BRH Devanagari Extra" w:cs="BRH Devanagari Extra"/>
-                <w:color w:val="EE0000"/>
                 <w:sz w:val="40"/>
                 <w:szCs w:val="40"/>
                 <w:highlight w:val="green"/>
@@ -2036,7 +2005,6 @@
             <w:r>
               <w:rPr>
                 <w:rFonts w:ascii="BRH Devanagari Extra" w:hAnsi="BRH Devanagari Extra" w:cs="BRH Devanagari Extra"/>
-                <w:color w:val="EE0000"/>
                 <w:sz w:val="40"/>
                 <w:szCs w:val="40"/>
                 <w:lang w:val="it-IT" w:bidi="ml-IN"/>
@@ -2047,7 +2015,6 @@
               <w:rPr>
                 <w:rFonts w:ascii="BRH Malayalam Extra" w:hAnsi="BRH Malayalam Extra" w:cs="BRH Devanagari Extra"/>
                 <w:b/>
-                <w:color w:val="EE0000"/>
                 <w:sz w:val="32"/>
                 <w:szCs w:val="40"/>
                 <w:lang w:val="it-IT" w:bidi="ml-IN"/>
@@ -2057,7 +2024,6 @@
             <w:r>
               <w:rPr>
                 <w:rFonts w:ascii="BRH Devanagari Extra" w:hAnsi="BRH Devanagari Extra" w:cs="BRH Devanagari Extra"/>
-                <w:color w:val="EE0000"/>
                 <w:sz w:val="40"/>
                 <w:szCs w:val="40"/>
                 <w:lang w:val="it-IT" w:bidi="ml-IN"/>
@@ -2068,7 +2034,6 @@
               <w:rPr>
                 <w:rFonts w:ascii="BRH Malayalam Extra" w:hAnsi="BRH Malayalam Extra" w:cs="BRH Devanagari Extra"/>
                 <w:b/>
-                <w:color w:val="EE0000"/>
                 <w:sz w:val="32"/>
                 <w:szCs w:val="40"/>
                 <w:lang w:val="it-IT" w:bidi="ml-IN"/>
@@ -2078,7 +2043,6 @@
             <w:r>
               <w:rPr>
                 <w:rFonts w:ascii="BRH Devanagari Extra" w:hAnsi="BRH Devanagari Extra" w:cs="BRH Devanagari Extra"/>
-                <w:color w:val="EE0000"/>
                 <w:sz w:val="40"/>
                 <w:szCs w:val="40"/>
                 <w:lang w:val="it-IT" w:bidi="ml-IN"/>
@@ -2089,7 +2053,6 @@
               <w:rPr>
                 <w:rFonts w:ascii="BRH Malayalam Extra" w:hAnsi="BRH Malayalam Extra" w:cs="BRH Devanagari Extra"/>
                 <w:b/>
-                <w:color w:val="EE0000"/>
                 <w:sz w:val="32"/>
                 <w:szCs w:val="40"/>
                 <w:lang w:val="it-IT" w:bidi="ml-IN"/>
@@ -2099,12 +2062,575 @@
             <w:r>
               <w:rPr>
                 <w:rFonts w:ascii="BRH Devanagari Extra" w:hAnsi="BRH Devanagari Extra" w:cs="BRH Devanagari Extra"/>
-                <w:color w:val="EE0000"/>
                 <w:sz w:val="40"/>
                 <w:szCs w:val="40"/>
                 <w:lang w:val="it-IT" w:bidi="ml-IN"/>
               </w:rPr>
               <w:t xml:space="preserve">È | </w:t>
+            </w:r>
+          </w:p>
+        </w:tc>
+      </w:tr>
+      <w:tr>
+        <w:trPr>
+          <w:trHeight w:val="1833"/>
+        </w:trPr>
+        <w:tc>
+          <w:tcPr>
+            <w:tcW w:w="3764" w:type="dxa"/>
+          </w:tcPr>
+          <w:p>
+            <w:pPr>
+              <w:widowControl w:val="0"/>
+              <w:tabs>
+                <w:tab w:val="left" w:pos="993"/>
+              </w:tabs>
+              <w:autoSpaceDE w:val="0"/>
+              <w:autoSpaceDN w:val="0"/>
+              <w:adjustRightInd w:val="0"/>
+              <w:spacing w:before="0" w:line="240" w:lineRule="auto"/>
+              <w:ind w:right="297"/>
+              <w:rPr>
+                <w:rFonts w:cs="Arial"/>
+                <w:b/>
+                <w:sz w:val="28"/>
+                <w:szCs w:val="32"/>
+              </w:rPr>
+            </w:pPr>
+            <w:r>
+              <w:rPr>
+                <w:rFonts w:cs="Arial"/>
+                <w:b/>
+                <w:sz w:val="28"/>
+                <w:szCs w:val="32"/>
+              </w:rPr>
+              <w:lastRenderedPageBreak/>
+              <w:t>T.S.5.6.</w:t>
+            </w:r>
+            <w:r>
+              <w:rPr>
+                <w:rFonts w:cs="Arial"/>
+                <w:b/>
+                <w:sz w:val="28"/>
+                <w:szCs w:val="32"/>
+              </w:rPr>
+              <w:t>21.1</w:t>
+            </w:r>
+            <w:r>
+              <w:rPr>
+                <w:rFonts w:cs="Arial"/>
+                <w:b/>
+                <w:sz w:val="28"/>
+                <w:szCs w:val="32"/>
+              </w:rPr>
+              <w:t xml:space="preserve"> – Kramam</w:t>
+            </w:r>
+          </w:p>
+          <w:p>
+            <w:pPr>
+              <w:widowControl w:val="0"/>
+              <w:tabs>
+                <w:tab w:val="left" w:pos="993"/>
+              </w:tabs>
+              <w:autoSpaceDE w:val="0"/>
+              <w:autoSpaceDN w:val="0"/>
+              <w:adjustRightInd w:val="0"/>
+              <w:spacing w:before="0" w:line="240" w:lineRule="auto"/>
+              <w:ind w:right="297"/>
+              <w:rPr>
+                <w:rFonts w:cs="Arial"/>
+                <w:b/>
+                <w:sz w:val="28"/>
+                <w:szCs w:val="32"/>
+                <w:lang w:val="en-IN"/>
+              </w:rPr>
+            </w:pPr>
+            <w:r>
+              <w:rPr>
+                <w:rFonts w:cs="Arial"/>
+                <w:b/>
+                <w:sz w:val="28"/>
+                <w:szCs w:val="32"/>
+                <w:lang w:val="en-IN"/>
+              </w:rPr>
+              <w:t>Krama Vaakyam No.– 10</w:t>
+            </w:r>
+          </w:p>
+          <w:p>
+            <w:pPr>
+              <w:widowControl w:val="0"/>
+              <w:tabs>
+                <w:tab w:val="left" w:pos="993"/>
+              </w:tabs>
+              <w:autoSpaceDE w:val="0"/>
+              <w:autoSpaceDN w:val="0"/>
+              <w:adjustRightInd w:val="0"/>
+              <w:spacing w:before="0" w:line="240" w:lineRule="auto"/>
+              <w:ind w:right="297"/>
+              <w:rPr>
+                <w:rFonts w:cs="Arial"/>
+                <w:b/>
+                <w:sz w:val="28"/>
+                <w:szCs w:val="32"/>
+                <w:lang w:val="it-IT"/>
+              </w:rPr>
+            </w:pPr>
+            <w:r>
+              <w:rPr>
+                <w:rFonts w:cs="Arial"/>
+                <w:b/>
+                <w:sz w:val="28"/>
+                <w:szCs w:val="32"/>
+                <w:lang w:val="it-IT"/>
+              </w:rPr>
+              <w:t>Panchaati No</w:t>
+            </w:r>
+            <w:r>
+              <w:rPr>
+                <w:rFonts w:cs="Arial"/>
+                <w:b/>
+                <w:szCs w:val="32"/>
+                <w:lang w:val="it-IT"/>
+              </w:rPr>
+              <w:t>. -</w:t>
+            </w:r>
+            <w:r>
+              <w:rPr>
+                <w:rFonts w:cs="Arial"/>
+                <w:b/>
+                <w:sz w:val="28"/>
+                <w:szCs w:val="28"/>
+                <w:lang w:val="it-IT"/>
+              </w:rPr>
+              <w:t xml:space="preserve"> </w:t>
+            </w:r>
+            <w:r>
+              <w:rPr>
+                <w:rFonts w:cs="Arial"/>
+                <w:b/>
+                <w:sz w:val="28"/>
+                <w:szCs w:val="28"/>
+                <w:lang w:val="it-IT"/>
+              </w:rPr>
+              <w:t>32</w:t>
+            </w:r>
+          </w:p>
+        </w:tc>
+        <w:tc>
+          <w:tcPr>
+            <w:tcW w:w="4678" w:type="dxa"/>
+          </w:tcPr>
+          <w:p>
+            <w:pPr>
+              <w:widowControl w:val="0"/>
+              <w:autoSpaceDE w:val="0"/>
+              <w:autoSpaceDN w:val="0"/>
+              <w:adjustRightInd w:val="0"/>
+              <w:spacing w:before="0" w:line="240" w:lineRule="auto"/>
+              <w:rPr>
+                <w:rFonts w:ascii="BRH Devanagari Extra" w:hAnsi="BRH Devanagari Extra" w:cs="BRH Devanagari Extra"/>
+                <w:color w:val="000000"/>
+                <w:sz w:val="40"/>
+                <w:szCs w:val="40"/>
+                <w:lang w:val="it-IT" w:bidi="ml-IN"/>
+              </w:rPr>
+            </w:pPr>
+            <w:r>
+              <w:rPr>
+                <w:rFonts w:ascii="BRH Devanagari Extra" w:hAnsi="BRH Devanagari Extra" w:cs="BRH Devanagari Extra"/>
+                <w:color w:val="000000"/>
+                <w:sz w:val="40"/>
+                <w:szCs w:val="40"/>
+                <w:lang w:val="it-IT" w:bidi="ml-IN"/>
+              </w:rPr>
+              <w:t>AÉå</w:t>
+            </w:r>
+            <w:r>
+              <w:rPr>
+                <w:rFonts w:ascii="BRH Malayalam Extra" w:hAnsi="BRH Malayalam Extra" w:cs="BRH Devanagari Extra"/>
+                <w:b/>
+                <w:color w:val="000000"/>
+                <w:sz w:val="40"/>
+                <w:szCs w:val="40"/>
+                <w:lang w:val="it-IT" w:bidi="ml-IN"/>
+              </w:rPr>
+              <w:t>–</w:t>
+            </w:r>
+            <w:r>
+              <w:rPr>
+                <w:rFonts w:ascii="BRH Devanagari Extra" w:hAnsi="BRH Devanagari Extra" w:cs="BRH Devanagari Extra"/>
+                <w:color w:val="000000"/>
+                <w:sz w:val="40"/>
+                <w:szCs w:val="40"/>
+                <w:lang w:val="it-IT" w:bidi="ml-IN"/>
+              </w:rPr>
+              <w:t>eÉÉå</w:t>
+            </w:r>
+            <w:r>
+              <w:rPr>
+                <w:rFonts w:ascii="BRH Malayalam Extra" w:hAnsi="BRH Malayalam Extra" w:cs="BRH Devanagari Extra"/>
+                <w:b/>
+                <w:color w:val="000000"/>
+                <w:sz w:val="40"/>
+                <w:szCs w:val="40"/>
+                <w:lang w:val="it-IT" w:bidi="ml-IN"/>
+              </w:rPr>
+              <w:t>–</w:t>
+            </w:r>
+            <w:r>
+              <w:rPr>
+                <w:rFonts w:ascii="BRH Devanagari Extra" w:hAnsi="BRH Devanagari Extra" w:cs="BRH Devanagari Extra"/>
+                <w:color w:val="000000"/>
+                <w:sz w:val="40"/>
+                <w:szCs w:val="40"/>
+                <w:lang w:val="it-IT" w:bidi="ml-IN"/>
+              </w:rPr>
+              <w:t>SÉprÉÉ</w:t>
+            </w:r>
+            <w:r>
+              <w:rPr>
+                <w:rFonts w:ascii="BRH Malayalam Extra" w:hAnsi="BRH Malayalam Extra" w:cs="BRH Devanagari Extra"/>
+                <w:b/>
+                <w:color w:val="000000"/>
+                <w:sz w:val="40"/>
+                <w:szCs w:val="40"/>
+                <w:lang w:val="it-IT" w:bidi="ml-IN"/>
+              </w:rPr>
+              <w:t>–</w:t>
+            </w:r>
+            <w:r>
+              <w:rPr>
+                <w:rFonts w:ascii="BRH Devanagari Extra" w:hAnsi="BRH Devanagari Extra" w:cs="BRH Devanagari Extra"/>
+                <w:color w:val="000000"/>
+                <w:sz w:val="40"/>
+                <w:szCs w:val="40"/>
+                <w:lang w:val="it-IT" w:bidi="ml-IN"/>
+              </w:rPr>
+              <w:t xml:space="preserve">qÉÑ¹ÉþUÉæ | </w:t>
+            </w:r>
+          </w:p>
+          <w:p>
+            <w:pPr>
+              <w:widowControl w:val="0"/>
+              <w:autoSpaceDE w:val="0"/>
+              <w:autoSpaceDN w:val="0"/>
+              <w:adjustRightInd w:val="0"/>
+              <w:spacing w:before="0" w:line="240" w:lineRule="auto"/>
+              <w:rPr>
+                <w:rFonts w:ascii="BRH Malayalam Extra" w:eastAsia="Times New Roman" w:hAnsi="BRH Malayalam Extra" w:cs="BRH Malayalam Extra"/>
+                <w:color w:val="000000"/>
+                <w:sz w:val="40"/>
+                <w:szCs w:val="40"/>
+                <w:lang w:val="it-IT" w:eastAsia="en-IN" w:bidi="ml-IN"/>
+              </w:rPr>
+            </w:pPr>
+            <w:r>
+              <w:rPr>
+                <w:rFonts w:ascii="BRH Devanagari Extra" w:hAnsi="BRH Devanagari Extra" w:cs="BRH Devanagari Extra"/>
+                <w:color w:val="000000"/>
+                <w:sz w:val="40"/>
+                <w:szCs w:val="40"/>
+                <w:lang w:val="it-IT" w:bidi="ml-IN"/>
+              </w:rPr>
+              <w:t>AÉå</w:t>
+            </w:r>
+            <w:r>
+              <w:rPr>
+                <w:rFonts w:ascii="BRH Malayalam Extra" w:hAnsi="BRH Malayalam Extra" w:cs="BRH Devanagari Extra"/>
+                <w:b/>
+                <w:color w:val="000000"/>
+                <w:sz w:val="40"/>
+                <w:szCs w:val="40"/>
+                <w:lang w:val="it-IT" w:bidi="ml-IN"/>
+              </w:rPr>
+              <w:t>–</w:t>
+            </w:r>
+            <w:r>
+              <w:rPr>
+                <w:rFonts w:ascii="BRH Devanagari Extra" w:hAnsi="BRH Devanagari Extra" w:cs="BRH Devanagari Extra"/>
+                <w:color w:val="000000"/>
+                <w:sz w:val="40"/>
+                <w:szCs w:val="40"/>
+                <w:lang w:val="it-IT" w:bidi="ml-IN"/>
+              </w:rPr>
+              <w:t>eÉÉå</w:t>
+            </w:r>
+            <w:r>
+              <w:rPr>
+                <w:rFonts w:ascii="BRH Malayalam Extra" w:hAnsi="BRH Malayalam Extra" w:cs="BRH Devanagari Extra"/>
+                <w:b/>
+                <w:color w:val="000000"/>
+                <w:sz w:val="40"/>
+                <w:szCs w:val="40"/>
+                <w:lang w:val="it-IT" w:bidi="ml-IN"/>
+              </w:rPr>
+              <w:t>–</w:t>
+            </w:r>
+            <w:r>
+              <w:rPr>
+                <w:rFonts w:ascii="BRH Devanagari Extra" w:hAnsi="BRH Devanagari Extra" w:cs="BRH Devanagari Extra"/>
+                <w:color w:val="000000"/>
+                <w:sz w:val="40"/>
+                <w:szCs w:val="40"/>
+                <w:lang w:val="it-IT" w:bidi="ml-IN"/>
+              </w:rPr>
+              <w:t>SÉprÉÉ</w:t>
+            </w:r>
+            <w:r>
+              <w:rPr>
+                <w:rFonts w:ascii="BRH Malayalam Extra" w:hAnsi="BRH Malayalam Extra" w:cs="BRH Devanagari Extra"/>
+                <w:b/>
+                <w:color w:val="000000"/>
+                <w:sz w:val="40"/>
+                <w:szCs w:val="40"/>
+                <w:lang w:val="it-IT" w:bidi="ml-IN"/>
+              </w:rPr>
+              <w:t>–</w:t>
+            </w:r>
+            <w:r>
+              <w:rPr>
+                <w:rFonts w:ascii="BRH Devanagari Extra" w:hAnsi="BRH Devanagari Extra" w:cs="BRH Devanagari Extra"/>
+                <w:color w:val="000000"/>
+                <w:sz w:val="40"/>
+                <w:szCs w:val="40"/>
+                <w:lang w:val="it-IT" w:bidi="ml-IN"/>
+              </w:rPr>
+              <w:t>ÍqÉirÉÉåþeÉÈ-SÉ</w:t>
+            </w:r>
+            <w:r>
+              <w:rPr>
+                <w:rFonts w:ascii="BRH Devanagari Extra" w:hAnsi="BRH Devanagari Extra" w:cs="BRH Devanagari Extra"/>
+                <w:color w:val="000000"/>
+                <w:sz w:val="40"/>
+                <w:szCs w:val="40"/>
+                <w:highlight w:val="yellow"/>
+                <w:lang w:val="it-IT" w:bidi="ml-IN"/>
+              </w:rPr>
+              <w:t>prÉÿq</w:t>
+            </w:r>
+            <w:r>
+              <w:rPr>
+                <w:rFonts w:ascii="BRH Devanagari Extra" w:hAnsi="BRH Devanagari Extra" w:cs="BRH Devanagari Extra"/>
+                <w:color w:val="000000"/>
+                <w:sz w:val="40"/>
+                <w:szCs w:val="40"/>
+                <w:lang w:val="it-IT" w:bidi="ml-IN"/>
+              </w:rPr>
+              <w:t>Éç |</w:t>
+            </w:r>
+          </w:p>
+        </w:tc>
+        <w:tc>
+          <w:tcPr>
+            <w:tcW w:w="5528" w:type="dxa"/>
+          </w:tcPr>
+          <w:p>
+            <w:pPr>
+              <w:widowControl w:val="0"/>
+              <w:autoSpaceDE w:val="0"/>
+              <w:autoSpaceDN w:val="0"/>
+              <w:adjustRightInd w:val="0"/>
+              <w:spacing w:before="0" w:line="240" w:lineRule="auto"/>
+              <w:rPr>
+                <w:rFonts w:ascii="BRH Devanagari Extra" w:hAnsi="BRH Devanagari Extra" w:cs="BRH Devanagari Extra"/>
+                <w:color w:val="000000"/>
+                <w:sz w:val="40"/>
+                <w:szCs w:val="40"/>
+                <w:lang w:val="it-IT" w:bidi="ml-IN"/>
+              </w:rPr>
+            </w:pPr>
+            <w:r>
+              <w:rPr>
+                <w:rFonts w:ascii="BRH Devanagari Extra" w:hAnsi="BRH Devanagari Extra" w:cs="BRH Devanagari Extra"/>
+                <w:color w:val="000000"/>
+                <w:sz w:val="40"/>
+                <w:szCs w:val="40"/>
+                <w:lang w:val="it-IT" w:bidi="ml-IN"/>
+              </w:rPr>
+              <w:t>AÉå</w:t>
+            </w:r>
+            <w:r>
+              <w:rPr>
+                <w:rFonts w:ascii="BRH Malayalam Extra" w:hAnsi="BRH Malayalam Extra" w:cs="BRH Devanagari Extra"/>
+                <w:b/>
+                <w:color w:val="000000"/>
+                <w:sz w:val="40"/>
+                <w:szCs w:val="40"/>
+                <w:lang w:val="it-IT" w:bidi="ml-IN"/>
+              </w:rPr>
+              <w:t>–</w:t>
+            </w:r>
+            <w:r>
+              <w:rPr>
+                <w:rFonts w:ascii="BRH Devanagari Extra" w:hAnsi="BRH Devanagari Extra" w:cs="BRH Devanagari Extra"/>
+                <w:color w:val="000000"/>
+                <w:sz w:val="40"/>
+                <w:szCs w:val="40"/>
+                <w:lang w:val="it-IT" w:bidi="ml-IN"/>
+              </w:rPr>
+              <w:t>eÉÉå</w:t>
+            </w:r>
+            <w:r>
+              <w:rPr>
+                <w:rFonts w:ascii="BRH Malayalam Extra" w:hAnsi="BRH Malayalam Extra" w:cs="BRH Devanagari Extra"/>
+                <w:b/>
+                <w:color w:val="000000"/>
+                <w:sz w:val="40"/>
+                <w:szCs w:val="40"/>
+                <w:lang w:val="it-IT" w:bidi="ml-IN"/>
+              </w:rPr>
+              <w:t>–</w:t>
+            </w:r>
+            <w:r>
+              <w:rPr>
+                <w:rFonts w:ascii="BRH Devanagari Extra" w:hAnsi="BRH Devanagari Extra" w:cs="BRH Devanagari Extra"/>
+                <w:color w:val="000000"/>
+                <w:sz w:val="40"/>
+                <w:szCs w:val="40"/>
+                <w:lang w:val="it-IT" w:bidi="ml-IN"/>
+              </w:rPr>
+              <w:t>SÉprÉÉ</w:t>
+            </w:r>
+            <w:r>
+              <w:rPr>
+                <w:rFonts w:ascii="BRH Malayalam Extra" w:hAnsi="BRH Malayalam Extra" w:cs="BRH Devanagari Extra"/>
+                <w:b/>
+                <w:color w:val="000000"/>
+                <w:sz w:val="40"/>
+                <w:szCs w:val="40"/>
+                <w:lang w:val="it-IT" w:bidi="ml-IN"/>
+              </w:rPr>
+              <w:t>–</w:t>
+            </w:r>
+            <w:r>
+              <w:rPr>
+                <w:rFonts w:ascii="BRH Devanagari Extra" w:hAnsi="BRH Devanagari Extra" w:cs="BRH Devanagari Extra"/>
+                <w:color w:val="000000"/>
+                <w:sz w:val="40"/>
+                <w:szCs w:val="40"/>
+                <w:lang w:val="it-IT" w:bidi="ml-IN"/>
+              </w:rPr>
+              <w:t xml:space="preserve">qÉÑ¹ÉþUÉæ | </w:t>
+            </w:r>
+          </w:p>
+          <w:p>
+            <w:pPr>
+              <w:widowControl w:val="0"/>
+              <w:autoSpaceDE w:val="0"/>
+              <w:autoSpaceDN w:val="0"/>
+              <w:adjustRightInd w:val="0"/>
+              <w:spacing w:before="0" w:line="240" w:lineRule="auto"/>
+              <w:rPr>
+                <w:rFonts w:ascii="BRH Malayalam Extra" w:eastAsia="Times New Roman" w:hAnsi="BRH Malayalam Extra" w:cs="BRH Malayalam Extra"/>
+                <w:color w:val="000000"/>
+                <w:sz w:val="40"/>
+                <w:szCs w:val="40"/>
+                <w:lang w:val="it-IT" w:eastAsia="en-IN" w:bidi="ml-IN"/>
+              </w:rPr>
+            </w:pPr>
+            <w:r>
+              <w:rPr>
+                <w:rFonts w:ascii="BRH Devanagari Extra" w:hAnsi="BRH Devanagari Extra" w:cs="BRH Devanagari Extra"/>
+                <w:color w:val="000000"/>
+                <w:sz w:val="40"/>
+                <w:szCs w:val="40"/>
+                <w:lang w:val="it-IT" w:bidi="ml-IN"/>
+              </w:rPr>
+              <w:t>AÉå</w:t>
+            </w:r>
+            <w:r>
+              <w:rPr>
+                <w:rFonts w:ascii="BRH Malayalam Extra" w:hAnsi="BRH Malayalam Extra" w:cs="BRH Devanagari Extra"/>
+                <w:b/>
+                <w:color w:val="000000"/>
+                <w:sz w:val="40"/>
+                <w:szCs w:val="40"/>
+                <w:lang w:val="it-IT" w:bidi="ml-IN"/>
+              </w:rPr>
+              <w:t>–</w:t>
+            </w:r>
+            <w:r>
+              <w:rPr>
+                <w:rFonts w:ascii="BRH Devanagari Extra" w:hAnsi="BRH Devanagari Extra" w:cs="BRH Devanagari Extra"/>
+                <w:color w:val="000000"/>
+                <w:sz w:val="40"/>
+                <w:szCs w:val="40"/>
+                <w:lang w:val="it-IT" w:bidi="ml-IN"/>
+              </w:rPr>
+              <w:t>eÉÉå</w:t>
+            </w:r>
+            <w:r>
+              <w:rPr>
+                <w:rFonts w:ascii="BRH Malayalam Extra" w:hAnsi="BRH Malayalam Extra" w:cs="BRH Devanagari Extra"/>
+                <w:b/>
+                <w:color w:val="000000"/>
+                <w:sz w:val="40"/>
+                <w:szCs w:val="40"/>
+                <w:lang w:val="it-IT" w:bidi="ml-IN"/>
+              </w:rPr>
+              <w:t>–</w:t>
+            </w:r>
+            <w:r>
+              <w:rPr>
+                <w:rFonts w:ascii="BRH Devanagari Extra" w:hAnsi="BRH Devanagari Extra" w:cs="BRH Devanagari Extra"/>
+                <w:color w:val="000000"/>
+                <w:sz w:val="40"/>
+                <w:szCs w:val="40"/>
+                <w:lang w:val="it-IT" w:bidi="ml-IN"/>
+              </w:rPr>
+              <w:t>SÉprÉÉ</w:t>
+            </w:r>
+            <w:r>
+              <w:rPr>
+                <w:rFonts w:ascii="BRH Malayalam Extra" w:hAnsi="BRH Malayalam Extra" w:cs="BRH Devanagari Extra"/>
+                <w:b/>
+                <w:color w:val="000000"/>
+                <w:sz w:val="40"/>
+                <w:szCs w:val="40"/>
+                <w:lang w:val="it-IT" w:bidi="ml-IN"/>
+              </w:rPr>
+              <w:t>–</w:t>
+            </w:r>
+            <w:r>
+              <w:rPr>
+                <w:rFonts w:ascii="BRH Devanagari Extra" w:hAnsi="BRH Devanagari Extra" w:cs="BRH Devanagari Extra"/>
+                <w:color w:val="000000"/>
+                <w:sz w:val="40"/>
+                <w:szCs w:val="40"/>
+                <w:lang w:val="it-IT" w:bidi="ml-IN"/>
+              </w:rPr>
+              <w:t>ÍqÉirÉÉåþeÉÈ - SÉprÉ</w:t>
+            </w:r>
+            <w:r>
+              <w:rPr>
+                <w:rFonts w:ascii="BRH Devanagari Extra" w:hAnsi="BRH Devanagari Extra" w:cs="BRH Devanagari Extra"/>
+                <w:color w:val="000000"/>
+                <w:sz w:val="40"/>
+                <w:szCs w:val="40"/>
+                <w:highlight w:val="green"/>
+                <w:lang w:val="it-IT" w:bidi="ml-IN"/>
+              </w:rPr>
+              <w:t>Éÿ</w:t>
+            </w:r>
+            <w:r>
+              <w:rPr>
+                <w:rFonts w:ascii="BRH Devanagari Extra" w:hAnsi="BRH Devanagari Extra" w:cs="BRH Devanagari Extra"/>
+                <w:color w:val="000000"/>
+                <w:sz w:val="40"/>
+                <w:szCs w:val="40"/>
+                <w:lang w:val="it-IT" w:bidi="ml-IN"/>
+              </w:rPr>
+              <w:t>qÉç |</w:t>
+            </w:r>
+            <w:r>
+              <w:rPr>
+                <w:rFonts w:ascii="BRH Malayalam Extra" w:eastAsia="Times New Roman" w:hAnsi="BRH Malayalam Extra" w:cs="BRH Malayalam Extra"/>
+                <w:color w:val="000000"/>
+                <w:sz w:val="40"/>
+                <w:szCs w:val="40"/>
+                <w:lang w:val="it-IT" w:eastAsia="en-IN" w:bidi="ml-IN"/>
+              </w:rPr>
+              <w:t>|</w:t>
             </w:r>
           </w:p>
         </w:tc>
@@ -2885,6 +3411,7 @@
                 <w:sz w:val="28"/>
                 <w:szCs w:val="32"/>
               </w:rPr>
+              <w:lastRenderedPageBreak/>
               <w:t>T.S.5.6.1.1 – Kramam</w:t>
             </w:r>
           </w:p>
@@ -3787,7 +4314,6 @@
                 <w:sz w:val="28"/>
                 <w:szCs w:val="32"/>
               </w:rPr>
-              <w:lastRenderedPageBreak/>
               <w:t>T.S.5.6.2.2 – Kramam</w:t>
             </w:r>
           </w:p>
@@ -5186,6 +5712,7 @@
                 <w:sz w:val="28"/>
                 <w:szCs w:val="32"/>
               </w:rPr>
+              <w:lastRenderedPageBreak/>
               <w:t>T.S.5.6.5.3 – Kramam</w:t>
             </w:r>
           </w:p>
@@ -6182,7 +6709,6 @@
                 <w:sz w:val="28"/>
                 <w:szCs w:val="32"/>
               </w:rPr>
-              <w:lastRenderedPageBreak/>
               <w:t>T.S.5.6.9.1 – Kramam</w:t>
             </w:r>
           </w:p>
@@ -7446,6 +7972,7 @@
                 <w:sz w:val="28"/>
                 <w:szCs w:val="32"/>
               </w:rPr>
+              <w:lastRenderedPageBreak/>
               <w:t>Panchaati No</w:t>
             </w:r>
             <w:r>
@@ -7494,6 +8021,7 @@
                 <w:szCs w:val="40"/>
                 <w:lang w:bidi="ml-IN"/>
               </w:rPr>
+              <w:lastRenderedPageBreak/>
               <w:t>UÉ</w:t>
             </w:r>
             <w:r>
@@ -7604,6 +8132,7 @@
                 <w:highlight w:val="yellow"/>
                 <w:lang w:bidi="ml-IN"/>
               </w:rPr>
+              <w:lastRenderedPageBreak/>
               <w:t>§É</w:t>
             </w:r>
             <w:r>
@@ -7666,6 +8195,7 @@
                 <w:szCs w:val="40"/>
                 <w:lang w:bidi="ml-IN"/>
               </w:rPr>
+              <w:lastRenderedPageBreak/>
               <w:t>UÉ</w:t>
             </w:r>
             <w:r>
@@ -7774,6 +8304,7 @@
                 <w:szCs w:val="40"/>
                 <w:highlight w:val="green"/>
               </w:rPr>
+              <w:lastRenderedPageBreak/>
               <w:t>§Éçr</w:t>
             </w:r>
             <w:r>
@@ -7907,6 +8438,7 @@
                 <w:sz w:val="28"/>
                 <w:szCs w:val="32"/>
               </w:rPr>
+              <w:lastRenderedPageBreak/>
               <w:t>T.S.5.6.16.1 – Kramam</w:t>
             </w:r>
           </w:p>
@@ -8490,7 +9022,6 @@
           <w:szCs w:val="32"/>
           <w:u w:val="single"/>
         </w:rPr>
-        <w:lastRenderedPageBreak/>
         <w:t xml:space="preserve">TS </w:t>
       </w:r>
       <w:r>

--- a/TS-Kramam/TS-5.6/TS 5.6 Sanskrit Krama Paatam Corrections.docx
+++ b/TS-Kramam/TS-5.6/TS 5.6 Sanskrit Krama Paatam Corrections.docx
@@ -114,9 +114,8 @@
           <w:szCs w:val="32"/>
           <w:u w:val="single"/>
         </w:rPr>
-        <w:t xml:space="preserve">Observed </w:t>
+        <w:t xml:space="preserve">Observed till </w:t>
       </w:r>
-      <w:proofErr w:type="gramStart"/>
       <w:r>
         <w:rPr>
           <w:b/>
@@ -125,20 +124,8 @@
           <w:szCs w:val="32"/>
           <w:u w:val="single"/>
         </w:rPr>
-        <w:t xml:space="preserve">till </w:t>
+        <w:t>31st July 2026</w:t>
       </w:r>
-      <w:r>
-        <w:rPr>
-          <w:b/>
-          <w:bCs/>
-          <w:sz w:val="32"/>
-          <w:szCs w:val="32"/>
-          <w:highlight w:val="red"/>
-          <w:u w:val="single"/>
-        </w:rPr>
-        <w:t>????</w:t>
-      </w:r>
-      <w:proofErr w:type="gramEnd"/>
     </w:p>
     <w:p>
       <w:pPr>
@@ -2658,45 +2645,6 @@
         </w:rPr>
         <w:t>==================</w:t>
       </w:r>
-    </w:p>
-    <w:p>
-      <w:pPr>
-        <w:spacing w:before="0" w:line="240" w:lineRule="auto"/>
-        <w:jc w:val="center"/>
-        <w:rPr>
-          <w:b/>
-          <w:bCs/>
-          <w:sz w:val="32"/>
-          <w:szCs w:val="32"/>
-          <w:u w:val="single"/>
-        </w:rPr>
-      </w:pPr>
-    </w:p>
-    <w:p>
-      <w:pPr>
-        <w:spacing w:before="0" w:line="240" w:lineRule="auto"/>
-        <w:jc w:val="center"/>
-        <w:rPr>
-          <w:b/>
-          <w:bCs/>
-          <w:sz w:val="32"/>
-          <w:szCs w:val="32"/>
-          <w:u w:val="single"/>
-        </w:rPr>
-      </w:pPr>
-    </w:p>
-    <w:p>
-      <w:pPr>
-        <w:spacing w:before="0" w:line="240" w:lineRule="auto"/>
-        <w:jc w:val="center"/>
-        <w:rPr>
-          <w:b/>
-          <w:bCs/>
-          <w:sz w:val="32"/>
-          <w:szCs w:val="32"/>
-          <w:u w:val="single"/>
-        </w:rPr>
-      </w:pPr>
     </w:p>
     <w:p>
       <w:pPr>
@@ -3145,6 +3093,18 @@
           <w:u w:val="single"/>
         </w:rPr>
       </w:pPr>
+    </w:p>
+    <w:p>
+      <w:pPr>
+        <w:jc w:val="center"/>
+        <w:rPr>
+          <w:b/>
+          <w:bCs/>
+          <w:sz w:val="32"/>
+          <w:szCs w:val="32"/>
+          <w:u w:val="single"/>
+        </w:rPr>
+      </w:pPr>
       <w:r>
         <w:rPr>
           <w:b/>
@@ -3411,7 +3371,6 @@
                 <w:sz w:val="28"/>
                 <w:szCs w:val="32"/>
               </w:rPr>
-              <w:lastRenderedPageBreak/>
               <w:t>T.S.5.6.1.1 – Kramam</w:t>
             </w:r>
           </w:p>
@@ -3692,6 +3651,7 @@
                 <w:sz w:val="28"/>
                 <w:szCs w:val="32"/>
               </w:rPr>
+              <w:lastRenderedPageBreak/>
               <w:t>T.S.5.6.1.3 – Kramam</w:t>
             </w:r>
           </w:p>
@@ -5712,7 +5672,6 @@
                 <w:sz w:val="28"/>
                 <w:szCs w:val="32"/>
               </w:rPr>
-              <w:lastRenderedPageBreak/>
               <w:t>T.S.5.6.5.3 – Kramam</w:t>
             </w:r>
           </w:p>
@@ -6016,6 +5975,7 @@
                 <w:sz w:val="28"/>
                 <w:szCs w:val="32"/>
               </w:rPr>
+              <w:lastRenderedPageBreak/>
               <w:t>T.S.5.6.6.4 – Kramam</w:t>
             </w:r>
           </w:p>
@@ -7972,7 +7932,6 @@
                 <w:sz w:val="28"/>
                 <w:szCs w:val="32"/>
               </w:rPr>
-              <w:lastRenderedPageBreak/>
               <w:t>Panchaati No</w:t>
             </w:r>
             <w:r>
@@ -8021,7 +7980,6 @@
                 <w:szCs w:val="40"/>
                 <w:lang w:bidi="ml-IN"/>
               </w:rPr>
-              <w:lastRenderedPageBreak/>
               <w:t>UÉ</w:t>
             </w:r>
             <w:r>
@@ -8132,7 +8090,6 @@
                 <w:highlight w:val="yellow"/>
                 <w:lang w:bidi="ml-IN"/>
               </w:rPr>
-              <w:lastRenderedPageBreak/>
               <w:t>§É</w:t>
             </w:r>
             <w:r>
@@ -8195,7 +8152,6 @@
                 <w:szCs w:val="40"/>
                 <w:lang w:bidi="ml-IN"/>
               </w:rPr>
-              <w:lastRenderedPageBreak/>
               <w:t>UÉ</w:t>
             </w:r>
             <w:r>
@@ -8304,7 +8260,6 @@
                 <w:szCs w:val="40"/>
                 <w:highlight w:val="green"/>
               </w:rPr>
-              <w:lastRenderedPageBreak/>
               <w:t>§Éçr</w:t>
             </w:r>
             <w:r>
